--- a/docs/Guia_traspaso_tecnico_HUAP.docx
+++ b/docs/Guia_traspaso_tecnico_HUAP.docx
@@ -94,7 +94,7 @@
           <w:left w:w="10" w:type="dxa"/>
           <w:right w:w="10" w:type="dxa"/>
         </w:tblCellMar>
-        <w:tblLook w:val="0000" w:firstRow="0" w:lastRow="0" w:firstColumn="0" w:lastColumn="0" w:noHBand="0" w:noVBand="0"/>
+        <w:tblLook w:val="04A0" w:firstRow="1" w:lastRow="0" w:firstColumn="1" w:lastColumn="0" w:noHBand="0" w:noVBand="1"/>
       </w:tblPr>
       <w:tblGrid>
         <w:gridCol w:w="2600"/>
@@ -920,7 +920,7 @@
           <w:left w:w="10" w:type="dxa"/>
           <w:right w:w="10" w:type="dxa"/>
         </w:tblCellMar>
-        <w:tblLook w:val="0000" w:firstRow="0" w:lastRow="0" w:firstColumn="0" w:lastColumn="0" w:noHBand="0" w:noVBand="0"/>
+        <w:tblLook w:val="04A0" w:firstRow="1" w:lastRow="0" w:firstColumn="1" w:lastColumn="0" w:noHBand="0" w:noVBand="1"/>
       </w:tblPr>
       <w:tblGrid>
         <w:gridCol w:w="9360"/>
@@ -986,10 +986,10 @@
     </w:tbl>
     <w:p>
       <w:pPr>
-        <w:pStyle w:val="Ttulo1"/>
+        <w:pStyle w:val="Ttulo2"/>
         <w:keepNext/>
         <w:keepLines/>
-        <w:spacing w:before="360" w:after="160"/>
+        <w:spacing w:before="260" w:after="120"/>
       </w:pPr>
       <w:r>
         <w:rPr>
@@ -997,10 +997,10 @@
           <w:b/>
           <w:bCs/>
           <w:color w:val="1F4E79"/>
-          <w:sz w:val="30"/>
-          <w:szCs w:val="30"/>
-        </w:rPr>
-        <w:t>2. Inventario de credenciales a rotar</w:t>
+          <w:sz w:val="24"/>
+          <w:szCs w:val="24"/>
+        </w:rPr>
+        <w:t>1.3 Orden de ejecución recomendado</w:t>
       </w:r>
     </w:p>
     <w:p>
@@ -1013,8 +1013,13 @@
           <w:sz w:val="21"/>
           <w:szCs w:val="21"/>
         </w:rPr>
-        <w:t>El sistema utiliza cuatro secretos. Todos ellos fueron generados durante el desarrollo y deben ser reemplazados por valores nuevos generados por el hospital. Ninguno debe conservarse.</w:t>
-      </w:r>
+        <w:t>Las secciones de este documento no son independientes entre sí. La siguiente tabla indica en qué orden conviene abordarlas y, sobre todo, cuáles pueden iniciarse en paralelo.</w:t>
+      </w:r>
+    </w:p>
+    <w:p>
+      <w:pPr>
+        <w:spacing w:after="100"/>
+      </w:pPr>
     </w:p>
     <w:tbl>
       <w:tblPr>
@@ -1031,13 +1036,12 @@
           <w:left w:w="10" w:type="dxa"/>
           <w:right w:w="10" w:type="dxa"/>
         </w:tblCellMar>
-        <w:tblLook w:val="0000" w:firstRow="0" w:lastRow="0" w:firstColumn="0" w:lastColumn="0" w:noHBand="0" w:noVBand="0"/>
+        <w:tblLook w:val="04A0" w:firstRow="1" w:lastRow="0" w:firstColumn="1" w:lastColumn="0" w:noHBand="0" w:noVBand="1"/>
       </w:tblPr>
       <w:tblGrid>
-        <w:gridCol w:w="2300"/>
-        <w:gridCol w:w="2100"/>
-        <w:gridCol w:w="3560"/>
-        <w:gridCol w:w="1400"/>
+        <w:gridCol w:w="900"/>
+        <w:gridCol w:w="3400"/>
+        <w:gridCol w:w="5060"/>
       </w:tblGrid>
       <w:tr>
         <w:tblPrEx>
@@ -1051,7 +1055,7 @@
         </w:trPr>
         <w:tc>
           <w:tcPr>
-            <w:tcW w:w="2300" w:type="dxa"/>
+            <w:tcW w:w="900" w:type="dxa"/>
             <w:shd w:val="clear" w:color="auto" w:fill="1F4E79"/>
             <w:tcMar>
               <w:top w:w="100" w:type="dxa"/>
@@ -1073,13 +1077,13 @@
                 <w:sz w:val="19"/>
                 <w:szCs w:val="19"/>
               </w:rPr>
-              <w:t>Variable</w:t>
-            </w:r>
-          </w:p>
-        </w:tc>
-        <w:tc>
-          <w:tcPr>
-            <w:tcW w:w="2100" w:type="dxa"/>
+              <w:t>Orden</w:t>
+            </w:r>
+          </w:p>
+        </w:tc>
+        <w:tc>
+          <w:tcPr>
+            <w:tcW w:w="3400" w:type="dxa"/>
             <w:shd w:val="clear" w:color="auto" w:fill="1F4E79"/>
             <w:tcMar>
               <w:top w:w="100" w:type="dxa"/>
@@ -1101,13 +1105,13 @@
                 <w:sz w:val="19"/>
                 <w:szCs w:val="19"/>
               </w:rPr>
-              <w:t>Archivo</w:t>
-            </w:r>
-          </w:p>
-        </w:tc>
-        <w:tc>
-          <w:tcPr>
-            <w:tcW w:w="3560" w:type="dxa"/>
+              <w:t>Sección</w:t>
+            </w:r>
+          </w:p>
+        </w:tc>
+        <w:tc>
+          <w:tcPr>
+            <w:tcW w:w="5060" w:type="dxa"/>
             <w:shd w:val="clear" w:color="auto" w:fill="1F4E79"/>
             <w:tcMar>
               <w:top w:w="100" w:type="dxa"/>
@@ -1120,6 +1124,7 @@
             <w:pPr>
               <w:spacing w:line="252" w:lineRule="auto"/>
             </w:pPr>
+            <w:proofErr w:type="gramStart"/>
             <w:r>
               <w:rPr>
                 <w:rFonts w:ascii="Calibri" w:eastAsia="Calibri" w:hAnsi="Calibri" w:cs="Calibri"/>
@@ -1129,25 +1134,9 @@
                 <w:sz w:val="19"/>
                 <w:szCs w:val="19"/>
               </w:rPr>
-              <w:t>Función</w:t>
-            </w:r>
-          </w:p>
-        </w:tc>
-        <w:tc>
-          <w:tcPr>
-            <w:tcW w:w="1400" w:type="dxa"/>
-            <w:shd w:val="clear" w:color="auto" w:fill="1F4E79"/>
-            <w:tcMar>
-              <w:top w:w="100" w:type="dxa"/>
-              <w:left w:w="120" w:type="dxa"/>
-              <w:bottom w:w="100" w:type="dxa"/>
-              <w:right w:w="120" w:type="dxa"/>
-            </w:tcMar>
-          </w:tcPr>
-          <w:p>
-            <w:pPr>
-              <w:spacing w:line="252" w:lineRule="auto"/>
-            </w:pPr>
+              <w:t>Cuándo</w:t>
+            </w:r>
+            <w:proofErr w:type="gramEnd"/>
             <w:r>
               <w:rPr>
                 <w:rFonts w:ascii="Calibri" w:eastAsia="Calibri" w:hAnsi="Calibri" w:cs="Calibri"/>
@@ -1157,7 +1146,7 @@
                 <w:sz w:val="19"/>
                 <w:szCs w:val="19"/>
               </w:rPr>
-              <w:t>Prioridad</w:t>
+              <w:t xml:space="preserve"> iniciarlo</w:t>
             </w:r>
           </w:p>
         </w:tc>
@@ -1174,7 +1163,7 @@
         </w:trPr>
         <w:tc>
           <w:tcPr>
-            <w:tcW w:w="2300" w:type="dxa"/>
+            <w:tcW w:w="900" w:type="dxa"/>
             <w:shd w:val="clear" w:color="auto" w:fill="F7F9FC"/>
             <w:tcMar>
               <w:top w:w="100" w:type="dxa"/>
@@ -1189,17 +1178,17 @@
             </w:pPr>
             <w:r>
               <w:rPr>
-                <w:rFonts w:ascii="Consolas" w:eastAsia="Consolas" w:hAnsi="Consolas" w:cs="Consolas"/>
-                <w:sz w:val="17"/>
-                <w:szCs w:val="17"/>
-              </w:rPr>
-              <w:t>GOOGLE_CLIENT_ID</w:t>
-            </w:r>
-          </w:p>
-        </w:tc>
-        <w:tc>
-          <w:tcPr>
-            <w:tcW w:w="2100" w:type="dxa"/>
+                <w:rFonts w:ascii="Calibri" w:eastAsia="Calibri" w:hAnsi="Calibri" w:cs="Calibri"/>
+                <w:sz w:val="19"/>
+                <w:szCs w:val="19"/>
+              </w:rPr>
+              <w:t>1</w:t>
+            </w:r>
+          </w:p>
+        </w:tc>
+        <w:tc>
+          <w:tcPr>
+            <w:tcW w:w="3400" w:type="dxa"/>
             <w:shd w:val="clear" w:color="auto" w:fill="F7F9FC"/>
             <w:tcMar>
               <w:top w:w="100" w:type="dxa"/>
@@ -1212,41 +1201,19 @@
             <w:pPr>
               <w:spacing w:line="252" w:lineRule="auto"/>
             </w:pPr>
-            <w:proofErr w:type="spellStart"/>
-            <w:r>
-              <w:rPr>
-                <w:rFonts w:ascii="Consolas" w:eastAsia="Consolas" w:hAnsi="Consolas" w:cs="Consolas"/>
-                <w:sz w:val="17"/>
-                <w:szCs w:val="17"/>
-              </w:rPr>
-              <w:t>backend</w:t>
-            </w:r>
-            <w:proofErr w:type="spellEnd"/>
-            <w:proofErr w:type="gramStart"/>
-            <w:r>
-              <w:rPr>
-                <w:rFonts w:ascii="Consolas" w:eastAsia="Consolas" w:hAnsi="Consolas" w:cs="Consolas"/>
-                <w:sz w:val="17"/>
-                <w:szCs w:val="17"/>
-              </w:rPr>
-              <w:t>/.</w:t>
-            </w:r>
-            <w:proofErr w:type="spellStart"/>
-            <w:r>
-              <w:rPr>
-                <w:rFonts w:ascii="Consolas" w:eastAsia="Consolas" w:hAnsi="Consolas" w:cs="Consolas"/>
-                <w:sz w:val="17"/>
-                <w:szCs w:val="17"/>
-              </w:rPr>
-              <w:t>env</w:t>
-            </w:r>
-            <w:proofErr w:type="spellEnd"/>
-            <w:proofErr w:type="gramEnd"/>
-          </w:p>
-        </w:tc>
-        <w:tc>
-          <w:tcPr>
-            <w:tcW w:w="3560" w:type="dxa"/>
+            <w:r>
+              <w:rPr>
+                <w:rFonts w:ascii="Calibri" w:eastAsia="Calibri" w:hAnsi="Calibri" w:cs="Calibri"/>
+                <w:sz w:val="19"/>
+                <w:szCs w:val="19"/>
+              </w:rPr>
+              <w:t>3 — Cuenta Google institucional</w:t>
+            </w:r>
+          </w:p>
+        </w:tc>
+        <w:tc>
+          <w:tcPr>
+            <w:tcW w:w="5060" w:type="dxa"/>
             <w:shd w:val="clear" w:color="auto" w:fill="F7F9FC"/>
             <w:tcMar>
               <w:top w:w="100" w:type="dxa"/>
@@ -1265,32 +1232,7 @@
                 <w:sz w:val="19"/>
                 <w:szCs w:val="19"/>
               </w:rPr>
-              <w:t>Identifica la aplicación ante Google</w:t>
-            </w:r>
-          </w:p>
-        </w:tc>
-        <w:tc>
-          <w:tcPr>
-            <w:tcW w:w="1400" w:type="dxa"/>
-            <w:shd w:val="clear" w:color="auto" w:fill="F7F9FC"/>
-            <w:tcMar>
-              <w:top w:w="100" w:type="dxa"/>
-              <w:left w:w="120" w:type="dxa"/>
-              <w:bottom w:w="100" w:type="dxa"/>
-              <w:right w:w="120" w:type="dxa"/>
-            </w:tcMar>
-          </w:tcPr>
-          <w:p>
-            <w:pPr>
-              <w:spacing w:line="252" w:lineRule="auto"/>
-            </w:pPr>
-            <w:r>
-              <w:rPr>
-                <w:rFonts w:ascii="Calibri" w:eastAsia="Calibri" w:hAnsi="Calibri" w:cs="Calibri"/>
-                <w:sz w:val="19"/>
-                <w:szCs w:val="19"/>
-              </w:rPr>
-              <w:t>Alta</w:t>
+              <w:t>De inmediato. No depende de nada externo y puede completarse en el mismo día.</w:t>
             </w:r>
           </w:p>
         </w:tc>
@@ -1307,7 +1249,7 @@
         </w:trPr>
         <w:tc>
           <w:tcPr>
-            <w:tcW w:w="2300" w:type="dxa"/>
+            <w:tcW w:w="900" w:type="dxa"/>
             <w:shd w:val="clear" w:color="auto" w:fill="FFFFFF"/>
             <w:tcMar>
               <w:top w:w="100" w:type="dxa"/>
@@ -1322,17 +1264,17 @@
             </w:pPr>
             <w:r>
               <w:rPr>
-                <w:rFonts w:ascii="Consolas" w:eastAsia="Consolas" w:hAnsi="Consolas" w:cs="Consolas"/>
-                <w:sz w:val="17"/>
-                <w:szCs w:val="17"/>
-              </w:rPr>
-              <w:t>GOOGLE_CLIENT_SECRET</w:t>
-            </w:r>
-          </w:p>
-        </w:tc>
-        <w:tc>
-          <w:tcPr>
-            <w:tcW w:w="2100" w:type="dxa"/>
+                <w:rFonts w:ascii="Calibri" w:eastAsia="Calibri" w:hAnsi="Calibri" w:cs="Calibri"/>
+                <w:sz w:val="19"/>
+                <w:szCs w:val="19"/>
+              </w:rPr>
+              <w:t>2</w:t>
+            </w:r>
+          </w:p>
+        </w:tc>
+        <w:tc>
+          <w:tcPr>
+            <w:tcW w:w="3400" w:type="dxa"/>
             <w:shd w:val="clear" w:color="auto" w:fill="FFFFFF"/>
             <w:tcMar>
               <w:top w:w="100" w:type="dxa"/>
@@ -1345,41 +1287,19 @@
             <w:pPr>
               <w:spacing w:line="252" w:lineRule="auto"/>
             </w:pPr>
-            <w:proofErr w:type="spellStart"/>
-            <w:r>
-              <w:rPr>
-                <w:rFonts w:ascii="Consolas" w:eastAsia="Consolas" w:hAnsi="Consolas" w:cs="Consolas"/>
-                <w:sz w:val="17"/>
-                <w:szCs w:val="17"/>
-              </w:rPr>
-              <w:t>backend</w:t>
-            </w:r>
-            <w:proofErr w:type="spellEnd"/>
-            <w:proofErr w:type="gramStart"/>
-            <w:r>
-              <w:rPr>
-                <w:rFonts w:ascii="Consolas" w:eastAsia="Consolas" w:hAnsi="Consolas" w:cs="Consolas"/>
-                <w:sz w:val="17"/>
-                <w:szCs w:val="17"/>
-              </w:rPr>
-              <w:t>/.</w:t>
-            </w:r>
-            <w:proofErr w:type="spellStart"/>
-            <w:r>
-              <w:rPr>
-                <w:rFonts w:ascii="Consolas" w:eastAsia="Consolas" w:hAnsi="Consolas" w:cs="Consolas"/>
-                <w:sz w:val="17"/>
-                <w:szCs w:val="17"/>
-              </w:rPr>
-              <w:t>env</w:t>
-            </w:r>
-            <w:proofErr w:type="spellEnd"/>
-            <w:proofErr w:type="gramEnd"/>
-          </w:p>
-        </w:tc>
-        <w:tc>
-          <w:tcPr>
-            <w:tcW w:w="3560" w:type="dxa"/>
+            <w:r>
+              <w:rPr>
+                <w:rFonts w:ascii="Calibri" w:eastAsia="Calibri" w:hAnsi="Calibri" w:cs="Calibri"/>
+                <w:sz w:val="19"/>
+                <w:szCs w:val="19"/>
+              </w:rPr>
+              <w:t>5 — Definición del dominio</w:t>
+            </w:r>
+          </w:p>
+        </w:tc>
+        <w:tc>
+          <w:tcPr>
+            <w:tcW w:w="5060" w:type="dxa"/>
             <w:shd w:val="clear" w:color="auto" w:fill="FFFFFF"/>
             <w:tcMar>
               <w:top w:w="100" w:type="dxa"/>
@@ -1398,32 +1318,7 @@
                 <w:sz w:val="19"/>
                 <w:szCs w:val="19"/>
               </w:rPr>
-              <w:t>Secreto del cliente OAuth</w:t>
-            </w:r>
-          </w:p>
-        </w:tc>
-        <w:tc>
-          <w:tcPr>
-            <w:tcW w:w="1400" w:type="dxa"/>
-            <w:shd w:val="clear" w:color="auto" w:fill="FFFFFF"/>
-            <w:tcMar>
-              <w:top w:w="100" w:type="dxa"/>
-              <w:left w:w="120" w:type="dxa"/>
-              <w:bottom w:w="100" w:type="dxa"/>
-              <w:right w:w="120" w:type="dxa"/>
-            </w:tcMar>
-          </w:tcPr>
-          <w:p>
-            <w:pPr>
-              <w:spacing w:line="252" w:lineRule="auto"/>
-            </w:pPr>
-            <w:r>
-              <w:rPr>
-                <w:rFonts w:ascii="Calibri" w:eastAsia="Calibri" w:hAnsi="Calibri" w:cs="Calibri"/>
-                <w:sz w:val="19"/>
-                <w:szCs w:val="19"/>
-              </w:rPr>
-              <w:t>Alta</w:t>
+              <w:t>De inmediato y en paralelo con el punto 1. Es el trámite más largo y bloquea parcialmente el punto 3.</w:t>
             </w:r>
           </w:p>
         </w:tc>
@@ -1440,7 +1335,7 @@
         </w:trPr>
         <w:tc>
           <w:tcPr>
-            <w:tcW w:w="2300" w:type="dxa"/>
+            <w:tcW w:w="900" w:type="dxa"/>
             <w:shd w:val="clear" w:color="auto" w:fill="F7F9FC"/>
             <w:tcMar>
               <w:top w:w="100" w:type="dxa"/>
@@ -1455,17 +1350,17 @@
             </w:pPr>
             <w:r>
               <w:rPr>
-                <w:rFonts w:ascii="Consolas" w:eastAsia="Consolas" w:hAnsi="Consolas" w:cs="Consolas"/>
-                <w:sz w:val="17"/>
-                <w:szCs w:val="17"/>
-              </w:rPr>
-              <w:t>AUTH_GOOGLE_ID</w:t>
-            </w:r>
-          </w:p>
-        </w:tc>
-        <w:tc>
-          <w:tcPr>
-            <w:tcW w:w="2100" w:type="dxa"/>
+                <w:rFonts w:ascii="Calibri" w:eastAsia="Calibri" w:hAnsi="Calibri" w:cs="Calibri"/>
+                <w:sz w:val="19"/>
+                <w:szCs w:val="19"/>
+              </w:rPr>
+              <w:t>3</w:t>
+            </w:r>
+          </w:p>
+        </w:tc>
+        <w:tc>
+          <w:tcPr>
+            <w:tcW w:w="3400" w:type="dxa"/>
             <w:shd w:val="clear" w:color="auto" w:fill="F7F9FC"/>
             <w:tcMar>
               <w:top w:w="100" w:type="dxa"/>
@@ -1478,49 +1373,19 @@
             <w:pPr>
               <w:spacing w:line="252" w:lineRule="auto"/>
             </w:pPr>
-            <w:proofErr w:type="spellStart"/>
-            <w:r>
-              <w:rPr>
-                <w:rFonts w:ascii="Consolas" w:eastAsia="Consolas" w:hAnsi="Consolas" w:cs="Consolas"/>
-                <w:sz w:val="17"/>
-                <w:szCs w:val="17"/>
-              </w:rPr>
-              <w:t>frontend</w:t>
-            </w:r>
-            <w:proofErr w:type="spellEnd"/>
-            <w:proofErr w:type="gramStart"/>
-            <w:r>
-              <w:rPr>
-                <w:rFonts w:ascii="Consolas" w:eastAsia="Consolas" w:hAnsi="Consolas" w:cs="Consolas"/>
-                <w:sz w:val="17"/>
-                <w:szCs w:val="17"/>
-              </w:rPr>
-              <w:t>/.</w:t>
-            </w:r>
-            <w:proofErr w:type="spellStart"/>
-            <w:r>
-              <w:rPr>
-                <w:rFonts w:ascii="Consolas" w:eastAsia="Consolas" w:hAnsi="Consolas" w:cs="Consolas"/>
-                <w:sz w:val="17"/>
-                <w:szCs w:val="17"/>
-              </w:rPr>
-              <w:t>env</w:t>
-            </w:r>
-            <w:proofErr w:type="gramEnd"/>
-            <w:r>
-              <w:rPr>
-                <w:rFonts w:ascii="Consolas" w:eastAsia="Consolas" w:hAnsi="Consolas" w:cs="Consolas"/>
-                <w:sz w:val="17"/>
-                <w:szCs w:val="17"/>
-              </w:rPr>
-              <w:t>.local</w:t>
-            </w:r>
-            <w:proofErr w:type="spellEnd"/>
-          </w:p>
-        </w:tc>
-        <w:tc>
-          <w:tcPr>
-            <w:tcW w:w="3560" w:type="dxa"/>
+            <w:r>
+              <w:rPr>
+                <w:rFonts w:ascii="Calibri" w:eastAsia="Calibri" w:hAnsi="Calibri" w:cs="Calibri"/>
+                <w:sz w:val="19"/>
+                <w:szCs w:val="19"/>
+              </w:rPr>
+              <w:t>4 — Proyecto y credenciales OAuth</w:t>
+            </w:r>
+          </w:p>
+        </w:tc>
+        <w:tc>
+          <w:tcPr>
+            <w:tcW w:w="5060" w:type="dxa"/>
             <w:shd w:val="clear" w:color="auto" w:fill="F7F9FC"/>
             <w:tcMar>
               <w:top w:w="100" w:type="dxa"/>
@@ -1539,32 +1404,7 @@
                 <w:sz w:val="19"/>
                 <w:szCs w:val="19"/>
               </w:rPr>
-              <w:t>Mismo valor que GOOGLE_CLIENT_ID</w:t>
-            </w:r>
-          </w:p>
-        </w:tc>
-        <w:tc>
-          <w:tcPr>
-            <w:tcW w:w="1400" w:type="dxa"/>
-            <w:shd w:val="clear" w:color="auto" w:fill="F7F9FC"/>
-            <w:tcMar>
-              <w:top w:w="100" w:type="dxa"/>
-              <w:left w:w="120" w:type="dxa"/>
-              <w:bottom w:w="100" w:type="dxa"/>
-              <w:right w:w="120" w:type="dxa"/>
-            </w:tcMar>
-          </w:tcPr>
-          <w:p>
-            <w:pPr>
-              <w:spacing w:line="252" w:lineRule="auto"/>
-            </w:pPr>
-            <w:r>
-              <w:rPr>
-                <w:rFonts w:ascii="Calibri" w:eastAsia="Calibri" w:hAnsi="Calibri" w:cs="Calibri"/>
-                <w:sz w:val="19"/>
-                <w:szCs w:val="19"/>
-              </w:rPr>
-              <w:t>Alta</w:t>
+              <w:t>Una vez creada la cuenta. Ver la nota siguiente sobre cómo avanzar sin esperar el dominio.</w:t>
             </w:r>
           </w:p>
         </w:tc>
@@ -1581,7 +1421,7 @@
         </w:trPr>
         <w:tc>
           <w:tcPr>
-            <w:tcW w:w="2300" w:type="dxa"/>
+            <w:tcW w:w="900" w:type="dxa"/>
             <w:shd w:val="clear" w:color="auto" w:fill="FFFFFF"/>
             <w:tcMar>
               <w:top w:w="100" w:type="dxa"/>
@@ -1596,17 +1436,18 @@
             </w:pPr>
             <w:r>
               <w:rPr>
-                <w:rFonts w:ascii="Consolas" w:eastAsia="Consolas" w:hAnsi="Consolas" w:cs="Consolas"/>
-                <w:sz w:val="17"/>
-                <w:szCs w:val="17"/>
-              </w:rPr>
-              <w:t>AUTH_GOOGLE_SECRET</w:t>
-            </w:r>
-          </w:p>
-        </w:tc>
-        <w:tc>
-          <w:tcPr>
-            <w:tcW w:w="2100" w:type="dxa"/>
+                <w:rFonts w:ascii="Calibri" w:eastAsia="Calibri" w:hAnsi="Calibri" w:cs="Calibri"/>
+                <w:sz w:val="19"/>
+                <w:szCs w:val="19"/>
+              </w:rPr>
+              <w:lastRenderedPageBreak/>
+              <w:t>4</w:t>
+            </w:r>
+          </w:p>
+        </w:tc>
+        <w:tc>
+          <w:tcPr>
+            <w:tcW w:w="3400" w:type="dxa"/>
             <w:shd w:val="clear" w:color="auto" w:fill="FFFFFF"/>
             <w:tcMar>
               <w:top w:w="100" w:type="dxa"/>
@@ -1619,49 +1460,29 @@
             <w:pPr>
               <w:spacing w:line="252" w:lineRule="auto"/>
             </w:pPr>
+            <w:r>
+              <w:rPr>
+                <w:rFonts w:ascii="Calibri" w:eastAsia="Calibri" w:hAnsi="Calibri" w:cs="Calibri"/>
+                <w:sz w:val="19"/>
+                <w:szCs w:val="19"/>
+              </w:rPr>
+              <w:t xml:space="preserve">6 — Clave de API de </w:t>
+            </w:r>
             <w:proofErr w:type="spellStart"/>
             <w:r>
               <w:rPr>
-                <w:rFonts w:ascii="Consolas" w:eastAsia="Consolas" w:hAnsi="Consolas" w:cs="Consolas"/>
-                <w:sz w:val="17"/>
-                <w:szCs w:val="17"/>
-              </w:rPr>
-              <w:t>frontend</w:t>
+                <w:rFonts w:ascii="Calibri" w:eastAsia="Calibri" w:hAnsi="Calibri" w:cs="Calibri"/>
+                <w:sz w:val="19"/>
+                <w:szCs w:val="19"/>
+              </w:rPr>
+              <w:t>Groq</w:t>
             </w:r>
             <w:proofErr w:type="spellEnd"/>
-            <w:proofErr w:type="gramStart"/>
-            <w:r>
-              <w:rPr>
-                <w:rFonts w:ascii="Consolas" w:eastAsia="Consolas" w:hAnsi="Consolas" w:cs="Consolas"/>
-                <w:sz w:val="17"/>
-                <w:szCs w:val="17"/>
-              </w:rPr>
-              <w:t>/.</w:t>
-            </w:r>
-            <w:proofErr w:type="spellStart"/>
-            <w:r>
-              <w:rPr>
-                <w:rFonts w:ascii="Consolas" w:eastAsia="Consolas" w:hAnsi="Consolas" w:cs="Consolas"/>
-                <w:sz w:val="17"/>
-                <w:szCs w:val="17"/>
-              </w:rPr>
-              <w:t>env</w:t>
-            </w:r>
-            <w:proofErr w:type="gramEnd"/>
-            <w:r>
-              <w:rPr>
-                <w:rFonts w:ascii="Consolas" w:eastAsia="Consolas" w:hAnsi="Consolas" w:cs="Consolas"/>
-                <w:sz w:val="17"/>
-                <w:szCs w:val="17"/>
-              </w:rPr>
-              <w:t>.local</w:t>
-            </w:r>
-            <w:proofErr w:type="spellEnd"/>
-          </w:p>
-        </w:tc>
-        <w:tc>
-          <w:tcPr>
-            <w:tcW w:w="3560" w:type="dxa"/>
+          </w:p>
+        </w:tc>
+        <w:tc>
+          <w:tcPr>
+            <w:tcW w:w="5060" w:type="dxa"/>
             <w:shd w:val="clear" w:color="auto" w:fill="FFFFFF"/>
             <w:tcMar>
               <w:top w:w="100" w:type="dxa"/>
@@ -1680,32 +1501,7 @@
                 <w:sz w:val="19"/>
                 <w:szCs w:val="19"/>
               </w:rPr>
-              <w:t>Mismo valor que GOOGLE_CLIENT_SECRET</w:t>
-            </w:r>
-          </w:p>
-        </w:tc>
-        <w:tc>
-          <w:tcPr>
-            <w:tcW w:w="1400" w:type="dxa"/>
-            <w:shd w:val="clear" w:color="auto" w:fill="FFFFFF"/>
-            <w:tcMar>
-              <w:top w:w="100" w:type="dxa"/>
-              <w:left w:w="120" w:type="dxa"/>
-              <w:bottom w:w="100" w:type="dxa"/>
-              <w:right w:w="120" w:type="dxa"/>
-            </w:tcMar>
-          </w:tcPr>
-          <w:p>
-            <w:pPr>
-              <w:spacing w:line="252" w:lineRule="auto"/>
-            </w:pPr>
-            <w:r>
-              <w:rPr>
-                <w:rFonts w:ascii="Calibri" w:eastAsia="Calibri" w:hAnsi="Calibri" w:cs="Calibri"/>
-                <w:sz w:val="19"/>
-                <w:szCs w:val="19"/>
-              </w:rPr>
-              <w:t>Alta</w:t>
+              <w:t>En cualquier momento. No bloquea el despliegue.</w:t>
             </w:r>
           </w:p>
         </w:tc>
@@ -1722,7 +1518,7 @@
         </w:trPr>
         <w:tc>
           <w:tcPr>
-            <w:tcW w:w="2300" w:type="dxa"/>
+            <w:tcW w:w="900" w:type="dxa"/>
             <w:shd w:val="clear" w:color="auto" w:fill="F7F9FC"/>
             <w:tcMar>
               <w:top w:w="100" w:type="dxa"/>
@@ -1737,17 +1533,17 @@
             </w:pPr>
             <w:r>
               <w:rPr>
-                <w:rFonts w:ascii="Consolas" w:eastAsia="Consolas" w:hAnsi="Consolas" w:cs="Consolas"/>
-                <w:sz w:val="17"/>
-                <w:szCs w:val="17"/>
-              </w:rPr>
-              <w:t>SECRET_KEY</w:t>
-            </w:r>
-          </w:p>
-        </w:tc>
-        <w:tc>
-          <w:tcPr>
-            <w:tcW w:w="2100" w:type="dxa"/>
+                <w:rFonts w:ascii="Calibri" w:eastAsia="Calibri" w:hAnsi="Calibri" w:cs="Calibri"/>
+                <w:sz w:val="19"/>
+                <w:szCs w:val="19"/>
+              </w:rPr>
+              <w:t>5</w:t>
+            </w:r>
+          </w:p>
+        </w:tc>
+        <w:tc>
+          <w:tcPr>
+            <w:tcW w:w="3400" w:type="dxa"/>
             <w:shd w:val="clear" w:color="auto" w:fill="F7F9FC"/>
             <w:tcMar>
               <w:top w:w="100" w:type="dxa"/>
@@ -1760,41 +1556,19 @@
             <w:pPr>
               <w:spacing w:line="252" w:lineRule="auto"/>
             </w:pPr>
-            <w:proofErr w:type="spellStart"/>
-            <w:r>
-              <w:rPr>
-                <w:rFonts w:ascii="Consolas" w:eastAsia="Consolas" w:hAnsi="Consolas" w:cs="Consolas"/>
-                <w:sz w:val="17"/>
-                <w:szCs w:val="17"/>
-              </w:rPr>
-              <w:t>backend</w:t>
-            </w:r>
-            <w:proofErr w:type="spellEnd"/>
-            <w:proofErr w:type="gramStart"/>
-            <w:r>
-              <w:rPr>
-                <w:rFonts w:ascii="Consolas" w:eastAsia="Consolas" w:hAnsi="Consolas" w:cs="Consolas"/>
-                <w:sz w:val="17"/>
-                <w:szCs w:val="17"/>
-              </w:rPr>
-              <w:t>/.</w:t>
-            </w:r>
-            <w:proofErr w:type="spellStart"/>
-            <w:r>
-              <w:rPr>
-                <w:rFonts w:ascii="Consolas" w:eastAsia="Consolas" w:hAnsi="Consolas" w:cs="Consolas"/>
-                <w:sz w:val="17"/>
-                <w:szCs w:val="17"/>
-              </w:rPr>
-              <w:t>env</w:t>
-            </w:r>
-            <w:proofErr w:type="spellEnd"/>
-            <w:proofErr w:type="gramEnd"/>
-          </w:p>
-        </w:tc>
-        <w:tc>
-          <w:tcPr>
-            <w:tcW w:w="3560" w:type="dxa"/>
+            <w:r>
+              <w:rPr>
+                <w:rFonts w:ascii="Calibri" w:eastAsia="Calibri" w:hAnsi="Calibri" w:cs="Calibri"/>
+                <w:sz w:val="19"/>
+                <w:szCs w:val="19"/>
+              </w:rPr>
+              <w:t>7 — Despliegue en el servidor</w:t>
+            </w:r>
+          </w:p>
+        </w:tc>
+        <w:tc>
+          <w:tcPr>
+            <w:tcW w:w="5060" w:type="dxa"/>
             <w:shd w:val="clear" w:color="auto" w:fill="F7F9FC"/>
             <w:tcMar>
               <w:top w:w="100" w:type="dxa"/>
@@ -1813,45 +1587,7 @@
                 <w:sz w:val="19"/>
                 <w:szCs w:val="19"/>
               </w:rPr>
-              <w:t xml:space="preserve">Firma los tokens de sesión del </w:t>
-            </w:r>
-            <w:proofErr w:type="spellStart"/>
-            <w:r>
-              <w:rPr>
-                <w:rFonts w:ascii="Calibri" w:eastAsia="Calibri" w:hAnsi="Calibri" w:cs="Calibri"/>
-                <w:sz w:val="19"/>
-                <w:szCs w:val="19"/>
-              </w:rPr>
-              <w:t>backend</w:t>
-            </w:r>
-            <w:proofErr w:type="spellEnd"/>
-          </w:p>
-        </w:tc>
-        <w:tc>
-          <w:tcPr>
-            <w:tcW w:w="1400" w:type="dxa"/>
-            <w:shd w:val="clear" w:color="auto" w:fill="F7F9FC"/>
-            <w:tcMar>
-              <w:top w:w="100" w:type="dxa"/>
-              <w:left w:w="120" w:type="dxa"/>
-              <w:bottom w:w="100" w:type="dxa"/>
-              <w:right w:w="120" w:type="dxa"/>
-            </w:tcMar>
-          </w:tcPr>
-          <w:p>
-            <w:pPr>
-              <w:spacing w:line="252" w:lineRule="auto"/>
-            </w:pPr>
-            <w:r>
-              <w:rPr>
-                <w:rFonts w:ascii="Calibri" w:eastAsia="Calibri" w:hAnsi="Calibri" w:cs="Calibri"/>
-                <w:b/>
-                <w:bCs/>
-                <w:color w:val="C00000"/>
-                <w:sz w:val="19"/>
-                <w:szCs w:val="19"/>
-              </w:rPr>
-              <w:t>CRÍTICA</w:t>
+              <w:t>Cuando el servidor esté disponible. No requiere que el dominio esté resuelto para las pruebas internas.</w:t>
             </w:r>
           </w:p>
         </w:tc>
@@ -1868,7 +1604,7 @@
         </w:trPr>
         <w:tc>
           <w:tcPr>
-            <w:tcW w:w="2300" w:type="dxa"/>
+            <w:tcW w:w="900" w:type="dxa"/>
             <w:shd w:val="clear" w:color="auto" w:fill="FFFFFF"/>
             <w:tcMar>
               <w:top w:w="100" w:type="dxa"/>
@@ -1883,18 +1619,17 @@
             </w:pPr>
             <w:r>
               <w:rPr>
-                <w:rFonts w:ascii="Consolas" w:eastAsia="Consolas" w:hAnsi="Consolas" w:cs="Consolas"/>
-                <w:sz w:val="17"/>
-                <w:szCs w:val="17"/>
-              </w:rPr>
-              <w:lastRenderedPageBreak/>
-              <w:t>AUTH_SECRET</w:t>
-            </w:r>
-          </w:p>
-        </w:tc>
-        <w:tc>
-          <w:tcPr>
-            <w:tcW w:w="2100" w:type="dxa"/>
+                <w:rFonts w:ascii="Calibri" w:eastAsia="Calibri" w:hAnsi="Calibri" w:cs="Calibri"/>
+                <w:sz w:val="19"/>
+                <w:szCs w:val="19"/>
+              </w:rPr>
+              <w:t>6</w:t>
+            </w:r>
+          </w:p>
+        </w:tc>
+        <w:tc>
+          <w:tcPr>
+            <w:tcW w:w="3400" w:type="dxa"/>
             <w:shd w:val="clear" w:color="auto" w:fill="FFFFFF"/>
             <w:tcMar>
               <w:top w:w="100" w:type="dxa"/>
@@ -1907,49 +1642,19 @@
             <w:pPr>
               <w:spacing w:line="252" w:lineRule="auto"/>
             </w:pPr>
-            <w:proofErr w:type="spellStart"/>
-            <w:r>
-              <w:rPr>
-                <w:rFonts w:ascii="Consolas" w:eastAsia="Consolas" w:hAnsi="Consolas" w:cs="Consolas"/>
-                <w:sz w:val="17"/>
-                <w:szCs w:val="17"/>
-              </w:rPr>
-              <w:t>frontend</w:t>
-            </w:r>
-            <w:proofErr w:type="spellEnd"/>
-            <w:proofErr w:type="gramStart"/>
-            <w:r>
-              <w:rPr>
-                <w:rFonts w:ascii="Consolas" w:eastAsia="Consolas" w:hAnsi="Consolas" w:cs="Consolas"/>
-                <w:sz w:val="17"/>
-                <w:szCs w:val="17"/>
-              </w:rPr>
-              <w:t>/.</w:t>
-            </w:r>
-            <w:proofErr w:type="spellStart"/>
-            <w:r>
-              <w:rPr>
-                <w:rFonts w:ascii="Consolas" w:eastAsia="Consolas" w:hAnsi="Consolas" w:cs="Consolas"/>
-                <w:sz w:val="17"/>
-                <w:szCs w:val="17"/>
-              </w:rPr>
-              <w:t>env</w:t>
-            </w:r>
-            <w:proofErr w:type="gramEnd"/>
-            <w:r>
-              <w:rPr>
-                <w:rFonts w:ascii="Consolas" w:eastAsia="Consolas" w:hAnsi="Consolas" w:cs="Consolas"/>
-                <w:sz w:val="17"/>
-                <w:szCs w:val="17"/>
-              </w:rPr>
-              <w:t>.local</w:t>
-            </w:r>
-            <w:proofErr w:type="spellEnd"/>
-          </w:p>
-        </w:tc>
-        <w:tc>
-          <w:tcPr>
-            <w:tcW w:w="3560" w:type="dxa"/>
+            <w:r>
+              <w:rPr>
+                <w:rFonts w:ascii="Calibri" w:eastAsia="Calibri" w:hAnsi="Calibri" w:cs="Calibri"/>
+                <w:sz w:val="19"/>
+                <w:szCs w:val="19"/>
+              </w:rPr>
+              <w:t>8 — Primer administrador</w:t>
+            </w:r>
+          </w:p>
+        </w:tc>
+        <w:tc>
+          <w:tcPr>
+            <w:tcW w:w="5060" w:type="dxa"/>
             <w:shd w:val="clear" w:color="auto" w:fill="FFFFFF"/>
             <w:tcMar>
               <w:top w:w="100" w:type="dxa"/>
@@ -1968,45 +1673,7 @@
                 <w:sz w:val="19"/>
                 <w:szCs w:val="19"/>
               </w:rPr>
-              <w:t xml:space="preserve">Firma las cookies de sesión de </w:t>
-            </w:r>
-            <w:proofErr w:type="spellStart"/>
-            <w:r>
-              <w:rPr>
-                <w:rFonts w:ascii="Calibri" w:eastAsia="Calibri" w:hAnsi="Calibri" w:cs="Calibri"/>
-                <w:sz w:val="19"/>
-                <w:szCs w:val="19"/>
-              </w:rPr>
-              <w:t>NextAuth</w:t>
-            </w:r>
-            <w:proofErr w:type="spellEnd"/>
-          </w:p>
-        </w:tc>
-        <w:tc>
-          <w:tcPr>
-            <w:tcW w:w="1400" w:type="dxa"/>
-            <w:shd w:val="clear" w:color="auto" w:fill="FFFFFF"/>
-            <w:tcMar>
-              <w:top w:w="100" w:type="dxa"/>
-              <w:left w:w="120" w:type="dxa"/>
-              <w:bottom w:w="100" w:type="dxa"/>
-              <w:right w:w="120" w:type="dxa"/>
-            </w:tcMar>
-          </w:tcPr>
-          <w:p>
-            <w:pPr>
-              <w:spacing w:line="252" w:lineRule="auto"/>
-            </w:pPr>
-            <w:r>
-              <w:rPr>
-                <w:rFonts w:ascii="Calibri" w:eastAsia="Calibri" w:hAnsi="Calibri" w:cs="Calibri"/>
-                <w:b/>
-                <w:bCs/>
-                <w:color w:val="C00000"/>
-                <w:sz w:val="19"/>
-                <w:szCs w:val="19"/>
-              </w:rPr>
-              <w:t>CRÍTICA</w:t>
+              <w:t>Inmediatamente después del primer inicio de sesión en la plataforma.</w:t>
             </w:r>
           </w:p>
         </w:tc>
@@ -2023,7 +1690,7 @@
         </w:trPr>
         <w:tc>
           <w:tcPr>
-            <w:tcW w:w="2300" w:type="dxa"/>
+            <w:tcW w:w="900" w:type="dxa"/>
             <w:shd w:val="clear" w:color="auto" w:fill="F7F9FC"/>
             <w:tcMar>
               <w:top w:w="100" w:type="dxa"/>
@@ -2038,17 +1705,17 @@
             </w:pPr>
             <w:r>
               <w:rPr>
-                <w:rFonts w:ascii="Consolas" w:eastAsia="Consolas" w:hAnsi="Consolas" w:cs="Consolas"/>
-                <w:sz w:val="17"/>
-                <w:szCs w:val="17"/>
-              </w:rPr>
-              <w:t>GROQ_API_KEY</w:t>
-            </w:r>
-          </w:p>
-        </w:tc>
-        <w:tc>
-          <w:tcPr>
-            <w:tcW w:w="2100" w:type="dxa"/>
+                <w:rFonts w:ascii="Calibri" w:eastAsia="Calibri" w:hAnsi="Calibri" w:cs="Calibri"/>
+                <w:sz w:val="19"/>
+                <w:szCs w:val="19"/>
+              </w:rPr>
+              <w:t>7</w:t>
+            </w:r>
+          </w:p>
+        </w:tc>
+        <w:tc>
+          <w:tcPr>
+            <w:tcW w:w="3400" w:type="dxa"/>
             <w:shd w:val="clear" w:color="auto" w:fill="F7F9FC"/>
             <w:tcMar>
               <w:top w:w="100" w:type="dxa"/>
@@ -2061,41 +1728,19 @@
             <w:pPr>
               <w:spacing w:line="252" w:lineRule="auto"/>
             </w:pPr>
-            <w:proofErr w:type="spellStart"/>
-            <w:r>
-              <w:rPr>
-                <w:rFonts w:ascii="Consolas" w:eastAsia="Consolas" w:hAnsi="Consolas" w:cs="Consolas"/>
-                <w:sz w:val="17"/>
-                <w:szCs w:val="17"/>
-              </w:rPr>
-              <w:t>backend</w:t>
-            </w:r>
-            <w:proofErr w:type="spellEnd"/>
-            <w:proofErr w:type="gramStart"/>
-            <w:r>
-              <w:rPr>
-                <w:rFonts w:ascii="Consolas" w:eastAsia="Consolas" w:hAnsi="Consolas" w:cs="Consolas"/>
-                <w:sz w:val="17"/>
-                <w:szCs w:val="17"/>
-              </w:rPr>
-              <w:t>/.</w:t>
-            </w:r>
-            <w:proofErr w:type="spellStart"/>
-            <w:r>
-              <w:rPr>
-                <w:rFonts w:ascii="Consolas" w:eastAsia="Consolas" w:hAnsi="Consolas" w:cs="Consolas"/>
-                <w:sz w:val="17"/>
-                <w:szCs w:val="17"/>
-              </w:rPr>
-              <w:t>env</w:t>
-            </w:r>
-            <w:proofErr w:type="spellEnd"/>
-            <w:proofErr w:type="gramEnd"/>
-          </w:p>
-        </w:tc>
-        <w:tc>
-          <w:tcPr>
-            <w:tcW w:w="3560" w:type="dxa"/>
+            <w:r>
+              <w:rPr>
+                <w:rFonts w:ascii="Calibri" w:eastAsia="Calibri" w:hAnsi="Calibri" w:cs="Calibri"/>
+                <w:sz w:val="19"/>
+                <w:szCs w:val="19"/>
+              </w:rPr>
+              <w:t>9 — Verificación</w:t>
+            </w:r>
+          </w:p>
+        </w:tc>
+        <w:tc>
+          <w:tcPr>
+            <w:tcW w:w="5060" w:type="dxa"/>
             <w:shd w:val="clear" w:color="auto" w:fill="F7F9FC"/>
             <w:tcMar>
               <w:top w:w="100" w:type="dxa"/>
@@ -2114,32 +1759,7 @@
                 <w:sz w:val="19"/>
                 <w:szCs w:val="19"/>
               </w:rPr>
-              <w:t>Acceso al modelo de lenguaje del asistente</w:t>
-            </w:r>
-          </w:p>
-        </w:tc>
-        <w:tc>
-          <w:tcPr>
-            <w:tcW w:w="1400" w:type="dxa"/>
-            <w:shd w:val="clear" w:color="auto" w:fill="F7F9FC"/>
-            <w:tcMar>
-              <w:top w:w="100" w:type="dxa"/>
-              <w:left w:w="120" w:type="dxa"/>
-              <w:bottom w:w="100" w:type="dxa"/>
-              <w:right w:w="120" w:type="dxa"/>
-            </w:tcMar>
-          </w:tcPr>
-          <w:p>
-            <w:pPr>
-              <w:spacing w:line="252" w:lineRule="auto"/>
-            </w:pPr>
-            <w:r>
-              <w:rPr>
-                <w:rFonts w:ascii="Calibri" w:eastAsia="Calibri" w:hAnsi="Calibri" w:cs="Calibri"/>
-                <w:sz w:val="19"/>
-                <w:szCs w:val="19"/>
-              </w:rPr>
-              <w:t>Media</w:t>
+              <w:t>Antes de habilitar el acceso a usuarios reales.</w:t>
             </w:r>
           </w:p>
         </w:tc>
@@ -2165,7 +1785,7 @@
           <w:left w:w="10" w:type="dxa"/>
           <w:right w:w="10" w:type="dxa"/>
         </w:tblCellMar>
-        <w:tblLook w:val="0000" w:firstRow="0" w:lastRow="0" w:firstColumn="0" w:lastColumn="0" w:noHBand="0" w:noVBand="0"/>
+        <w:tblLook w:val="04A0" w:firstRow="1" w:lastRow="0" w:firstColumn="1" w:lastColumn="0" w:noHBand="0" w:noVBand="1"/>
       </w:tblPr>
       <w:tblGrid>
         <w:gridCol w:w="9360"/>
@@ -2185,11 +1805,11 @@
             <w:tcW w:w="9360" w:type="dxa"/>
             <w:tcBorders>
               <w:top w:val="single" w:sz="4" w:space="0" w:color="BFBFBF"/>
-              <w:left w:val="single" w:sz="18" w:space="0" w:color="C00000"/>
+              <w:left w:val="single" w:sz="18" w:space="0" w:color="1F4E79"/>
               <w:bottom w:val="single" w:sz="4" w:space="0" w:color="BFBFBF"/>
               <w:right w:val="single" w:sz="4" w:space="0" w:color="BFBFBF"/>
             </w:tcBorders>
-            <w:shd w:val="clear" w:color="auto" w:fill="FBE4E4"/>
+            <w:shd w:val="clear" w:color="auto" w:fill="DCE6F1"/>
             <w:tcMar>
               <w:top w:w="140" w:type="dxa"/>
               <w:left w:w="180" w:type="dxa"/>
@@ -2206,11 +1826,11 @@
                 <w:rFonts w:ascii="Calibri" w:eastAsia="Calibri" w:hAnsi="Calibri" w:cs="Calibri"/>
                 <w:b/>
                 <w:bCs/>
-                <w:color w:val="C00000"/>
+                <w:color w:val="1F4E79"/>
                 <w:sz w:val="21"/>
                 <w:szCs w:val="21"/>
               </w:rPr>
-              <w:t>Por qué SECRET_KEY y AUTH_SECRET son críticas</w:t>
+              <w:t>El dominio es el único paso que depende de terceros</w:t>
             </w:r>
           </w:p>
           <w:p>
@@ -2223,69 +1843,33 @@
                 <w:sz w:val="21"/>
                 <w:szCs w:val="21"/>
               </w:rPr>
-              <w:t xml:space="preserve">SECRET_KEY es la clave con la que el </w:t>
-            </w:r>
-            <w:proofErr w:type="spellStart"/>
+              <w:t>Los subdominios bajo redsalud.gob.cl deben ser asignados por MINSAL, no por el hospital. Es el único punto de este documento cuyo plazo no controla la Unidad de Informática, y condiciona tanto la creación definitiva de las credenciales OAuth como la puesta en producción.</w:t>
+            </w:r>
+          </w:p>
+          <w:p>
+            <w:pPr>
+              <w:spacing w:after="40" w:line="276" w:lineRule="auto"/>
+            </w:pPr>
             <w:r>
               <w:rPr>
                 <w:rFonts w:ascii="Calibri" w:eastAsia="Calibri" w:hAnsi="Calibri" w:cs="Calibri"/>
                 <w:sz w:val="21"/>
                 <w:szCs w:val="21"/>
               </w:rPr>
-              <w:t>backend</w:t>
-            </w:r>
-            <w:proofErr w:type="spellEnd"/>
+              <w:t>Por eso se recomienda iniciar esa gestión el primer día, antes incluso de tocar la configuración técnica. El resto de los pasos puede avanzar mientras tanto.</w:t>
+            </w:r>
+          </w:p>
+          <w:p>
+            <w:pPr>
+              <w:spacing w:after="40" w:line="276" w:lineRule="auto"/>
+            </w:pPr>
             <w:r>
               <w:rPr>
                 <w:rFonts w:ascii="Calibri" w:eastAsia="Calibri" w:hAnsi="Calibri" w:cs="Calibri"/>
                 <w:sz w:val="21"/>
                 <w:szCs w:val="21"/>
               </w:rPr>
-              <w:t xml:space="preserve"> firma los tokens de sesión. Cualquier persona que conozca su valor puede generar un token válido con rol de administrador y acceder a la plataforma sin autenticarse ante Google.</w:t>
-            </w:r>
-          </w:p>
-          <w:p>
-            <w:pPr>
-              <w:spacing w:after="40" w:line="276" w:lineRule="auto"/>
-            </w:pPr>
-            <w:r>
-              <w:rPr>
-                <w:rFonts w:ascii="Calibri" w:eastAsia="Calibri" w:hAnsi="Calibri" w:cs="Calibri"/>
-                <w:sz w:val="21"/>
-                <w:szCs w:val="21"/>
-              </w:rPr>
-              <w:t xml:space="preserve">Mientras el hospital no reemplace este valor por uno propio, el equipo de desarrollo original conserva esa capacidad sobre la instalación productiva. Lo mismo aplica a AUTH_SECRET en el </w:t>
-            </w:r>
-            <w:proofErr w:type="spellStart"/>
-            <w:r>
-              <w:rPr>
-                <w:rFonts w:ascii="Calibri" w:eastAsia="Calibri" w:hAnsi="Calibri" w:cs="Calibri"/>
-                <w:sz w:val="21"/>
-                <w:szCs w:val="21"/>
-              </w:rPr>
-              <w:t>frontend</w:t>
-            </w:r>
-            <w:proofErr w:type="spellEnd"/>
-            <w:r>
-              <w:rPr>
-                <w:rFonts w:ascii="Calibri" w:eastAsia="Calibri" w:hAnsi="Calibri" w:cs="Calibri"/>
-                <w:sz w:val="21"/>
-                <w:szCs w:val="21"/>
-              </w:rPr>
-              <w:t>.</w:t>
-            </w:r>
-          </w:p>
-          <w:p>
-            <w:pPr>
-              <w:spacing w:after="40" w:line="276" w:lineRule="auto"/>
-            </w:pPr>
-            <w:r>
-              <w:rPr>
-                <w:rFonts w:ascii="Calibri" w:eastAsia="Calibri" w:hAnsi="Calibri" w:cs="Calibri"/>
-                <w:sz w:val="21"/>
-                <w:szCs w:val="21"/>
-              </w:rPr>
-              <w:t>Estas dos variables deben rotarse antes de que el sistema reciba su primer usuario real.</w:t>
+              <w:t>En particular, las credenciales OAuth de la sección 4 sí pueden crearse antes de disponer del dominio: basta registrar inicialmente la URI de pruebas locales. Cuando los subdominios estén disponibles, se añaden las URI definitivas a las mismas credenciales, sin necesidad de crearlas de nuevo ni de cambiar el Client ID.</w:t>
             </w:r>
           </w:p>
         </w:tc>
@@ -2293,10 +1877,10 @@
     </w:tbl>
     <w:p>
       <w:pPr>
-        <w:pStyle w:val="Ttulo2"/>
+        <w:pStyle w:val="Ttulo1"/>
         <w:keepNext/>
         <w:keepLines/>
-        <w:spacing w:before="260" w:after="120"/>
+        <w:spacing w:before="360" w:after="160"/>
       </w:pPr>
       <w:r>
         <w:rPr>
@@ -2304,10 +1888,10 @@
           <w:b/>
           <w:bCs/>
           <w:color w:val="1F4E79"/>
-          <w:sz w:val="24"/>
-          <w:szCs w:val="24"/>
-        </w:rPr>
-        <w:t>2.1 Generación de los valores nuevos</w:t>
+          <w:sz w:val="30"/>
+          <w:szCs w:val="30"/>
+        </w:rPr>
+        <w:t>2. Inventario de credenciales a rotar</w:t>
       </w:r>
     </w:p>
     <w:p>
@@ -2320,7 +1904,7 @@
           <w:sz w:val="21"/>
           <w:szCs w:val="21"/>
         </w:rPr>
-        <w:t>Ejecutar los siguientes comandos y guardar cada resultado en el archivo correspondiente:</w:t>
+        <w:t>El sistema utiliza cuatro secretos. Todos ellos fueron generados durante el desarrollo y deben ser reemplazados por valores nuevos generados por el hospital. Ninguno debe conservarse.</w:t>
       </w:r>
     </w:p>
     <w:tbl>
@@ -2338,864 +1922,13 @@
           <w:left w:w="10" w:type="dxa"/>
           <w:right w:w="10" w:type="dxa"/>
         </w:tblCellMar>
-        <w:tblLook w:val="0000" w:firstRow="0" w:lastRow="0" w:firstColumn="0" w:lastColumn="0" w:noHBand="0" w:noVBand="0"/>
+        <w:tblLook w:val="04A0" w:firstRow="1" w:lastRow="0" w:firstColumn="1" w:lastColumn="0" w:noHBand="0" w:noVBand="1"/>
       </w:tblPr>
       <w:tblGrid>
-        <w:gridCol w:w="9360"/>
-      </w:tblGrid>
-      <w:tr>
-        <w:tblPrEx>
-          <w:tblCellMar>
-            <w:top w:w="0" w:type="dxa"/>
-            <w:bottom w:w="0" w:type="dxa"/>
-          </w:tblCellMar>
-        </w:tblPrEx>
-        <w:trPr>
-          <w:cantSplit/>
-        </w:trPr>
-        <w:tc>
-          <w:tcPr>
-            <w:tcW w:w="9360" w:type="dxa"/>
-            <w:tcBorders>
-              <w:top w:val="single" w:sz="4" w:space="0" w:color="D0D0D0"/>
-              <w:left w:val="single" w:sz="18" w:space="0" w:color="1F4E79"/>
-              <w:bottom w:val="single" w:sz="4" w:space="0" w:color="D0D0D0"/>
-              <w:right w:val="single" w:sz="4" w:space="0" w:color="D0D0D0"/>
-            </w:tcBorders>
-            <w:shd w:val="clear" w:color="auto" w:fill="F8F8F8"/>
-            <w:tcMar>
-              <w:top w:w="120" w:type="dxa"/>
-              <w:left w:w="160" w:type="dxa"/>
-              <w:bottom w:w="120" w:type="dxa"/>
-              <w:right w:w="160" w:type="dxa"/>
-            </w:tcMar>
-          </w:tcPr>
-          <w:p>
-            <w:pPr>
-              <w:rPr>
-                <w:lang w:val="en-US"/>
-              </w:rPr>
-            </w:pPr>
-            <w:r>
-              <w:rPr>
-                <w:rFonts w:ascii="Consolas" w:eastAsia="Consolas" w:hAnsi="Consolas" w:cs="Consolas"/>
-                <w:sz w:val="18"/>
-                <w:szCs w:val="18"/>
-                <w:lang w:val="en-US"/>
-              </w:rPr>
-              <w:t># SECRET_</w:t>
-            </w:r>
-            <w:proofErr w:type="gramStart"/>
-            <w:r>
-              <w:rPr>
-                <w:rFonts w:ascii="Consolas" w:eastAsia="Consolas" w:hAnsi="Consolas" w:cs="Consolas"/>
-                <w:sz w:val="18"/>
-                <w:szCs w:val="18"/>
-                <w:lang w:val="en-US"/>
-              </w:rPr>
-              <w:t>KEY  (</w:t>
-            </w:r>
-            <w:proofErr w:type="gramEnd"/>
-            <w:r>
-              <w:rPr>
-                <w:rFonts w:ascii="Consolas" w:eastAsia="Consolas" w:hAnsi="Consolas" w:cs="Consolas"/>
-                <w:sz w:val="18"/>
-                <w:szCs w:val="18"/>
-                <w:lang w:val="en-US"/>
-              </w:rPr>
-              <w:t>backend</w:t>
-            </w:r>
-            <w:proofErr w:type="gramStart"/>
-            <w:r>
-              <w:rPr>
-                <w:rFonts w:ascii="Consolas" w:eastAsia="Consolas" w:hAnsi="Consolas" w:cs="Consolas"/>
-                <w:sz w:val="18"/>
-                <w:szCs w:val="18"/>
-                <w:lang w:val="en-US"/>
-              </w:rPr>
-              <w:t>/.env</w:t>
-            </w:r>
-            <w:proofErr w:type="gramEnd"/>
-            <w:r>
-              <w:rPr>
-                <w:rFonts w:ascii="Consolas" w:eastAsia="Consolas" w:hAnsi="Consolas" w:cs="Consolas"/>
-                <w:sz w:val="18"/>
-                <w:szCs w:val="18"/>
-                <w:lang w:val="en-US"/>
-              </w:rPr>
-              <w:t>)</w:t>
-            </w:r>
-          </w:p>
-          <w:p>
-            <w:pPr>
-              <w:rPr>
-                <w:lang w:val="en-US"/>
-              </w:rPr>
-            </w:pPr>
-            <w:r>
-              <w:rPr>
-                <w:rFonts w:ascii="Consolas" w:eastAsia="Consolas" w:hAnsi="Consolas" w:cs="Consolas"/>
-                <w:sz w:val="18"/>
-                <w:szCs w:val="18"/>
-                <w:lang w:val="en-US"/>
-              </w:rPr>
-              <w:t>python -c "import secrets; print(</w:t>
-            </w:r>
-            <w:proofErr w:type="spellStart"/>
-            <w:proofErr w:type="gramStart"/>
-            <w:r>
-              <w:rPr>
-                <w:rFonts w:ascii="Consolas" w:eastAsia="Consolas" w:hAnsi="Consolas" w:cs="Consolas"/>
-                <w:sz w:val="18"/>
-                <w:szCs w:val="18"/>
-                <w:lang w:val="en-US"/>
-              </w:rPr>
-              <w:t>secrets.token</w:t>
-            </w:r>
-            <w:proofErr w:type="gramEnd"/>
-            <w:r>
-              <w:rPr>
-                <w:rFonts w:ascii="Consolas" w:eastAsia="Consolas" w:hAnsi="Consolas" w:cs="Consolas"/>
-                <w:sz w:val="18"/>
-                <w:szCs w:val="18"/>
-                <w:lang w:val="en-US"/>
-              </w:rPr>
-              <w:t>_</w:t>
-            </w:r>
-            <w:proofErr w:type="gramStart"/>
-            <w:r>
-              <w:rPr>
-                <w:rFonts w:ascii="Consolas" w:eastAsia="Consolas" w:hAnsi="Consolas" w:cs="Consolas"/>
-                <w:sz w:val="18"/>
-                <w:szCs w:val="18"/>
-                <w:lang w:val="en-US"/>
-              </w:rPr>
-              <w:t>hex</w:t>
-            </w:r>
-            <w:proofErr w:type="spellEnd"/>
-            <w:r>
-              <w:rPr>
-                <w:rFonts w:ascii="Consolas" w:eastAsia="Consolas" w:hAnsi="Consolas" w:cs="Consolas"/>
-                <w:sz w:val="18"/>
-                <w:szCs w:val="18"/>
-                <w:lang w:val="en-US"/>
-              </w:rPr>
-              <w:t>(</w:t>
-            </w:r>
-            <w:proofErr w:type="gramEnd"/>
-            <w:r>
-              <w:rPr>
-                <w:rFonts w:ascii="Consolas" w:eastAsia="Consolas" w:hAnsi="Consolas" w:cs="Consolas"/>
-                <w:sz w:val="18"/>
-                <w:szCs w:val="18"/>
-                <w:lang w:val="en-US"/>
-              </w:rPr>
-              <w:t>32))"</w:t>
-            </w:r>
-          </w:p>
-          <w:p>
-            <w:pPr>
-              <w:rPr>
-                <w:lang w:val="en-US"/>
-              </w:rPr>
-            </w:pPr>
-          </w:p>
-          <w:p>
-            <w:pPr>
-              <w:rPr>
-                <w:lang w:val="en-US"/>
-              </w:rPr>
-            </w:pPr>
-            <w:r>
-              <w:rPr>
-                <w:rFonts w:ascii="Consolas" w:eastAsia="Consolas" w:hAnsi="Consolas" w:cs="Consolas"/>
-                <w:sz w:val="18"/>
-                <w:szCs w:val="18"/>
-                <w:lang w:val="en-US"/>
-              </w:rPr>
-              <w:t># AUTH_</w:t>
-            </w:r>
-            <w:proofErr w:type="gramStart"/>
-            <w:r>
-              <w:rPr>
-                <w:rFonts w:ascii="Consolas" w:eastAsia="Consolas" w:hAnsi="Consolas" w:cs="Consolas"/>
-                <w:sz w:val="18"/>
-                <w:szCs w:val="18"/>
-                <w:lang w:val="en-US"/>
-              </w:rPr>
-              <w:t>SECRET  (</w:t>
-            </w:r>
-            <w:proofErr w:type="gramEnd"/>
-            <w:r>
-              <w:rPr>
-                <w:rFonts w:ascii="Consolas" w:eastAsia="Consolas" w:hAnsi="Consolas" w:cs="Consolas"/>
-                <w:sz w:val="18"/>
-                <w:szCs w:val="18"/>
-                <w:lang w:val="en-US"/>
-              </w:rPr>
-              <w:t>frontend</w:t>
-            </w:r>
-            <w:proofErr w:type="gramStart"/>
-            <w:r>
-              <w:rPr>
-                <w:rFonts w:ascii="Consolas" w:eastAsia="Consolas" w:hAnsi="Consolas" w:cs="Consolas"/>
-                <w:sz w:val="18"/>
-                <w:szCs w:val="18"/>
-                <w:lang w:val="en-US"/>
-              </w:rPr>
-              <w:t>/.</w:t>
-            </w:r>
-            <w:proofErr w:type="spellStart"/>
-            <w:r>
-              <w:rPr>
-                <w:rFonts w:ascii="Consolas" w:eastAsia="Consolas" w:hAnsi="Consolas" w:cs="Consolas"/>
-                <w:sz w:val="18"/>
-                <w:szCs w:val="18"/>
-                <w:lang w:val="en-US"/>
-              </w:rPr>
-              <w:t>env</w:t>
-            </w:r>
-            <w:proofErr w:type="gramEnd"/>
-            <w:r>
-              <w:rPr>
-                <w:rFonts w:ascii="Consolas" w:eastAsia="Consolas" w:hAnsi="Consolas" w:cs="Consolas"/>
-                <w:sz w:val="18"/>
-                <w:szCs w:val="18"/>
-                <w:lang w:val="en-US"/>
-              </w:rPr>
-              <w:t>.local</w:t>
-            </w:r>
-            <w:proofErr w:type="spellEnd"/>
-            <w:r>
-              <w:rPr>
-                <w:rFonts w:ascii="Consolas" w:eastAsia="Consolas" w:hAnsi="Consolas" w:cs="Consolas"/>
-                <w:sz w:val="18"/>
-                <w:szCs w:val="18"/>
-                <w:lang w:val="en-US"/>
-              </w:rPr>
-              <w:t>)</w:t>
-            </w:r>
-          </w:p>
-          <w:p>
-            <w:proofErr w:type="spellStart"/>
-            <w:r>
-              <w:rPr>
-                <w:rFonts w:ascii="Consolas" w:eastAsia="Consolas" w:hAnsi="Consolas" w:cs="Consolas"/>
-                <w:sz w:val="18"/>
-                <w:szCs w:val="18"/>
-              </w:rPr>
-              <w:t>openssl</w:t>
-            </w:r>
-            <w:proofErr w:type="spellEnd"/>
-            <w:r>
-              <w:rPr>
-                <w:rFonts w:ascii="Consolas" w:eastAsia="Consolas" w:hAnsi="Consolas" w:cs="Consolas"/>
-                <w:sz w:val="18"/>
-                <w:szCs w:val="18"/>
-              </w:rPr>
-              <w:t xml:space="preserve"> rand -</w:t>
-            </w:r>
-            <w:proofErr w:type="spellStart"/>
-            <w:r>
-              <w:rPr>
-                <w:rFonts w:ascii="Consolas" w:eastAsia="Consolas" w:hAnsi="Consolas" w:cs="Consolas"/>
-                <w:sz w:val="18"/>
-                <w:szCs w:val="18"/>
-              </w:rPr>
-              <w:t>hex</w:t>
-            </w:r>
-            <w:proofErr w:type="spellEnd"/>
-            <w:r>
-              <w:rPr>
-                <w:rFonts w:ascii="Consolas" w:eastAsia="Consolas" w:hAnsi="Consolas" w:cs="Consolas"/>
-                <w:sz w:val="18"/>
-                <w:szCs w:val="18"/>
-              </w:rPr>
-              <w:t xml:space="preserve"> 32</w:t>
-            </w:r>
-          </w:p>
-        </w:tc>
-      </w:tr>
-    </w:tbl>
-    <w:p>
-      <w:pPr>
-        <w:spacing w:after="120"/>
-      </w:pPr>
-    </w:p>
-    <w:p>
-      <w:pPr>
-        <w:spacing w:after="120" w:line="276" w:lineRule="auto"/>
-      </w:pPr>
-      <w:r>
-        <w:rPr>
-          <w:rFonts w:ascii="Calibri" w:eastAsia="Calibri" w:hAnsi="Calibri" w:cs="Calibri"/>
-          <w:sz w:val="21"/>
-          <w:szCs w:val="21"/>
-        </w:rPr>
-        <w:t xml:space="preserve">Ambos archivos están excluidos del control de versiones y no deben incorporarse al repositorio </w:t>
-      </w:r>
-      <w:proofErr w:type="gramStart"/>
-      <w:r>
-        <w:rPr>
-          <w:rFonts w:ascii="Calibri" w:eastAsia="Calibri" w:hAnsi="Calibri" w:cs="Calibri"/>
-          <w:sz w:val="21"/>
-          <w:szCs w:val="21"/>
-        </w:rPr>
-        <w:t>bajo ninguna circunstancia</w:t>
-      </w:r>
-      <w:proofErr w:type="gramEnd"/>
-      <w:r>
-        <w:rPr>
-          <w:rFonts w:ascii="Calibri" w:eastAsia="Calibri" w:hAnsi="Calibri" w:cs="Calibri"/>
-          <w:sz w:val="21"/>
-          <w:szCs w:val="21"/>
-        </w:rPr>
-        <w:t>.</w:t>
-      </w:r>
-    </w:p>
-    <w:p>
-      <w:r>
-        <w:br w:type="page"/>
-      </w:r>
-    </w:p>
-    <w:p>
-      <w:pPr>
-        <w:pStyle w:val="Ttulo1"/>
-        <w:keepNext/>
-        <w:keepLines/>
-        <w:spacing w:before="360" w:after="160"/>
-      </w:pPr>
-      <w:r>
-        <w:rPr>
-          <w:rFonts w:ascii="Calibri" w:eastAsia="Calibri" w:hAnsi="Calibri" w:cs="Calibri"/>
-          <w:b/>
-          <w:bCs/>
-          <w:color w:val="1F4E79"/>
-          <w:sz w:val="30"/>
-          <w:szCs w:val="30"/>
-        </w:rPr>
-        <w:lastRenderedPageBreak/>
-        <w:t>3. Cuenta Google institucional</w:t>
-      </w:r>
-    </w:p>
-    <w:p>
-      <w:pPr>
-        <w:spacing w:after="120" w:line="276" w:lineRule="auto"/>
-      </w:pPr>
-      <w:r>
-        <w:rPr>
-          <w:rFonts w:ascii="Calibri" w:eastAsia="Calibri" w:hAnsi="Calibri" w:cs="Calibri"/>
-          <w:sz w:val="21"/>
-          <w:szCs w:val="21"/>
-        </w:rPr>
-        <w:t>El primer paso del traspaso es definir bajo qué cuenta quedará registrado el proyecto de Google Cloud. Esta decisión determina quién controla el acceso de todos los usuarios de la plataforma.</w:t>
-      </w:r>
-    </w:p>
-    <w:tbl>
-      <w:tblPr>
-        <w:tblW w:w="9360" w:type="dxa"/>
-        <w:tblBorders>
-          <w:top w:val="single" w:sz="4" w:space="0" w:color="auto"/>
-          <w:left w:val="single" w:sz="4" w:space="0" w:color="auto"/>
-          <w:bottom w:val="single" w:sz="4" w:space="0" w:color="auto"/>
-          <w:right w:val="single" w:sz="4" w:space="0" w:color="auto"/>
-          <w:insideH w:val="single" w:sz="4" w:space="0" w:color="auto"/>
-          <w:insideV w:val="single" w:sz="4" w:space="0" w:color="auto"/>
-        </w:tblBorders>
-        <w:tblCellMar>
-          <w:left w:w="10" w:type="dxa"/>
-          <w:right w:w="10" w:type="dxa"/>
-        </w:tblCellMar>
-        <w:tblLook w:val="0000" w:firstRow="0" w:lastRow="0" w:firstColumn="0" w:lastColumn="0" w:noHBand="0" w:noVBand="0"/>
-      </w:tblPr>
-      <w:tblGrid>
-        <w:gridCol w:w="9360"/>
-      </w:tblGrid>
-      <w:tr>
-        <w:tblPrEx>
-          <w:tblCellMar>
-            <w:top w:w="0" w:type="dxa"/>
-            <w:bottom w:w="0" w:type="dxa"/>
-          </w:tblCellMar>
-        </w:tblPrEx>
-        <w:trPr>
-          <w:cantSplit/>
-        </w:trPr>
-        <w:tc>
-          <w:tcPr>
-            <w:tcW w:w="9360" w:type="dxa"/>
-            <w:tcBorders>
-              <w:top w:val="single" w:sz="4" w:space="0" w:color="BFBFBF"/>
-              <w:left w:val="single" w:sz="18" w:space="0" w:color="7F6000"/>
-              <w:bottom w:val="single" w:sz="4" w:space="0" w:color="BFBFBF"/>
-              <w:right w:val="single" w:sz="4" w:space="0" w:color="BFBFBF"/>
-            </w:tcBorders>
-            <w:shd w:val="clear" w:color="auto" w:fill="FFF2CC"/>
-            <w:tcMar>
-              <w:top w:w="140" w:type="dxa"/>
-              <w:left w:w="180" w:type="dxa"/>
-              <w:bottom w:w="140" w:type="dxa"/>
-              <w:right w:w="180" w:type="dxa"/>
-            </w:tcMar>
-          </w:tcPr>
-          <w:p>
-            <w:pPr>
-              <w:spacing w:after="60"/>
-            </w:pPr>
-            <w:r>
-              <w:rPr>
-                <w:rFonts w:ascii="Calibri" w:eastAsia="Calibri" w:hAnsi="Calibri" w:cs="Calibri"/>
-                <w:b/>
-                <w:bCs/>
-                <w:color w:val="7F6000"/>
-                <w:sz w:val="21"/>
-                <w:szCs w:val="21"/>
-              </w:rPr>
-              <w:t>Restricción detectada en el dominio institucional</w:t>
-            </w:r>
-          </w:p>
-          <w:p>
-            <w:pPr>
-              <w:spacing w:after="40" w:line="276" w:lineRule="auto"/>
-            </w:pPr>
-            <w:r>
-              <w:rPr>
-                <w:rFonts w:ascii="Calibri" w:eastAsia="Calibri" w:hAnsi="Calibri" w:cs="Calibri"/>
-                <w:sz w:val="21"/>
-                <w:szCs w:val="21"/>
-              </w:rPr>
-              <w:t xml:space="preserve">El dominio redsalud.gob.cl opera su correo sobre Microsoft 365, en un </w:t>
-            </w:r>
-            <w:proofErr w:type="spellStart"/>
-            <w:r>
-              <w:rPr>
-                <w:rFonts w:ascii="Calibri" w:eastAsia="Calibri" w:hAnsi="Calibri" w:cs="Calibri"/>
-                <w:sz w:val="21"/>
-                <w:szCs w:val="21"/>
-              </w:rPr>
-              <w:t>tenant</w:t>
-            </w:r>
-            <w:proofErr w:type="spellEnd"/>
-            <w:r>
-              <w:rPr>
-                <w:rFonts w:ascii="Calibri" w:eastAsia="Calibri" w:hAnsi="Calibri" w:cs="Calibri"/>
-                <w:sz w:val="21"/>
-                <w:szCs w:val="21"/>
-              </w:rPr>
-              <w:t xml:space="preserve"> administrado por MINSAL. Se verificó mediante los registros DNS del dominio (MX apuntando a minsal-gob-cl.mail.protection.outlook.com).</w:t>
-            </w:r>
-          </w:p>
-          <w:p>
-            <w:pPr>
-              <w:spacing w:after="40" w:line="276" w:lineRule="auto"/>
-            </w:pPr>
-            <w:r>
-              <w:rPr>
-                <w:rFonts w:ascii="Calibri" w:eastAsia="Calibri" w:hAnsi="Calibri" w:cs="Calibri"/>
-                <w:sz w:val="21"/>
-                <w:szCs w:val="21"/>
-              </w:rPr>
-              <w:t xml:space="preserve">Consecuencia: el hospital no dispone de Google </w:t>
-            </w:r>
-            <w:proofErr w:type="spellStart"/>
-            <w:r>
-              <w:rPr>
-                <w:rFonts w:ascii="Calibri" w:eastAsia="Calibri" w:hAnsi="Calibri" w:cs="Calibri"/>
-                <w:sz w:val="21"/>
-                <w:szCs w:val="21"/>
-              </w:rPr>
-              <w:t>Workspace</w:t>
-            </w:r>
-            <w:proofErr w:type="spellEnd"/>
-            <w:r>
-              <w:rPr>
-                <w:rFonts w:ascii="Calibri" w:eastAsia="Calibri" w:hAnsi="Calibri" w:cs="Calibri"/>
-                <w:sz w:val="21"/>
-                <w:szCs w:val="21"/>
-              </w:rPr>
-              <w:t>, por lo que no existen cuentas de Google institucionales de forma nativa, y la opción "Interno" de la pantalla de consentimiento OAuth no está disponible.</w:t>
-            </w:r>
-          </w:p>
-        </w:tc>
-      </w:tr>
-    </w:tbl>
-    <w:p>
-      <w:pPr>
-        <w:pStyle w:val="Ttulo2"/>
-        <w:keepNext/>
-        <w:keepLines/>
-        <w:spacing w:before="260" w:after="120"/>
-      </w:pPr>
-      <w:r>
-        <w:rPr>
-          <w:rFonts w:ascii="Calibri" w:eastAsia="Calibri" w:hAnsi="Calibri" w:cs="Calibri"/>
-          <w:b/>
-          <w:bCs/>
-          <w:color w:val="1F4E79"/>
-          <w:sz w:val="24"/>
-          <w:szCs w:val="24"/>
-        </w:rPr>
-        <w:t>3.1 Procedimiento recomendado</w:t>
-      </w:r>
-    </w:p>
-    <w:p>
-      <w:pPr>
-        <w:spacing w:after="120" w:line="276" w:lineRule="auto"/>
-      </w:pPr>
-      <w:r>
-        <w:rPr>
-          <w:rFonts w:ascii="Calibri" w:eastAsia="Calibri" w:hAnsi="Calibri" w:cs="Calibri"/>
-          <w:sz w:val="21"/>
-          <w:szCs w:val="21"/>
-        </w:rPr>
-        <w:t>Google permite crear una cuenta de Google utilizando una dirección de correo que no sea Gmail. Esto permite que el proyecto quede bajo una identidad institucional en lugar de una cuenta personal.</w:t>
-      </w:r>
-    </w:p>
-    <w:p>
-      <w:pPr>
-        <w:pStyle w:val="Prrafodelista"/>
-        <w:numPr>
-          <w:ilvl w:val="0"/>
-          <w:numId w:val="3"/>
-        </w:numPr>
-        <w:spacing w:after="80" w:line="276" w:lineRule="auto"/>
-      </w:pPr>
-      <w:r>
-        <w:rPr>
-          <w:rFonts w:ascii="Calibri" w:eastAsia="Calibri" w:hAnsi="Calibri" w:cs="Calibri"/>
-          <w:sz w:val="21"/>
-          <w:szCs w:val="21"/>
-        </w:rPr>
-        <w:t xml:space="preserve">Ingresar a </w:t>
-      </w:r>
-      <w:r>
-        <w:rPr>
-          <w:rFonts w:ascii="Consolas" w:eastAsia="Consolas" w:hAnsi="Consolas" w:cs="Consolas"/>
-          <w:sz w:val="19"/>
-          <w:szCs w:val="19"/>
-          <w:shd w:val="clear" w:color="auto" w:fill="F2F2F2"/>
-        </w:rPr>
-        <w:t>accounts.google.com/</w:t>
-      </w:r>
-      <w:proofErr w:type="spellStart"/>
-      <w:r>
-        <w:rPr>
-          <w:rFonts w:ascii="Consolas" w:eastAsia="Consolas" w:hAnsi="Consolas" w:cs="Consolas"/>
-          <w:sz w:val="19"/>
-          <w:szCs w:val="19"/>
-          <w:shd w:val="clear" w:color="auto" w:fill="F2F2F2"/>
-        </w:rPr>
-        <w:t>signup</w:t>
-      </w:r>
-      <w:proofErr w:type="spellEnd"/>
-      <w:r>
-        <w:rPr>
-          <w:rFonts w:ascii="Calibri" w:eastAsia="Calibri" w:hAnsi="Calibri" w:cs="Calibri"/>
-          <w:sz w:val="21"/>
-          <w:szCs w:val="21"/>
-        </w:rPr>
-        <w:t xml:space="preserve"> y seleccionar la opción "Usar mi dirección de correo electrónico actual".</w:t>
-      </w:r>
-    </w:p>
-    <w:p>
-      <w:pPr>
-        <w:pStyle w:val="Prrafodelista"/>
-        <w:numPr>
-          <w:ilvl w:val="0"/>
-          <w:numId w:val="3"/>
-        </w:numPr>
-        <w:spacing w:after="80" w:line="276" w:lineRule="auto"/>
-      </w:pPr>
-      <w:r>
-        <w:rPr>
-          <w:rFonts w:ascii="Calibri" w:eastAsia="Calibri" w:hAnsi="Calibri" w:cs="Calibri"/>
-          <w:sz w:val="21"/>
-          <w:szCs w:val="21"/>
-        </w:rPr>
-        <w:t>Indicar una casilla institucional de carácter permanente y no personal, preferentemente un buzón compartido de la Unidad de Informática (por ejemplo, la casilla del área, no la de un funcionario individual).</w:t>
-      </w:r>
-    </w:p>
-    <w:p>
-      <w:pPr>
-        <w:pStyle w:val="Prrafodelista"/>
-        <w:numPr>
-          <w:ilvl w:val="0"/>
-          <w:numId w:val="3"/>
-        </w:numPr>
-        <w:spacing w:after="80" w:line="276" w:lineRule="auto"/>
-      </w:pPr>
-      <w:r>
-        <w:rPr>
-          <w:rFonts w:ascii="Calibri" w:eastAsia="Calibri" w:hAnsi="Calibri" w:cs="Calibri"/>
-          <w:sz w:val="21"/>
-          <w:szCs w:val="21"/>
-        </w:rPr>
-        <w:t>Completar la verificación por correo.</w:t>
-      </w:r>
-    </w:p>
-    <w:p>
-      <w:pPr>
-        <w:pStyle w:val="Prrafodelista"/>
-        <w:numPr>
-          <w:ilvl w:val="0"/>
-          <w:numId w:val="3"/>
-        </w:numPr>
-        <w:spacing w:after="80" w:line="276" w:lineRule="auto"/>
-      </w:pPr>
-      <w:r>
-        <w:rPr>
-          <w:rFonts w:ascii="Calibri" w:eastAsia="Calibri" w:hAnsi="Calibri" w:cs="Calibri"/>
-          <w:sz w:val="21"/>
-          <w:szCs w:val="21"/>
-        </w:rPr>
-        <w:t>Registrar las credenciales de esta cuenta en el sistema de gestión de contraseñas del hospital, con al menos dos responsables designados.</w:t>
-      </w:r>
-    </w:p>
-    <w:tbl>
-      <w:tblPr>
-        <w:tblW w:w="9360" w:type="dxa"/>
-        <w:tblBorders>
-          <w:top w:val="single" w:sz="4" w:space="0" w:color="auto"/>
-          <w:left w:val="single" w:sz="4" w:space="0" w:color="auto"/>
-          <w:bottom w:val="single" w:sz="4" w:space="0" w:color="auto"/>
-          <w:right w:val="single" w:sz="4" w:space="0" w:color="auto"/>
-          <w:insideH w:val="single" w:sz="4" w:space="0" w:color="auto"/>
-          <w:insideV w:val="single" w:sz="4" w:space="0" w:color="auto"/>
-        </w:tblBorders>
-        <w:tblCellMar>
-          <w:left w:w="10" w:type="dxa"/>
-          <w:right w:w="10" w:type="dxa"/>
-        </w:tblCellMar>
-        <w:tblLook w:val="0000" w:firstRow="0" w:lastRow="0" w:firstColumn="0" w:lastColumn="0" w:noHBand="0" w:noVBand="0"/>
-      </w:tblPr>
-      <w:tblGrid>
-        <w:gridCol w:w="9360"/>
-      </w:tblGrid>
-      <w:tr>
-        <w:tblPrEx>
-          <w:tblCellMar>
-            <w:top w:w="0" w:type="dxa"/>
-            <w:bottom w:w="0" w:type="dxa"/>
-          </w:tblCellMar>
-        </w:tblPrEx>
-        <w:trPr>
-          <w:cantSplit/>
-        </w:trPr>
-        <w:tc>
-          <w:tcPr>
-            <w:tcW w:w="9360" w:type="dxa"/>
-            <w:tcBorders>
-              <w:top w:val="single" w:sz="4" w:space="0" w:color="BFBFBF"/>
-              <w:left w:val="single" w:sz="18" w:space="0" w:color="C00000"/>
-              <w:bottom w:val="single" w:sz="4" w:space="0" w:color="BFBFBF"/>
-              <w:right w:val="single" w:sz="4" w:space="0" w:color="BFBFBF"/>
-            </w:tcBorders>
-            <w:shd w:val="clear" w:color="auto" w:fill="FBE4E4"/>
-            <w:tcMar>
-              <w:top w:w="140" w:type="dxa"/>
-              <w:left w:w="180" w:type="dxa"/>
-              <w:bottom w:w="140" w:type="dxa"/>
-              <w:right w:w="180" w:type="dxa"/>
-            </w:tcMar>
-          </w:tcPr>
-          <w:p>
-            <w:pPr>
-              <w:spacing w:after="60"/>
-            </w:pPr>
-            <w:proofErr w:type="gramStart"/>
-            <w:r>
-              <w:rPr>
-                <w:rFonts w:ascii="Calibri" w:eastAsia="Calibri" w:hAnsi="Calibri" w:cs="Calibri"/>
-                <w:b/>
-                <w:bCs/>
-                <w:color w:val="C00000"/>
-                <w:sz w:val="21"/>
-                <w:szCs w:val="21"/>
-              </w:rPr>
-              <w:t>Riesgo a evitar</w:t>
-            </w:r>
-            <w:proofErr w:type="gramEnd"/>
-          </w:p>
-          <w:p>
-            <w:pPr>
-              <w:spacing w:after="40" w:line="276" w:lineRule="auto"/>
-            </w:pPr>
-            <w:r>
-              <w:rPr>
-                <w:rFonts w:ascii="Calibri" w:eastAsia="Calibri" w:hAnsi="Calibri" w:cs="Calibri"/>
-                <w:sz w:val="21"/>
-                <w:szCs w:val="21"/>
-              </w:rPr>
-              <w:t>Si el proyecto de Google Cloud se crea bajo la cuenta Gmail personal de un funcionario, el hospital reproduce exactamente el problema que este traspaso busca resolver: la plataforma quedaría dependiendo de una persona en lugar de la institución. Ante una desvinculación, el acceso se pierde.</w:t>
-            </w:r>
-          </w:p>
-        </w:tc>
-      </w:tr>
-    </w:tbl>
-    <w:p>
-      <w:pPr>
-        <w:pStyle w:val="Ttulo1"/>
-        <w:keepNext/>
-        <w:keepLines/>
-        <w:spacing w:before="360" w:after="160"/>
-      </w:pPr>
-      <w:r>
-        <w:rPr>
-          <w:rFonts w:ascii="Calibri" w:eastAsia="Calibri" w:hAnsi="Calibri" w:cs="Calibri"/>
-          <w:b/>
-          <w:bCs/>
-          <w:color w:val="1F4E79"/>
-          <w:sz w:val="30"/>
-          <w:szCs w:val="30"/>
-        </w:rPr>
-        <w:t>4. Proyecto en Google Cloud y credenciales OAuth</w:t>
-      </w:r>
-    </w:p>
-    <w:p>
-      <w:pPr>
-        <w:spacing w:after="120" w:line="276" w:lineRule="auto"/>
-      </w:pPr>
-      <w:r>
-        <w:rPr>
-          <w:rFonts w:ascii="Calibri" w:eastAsia="Calibri" w:hAnsi="Calibri" w:cs="Calibri"/>
-          <w:sz w:val="21"/>
-          <w:szCs w:val="21"/>
-        </w:rPr>
-        <w:t>Con la cuenta institucional ya creada, iniciar sesión en console.cloud.google.com y ejecutar los siguientes pasos.</w:t>
-      </w:r>
-    </w:p>
-    <w:p>
-      <w:pPr>
-        <w:pStyle w:val="Ttulo2"/>
-        <w:keepNext/>
-        <w:keepLines/>
-        <w:spacing w:before="260" w:after="120"/>
-      </w:pPr>
-      <w:r>
-        <w:rPr>
-          <w:rFonts w:ascii="Calibri" w:eastAsia="Calibri" w:hAnsi="Calibri" w:cs="Calibri"/>
-          <w:b/>
-          <w:bCs/>
-          <w:color w:val="1F4E79"/>
-          <w:sz w:val="24"/>
-          <w:szCs w:val="24"/>
-        </w:rPr>
-        <w:t>4.1 Crear el proyecto</w:t>
-      </w:r>
-    </w:p>
-    <w:p>
-      <w:pPr>
-        <w:pStyle w:val="Prrafodelista"/>
-        <w:numPr>
-          <w:ilvl w:val="0"/>
-          <w:numId w:val="4"/>
-        </w:numPr>
-        <w:spacing w:after="80" w:line="276" w:lineRule="auto"/>
-      </w:pPr>
-      <w:r>
-        <w:rPr>
-          <w:rFonts w:ascii="Calibri" w:eastAsia="Calibri" w:hAnsi="Calibri" w:cs="Calibri"/>
-          <w:sz w:val="21"/>
-          <w:szCs w:val="21"/>
-        </w:rPr>
-        <w:t>Crear un proyecto nuevo con un nombre identificable, por ejemplo "Guia Digital Adulto Mayor HUAP".</w:t>
-      </w:r>
-    </w:p>
-    <w:p>
-      <w:pPr>
-        <w:pStyle w:val="Prrafodelista"/>
-        <w:numPr>
-          <w:ilvl w:val="0"/>
-          <w:numId w:val="4"/>
-        </w:numPr>
-        <w:spacing w:after="80" w:line="276" w:lineRule="auto"/>
-      </w:pPr>
-      <w:r>
-        <w:rPr>
-          <w:rFonts w:ascii="Calibri" w:eastAsia="Calibri" w:hAnsi="Calibri" w:cs="Calibri"/>
-          <w:sz w:val="21"/>
-          <w:szCs w:val="21"/>
-        </w:rPr>
-        <w:t xml:space="preserve">En el menú lateral, ingresar a </w:t>
-      </w:r>
-      <w:r>
-        <w:rPr>
-          <w:rFonts w:ascii="Calibri" w:eastAsia="Calibri" w:hAnsi="Calibri" w:cs="Calibri"/>
-          <w:b/>
-          <w:bCs/>
-          <w:sz w:val="21"/>
-          <w:szCs w:val="21"/>
-        </w:rPr>
-        <w:t>API y servicios</w:t>
-      </w:r>
-      <w:r>
-        <w:rPr>
-          <w:rFonts w:ascii="Calibri" w:eastAsia="Calibri" w:hAnsi="Calibri" w:cs="Calibri"/>
-          <w:sz w:val="21"/>
-          <w:szCs w:val="21"/>
-        </w:rPr>
-        <w:t xml:space="preserve"> → </w:t>
-      </w:r>
-      <w:r>
-        <w:rPr>
-          <w:rFonts w:ascii="Calibri" w:eastAsia="Calibri" w:hAnsi="Calibri" w:cs="Calibri"/>
-          <w:b/>
-          <w:bCs/>
-          <w:sz w:val="21"/>
-          <w:szCs w:val="21"/>
-        </w:rPr>
-        <w:t>Pantalla de consentimiento de OAuth</w:t>
-      </w:r>
-      <w:r>
-        <w:rPr>
-          <w:rFonts w:ascii="Calibri" w:eastAsia="Calibri" w:hAnsi="Calibri" w:cs="Calibri"/>
-          <w:sz w:val="21"/>
-          <w:szCs w:val="21"/>
-        </w:rPr>
-        <w:t>.</w:t>
-      </w:r>
-    </w:p>
-    <w:p>
-      <w:pPr>
-        <w:pStyle w:val="Ttulo2"/>
-        <w:keepNext/>
-        <w:keepLines/>
-        <w:spacing w:before="260" w:after="120"/>
-      </w:pPr>
-      <w:r>
-        <w:rPr>
-          <w:rFonts w:ascii="Calibri" w:eastAsia="Calibri" w:hAnsi="Calibri" w:cs="Calibri"/>
-          <w:b/>
-          <w:bCs/>
-          <w:color w:val="1F4E79"/>
-          <w:sz w:val="24"/>
-          <w:szCs w:val="24"/>
-        </w:rPr>
-        <w:lastRenderedPageBreak/>
-        <w:t>4.2 Configurar la pantalla de consentimiento</w:t>
-      </w:r>
-    </w:p>
-    <w:tbl>
-      <w:tblPr>
-        <w:tblW w:w="9360" w:type="dxa"/>
-        <w:tblBorders>
-          <w:top w:val="single" w:sz="4" w:space="0" w:color="auto"/>
-          <w:left w:val="single" w:sz="4" w:space="0" w:color="auto"/>
-          <w:bottom w:val="single" w:sz="4" w:space="0" w:color="auto"/>
-          <w:right w:val="single" w:sz="4" w:space="0" w:color="auto"/>
-          <w:insideH w:val="single" w:sz="4" w:space="0" w:color="auto"/>
-          <w:insideV w:val="single" w:sz="4" w:space="0" w:color="auto"/>
-        </w:tblBorders>
-        <w:tblCellMar>
-          <w:left w:w="10" w:type="dxa"/>
-          <w:right w:w="10" w:type="dxa"/>
-        </w:tblCellMar>
-        <w:tblLook w:val="0000" w:firstRow="0" w:lastRow="0" w:firstColumn="0" w:lastColumn="0" w:noHBand="0" w:noVBand="0"/>
-      </w:tblPr>
-      <w:tblGrid>
-        <w:gridCol w:w="2000"/>
-        <w:gridCol w:w="3200"/>
-        <w:gridCol w:w="4160"/>
+        <w:gridCol w:w="2300"/>
+        <w:gridCol w:w="2100"/>
+        <w:gridCol w:w="3560"/>
+        <w:gridCol w:w="1400"/>
       </w:tblGrid>
       <w:tr>
         <w:tblPrEx>
@@ -3209,7 +1942,7 @@
         </w:trPr>
         <w:tc>
           <w:tcPr>
-            <w:tcW w:w="2000" w:type="dxa"/>
+            <w:tcW w:w="2300" w:type="dxa"/>
             <w:shd w:val="clear" w:color="auto" w:fill="1F4E79"/>
             <w:tcMar>
               <w:top w:w="100" w:type="dxa"/>
@@ -3231,13 +1964,13 @@
                 <w:sz w:val="19"/>
                 <w:szCs w:val="19"/>
               </w:rPr>
-              <w:t>Campo</w:t>
-            </w:r>
-          </w:p>
-        </w:tc>
-        <w:tc>
-          <w:tcPr>
-            <w:tcW w:w="3200" w:type="dxa"/>
+              <w:t>Variable</w:t>
+            </w:r>
+          </w:p>
+        </w:tc>
+        <w:tc>
+          <w:tcPr>
+            <w:tcW w:w="2100" w:type="dxa"/>
             <w:shd w:val="clear" w:color="auto" w:fill="1F4E79"/>
             <w:tcMar>
               <w:top w:w="100" w:type="dxa"/>
@@ -3250,7 +1983,6 @@
             <w:pPr>
               <w:spacing w:line="252" w:lineRule="auto"/>
             </w:pPr>
-            <w:proofErr w:type="gramStart"/>
             <w:r>
               <w:rPr>
                 <w:rFonts w:ascii="Calibri" w:eastAsia="Calibri" w:hAnsi="Calibri" w:cs="Calibri"/>
@@ -3260,14 +1992,13 @@
                 <w:sz w:val="19"/>
                 <w:szCs w:val="19"/>
               </w:rPr>
-              <w:t>Valor a utilizar</w:t>
-            </w:r>
-            <w:proofErr w:type="gramEnd"/>
-          </w:p>
-        </w:tc>
-        <w:tc>
-          <w:tcPr>
-            <w:tcW w:w="4160" w:type="dxa"/>
+              <w:t>Archivo</w:t>
+            </w:r>
+          </w:p>
+        </w:tc>
+        <w:tc>
+          <w:tcPr>
+            <w:tcW w:w="3560" w:type="dxa"/>
             <w:shd w:val="clear" w:color="auto" w:fill="1F4E79"/>
             <w:tcMar>
               <w:top w:w="100" w:type="dxa"/>
@@ -3289,7 +2020,35 @@
                 <w:sz w:val="19"/>
                 <w:szCs w:val="19"/>
               </w:rPr>
-              <w:t>Observación</w:t>
+              <w:t>Función</w:t>
+            </w:r>
+          </w:p>
+        </w:tc>
+        <w:tc>
+          <w:tcPr>
+            <w:tcW w:w="1400" w:type="dxa"/>
+            <w:shd w:val="clear" w:color="auto" w:fill="1F4E79"/>
+            <w:tcMar>
+              <w:top w:w="100" w:type="dxa"/>
+              <w:left w:w="120" w:type="dxa"/>
+              <w:bottom w:w="100" w:type="dxa"/>
+              <w:right w:w="120" w:type="dxa"/>
+            </w:tcMar>
+          </w:tcPr>
+          <w:p>
+            <w:pPr>
+              <w:spacing w:line="252" w:lineRule="auto"/>
+            </w:pPr>
+            <w:r>
+              <w:rPr>
+                <w:rFonts w:ascii="Calibri" w:eastAsia="Calibri" w:hAnsi="Calibri" w:cs="Calibri"/>
+                <w:b/>
+                <w:bCs/>
+                <w:color w:val="FFFFFF"/>
+                <w:sz w:val="19"/>
+                <w:szCs w:val="19"/>
+              </w:rPr>
+              <w:t>Prioridad</w:t>
             </w:r>
           </w:p>
         </w:tc>
@@ -3306,7 +2065,7 @@
         </w:trPr>
         <w:tc>
           <w:tcPr>
-            <w:tcW w:w="2000" w:type="dxa"/>
+            <w:tcW w:w="2300" w:type="dxa"/>
             <w:shd w:val="clear" w:color="auto" w:fill="F7F9FC"/>
             <w:tcMar>
               <w:top w:w="100" w:type="dxa"/>
@@ -3321,17 +2080,17 @@
             </w:pPr>
             <w:r>
               <w:rPr>
-                <w:rFonts w:ascii="Calibri" w:eastAsia="Calibri" w:hAnsi="Calibri" w:cs="Calibri"/>
-                <w:sz w:val="19"/>
-                <w:szCs w:val="19"/>
-              </w:rPr>
-              <w:t>Tipo de usuario</w:t>
-            </w:r>
-          </w:p>
-        </w:tc>
-        <w:tc>
-          <w:tcPr>
-            <w:tcW w:w="3200" w:type="dxa"/>
+                <w:rFonts w:ascii="Consolas" w:eastAsia="Consolas" w:hAnsi="Consolas" w:cs="Consolas"/>
+                <w:sz w:val="17"/>
+                <w:szCs w:val="17"/>
+              </w:rPr>
+              <w:t>GOOGLE_CLIENT_ID</w:t>
+            </w:r>
+          </w:p>
+        </w:tc>
+        <w:tc>
+          <w:tcPr>
+            <w:tcW w:w="2100" w:type="dxa"/>
             <w:shd w:val="clear" w:color="auto" w:fill="F7F9FC"/>
             <w:tcMar>
               <w:top w:w="100" w:type="dxa"/>
@@ -3344,19 +2103,41 @@
             <w:pPr>
               <w:spacing w:line="252" w:lineRule="auto"/>
             </w:pPr>
-            <w:r>
-              <w:rPr>
-                <w:rFonts w:ascii="Calibri" w:eastAsia="Calibri" w:hAnsi="Calibri" w:cs="Calibri"/>
-                <w:sz w:val="19"/>
-                <w:szCs w:val="19"/>
-              </w:rPr>
-              <w:t>Externo</w:t>
-            </w:r>
-          </w:p>
-        </w:tc>
-        <w:tc>
-          <w:tcPr>
-            <w:tcW w:w="4160" w:type="dxa"/>
+            <w:proofErr w:type="spellStart"/>
+            <w:r>
+              <w:rPr>
+                <w:rFonts w:ascii="Consolas" w:eastAsia="Consolas" w:hAnsi="Consolas" w:cs="Consolas"/>
+                <w:sz w:val="17"/>
+                <w:szCs w:val="17"/>
+              </w:rPr>
+              <w:t>backend</w:t>
+            </w:r>
+            <w:proofErr w:type="spellEnd"/>
+            <w:proofErr w:type="gramStart"/>
+            <w:r>
+              <w:rPr>
+                <w:rFonts w:ascii="Consolas" w:eastAsia="Consolas" w:hAnsi="Consolas" w:cs="Consolas"/>
+                <w:sz w:val="17"/>
+                <w:szCs w:val="17"/>
+              </w:rPr>
+              <w:t>/.</w:t>
+            </w:r>
+            <w:proofErr w:type="spellStart"/>
+            <w:r>
+              <w:rPr>
+                <w:rFonts w:ascii="Consolas" w:eastAsia="Consolas" w:hAnsi="Consolas" w:cs="Consolas"/>
+                <w:sz w:val="17"/>
+                <w:szCs w:val="17"/>
+              </w:rPr>
+              <w:t>env</w:t>
+            </w:r>
+            <w:proofErr w:type="spellEnd"/>
+            <w:proofErr w:type="gramEnd"/>
+          </w:p>
+        </w:tc>
+        <w:tc>
+          <w:tcPr>
+            <w:tcW w:w="3560" w:type="dxa"/>
             <w:shd w:val="clear" w:color="auto" w:fill="F7F9FC"/>
             <w:tcMar>
               <w:top w:w="100" w:type="dxa"/>
@@ -3375,25 +2156,32 @@
                 <w:sz w:val="19"/>
                 <w:szCs w:val="19"/>
               </w:rPr>
-              <w:t xml:space="preserve">"Interno" requiere Google </w:t>
-            </w:r>
-            <w:proofErr w:type="spellStart"/>
-            <w:r>
-              <w:rPr>
-                <w:rFonts w:ascii="Calibri" w:eastAsia="Calibri" w:hAnsi="Calibri" w:cs="Calibri"/>
-                <w:sz w:val="19"/>
-                <w:szCs w:val="19"/>
-              </w:rPr>
-              <w:t>Workspace</w:t>
-            </w:r>
-            <w:proofErr w:type="spellEnd"/>
-            <w:r>
-              <w:rPr>
-                <w:rFonts w:ascii="Calibri" w:eastAsia="Calibri" w:hAnsi="Calibri" w:cs="Calibri"/>
-                <w:sz w:val="19"/>
-                <w:szCs w:val="19"/>
-              </w:rPr>
-              <w:t>; no está disponible (ver sección 3)</w:t>
+              <w:t>Identifica la aplicación ante Google</w:t>
+            </w:r>
+          </w:p>
+        </w:tc>
+        <w:tc>
+          <w:tcPr>
+            <w:tcW w:w="1400" w:type="dxa"/>
+            <w:shd w:val="clear" w:color="auto" w:fill="F7F9FC"/>
+            <w:tcMar>
+              <w:top w:w="100" w:type="dxa"/>
+              <w:left w:w="120" w:type="dxa"/>
+              <w:bottom w:w="100" w:type="dxa"/>
+              <w:right w:w="120" w:type="dxa"/>
+            </w:tcMar>
+          </w:tcPr>
+          <w:p>
+            <w:pPr>
+              <w:spacing w:line="252" w:lineRule="auto"/>
+            </w:pPr>
+            <w:r>
+              <w:rPr>
+                <w:rFonts w:ascii="Calibri" w:eastAsia="Calibri" w:hAnsi="Calibri" w:cs="Calibri"/>
+                <w:sz w:val="19"/>
+                <w:szCs w:val="19"/>
+              </w:rPr>
+              <w:t>Alta</w:t>
             </w:r>
           </w:p>
         </w:tc>
@@ -3410,7 +2198,7 @@
         </w:trPr>
         <w:tc>
           <w:tcPr>
-            <w:tcW w:w="2000" w:type="dxa"/>
+            <w:tcW w:w="2300" w:type="dxa"/>
             <w:shd w:val="clear" w:color="auto" w:fill="FFFFFF"/>
             <w:tcMar>
               <w:top w:w="100" w:type="dxa"/>
@@ -3425,17 +2213,17 @@
             </w:pPr>
             <w:r>
               <w:rPr>
-                <w:rFonts w:ascii="Calibri" w:eastAsia="Calibri" w:hAnsi="Calibri" w:cs="Calibri"/>
-                <w:sz w:val="19"/>
-                <w:szCs w:val="19"/>
-              </w:rPr>
-              <w:t>Nombre de la aplicación</w:t>
-            </w:r>
-          </w:p>
-        </w:tc>
-        <w:tc>
-          <w:tcPr>
-            <w:tcW w:w="3200" w:type="dxa"/>
+                <w:rFonts w:ascii="Consolas" w:eastAsia="Consolas" w:hAnsi="Consolas" w:cs="Consolas"/>
+                <w:sz w:val="17"/>
+                <w:szCs w:val="17"/>
+              </w:rPr>
+              <w:t>GOOGLE_CLIENT_SECRET</w:t>
+            </w:r>
+          </w:p>
+        </w:tc>
+        <w:tc>
+          <w:tcPr>
+            <w:tcW w:w="2100" w:type="dxa"/>
             <w:shd w:val="clear" w:color="auto" w:fill="FFFFFF"/>
             <w:tcMar>
               <w:top w:w="100" w:type="dxa"/>
@@ -3448,19 +2236,41 @@
             <w:pPr>
               <w:spacing w:line="252" w:lineRule="auto"/>
             </w:pPr>
-            <w:r>
-              <w:rPr>
-                <w:rFonts w:ascii="Calibri" w:eastAsia="Calibri" w:hAnsi="Calibri" w:cs="Calibri"/>
-                <w:sz w:val="19"/>
-                <w:szCs w:val="19"/>
-              </w:rPr>
-              <w:t>Guía Digital Adulto Mayor</w:t>
-            </w:r>
-          </w:p>
-        </w:tc>
-        <w:tc>
-          <w:tcPr>
-            <w:tcW w:w="4160" w:type="dxa"/>
+            <w:proofErr w:type="spellStart"/>
+            <w:r>
+              <w:rPr>
+                <w:rFonts w:ascii="Consolas" w:eastAsia="Consolas" w:hAnsi="Consolas" w:cs="Consolas"/>
+                <w:sz w:val="17"/>
+                <w:szCs w:val="17"/>
+              </w:rPr>
+              <w:t>backend</w:t>
+            </w:r>
+            <w:proofErr w:type="spellEnd"/>
+            <w:proofErr w:type="gramStart"/>
+            <w:r>
+              <w:rPr>
+                <w:rFonts w:ascii="Consolas" w:eastAsia="Consolas" w:hAnsi="Consolas" w:cs="Consolas"/>
+                <w:sz w:val="17"/>
+                <w:szCs w:val="17"/>
+              </w:rPr>
+              <w:t>/.</w:t>
+            </w:r>
+            <w:proofErr w:type="spellStart"/>
+            <w:r>
+              <w:rPr>
+                <w:rFonts w:ascii="Consolas" w:eastAsia="Consolas" w:hAnsi="Consolas" w:cs="Consolas"/>
+                <w:sz w:val="17"/>
+                <w:szCs w:val="17"/>
+              </w:rPr>
+              <w:t>env</w:t>
+            </w:r>
+            <w:proofErr w:type="spellEnd"/>
+            <w:proofErr w:type="gramEnd"/>
+          </w:p>
+        </w:tc>
+        <w:tc>
+          <w:tcPr>
+            <w:tcW w:w="3560" w:type="dxa"/>
             <w:shd w:val="clear" w:color="auto" w:fill="FFFFFF"/>
             <w:tcMar>
               <w:top w:w="100" w:type="dxa"/>
@@ -3479,7 +2289,32 @@
                 <w:sz w:val="19"/>
                 <w:szCs w:val="19"/>
               </w:rPr>
-              <w:t>Es el nombre que verá el usuario al iniciar sesión</w:t>
+              <w:t>Secreto del cliente OAuth</w:t>
+            </w:r>
+          </w:p>
+        </w:tc>
+        <w:tc>
+          <w:tcPr>
+            <w:tcW w:w="1400" w:type="dxa"/>
+            <w:shd w:val="clear" w:color="auto" w:fill="FFFFFF"/>
+            <w:tcMar>
+              <w:top w:w="100" w:type="dxa"/>
+              <w:left w:w="120" w:type="dxa"/>
+              <w:bottom w:w="100" w:type="dxa"/>
+              <w:right w:w="120" w:type="dxa"/>
+            </w:tcMar>
+          </w:tcPr>
+          <w:p>
+            <w:pPr>
+              <w:spacing w:line="252" w:lineRule="auto"/>
+            </w:pPr>
+            <w:r>
+              <w:rPr>
+                <w:rFonts w:ascii="Calibri" w:eastAsia="Calibri" w:hAnsi="Calibri" w:cs="Calibri"/>
+                <w:sz w:val="19"/>
+                <w:szCs w:val="19"/>
+              </w:rPr>
+              <w:t>Alta</w:t>
             </w:r>
           </w:p>
         </w:tc>
@@ -3496,7 +2331,7 @@
         </w:trPr>
         <w:tc>
           <w:tcPr>
-            <w:tcW w:w="2000" w:type="dxa"/>
+            <w:tcW w:w="2300" w:type="dxa"/>
             <w:shd w:val="clear" w:color="auto" w:fill="F7F9FC"/>
             <w:tcMar>
               <w:top w:w="100" w:type="dxa"/>
@@ -3511,17 +2346,17 @@
             </w:pPr>
             <w:r>
               <w:rPr>
-                <w:rFonts w:ascii="Calibri" w:eastAsia="Calibri" w:hAnsi="Calibri" w:cs="Calibri"/>
-                <w:sz w:val="19"/>
-                <w:szCs w:val="19"/>
-              </w:rPr>
-              <w:t>Correo de asistencia</w:t>
-            </w:r>
-          </w:p>
-        </w:tc>
-        <w:tc>
-          <w:tcPr>
-            <w:tcW w:w="3200" w:type="dxa"/>
+                <w:rFonts w:ascii="Consolas" w:eastAsia="Consolas" w:hAnsi="Consolas" w:cs="Consolas"/>
+                <w:sz w:val="17"/>
+                <w:szCs w:val="17"/>
+              </w:rPr>
+              <w:t>AUTH_GOOGLE_ID</w:t>
+            </w:r>
+          </w:p>
+        </w:tc>
+        <w:tc>
+          <w:tcPr>
+            <w:tcW w:w="2100" w:type="dxa"/>
             <w:shd w:val="clear" w:color="auto" w:fill="F7F9FC"/>
             <w:tcMar>
               <w:top w:w="100" w:type="dxa"/>
@@ -3534,19 +2369,49 @@
             <w:pPr>
               <w:spacing w:line="252" w:lineRule="auto"/>
             </w:pPr>
-            <w:r>
-              <w:rPr>
-                <w:rFonts w:ascii="Calibri" w:eastAsia="Calibri" w:hAnsi="Calibri" w:cs="Calibri"/>
-                <w:sz w:val="19"/>
-                <w:szCs w:val="19"/>
-              </w:rPr>
-              <w:t>Casilla institucional del hospital</w:t>
-            </w:r>
-          </w:p>
-        </w:tc>
-        <w:tc>
-          <w:tcPr>
-            <w:tcW w:w="4160" w:type="dxa"/>
+            <w:proofErr w:type="spellStart"/>
+            <w:r>
+              <w:rPr>
+                <w:rFonts w:ascii="Consolas" w:eastAsia="Consolas" w:hAnsi="Consolas" w:cs="Consolas"/>
+                <w:sz w:val="17"/>
+                <w:szCs w:val="17"/>
+              </w:rPr>
+              <w:t>frontend</w:t>
+            </w:r>
+            <w:proofErr w:type="spellEnd"/>
+            <w:proofErr w:type="gramStart"/>
+            <w:r>
+              <w:rPr>
+                <w:rFonts w:ascii="Consolas" w:eastAsia="Consolas" w:hAnsi="Consolas" w:cs="Consolas"/>
+                <w:sz w:val="17"/>
+                <w:szCs w:val="17"/>
+              </w:rPr>
+              <w:t>/.</w:t>
+            </w:r>
+            <w:proofErr w:type="spellStart"/>
+            <w:r>
+              <w:rPr>
+                <w:rFonts w:ascii="Consolas" w:eastAsia="Consolas" w:hAnsi="Consolas" w:cs="Consolas"/>
+                <w:sz w:val="17"/>
+                <w:szCs w:val="17"/>
+              </w:rPr>
+              <w:t>env</w:t>
+            </w:r>
+            <w:proofErr w:type="gramEnd"/>
+            <w:r>
+              <w:rPr>
+                <w:rFonts w:ascii="Consolas" w:eastAsia="Consolas" w:hAnsi="Consolas" w:cs="Consolas"/>
+                <w:sz w:val="17"/>
+                <w:szCs w:val="17"/>
+              </w:rPr>
+              <w:t>.local</w:t>
+            </w:r>
+            <w:proofErr w:type="spellEnd"/>
+          </w:p>
+        </w:tc>
+        <w:tc>
+          <w:tcPr>
+            <w:tcW w:w="3560" w:type="dxa"/>
             <w:shd w:val="clear" w:color="auto" w:fill="F7F9FC"/>
             <w:tcMar>
               <w:top w:w="100" w:type="dxa"/>
@@ -3565,7 +2430,32 @@
                 <w:sz w:val="19"/>
                 <w:szCs w:val="19"/>
               </w:rPr>
-              <w:t>Visible públicamente</w:t>
+              <w:t>Mismo valor que GOOGLE_CLIENT_ID</w:t>
+            </w:r>
+          </w:p>
+        </w:tc>
+        <w:tc>
+          <w:tcPr>
+            <w:tcW w:w="1400" w:type="dxa"/>
+            <w:shd w:val="clear" w:color="auto" w:fill="F7F9FC"/>
+            <w:tcMar>
+              <w:top w:w="100" w:type="dxa"/>
+              <w:left w:w="120" w:type="dxa"/>
+              <w:bottom w:w="100" w:type="dxa"/>
+              <w:right w:w="120" w:type="dxa"/>
+            </w:tcMar>
+          </w:tcPr>
+          <w:p>
+            <w:pPr>
+              <w:spacing w:line="252" w:lineRule="auto"/>
+            </w:pPr>
+            <w:r>
+              <w:rPr>
+                <w:rFonts w:ascii="Calibri" w:eastAsia="Calibri" w:hAnsi="Calibri" w:cs="Calibri"/>
+                <w:sz w:val="19"/>
+                <w:szCs w:val="19"/>
+              </w:rPr>
+              <w:t>Alta</w:t>
             </w:r>
           </w:p>
         </w:tc>
@@ -3582,7 +2472,7 @@
         </w:trPr>
         <w:tc>
           <w:tcPr>
-            <w:tcW w:w="2000" w:type="dxa"/>
+            <w:tcW w:w="2300" w:type="dxa"/>
             <w:shd w:val="clear" w:color="auto" w:fill="FFFFFF"/>
             <w:tcMar>
               <w:top w:w="100" w:type="dxa"/>
@@ -3597,17 +2487,17 @@
             </w:pPr>
             <w:r>
               <w:rPr>
-                <w:rFonts w:ascii="Calibri" w:eastAsia="Calibri" w:hAnsi="Calibri" w:cs="Calibri"/>
-                <w:sz w:val="19"/>
-                <w:szCs w:val="19"/>
-              </w:rPr>
-              <w:t>Dominios autorizados</w:t>
-            </w:r>
-          </w:p>
-        </w:tc>
-        <w:tc>
-          <w:tcPr>
-            <w:tcW w:w="3200" w:type="dxa"/>
+                <w:rFonts w:ascii="Consolas" w:eastAsia="Consolas" w:hAnsi="Consolas" w:cs="Consolas"/>
+                <w:sz w:val="17"/>
+                <w:szCs w:val="17"/>
+              </w:rPr>
+              <w:t>AUTH_GOOGLE_SECRET</w:t>
+            </w:r>
+          </w:p>
+        </w:tc>
+        <w:tc>
+          <w:tcPr>
+            <w:tcW w:w="2100" w:type="dxa"/>
             <w:shd w:val="clear" w:color="auto" w:fill="FFFFFF"/>
             <w:tcMar>
               <w:top w:w="100" w:type="dxa"/>
@@ -3620,19 +2510,49 @@
             <w:pPr>
               <w:spacing w:line="252" w:lineRule="auto"/>
             </w:pPr>
-            <w:r>
-              <w:rPr>
-                <w:rFonts w:ascii="Calibri" w:eastAsia="Calibri" w:hAnsi="Calibri" w:cs="Calibri"/>
-                <w:sz w:val="19"/>
-                <w:szCs w:val="19"/>
-              </w:rPr>
-              <w:t>El dominio definido en la sección 5</w:t>
-            </w:r>
-          </w:p>
-        </w:tc>
-        <w:tc>
-          <w:tcPr>
-            <w:tcW w:w="4160" w:type="dxa"/>
+            <w:proofErr w:type="spellStart"/>
+            <w:r>
+              <w:rPr>
+                <w:rFonts w:ascii="Consolas" w:eastAsia="Consolas" w:hAnsi="Consolas" w:cs="Consolas"/>
+                <w:sz w:val="17"/>
+                <w:szCs w:val="17"/>
+              </w:rPr>
+              <w:t>frontend</w:t>
+            </w:r>
+            <w:proofErr w:type="spellEnd"/>
+            <w:proofErr w:type="gramStart"/>
+            <w:r>
+              <w:rPr>
+                <w:rFonts w:ascii="Consolas" w:eastAsia="Consolas" w:hAnsi="Consolas" w:cs="Consolas"/>
+                <w:sz w:val="17"/>
+                <w:szCs w:val="17"/>
+              </w:rPr>
+              <w:t>/.</w:t>
+            </w:r>
+            <w:proofErr w:type="spellStart"/>
+            <w:r>
+              <w:rPr>
+                <w:rFonts w:ascii="Consolas" w:eastAsia="Consolas" w:hAnsi="Consolas" w:cs="Consolas"/>
+                <w:sz w:val="17"/>
+                <w:szCs w:val="17"/>
+              </w:rPr>
+              <w:t>env</w:t>
+            </w:r>
+            <w:proofErr w:type="gramEnd"/>
+            <w:r>
+              <w:rPr>
+                <w:rFonts w:ascii="Consolas" w:eastAsia="Consolas" w:hAnsi="Consolas" w:cs="Consolas"/>
+                <w:sz w:val="17"/>
+                <w:szCs w:val="17"/>
+              </w:rPr>
+              <w:t>.local</w:t>
+            </w:r>
+            <w:proofErr w:type="spellEnd"/>
+          </w:p>
+        </w:tc>
+        <w:tc>
+          <w:tcPr>
+            <w:tcW w:w="3560" w:type="dxa"/>
             <w:shd w:val="clear" w:color="auto" w:fill="FFFFFF"/>
             <w:tcMar>
               <w:top w:w="100" w:type="dxa"/>
@@ -3651,7 +2571,32 @@
                 <w:sz w:val="19"/>
                 <w:szCs w:val="19"/>
               </w:rPr>
-              <w:t>Debe estar verificado en Google Search Console</w:t>
+              <w:t>Mismo valor que GOOGLE_CLIENT_SECRET</w:t>
+            </w:r>
+          </w:p>
+        </w:tc>
+        <w:tc>
+          <w:tcPr>
+            <w:tcW w:w="1400" w:type="dxa"/>
+            <w:shd w:val="clear" w:color="auto" w:fill="FFFFFF"/>
+            <w:tcMar>
+              <w:top w:w="100" w:type="dxa"/>
+              <w:left w:w="120" w:type="dxa"/>
+              <w:bottom w:w="100" w:type="dxa"/>
+              <w:right w:w="120" w:type="dxa"/>
+            </w:tcMar>
+          </w:tcPr>
+          <w:p>
+            <w:pPr>
+              <w:spacing w:line="252" w:lineRule="auto"/>
+            </w:pPr>
+            <w:r>
+              <w:rPr>
+                <w:rFonts w:ascii="Calibri" w:eastAsia="Calibri" w:hAnsi="Calibri" w:cs="Calibri"/>
+                <w:sz w:val="19"/>
+                <w:szCs w:val="19"/>
+              </w:rPr>
+              <w:t>Alta</w:t>
             </w:r>
           </w:p>
         </w:tc>
@@ -3668,7 +2613,7 @@
         </w:trPr>
         <w:tc>
           <w:tcPr>
-            <w:tcW w:w="2000" w:type="dxa"/>
+            <w:tcW w:w="2300" w:type="dxa"/>
             <w:shd w:val="clear" w:color="auto" w:fill="F7F9FC"/>
             <w:tcMar>
               <w:top w:w="100" w:type="dxa"/>
@@ -3683,35 +2628,64 @@
             </w:pPr>
             <w:r>
               <w:rPr>
-                <w:rFonts w:ascii="Calibri" w:eastAsia="Calibri" w:hAnsi="Calibri" w:cs="Calibri"/>
-                <w:sz w:val="19"/>
-                <w:szCs w:val="19"/>
-              </w:rPr>
-              <w:t>Permisos (</w:t>
-            </w:r>
+                <w:rFonts w:ascii="Consolas" w:eastAsia="Consolas" w:hAnsi="Consolas" w:cs="Consolas"/>
+                <w:sz w:val="17"/>
+                <w:szCs w:val="17"/>
+              </w:rPr>
+              <w:t>SECRET_KEY</w:t>
+            </w:r>
+          </w:p>
+        </w:tc>
+        <w:tc>
+          <w:tcPr>
+            <w:tcW w:w="2100" w:type="dxa"/>
+            <w:shd w:val="clear" w:color="auto" w:fill="F7F9FC"/>
+            <w:tcMar>
+              <w:top w:w="100" w:type="dxa"/>
+              <w:left w:w="120" w:type="dxa"/>
+              <w:bottom w:w="100" w:type="dxa"/>
+              <w:right w:w="120" w:type="dxa"/>
+            </w:tcMar>
+          </w:tcPr>
+          <w:p>
+            <w:pPr>
+              <w:spacing w:line="252" w:lineRule="auto"/>
+            </w:pPr>
             <w:proofErr w:type="spellStart"/>
             <w:r>
               <w:rPr>
-                <w:rFonts w:ascii="Calibri" w:eastAsia="Calibri" w:hAnsi="Calibri" w:cs="Calibri"/>
-                <w:sz w:val="19"/>
-                <w:szCs w:val="19"/>
-              </w:rPr>
-              <w:t>scopes</w:t>
+                <w:rFonts w:ascii="Consolas" w:eastAsia="Consolas" w:hAnsi="Consolas" w:cs="Consolas"/>
+                <w:sz w:val="17"/>
+                <w:szCs w:val="17"/>
+              </w:rPr>
+              <w:t>backend</w:t>
             </w:r>
             <w:proofErr w:type="spellEnd"/>
-            <w:r>
-              <w:rPr>
-                <w:rFonts w:ascii="Calibri" w:eastAsia="Calibri" w:hAnsi="Calibri" w:cs="Calibri"/>
-                <w:sz w:val="19"/>
-                <w:szCs w:val="19"/>
-              </w:rPr>
-              <w:t>)</w:t>
-            </w:r>
-          </w:p>
-        </w:tc>
-        <w:tc>
-          <w:tcPr>
-            <w:tcW w:w="3200" w:type="dxa"/>
+            <w:proofErr w:type="gramStart"/>
+            <w:r>
+              <w:rPr>
+                <w:rFonts w:ascii="Consolas" w:eastAsia="Consolas" w:hAnsi="Consolas" w:cs="Consolas"/>
+                <w:sz w:val="17"/>
+                <w:szCs w:val="17"/>
+              </w:rPr>
+              <w:t>/.</w:t>
+            </w:r>
+            <w:proofErr w:type="spellStart"/>
+            <w:r>
+              <w:rPr>
+                <w:rFonts w:ascii="Consolas" w:eastAsia="Consolas" w:hAnsi="Consolas" w:cs="Consolas"/>
+                <w:sz w:val="17"/>
+                <w:szCs w:val="17"/>
+              </w:rPr>
+              <w:t>env</w:t>
+            </w:r>
+            <w:proofErr w:type="spellEnd"/>
+            <w:proofErr w:type="gramEnd"/>
+          </w:p>
+        </w:tc>
+        <w:tc>
+          <w:tcPr>
+            <w:tcW w:w="3560" w:type="dxa"/>
             <w:shd w:val="clear" w:color="auto" w:fill="F7F9FC"/>
             <w:tcMar>
               <w:top w:w="100" w:type="dxa"/>
@@ -3730,7 +2704,7 @@
                 <w:sz w:val="19"/>
                 <w:szCs w:val="19"/>
               </w:rPr>
-              <w:t xml:space="preserve">email, </w:t>
+              <w:t xml:space="preserve">Firma los tokens de sesión del </w:t>
             </w:r>
             <w:proofErr w:type="spellStart"/>
             <w:r>
@@ -3739,32 +2713,14 @@
                 <w:sz w:val="19"/>
                 <w:szCs w:val="19"/>
               </w:rPr>
-              <w:t>profile</w:t>
+              <w:t>backend</w:t>
             </w:r>
             <w:proofErr w:type="spellEnd"/>
-            <w:r>
-              <w:rPr>
-                <w:rFonts w:ascii="Calibri" w:eastAsia="Calibri" w:hAnsi="Calibri" w:cs="Calibri"/>
-                <w:sz w:val="19"/>
-                <w:szCs w:val="19"/>
-              </w:rPr>
-              <w:t xml:space="preserve">, </w:t>
-            </w:r>
-            <w:proofErr w:type="spellStart"/>
-            <w:r>
-              <w:rPr>
-                <w:rFonts w:ascii="Calibri" w:eastAsia="Calibri" w:hAnsi="Calibri" w:cs="Calibri"/>
-                <w:sz w:val="19"/>
-                <w:szCs w:val="19"/>
-              </w:rPr>
-              <w:t>openid</w:t>
-            </w:r>
-            <w:proofErr w:type="spellEnd"/>
-          </w:p>
-        </w:tc>
-        <w:tc>
-          <w:tcPr>
-            <w:tcW w:w="4160" w:type="dxa"/>
+          </w:p>
+        </w:tc>
+        <w:tc>
+          <w:tcPr>
+            <w:tcW w:w="1400" w:type="dxa"/>
             <w:shd w:val="clear" w:color="auto" w:fill="F7F9FC"/>
             <w:tcMar>
               <w:top w:w="100" w:type="dxa"/>
@@ -3780,10 +2736,13 @@
             <w:r>
               <w:rPr>
                 <w:rFonts w:ascii="Calibri" w:eastAsia="Calibri" w:hAnsi="Calibri" w:cs="Calibri"/>
-                <w:sz w:val="19"/>
-                <w:szCs w:val="19"/>
-              </w:rPr>
-              <w:t>Solo datos básicos; no requiere revisión de Google</w:t>
+                <w:b/>
+                <w:bCs/>
+                <w:color w:val="C00000"/>
+                <w:sz w:val="19"/>
+                <w:szCs w:val="19"/>
+              </w:rPr>
+              <w:t>CRÍTICA</w:t>
             </w:r>
           </w:p>
         </w:tc>
@@ -3800,7 +2759,7 @@
         </w:trPr>
         <w:tc>
           <w:tcPr>
-            <w:tcW w:w="2000" w:type="dxa"/>
+            <w:tcW w:w="2300" w:type="dxa"/>
             <w:shd w:val="clear" w:color="auto" w:fill="FFFFFF"/>
             <w:tcMar>
               <w:top w:w="100" w:type="dxa"/>
@@ -3815,17 +2774,17 @@
             </w:pPr>
             <w:r>
               <w:rPr>
-                <w:rFonts w:ascii="Calibri" w:eastAsia="Calibri" w:hAnsi="Calibri" w:cs="Calibri"/>
-                <w:sz w:val="19"/>
-                <w:szCs w:val="19"/>
-              </w:rPr>
-              <w:t>Estado de publicación</w:t>
-            </w:r>
-          </w:p>
-        </w:tc>
-        <w:tc>
-          <w:tcPr>
-            <w:tcW w:w="3200" w:type="dxa"/>
+                <w:rFonts w:ascii="Consolas" w:eastAsia="Consolas" w:hAnsi="Consolas" w:cs="Consolas"/>
+                <w:sz w:val="17"/>
+                <w:szCs w:val="17"/>
+              </w:rPr>
+              <w:t>AUTH_SECRET</w:t>
+            </w:r>
+          </w:p>
+        </w:tc>
+        <w:tc>
+          <w:tcPr>
+            <w:tcW w:w="2100" w:type="dxa"/>
             <w:shd w:val="clear" w:color="auto" w:fill="FFFFFF"/>
             <w:tcMar>
               <w:top w:w="100" w:type="dxa"/>
@@ -3838,19 +2797,49 @@
             <w:pPr>
               <w:spacing w:line="252" w:lineRule="auto"/>
             </w:pPr>
-            <w:r>
-              <w:rPr>
-                <w:rFonts w:ascii="Calibri" w:eastAsia="Calibri" w:hAnsi="Calibri" w:cs="Calibri"/>
-                <w:sz w:val="19"/>
-                <w:szCs w:val="19"/>
-              </w:rPr>
-              <w:t>En producción</w:t>
-            </w:r>
-          </w:p>
-        </w:tc>
-        <w:tc>
-          <w:tcPr>
-            <w:tcW w:w="4160" w:type="dxa"/>
+            <w:proofErr w:type="spellStart"/>
+            <w:r>
+              <w:rPr>
+                <w:rFonts w:ascii="Consolas" w:eastAsia="Consolas" w:hAnsi="Consolas" w:cs="Consolas"/>
+                <w:sz w:val="17"/>
+                <w:szCs w:val="17"/>
+              </w:rPr>
+              <w:t>frontend</w:t>
+            </w:r>
+            <w:proofErr w:type="spellEnd"/>
+            <w:proofErr w:type="gramStart"/>
+            <w:r>
+              <w:rPr>
+                <w:rFonts w:ascii="Consolas" w:eastAsia="Consolas" w:hAnsi="Consolas" w:cs="Consolas"/>
+                <w:sz w:val="17"/>
+                <w:szCs w:val="17"/>
+              </w:rPr>
+              <w:t>/.</w:t>
+            </w:r>
+            <w:proofErr w:type="spellStart"/>
+            <w:r>
+              <w:rPr>
+                <w:rFonts w:ascii="Consolas" w:eastAsia="Consolas" w:hAnsi="Consolas" w:cs="Consolas"/>
+                <w:sz w:val="17"/>
+                <w:szCs w:val="17"/>
+              </w:rPr>
+              <w:t>env</w:t>
+            </w:r>
+            <w:proofErr w:type="gramEnd"/>
+            <w:r>
+              <w:rPr>
+                <w:rFonts w:ascii="Consolas" w:eastAsia="Consolas" w:hAnsi="Consolas" w:cs="Consolas"/>
+                <w:sz w:val="17"/>
+                <w:szCs w:val="17"/>
+              </w:rPr>
+              <w:t>.local</w:t>
+            </w:r>
+            <w:proofErr w:type="spellEnd"/>
+          </w:p>
+        </w:tc>
+        <w:tc>
+          <w:tcPr>
+            <w:tcW w:w="3560" w:type="dxa"/>
             <w:shd w:val="clear" w:color="auto" w:fill="FFFFFF"/>
             <w:tcMar>
               <w:top w:w="100" w:type="dxa"/>
@@ -3869,7 +2858,178 @@
                 <w:sz w:val="19"/>
                 <w:szCs w:val="19"/>
               </w:rPr>
-              <w:t>Ver advertencia siguiente</w:t>
+              <w:t xml:space="preserve">Firma las cookies de sesión de </w:t>
+            </w:r>
+            <w:proofErr w:type="spellStart"/>
+            <w:r>
+              <w:rPr>
+                <w:rFonts w:ascii="Calibri" w:eastAsia="Calibri" w:hAnsi="Calibri" w:cs="Calibri"/>
+                <w:sz w:val="19"/>
+                <w:szCs w:val="19"/>
+              </w:rPr>
+              <w:t>NextAuth</w:t>
+            </w:r>
+            <w:proofErr w:type="spellEnd"/>
+          </w:p>
+        </w:tc>
+        <w:tc>
+          <w:tcPr>
+            <w:tcW w:w="1400" w:type="dxa"/>
+            <w:shd w:val="clear" w:color="auto" w:fill="FFFFFF"/>
+            <w:tcMar>
+              <w:top w:w="100" w:type="dxa"/>
+              <w:left w:w="120" w:type="dxa"/>
+              <w:bottom w:w="100" w:type="dxa"/>
+              <w:right w:w="120" w:type="dxa"/>
+            </w:tcMar>
+          </w:tcPr>
+          <w:p>
+            <w:pPr>
+              <w:spacing w:line="252" w:lineRule="auto"/>
+            </w:pPr>
+            <w:r>
+              <w:rPr>
+                <w:rFonts w:ascii="Calibri" w:eastAsia="Calibri" w:hAnsi="Calibri" w:cs="Calibri"/>
+                <w:b/>
+                <w:bCs/>
+                <w:color w:val="C00000"/>
+                <w:sz w:val="19"/>
+                <w:szCs w:val="19"/>
+              </w:rPr>
+              <w:t>CRÍTICA</w:t>
+            </w:r>
+          </w:p>
+        </w:tc>
+      </w:tr>
+      <w:tr>
+        <w:tblPrEx>
+          <w:tblCellMar>
+            <w:top w:w="0" w:type="dxa"/>
+            <w:bottom w:w="0" w:type="dxa"/>
+          </w:tblCellMar>
+        </w:tblPrEx>
+        <w:trPr>
+          <w:cantSplit/>
+        </w:trPr>
+        <w:tc>
+          <w:tcPr>
+            <w:tcW w:w="2300" w:type="dxa"/>
+            <w:shd w:val="clear" w:color="auto" w:fill="F7F9FC"/>
+            <w:tcMar>
+              <w:top w:w="100" w:type="dxa"/>
+              <w:left w:w="120" w:type="dxa"/>
+              <w:bottom w:w="100" w:type="dxa"/>
+              <w:right w:w="120" w:type="dxa"/>
+            </w:tcMar>
+          </w:tcPr>
+          <w:p>
+            <w:pPr>
+              <w:spacing w:line="252" w:lineRule="auto"/>
+            </w:pPr>
+            <w:r>
+              <w:rPr>
+                <w:rFonts w:ascii="Consolas" w:eastAsia="Consolas" w:hAnsi="Consolas" w:cs="Consolas"/>
+                <w:sz w:val="17"/>
+                <w:szCs w:val="17"/>
+              </w:rPr>
+              <w:t>GROQ_API_KEY</w:t>
+            </w:r>
+          </w:p>
+        </w:tc>
+        <w:tc>
+          <w:tcPr>
+            <w:tcW w:w="2100" w:type="dxa"/>
+            <w:shd w:val="clear" w:color="auto" w:fill="F7F9FC"/>
+            <w:tcMar>
+              <w:top w:w="100" w:type="dxa"/>
+              <w:left w:w="120" w:type="dxa"/>
+              <w:bottom w:w="100" w:type="dxa"/>
+              <w:right w:w="120" w:type="dxa"/>
+            </w:tcMar>
+          </w:tcPr>
+          <w:p>
+            <w:pPr>
+              <w:spacing w:line="252" w:lineRule="auto"/>
+            </w:pPr>
+            <w:proofErr w:type="spellStart"/>
+            <w:r>
+              <w:rPr>
+                <w:rFonts w:ascii="Consolas" w:eastAsia="Consolas" w:hAnsi="Consolas" w:cs="Consolas"/>
+                <w:sz w:val="17"/>
+                <w:szCs w:val="17"/>
+              </w:rPr>
+              <w:t>backend</w:t>
+            </w:r>
+            <w:proofErr w:type="spellEnd"/>
+            <w:proofErr w:type="gramStart"/>
+            <w:r>
+              <w:rPr>
+                <w:rFonts w:ascii="Consolas" w:eastAsia="Consolas" w:hAnsi="Consolas" w:cs="Consolas"/>
+                <w:sz w:val="17"/>
+                <w:szCs w:val="17"/>
+              </w:rPr>
+              <w:t>/.</w:t>
+            </w:r>
+            <w:proofErr w:type="spellStart"/>
+            <w:r>
+              <w:rPr>
+                <w:rFonts w:ascii="Consolas" w:eastAsia="Consolas" w:hAnsi="Consolas" w:cs="Consolas"/>
+                <w:sz w:val="17"/>
+                <w:szCs w:val="17"/>
+              </w:rPr>
+              <w:t>env</w:t>
+            </w:r>
+            <w:proofErr w:type="spellEnd"/>
+            <w:proofErr w:type="gramEnd"/>
+          </w:p>
+        </w:tc>
+        <w:tc>
+          <w:tcPr>
+            <w:tcW w:w="3560" w:type="dxa"/>
+            <w:shd w:val="clear" w:color="auto" w:fill="F7F9FC"/>
+            <w:tcMar>
+              <w:top w:w="100" w:type="dxa"/>
+              <w:left w:w="120" w:type="dxa"/>
+              <w:bottom w:w="100" w:type="dxa"/>
+              <w:right w:w="120" w:type="dxa"/>
+            </w:tcMar>
+          </w:tcPr>
+          <w:p>
+            <w:pPr>
+              <w:spacing w:line="252" w:lineRule="auto"/>
+            </w:pPr>
+            <w:r>
+              <w:rPr>
+                <w:rFonts w:ascii="Calibri" w:eastAsia="Calibri" w:hAnsi="Calibri" w:cs="Calibri"/>
+                <w:sz w:val="19"/>
+                <w:szCs w:val="19"/>
+              </w:rPr>
+              <w:t>Acceso al modelo de lenguaje del asistente</w:t>
+            </w:r>
+          </w:p>
+        </w:tc>
+        <w:tc>
+          <w:tcPr>
+            <w:tcW w:w="1400" w:type="dxa"/>
+            <w:shd w:val="clear" w:color="auto" w:fill="F7F9FC"/>
+            <w:tcMar>
+              <w:top w:w="100" w:type="dxa"/>
+              <w:left w:w="120" w:type="dxa"/>
+              <w:bottom w:w="100" w:type="dxa"/>
+              <w:right w:w="120" w:type="dxa"/>
+            </w:tcMar>
+          </w:tcPr>
+          <w:p>
+            <w:pPr>
+              <w:spacing w:line="252" w:lineRule="auto"/>
+            </w:pPr>
+            <w:r>
+              <w:rPr>
+                <w:rFonts w:ascii="Calibri" w:eastAsia="Calibri" w:hAnsi="Calibri" w:cs="Calibri"/>
+                <w:sz w:val="19"/>
+                <w:szCs w:val="19"/>
+              </w:rPr>
+              <w:t>Media</w:t>
             </w:r>
           </w:p>
         </w:tc>
@@ -3895,7 +3055,7 @@
           <w:left w:w="10" w:type="dxa"/>
           <w:right w:w="10" w:type="dxa"/>
         </w:tblCellMar>
-        <w:tblLook w:val="0000" w:firstRow="0" w:lastRow="0" w:firstColumn="0" w:lastColumn="0" w:noHBand="0" w:noVBand="0"/>
+        <w:tblLook w:val="04A0" w:firstRow="1" w:lastRow="0" w:firstColumn="1" w:lastColumn="0" w:noHBand="0" w:noVBand="1"/>
       </w:tblPr>
       <w:tblGrid>
         <w:gridCol w:w="9360"/>
@@ -3915,11 +3075,11 @@
             <w:tcW w:w="9360" w:type="dxa"/>
             <w:tcBorders>
               <w:top w:val="single" w:sz="4" w:space="0" w:color="BFBFBF"/>
-              <w:left w:val="single" w:sz="18" w:space="0" w:color="7F6000"/>
+              <w:left w:val="single" w:sz="18" w:space="0" w:color="C00000"/>
               <w:bottom w:val="single" w:sz="4" w:space="0" w:color="BFBFBF"/>
               <w:right w:val="single" w:sz="4" w:space="0" w:color="BFBFBF"/>
             </w:tcBorders>
-            <w:shd w:val="clear" w:color="auto" w:fill="FFF2CC"/>
+            <w:shd w:val="clear" w:color="auto" w:fill="FBE4E4"/>
             <w:tcMar>
               <w:top w:w="140" w:type="dxa"/>
               <w:left w:w="180" w:type="dxa"/>
@@ -3936,11 +3096,12 @@
                 <w:rFonts w:ascii="Calibri" w:eastAsia="Calibri" w:hAnsi="Calibri" w:cs="Calibri"/>
                 <w:b/>
                 <w:bCs/>
-                <w:color w:val="7F6000"/>
+                <w:color w:val="C00000"/>
                 <w:sz w:val="21"/>
                 <w:szCs w:val="21"/>
               </w:rPr>
-              <w:t>La aplicación debe publicarse</w:t>
+              <w:lastRenderedPageBreak/>
+              <w:t>Por qué SECRET_KEY y AUTH_SECRET son críticas</w:t>
             </w:r>
           </w:p>
           <w:p>
@@ -3953,20 +3114,69 @@
                 <w:sz w:val="21"/>
                 <w:szCs w:val="21"/>
               </w:rPr>
-              <w:t>Si la pantalla de consentimiento queda en estado "Prueba", únicamente podrán iniciar sesión las cuentas agregadas manualmente como usuarios de prueba, con un tope de 100. Los demás usuarios recibirán un error de acceso.</w:t>
-            </w:r>
-          </w:p>
-          <w:p>
-            <w:pPr>
-              <w:spacing w:after="40" w:line="276" w:lineRule="auto"/>
-            </w:pPr>
+              <w:t xml:space="preserve">SECRET_KEY es la clave con la que el </w:t>
+            </w:r>
+            <w:proofErr w:type="spellStart"/>
             <w:r>
               <w:rPr>
                 <w:rFonts w:ascii="Calibri" w:eastAsia="Calibri" w:hAnsi="Calibri" w:cs="Calibri"/>
                 <w:sz w:val="21"/>
                 <w:szCs w:val="21"/>
               </w:rPr>
-              <w:t>Como la aplicación solo solicita datos básicos de perfil, la publicación no requiere el proceso de revisión y verificación de Google, que sí aplica a permisos sensibles.</w:t>
+              <w:t>backend</w:t>
+            </w:r>
+            <w:proofErr w:type="spellEnd"/>
+            <w:r>
+              <w:rPr>
+                <w:rFonts w:ascii="Calibri" w:eastAsia="Calibri" w:hAnsi="Calibri" w:cs="Calibri"/>
+                <w:sz w:val="21"/>
+                <w:szCs w:val="21"/>
+              </w:rPr>
+              <w:t xml:space="preserve"> firma los tokens de sesión. Cualquier persona que conozca su valor puede generar un token válido con rol de administrador y acceder a la plataforma sin autenticarse ante Google.</w:t>
+            </w:r>
+          </w:p>
+          <w:p>
+            <w:pPr>
+              <w:spacing w:after="40" w:line="276" w:lineRule="auto"/>
+            </w:pPr>
+            <w:r>
+              <w:rPr>
+                <w:rFonts w:ascii="Calibri" w:eastAsia="Calibri" w:hAnsi="Calibri" w:cs="Calibri"/>
+                <w:sz w:val="21"/>
+                <w:szCs w:val="21"/>
+              </w:rPr>
+              <w:t xml:space="preserve">Mientras el hospital no reemplace este valor por uno propio, el equipo de desarrollo original conserva esa capacidad sobre la instalación productiva. Lo mismo aplica a AUTH_SECRET en el </w:t>
+            </w:r>
+            <w:proofErr w:type="spellStart"/>
+            <w:r>
+              <w:rPr>
+                <w:rFonts w:ascii="Calibri" w:eastAsia="Calibri" w:hAnsi="Calibri" w:cs="Calibri"/>
+                <w:sz w:val="21"/>
+                <w:szCs w:val="21"/>
+              </w:rPr>
+              <w:t>frontend</w:t>
+            </w:r>
+            <w:proofErr w:type="spellEnd"/>
+            <w:r>
+              <w:rPr>
+                <w:rFonts w:ascii="Calibri" w:eastAsia="Calibri" w:hAnsi="Calibri" w:cs="Calibri"/>
+                <w:sz w:val="21"/>
+                <w:szCs w:val="21"/>
+              </w:rPr>
+              <w:t>.</w:t>
+            </w:r>
+          </w:p>
+          <w:p>
+            <w:pPr>
+              <w:spacing w:after="40" w:line="276" w:lineRule="auto"/>
+            </w:pPr>
+            <w:r>
+              <w:rPr>
+                <w:rFonts w:ascii="Calibri" w:eastAsia="Calibri" w:hAnsi="Calibri" w:cs="Calibri"/>
+                <w:sz w:val="21"/>
+                <w:szCs w:val="21"/>
+              </w:rPr>
+              <w:t>Estas dos variables deben rotarse antes de que el sistema reciba su primer usuario real.</w:t>
             </w:r>
           </w:p>
         </w:tc>
@@ -3988,17 +3198,12 @@
           <w:sz w:val="24"/>
           <w:szCs w:val="24"/>
         </w:rPr>
-        <w:t>4.3 Crear las credenciales OAuth</w:t>
+        <w:t>2.1 Generación de los valores nuevos</w:t>
       </w:r>
     </w:p>
     <w:p>
       <w:pPr>
-        <w:pStyle w:val="Prrafodelista"/>
-        <w:numPr>
-          <w:ilvl w:val="0"/>
-          <w:numId w:val="5"/>
-        </w:numPr>
-        <w:spacing w:after="80" w:line="276" w:lineRule="auto"/>
+        <w:spacing w:after="120" w:line="276" w:lineRule="auto"/>
       </w:pPr>
       <w:r>
         <w:rPr>
@@ -4006,121 +3211,8 @@
           <w:sz w:val="21"/>
           <w:szCs w:val="21"/>
         </w:rPr>
-        <w:t xml:space="preserve">Ingresar a </w:t>
-      </w:r>
-      <w:r>
-        <w:rPr>
-          <w:rFonts w:ascii="Calibri" w:eastAsia="Calibri" w:hAnsi="Calibri" w:cs="Calibri"/>
-          <w:b/>
-          <w:bCs/>
-          <w:sz w:val="21"/>
-          <w:szCs w:val="21"/>
-        </w:rPr>
-        <w:t>API y servicios</w:t>
-      </w:r>
-      <w:r>
-        <w:rPr>
-          <w:rFonts w:ascii="Calibri" w:eastAsia="Calibri" w:hAnsi="Calibri" w:cs="Calibri"/>
-          <w:sz w:val="21"/>
-          <w:szCs w:val="21"/>
-        </w:rPr>
-        <w:t xml:space="preserve"> → </w:t>
-      </w:r>
-      <w:r>
-        <w:rPr>
-          <w:rFonts w:ascii="Calibri" w:eastAsia="Calibri" w:hAnsi="Calibri" w:cs="Calibri"/>
-          <w:b/>
-          <w:bCs/>
-          <w:sz w:val="21"/>
-          <w:szCs w:val="21"/>
-        </w:rPr>
-        <w:t>Credenciales</w:t>
-      </w:r>
-      <w:r>
-        <w:rPr>
-          <w:rFonts w:ascii="Calibri" w:eastAsia="Calibri" w:hAnsi="Calibri" w:cs="Calibri"/>
-          <w:sz w:val="21"/>
-          <w:szCs w:val="21"/>
-        </w:rPr>
-        <w:t xml:space="preserve"> → </w:t>
-      </w:r>
-      <w:r>
-        <w:rPr>
-          <w:rFonts w:ascii="Calibri" w:eastAsia="Calibri" w:hAnsi="Calibri" w:cs="Calibri"/>
-          <w:b/>
-          <w:bCs/>
-          <w:sz w:val="21"/>
-          <w:szCs w:val="21"/>
-        </w:rPr>
-        <w:t>Crear credenciales</w:t>
-      </w:r>
-      <w:r>
-        <w:rPr>
-          <w:rFonts w:ascii="Calibri" w:eastAsia="Calibri" w:hAnsi="Calibri" w:cs="Calibri"/>
-          <w:sz w:val="21"/>
-          <w:szCs w:val="21"/>
-        </w:rPr>
-        <w:t xml:space="preserve"> → </w:t>
-      </w:r>
-      <w:r>
-        <w:rPr>
-          <w:rFonts w:ascii="Calibri" w:eastAsia="Calibri" w:hAnsi="Calibri" w:cs="Calibri"/>
-          <w:b/>
-          <w:bCs/>
-          <w:sz w:val="21"/>
-          <w:szCs w:val="21"/>
-        </w:rPr>
-        <w:t>ID de cliente de OAuth</w:t>
-      </w:r>
-      <w:r>
-        <w:rPr>
-          <w:rFonts w:ascii="Calibri" w:eastAsia="Calibri" w:hAnsi="Calibri" w:cs="Calibri"/>
-          <w:sz w:val="21"/>
-          <w:szCs w:val="21"/>
-        </w:rPr>
-        <w:t>.</w:t>
-      </w:r>
-    </w:p>
-    <w:p>
-      <w:pPr>
-        <w:pStyle w:val="Prrafodelista"/>
-        <w:numPr>
-          <w:ilvl w:val="0"/>
-          <w:numId w:val="5"/>
-        </w:numPr>
-        <w:spacing w:after="80" w:line="276" w:lineRule="auto"/>
-      </w:pPr>
-      <w:r>
-        <w:rPr>
-          <w:rFonts w:ascii="Calibri" w:eastAsia="Calibri" w:hAnsi="Calibri" w:cs="Calibri"/>
-          <w:sz w:val="21"/>
-          <w:szCs w:val="21"/>
-        </w:rPr>
-        <w:t>Seleccionar el tipo "Aplicación web".</w:t>
-      </w:r>
-    </w:p>
-    <w:p>
-      <w:pPr>
-        <w:pStyle w:val="Prrafodelista"/>
-        <w:numPr>
-          <w:ilvl w:val="0"/>
-          <w:numId w:val="5"/>
-        </w:numPr>
-        <w:spacing w:after="80" w:line="276" w:lineRule="auto"/>
-      </w:pPr>
-      <w:r>
-        <w:rPr>
-          <w:rFonts w:ascii="Calibri" w:eastAsia="Calibri" w:hAnsi="Calibri" w:cs="Calibri"/>
-          <w:sz w:val="21"/>
-          <w:szCs w:val="21"/>
-        </w:rPr>
-        <w:t>Registrar los orígenes y URI de redirección según la tabla siguiente, reemplazando DOMINIO por el nombre definitivo del servidor.</w:t>
-      </w:r>
-    </w:p>
-    <w:p>
-      <w:pPr>
-        <w:spacing w:after="100"/>
-      </w:pPr>
+        <w:t>Ejecutar los siguientes comandos y guardar cada resultado en el archivo correspondiente:</w:t>
+      </w:r>
     </w:p>
     <w:tbl>
       <w:tblPr>
@@ -4137,79 +3229,11 @@
           <w:left w:w="10" w:type="dxa"/>
           <w:right w:w="10" w:type="dxa"/>
         </w:tblCellMar>
-        <w:tblLook w:val="0000" w:firstRow="0" w:lastRow="0" w:firstColumn="0" w:lastColumn="0" w:noHBand="0" w:noVBand="0"/>
+        <w:tblLook w:val="04A0" w:firstRow="1" w:lastRow="0" w:firstColumn="1" w:lastColumn="0" w:noHBand="0" w:noVBand="1"/>
       </w:tblPr>
       <w:tblGrid>
-        <w:gridCol w:w="3600"/>
-        <w:gridCol w:w="5760"/>
+        <w:gridCol w:w="9360"/>
       </w:tblGrid>
-      <w:tr>
-        <w:tblPrEx>
-          <w:tblCellMar>
-            <w:top w:w="0" w:type="dxa"/>
-            <w:bottom w:w="0" w:type="dxa"/>
-          </w:tblCellMar>
-        </w:tblPrEx>
-        <w:trPr>
-          <w:tblHeader/>
-        </w:trPr>
-        <w:tc>
-          <w:tcPr>
-            <w:tcW w:w="3600" w:type="dxa"/>
-            <w:shd w:val="clear" w:color="auto" w:fill="1F4E79"/>
-            <w:tcMar>
-              <w:top w:w="100" w:type="dxa"/>
-              <w:left w:w="120" w:type="dxa"/>
-              <w:bottom w:w="100" w:type="dxa"/>
-              <w:right w:w="120" w:type="dxa"/>
-            </w:tcMar>
-          </w:tcPr>
-          <w:p>
-            <w:pPr>
-              <w:spacing w:line="252" w:lineRule="auto"/>
-            </w:pPr>
-            <w:r>
-              <w:rPr>
-                <w:rFonts w:ascii="Calibri" w:eastAsia="Calibri" w:hAnsi="Calibri" w:cs="Calibri"/>
-                <w:b/>
-                <w:bCs/>
-                <w:color w:val="FFFFFF"/>
-                <w:sz w:val="19"/>
-                <w:szCs w:val="19"/>
-              </w:rPr>
-              <w:t>Campo en Google Cloud</w:t>
-            </w:r>
-          </w:p>
-        </w:tc>
-        <w:tc>
-          <w:tcPr>
-            <w:tcW w:w="5760" w:type="dxa"/>
-            <w:shd w:val="clear" w:color="auto" w:fill="1F4E79"/>
-            <w:tcMar>
-              <w:top w:w="100" w:type="dxa"/>
-              <w:left w:w="120" w:type="dxa"/>
-              <w:bottom w:w="100" w:type="dxa"/>
-              <w:right w:w="120" w:type="dxa"/>
-            </w:tcMar>
-          </w:tcPr>
-          <w:p>
-            <w:pPr>
-              <w:spacing w:line="252" w:lineRule="auto"/>
-            </w:pPr>
-            <w:r>
-              <w:rPr>
-                <w:rFonts w:ascii="Calibri" w:eastAsia="Calibri" w:hAnsi="Calibri" w:cs="Calibri"/>
-                <w:b/>
-                <w:bCs/>
-                <w:color w:val="FFFFFF"/>
-                <w:sz w:val="19"/>
-                <w:szCs w:val="19"/>
-              </w:rPr>
-              <w:t>Valor</w:t>
-            </w:r>
-          </w:p>
-        </w:tc>
-      </w:tr>
       <w:tr>
         <w:tblPrEx>
           <w:tblCellMar>
@@ -4222,173 +3246,263 @@
         </w:trPr>
         <w:tc>
           <w:tcPr>
-            <w:tcW w:w="3600" w:type="dxa"/>
-            <w:shd w:val="clear" w:color="auto" w:fill="F7F9FC"/>
-            <w:tcMar>
-              <w:top w:w="100" w:type="dxa"/>
-              <w:left w:w="120" w:type="dxa"/>
-              <w:bottom w:w="100" w:type="dxa"/>
-              <w:right w:w="120" w:type="dxa"/>
-            </w:tcMar>
-          </w:tcPr>
-          <w:p>
-            <w:pPr>
-              <w:spacing w:line="252" w:lineRule="auto"/>
-            </w:pPr>
-            <w:r>
-              <w:rPr>
-                <w:rFonts w:ascii="Calibri" w:eastAsia="Calibri" w:hAnsi="Calibri" w:cs="Calibri"/>
-                <w:sz w:val="19"/>
-                <w:szCs w:val="19"/>
-              </w:rPr>
-              <w:t>Orígenes autorizados de JavaScript</w:t>
-            </w:r>
-          </w:p>
-        </w:tc>
-        <w:tc>
-          <w:tcPr>
-            <w:tcW w:w="5760" w:type="dxa"/>
-            <w:shd w:val="clear" w:color="auto" w:fill="F7F9FC"/>
-            <w:tcMar>
-              <w:top w:w="100" w:type="dxa"/>
-              <w:left w:w="120" w:type="dxa"/>
-              <w:bottom w:w="100" w:type="dxa"/>
-              <w:right w:w="120" w:type="dxa"/>
-            </w:tcMar>
-          </w:tcPr>
-          <w:p>
-            <w:pPr>
-              <w:spacing w:line="252" w:lineRule="auto"/>
-            </w:pPr>
-            <w:r>
-              <w:rPr>
-                <w:rFonts w:ascii="Consolas" w:eastAsia="Consolas" w:hAnsi="Consolas" w:cs="Consolas"/>
-                <w:sz w:val="17"/>
-                <w:szCs w:val="17"/>
-              </w:rPr>
-              <w:t>https://DOMINIO_FRONTEND</w:t>
-            </w:r>
-          </w:p>
-        </w:tc>
-      </w:tr>
-      <w:tr>
-        <w:tblPrEx>
-          <w:tblCellMar>
-            <w:top w:w="0" w:type="dxa"/>
-            <w:bottom w:w="0" w:type="dxa"/>
-          </w:tblCellMar>
-        </w:tblPrEx>
-        <w:trPr>
-          <w:cantSplit/>
-        </w:trPr>
-        <w:tc>
-          <w:tcPr>
-            <w:tcW w:w="3600" w:type="dxa"/>
-            <w:shd w:val="clear" w:color="auto" w:fill="FFFFFF"/>
-            <w:tcMar>
-              <w:top w:w="100" w:type="dxa"/>
-              <w:left w:w="120" w:type="dxa"/>
-              <w:bottom w:w="100" w:type="dxa"/>
-              <w:right w:w="120" w:type="dxa"/>
-            </w:tcMar>
-          </w:tcPr>
-          <w:p>
-            <w:pPr>
-              <w:spacing w:line="252" w:lineRule="auto"/>
-            </w:pPr>
-            <w:r>
-              <w:rPr>
-                <w:rFonts w:ascii="Calibri" w:eastAsia="Calibri" w:hAnsi="Calibri" w:cs="Calibri"/>
-                <w:sz w:val="19"/>
-                <w:szCs w:val="19"/>
-              </w:rPr>
-              <w:t>URI de redirección autorizados</w:t>
-            </w:r>
-          </w:p>
-        </w:tc>
-        <w:tc>
-          <w:tcPr>
-            <w:tcW w:w="5760" w:type="dxa"/>
-            <w:shd w:val="clear" w:color="auto" w:fill="FFFFFF"/>
-            <w:tcMar>
-              <w:top w:w="100" w:type="dxa"/>
-              <w:left w:w="120" w:type="dxa"/>
-              <w:bottom w:w="100" w:type="dxa"/>
-              <w:right w:w="120" w:type="dxa"/>
-            </w:tcMar>
-          </w:tcPr>
-          <w:p>
-            <w:pPr>
-              <w:spacing w:line="252" w:lineRule="auto"/>
-            </w:pPr>
-            <w:r>
-              <w:rPr>
-                <w:rFonts w:ascii="Consolas" w:eastAsia="Consolas" w:hAnsi="Consolas" w:cs="Consolas"/>
-                <w:sz w:val="17"/>
-                <w:szCs w:val="17"/>
-              </w:rPr>
-              <w:t>https://DOMINIO_FRONTEND/api/auth/callback/google</w:t>
-            </w:r>
-          </w:p>
-        </w:tc>
-      </w:tr>
-      <w:tr>
-        <w:tblPrEx>
-          <w:tblCellMar>
-            <w:top w:w="0" w:type="dxa"/>
-            <w:bottom w:w="0" w:type="dxa"/>
-          </w:tblCellMar>
-        </w:tblPrEx>
-        <w:trPr>
-          <w:cantSplit/>
-        </w:trPr>
-        <w:tc>
-          <w:tcPr>
-            <w:tcW w:w="3600" w:type="dxa"/>
-            <w:shd w:val="clear" w:color="auto" w:fill="F7F9FC"/>
-            <w:tcMar>
-              <w:top w:w="100" w:type="dxa"/>
-              <w:left w:w="120" w:type="dxa"/>
-              <w:bottom w:w="100" w:type="dxa"/>
-              <w:right w:w="120" w:type="dxa"/>
-            </w:tcMar>
-          </w:tcPr>
-          <w:p>
-            <w:pPr>
-              <w:spacing w:line="252" w:lineRule="auto"/>
-            </w:pPr>
-            <w:r>
-              <w:rPr>
-                <w:rFonts w:ascii="Calibri" w:eastAsia="Calibri" w:hAnsi="Calibri" w:cs="Calibri"/>
-                <w:sz w:val="19"/>
-                <w:szCs w:val="19"/>
-              </w:rPr>
-              <w:t>URI adicional (solo para pruebas locales)</w:t>
-            </w:r>
-          </w:p>
-        </w:tc>
-        <w:tc>
-          <w:tcPr>
-            <w:tcW w:w="5760" w:type="dxa"/>
-            <w:shd w:val="clear" w:color="auto" w:fill="F7F9FC"/>
-            <w:tcMar>
-              <w:top w:w="100" w:type="dxa"/>
-              <w:left w:w="120" w:type="dxa"/>
-              <w:bottom w:w="100" w:type="dxa"/>
-              <w:right w:w="120" w:type="dxa"/>
-            </w:tcMar>
-          </w:tcPr>
-          <w:p>
-            <w:pPr>
-              <w:spacing w:line="252" w:lineRule="auto"/>
-            </w:pPr>
-            <w:r>
-              <w:rPr>
-                <w:rFonts w:ascii="Consolas" w:eastAsia="Consolas" w:hAnsi="Consolas" w:cs="Consolas"/>
-                <w:sz w:val="17"/>
-                <w:szCs w:val="17"/>
-              </w:rPr>
-              <w:t>http://localhost:3000/api/auth/callback/google</w:t>
+            <w:tcW w:w="9360" w:type="dxa"/>
+            <w:tcBorders>
+              <w:top w:val="single" w:sz="4" w:space="0" w:color="D0D0D0"/>
+              <w:left w:val="single" w:sz="18" w:space="0" w:color="1F4E79"/>
+              <w:bottom w:val="single" w:sz="4" w:space="0" w:color="D0D0D0"/>
+              <w:right w:val="single" w:sz="4" w:space="0" w:color="D0D0D0"/>
+            </w:tcBorders>
+            <w:shd w:val="clear" w:color="auto" w:fill="F8F8F8"/>
+            <w:tcMar>
+              <w:top w:w="120" w:type="dxa"/>
+              <w:left w:w="160" w:type="dxa"/>
+              <w:bottom w:w="120" w:type="dxa"/>
+              <w:right w:w="160" w:type="dxa"/>
+            </w:tcMar>
+          </w:tcPr>
+          <w:p>
+            <w:pPr>
+              <w:rPr>
+                <w:lang w:val="en-US"/>
+              </w:rPr>
+            </w:pPr>
+            <w:r>
+              <w:rPr>
+                <w:rFonts w:ascii="Consolas" w:eastAsia="Consolas" w:hAnsi="Consolas" w:cs="Consolas"/>
+                <w:sz w:val="18"/>
+                <w:szCs w:val="18"/>
+                <w:lang w:val="en-US"/>
+              </w:rPr>
+              <w:t># SECRET_</w:t>
+            </w:r>
+            <w:proofErr w:type="gramStart"/>
+            <w:r>
+              <w:rPr>
+                <w:rFonts w:ascii="Consolas" w:eastAsia="Consolas" w:hAnsi="Consolas" w:cs="Consolas"/>
+                <w:sz w:val="18"/>
+                <w:szCs w:val="18"/>
+                <w:lang w:val="en-US"/>
+              </w:rPr>
+              <w:t>KEY  (</w:t>
+            </w:r>
+            <w:proofErr w:type="gramEnd"/>
+            <w:r>
+              <w:rPr>
+                <w:rFonts w:ascii="Consolas" w:eastAsia="Consolas" w:hAnsi="Consolas" w:cs="Consolas"/>
+                <w:sz w:val="18"/>
+                <w:szCs w:val="18"/>
+                <w:lang w:val="en-US"/>
+              </w:rPr>
+              <w:t>backend</w:t>
+            </w:r>
+            <w:proofErr w:type="gramStart"/>
+            <w:r>
+              <w:rPr>
+                <w:rFonts w:ascii="Consolas" w:eastAsia="Consolas" w:hAnsi="Consolas" w:cs="Consolas"/>
+                <w:sz w:val="18"/>
+                <w:szCs w:val="18"/>
+                <w:lang w:val="en-US"/>
+              </w:rPr>
+              <w:t>/.env</w:t>
+            </w:r>
+            <w:proofErr w:type="gramEnd"/>
+            <w:r>
+              <w:rPr>
+                <w:rFonts w:ascii="Consolas" w:eastAsia="Consolas" w:hAnsi="Consolas" w:cs="Consolas"/>
+                <w:sz w:val="18"/>
+                <w:szCs w:val="18"/>
+                <w:lang w:val="en-US"/>
+              </w:rPr>
+              <w:t>)</w:t>
+            </w:r>
+          </w:p>
+          <w:p>
+            <w:pPr>
+              <w:rPr>
+                <w:lang w:val="en-US"/>
+              </w:rPr>
+            </w:pPr>
+            <w:r>
+              <w:rPr>
+                <w:rFonts w:ascii="Consolas" w:eastAsia="Consolas" w:hAnsi="Consolas" w:cs="Consolas"/>
+                <w:sz w:val="18"/>
+                <w:szCs w:val="18"/>
+                <w:lang w:val="en-US"/>
+              </w:rPr>
+              <w:t>python -c "import secrets; print(</w:t>
+            </w:r>
+            <w:proofErr w:type="spellStart"/>
+            <w:proofErr w:type="gramStart"/>
+            <w:r>
+              <w:rPr>
+                <w:rFonts w:ascii="Consolas" w:eastAsia="Consolas" w:hAnsi="Consolas" w:cs="Consolas"/>
+                <w:sz w:val="18"/>
+                <w:szCs w:val="18"/>
+                <w:lang w:val="en-US"/>
+              </w:rPr>
+              <w:t>secrets.token</w:t>
+            </w:r>
+            <w:proofErr w:type="gramEnd"/>
+            <w:r>
+              <w:rPr>
+                <w:rFonts w:ascii="Consolas" w:eastAsia="Consolas" w:hAnsi="Consolas" w:cs="Consolas"/>
+                <w:sz w:val="18"/>
+                <w:szCs w:val="18"/>
+                <w:lang w:val="en-US"/>
+              </w:rPr>
+              <w:t>_</w:t>
+            </w:r>
+            <w:proofErr w:type="gramStart"/>
+            <w:r>
+              <w:rPr>
+                <w:rFonts w:ascii="Consolas" w:eastAsia="Consolas" w:hAnsi="Consolas" w:cs="Consolas"/>
+                <w:sz w:val="18"/>
+                <w:szCs w:val="18"/>
+                <w:lang w:val="en-US"/>
+              </w:rPr>
+              <w:t>hex</w:t>
+            </w:r>
+            <w:proofErr w:type="spellEnd"/>
+            <w:r>
+              <w:rPr>
+                <w:rFonts w:ascii="Consolas" w:eastAsia="Consolas" w:hAnsi="Consolas" w:cs="Consolas"/>
+                <w:sz w:val="18"/>
+                <w:szCs w:val="18"/>
+                <w:lang w:val="en-US"/>
+              </w:rPr>
+              <w:t>(</w:t>
+            </w:r>
+            <w:proofErr w:type="gramEnd"/>
+            <w:r>
+              <w:rPr>
+                <w:rFonts w:ascii="Consolas" w:eastAsia="Consolas" w:hAnsi="Consolas" w:cs="Consolas"/>
+                <w:sz w:val="18"/>
+                <w:szCs w:val="18"/>
+                <w:lang w:val="en-US"/>
+              </w:rPr>
+              <w:t>32))"</w:t>
+            </w:r>
+          </w:p>
+          <w:p>
+            <w:pPr>
+              <w:rPr>
+                <w:lang w:val="en-US"/>
+              </w:rPr>
+            </w:pPr>
+          </w:p>
+          <w:p>
+            <w:pPr>
+              <w:rPr>
+                <w:lang w:val="en-US"/>
+              </w:rPr>
+            </w:pPr>
+            <w:r>
+              <w:rPr>
+                <w:rFonts w:ascii="Consolas" w:eastAsia="Consolas" w:hAnsi="Consolas" w:cs="Consolas"/>
+                <w:sz w:val="18"/>
+                <w:szCs w:val="18"/>
+                <w:lang w:val="en-US"/>
+              </w:rPr>
+              <w:t># AUTH_</w:t>
+            </w:r>
+            <w:proofErr w:type="gramStart"/>
+            <w:r>
+              <w:rPr>
+                <w:rFonts w:ascii="Consolas" w:eastAsia="Consolas" w:hAnsi="Consolas" w:cs="Consolas"/>
+                <w:sz w:val="18"/>
+                <w:szCs w:val="18"/>
+                <w:lang w:val="en-US"/>
+              </w:rPr>
+              <w:t>SECRET  (</w:t>
+            </w:r>
+            <w:proofErr w:type="gramEnd"/>
+            <w:r>
+              <w:rPr>
+                <w:rFonts w:ascii="Consolas" w:eastAsia="Consolas" w:hAnsi="Consolas" w:cs="Consolas"/>
+                <w:sz w:val="18"/>
+                <w:szCs w:val="18"/>
+                <w:lang w:val="en-US"/>
+              </w:rPr>
+              <w:t>frontend</w:t>
+            </w:r>
+            <w:proofErr w:type="gramStart"/>
+            <w:r>
+              <w:rPr>
+                <w:rFonts w:ascii="Consolas" w:eastAsia="Consolas" w:hAnsi="Consolas" w:cs="Consolas"/>
+                <w:sz w:val="18"/>
+                <w:szCs w:val="18"/>
+                <w:lang w:val="en-US"/>
+              </w:rPr>
+              <w:t>/.</w:t>
+            </w:r>
+            <w:proofErr w:type="spellStart"/>
+            <w:r>
+              <w:rPr>
+                <w:rFonts w:ascii="Consolas" w:eastAsia="Consolas" w:hAnsi="Consolas" w:cs="Consolas"/>
+                <w:sz w:val="18"/>
+                <w:szCs w:val="18"/>
+                <w:lang w:val="en-US"/>
+              </w:rPr>
+              <w:t>env</w:t>
+            </w:r>
+            <w:proofErr w:type="gramEnd"/>
+            <w:r>
+              <w:rPr>
+                <w:rFonts w:ascii="Consolas" w:eastAsia="Consolas" w:hAnsi="Consolas" w:cs="Consolas"/>
+                <w:sz w:val="18"/>
+                <w:szCs w:val="18"/>
+                <w:lang w:val="en-US"/>
+              </w:rPr>
+              <w:t>.local</w:t>
+            </w:r>
+            <w:proofErr w:type="spellEnd"/>
+            <w:r>
+              <w:rPr>
+                <w:rFonts w:ascii="Consolas" w:eastAsia="Consolas" w:hAnsi="Consolas" w:cs="Consolas"/>
+                <w:sz w:val="18"/>
+                <w:szCs w:val="18"/>
+                <w:lang w:val="en-US"/>
+              </w:rPr>
+              <w:t>)</w:t>
+            </w:r>
+          </w:p>
+          <w:p>
+            <w:proofErr w:type="spellStart"/>
+            <w:r>
+              <w:rPr>
+                <w:rFonts w:ascii="Consolas" w:eastAsia="Consolas" w:hAnsi="Consolas" w:cs="Consolas"/>
+                <w:sz w:val="18"/>
+                <w:szCs w:val="18"/>
+              </w:rPr>
+              <w:t>openssl</w:t>
+            </w:r>
+            <w:proofErr w:type="spellEnd"/>
+            <w:r>
+              <w:rPr>
+                <w:rFonts w:ascii="Consolas" w:eastAsia="Consolas" w:hAnsi="Consolas" w:cs="Consolas"/>
+                <w:sz w:val="18"/>
+                <w:szCs w:val="18"/>
+              </w:rPr>
+              <w:t xml:space="preserve"> rand -</w:t>
+            </w:r>
+            <w:proofErr w:type="spellStart"/>
+            <w:r>
+              <w:rPr>
+                <w:rFonts w:ascii="Consolas" w:eastAsia="Consolas" w:hAnsi="Consolas" w:cs="Consolas"/>
+                <w:sz w:val="18"/>
+                <w:szCs w:val="18"/>
+              </w:rPr>
+              <w:t>hex</w:t>
+            </w:r>
+            <w:proofErr w:type="spellEnd"/>
+            <w:r>
+              <w:rPr>
+                <w:rFonts w:ascii="Consolas" w:eastAsia="Consolas" w:hAnsi="Consolas" w:cs="Consolas"/>
+                <w:sz w:val="18"/>
+                <w:szCs w:val="18"/>
+              </w:rPr>
+              <w:t xml:space="preserve"> 32</w:t>
             </w:r>
           </w:p>
         </w:tc>
@@ -4396,7 +3510,7 @@
     </w:tbl>
     <w:p>
       <w:pPr>
-        <w:spacing w:after="160"/>
+        <w:spacing w:after="120"/>
       </w:pPr>
     </w:p>
     <w:p>
@@ -4409,97 +3523,63 @@
           <w:sz w:val="21"/>
           <w:szCs w:val="21"/>
         </w:rPr>
-        <w:t>La ruta /api/</w:t>
-      </w:r>
-      <w:proofErr w:type="spellStart"/>
-      <w:r>
-        <w:rPr>
-          <w:rFonts w:ascii="Calibri" w:eastAsia="Calibri" w:hAnsi="Calibri" w:cs="Calibri"/>
-          <w:sz w:val="21"/>
-          <w:szCs w:val="21"/>
-        </w:rPr>
-        <w:t>auth</w:t>
-      </w:r>
-      <w:proofErr w:type="spellEnd"/>
-      <w:r>
-        <w:rPr>
-          <w:rFonts w:ascii="Calibri" w:eastAsia="Calibri" w:hAnsi="Calibri" w:cs="Calibri"/>
-          <w:sz w:val="21"/>
-          <w:szCs w:val="21"/>
-        </w:rPr>
-        <w:t>/</w:t>
-      </w:r>
-      <w:proofErr w:type="spellStart"/>
-      <w:r>
-        <w:rPr>
-          <w:rFonts w:ascii="Calibri" w:eastAsia="Calibri" w:hAnsi="Calibri" w:cs="Calibri"/>
-          <w:sz w:val="21"/>
-          <w:szCs w:val="21"/>
-        </w:rPr>
-        <w:t>callback</w:t>
-      </w:r>
-      <w:proofErr w:type="spellEnd"/>
-      <w:r>
-        <w:rPr>
-          <w:rFonts w:ascii="Calibri" w:eastAsia="Calibri" w:hAnsi="Calibri" w:cs="Calibri"/>
-          <w:sz w:val="21"/>
-          <w:szCs w:val="21"/>
-        </w:rPr>
-        <w:t>/</w:t>
-      </w:r>
-      <w:proofErr w:type="spellStart"/>
-      <w:r>
-        <w:rPr>
-          <w:rFonts w:ascii="Calibri" w:eastAsia="Calibri" w:hAnsi="Calibri" w:cs="Calibri"/>
-          <w:sz w:val="21"/>
-          <w:szCs w:val="21"/>
-        </w:rPr>
-        <w:t>google</w:t>
-      </w:r>
-      <w:proofErr w:type="spellEnd"/>
-      <w:r>
-        <w:rPr>
-          <w:rFonts w:ascii="Calibri" w:eastAsia="Calibri" w:hAnsi="Calibri" w:cs="Calibri"/>
-          <w:sz w:val="21"/>
-          <w:szCs w:val="21"/>
-        </w:rPr>
-        <w:t xml:space="preserve"> es fija: la define </w:t>
-      </w:r>
-      <w:proofErr w:type="spellStart"/>
-      <w:r>
-        <w:rPr>
-          <w:rFonts w:ascii="Calibri" w:eastAsia="Calibri" w:hAnsi="Calibri" w:cs="Calibri"/>
-          <w:sz w:val="21"/>
-          <w:szCs w:val="21"/>
-        </w:rPr>
-        <w:t>NextAuth</w:t>
-      </w:r>
-      <w:proofErr w:type="spellEnd"/>
-      <w:r>
-        <w:rPr>
-          <w:rFonts w:ascii="Calibri" w:eastAsia="Calibri" w:hAnsi="Calibri" w:cs="Calibri"/>
-          <w:sz w:val="21"/>
-          <w:szCs w:val="21"/>
-        </w:rPr>
-        <w:t xml:space="preserve"> y no debe modificarse. Un error de un solo carácter en esta URI produce el mensaje "</w:t>
-      </w:r>
-      <w:proofErr w:type="spellStart"/>
-      <w:r>
-        <w:rPr>
-          <w:rFonts w:ascii="Calibri" w:eastAsia="Calibri" w:hAnsi="Calibri" w:cs="Calibri"/>
-          <w:sz w:val="21"/>
-          <w:szCs w:val="21"/>
-        </w:rPr>
-        <w:t>redirect_uri_mismatch</w:t>
-      </w:r>
-      <w:proofErr w:type="spellEnd"/>
-      <w:r>
-        <w:rPr>
-          <w:rFonts w:ascii="Calibri" w:eastAsia="Calibri" w:hAnsi="Calibri" w:cs="Calibri"/>
-          <w:sz w:val="21"/>
-          <w:szCs w:val="21"/>
-        </w:rPr>
-        <w:t>" al intentar iniciar sesión.</w:t>
+        <w:t xml:space="preserve">Ambos archivos están excluidos del control de versiones y no deben incorporarse al repositorio </w:t>
+      </w:r>
+      <w:proofErr w:type="gramStart"/>
+      <w:r>
+        <w:rPr>
+          <w:rFonts w:ascii="Calibri" w:eastAsia="Calibri" w:hAnsi="Calibri" w:cs="Calibri"/>
+          <w:sz w:val="21"/>
+          <w:szCs w:val="21"/>
+        </w:rPr>
+        <w:t>bajo ninguna circunstancia</w:t>
+      </w:r>
+      <w:proofErr w:type="gramEnd"/>
+      <w:r>
+        <w:rPr>
+          <w:rFonts w:ascii="Calibri" w:eastAsia="Calibri" w:hAnsi="Calibri" w:cs="Calibri"/>
+          <w:sz w:val="21"/>
+          <w:szCs w:val="21"/>
+        </w:rPr>
+        <w:t>.</w:t>
+      </w:r>
+    </w:p>
+    <w:p>
+      <w:r>
+        <w:br w:type="page"/>
+      </w:r>
+    </w:p>
+    <w:p>
+      <w:pPr>
+        <w:pStyle w:val="Ttulo1"/>
+        <w:keepNext/>
+        <w:keepLines/>
+        <w:spacing w:before="360" w:after="160"/>
+      </w:pPr>
+      <w:r>
+        <w:rPr>
+          <w:rFonts w:ascii="Calibri" w:eastAsia="Calibri" w:hAnsi="Calibri" w:cs="Calibri"/>
+          <w:b/>
+          <w:bCs/>
+          <w:color w:val="1F4E79"/>
+          <w:sz w:val="30"/>
+          <w:szCs w:val="30"/>
+        </w:rPr>
+        <w:lastRenderedPageBreak/>
+        <w:t>3. Cuenta Google institucional</w:t>
+      </w:r>
+    </w:p>
+    <w:p>
+      <w:pPr>
+        <w:spacing w:after="120" w:line="276" w:lineRule="auto"/>
+      </w:pPr>
+      <w:r>
+        <w:rPr>
+          <w:rFonts w:ascii="Calibri" w:eastAsia="Calibri" w:hAnsi="Calibri" w:cs="Calibri"/>
+          <w:sz w:val="21"/>
+          <w:szCs w:val="21"/>
+        </w:rPr>
+        <w:t>El primer paso del traspaso es definir bajo qué cuenta quedará registrado el proyecto de Google Cloud. Esta decisión determina quién controla el acceso de todos los usuarios de la plataforma.</w:t>
       </w:r>
     </w:p>
     <w:tbl>
@@ -4517,7 +3597,7 @@
           <w:left w:w="10" w:type="dxa"/>
           <w:right w:w="10" w:type="dxa"/>
         </w:tblCellMar>
-        <w:tblLook w:val="0000" w:firstRow="0" w:lastRow="0" w:firstColumn="0" w:lastColumn="0" w:noHBand="0" w:noVBand="0"/>
+        <w:tblLook w:val="04A0" w:firstRow="1" w:lastRow="0" w:firstColumn="1" w:lastColumn="0" w:noHBand="0" w:noVBand="1"/>
       </w:tblPr>
       <w:tblGrid>
         <w:gridCol w:w="9360"/>
@@ -4562,46 +3642,39 @@
                 <w:sz w:val="21"/>
                 <w:szCs w:val="21"/>
               </w:rPr>
-              <w:lastRenderedPageBreak/>
-              <w:t xml:space="preserve">El Client ID debe ser idéntico en </w:t>
-            </w:r>
-            <w:proofErr w:type="spellStart"/>
-            <w:r>
-              <w:rPr>
-                <w:rFonts w:ascii="Calibri" w:eastAsia="Calibri" w:hAnsi="Calibri" w:cs="Calibri"/>
-                <w:b/>
-                <w:bCs/>
-                <w:color w:val="7F6000"/>
+              <w:t>Restricción detectada en el dominio institucional</w:t>
+            </w:r>
+          </w:p>
+          <w:p>
+            <w:pPr>
+              <w:spacing w:after="40" w:line="276" w:lineRule="auto"/>
+            </w:pPr>
+            <w:r>
+              <w:rPr>
+                <w:rFonts w:ascii="Calibri" w:eastAsia="Calibri" w:hAnsi="Calibri" w:cs="Calibri"/>
                 <w:sz w:val="21"/>
                 <w:szCs w:val="21"/>
               </w:rPr>
-              <w:t>backend</w:t>
-            </w:r>
-            <w:proofErr w:type="spellEnd"/>
-            <w:r>
-              <w:rPr>
-                <w:rFonts w:ascii="Calibri" w:eastAsia="Calibri" w:hAnsi="Calibri" w:cs="Calibri"/>
-                <w:b/>
-                <w:bCs/>
-                <w:color w:val="7F6000"/>
+              <w:t xml:space="preserve">El dominio redsalud.gob.cl opera su correo sobre Microsoft 365, en un </w:t>
+            </w:r>
+            <w:proofErr w:type="spellStart"/>
+            <w:r>
+              <w:rPr>
+                <w:rFonts w:ascii="Calibri" w:eastAsia="Calibri" w:hAnsi="Calibri" w:cs="Calibri"/>
                 <w:sz w:val="21"/>
                 <w:szCs w:val="21"/>
               </w:rPr>
-              <w:t xml:space="preserve"> y </w:t>
-            </w:r>
-            <w:proofErr w:type="spellStart"/>
-            <w:r>
-              <w:rPr>
-                <w:rFonts w:ascii="Calibri" w:eastAsia="Calibri" w:hAnsi="Calibri" w:cs="Calibri"/>
-                <w:b/>
-                <w:bCs/>
-                <w:color w:val="7F6000"/>
+              <w:t>tenant</w:t>
+            </w:r>
+            <w:proofErr w:type="spellEnd"/>
+            <w:r>
+              <w:rPr>
+                <w:rFonts w:ascii="Calibri" w:eastAsia="Calibri" w:hAnsi="Calibri" w:cs="Calibri"/>
                 <w:sz w:val="21"/>
                 <w:szCs w:val="21"/>
               </w:rPr>
-              <w:t>frontend</w:t>
-            </w:r>
-            <w:proofErr w:type="spellEnd"/>
+              <w:t xml:space="preserve"> administrado por MINSAL. Se verificó mediante los registros DNS del dominio (MX apuntando a minsal-gob-cl.mail.protection.outlook.com).</w:t>
+            </w:r>
           </w:p>
           <w:p>
             <w:pPr>
@@ -4613,7 +3686,7 @@
                 <w:sz w:val="21"/>
                 <w:szCs w:val="21"/>
               </w:rPr>
-              <w:t xml:space="preserve">El </w:t>
+              <w:t xml:space="preserve">Consecuencia: el hospital no dispone de Google </w:t>
             </w:r>
             <w:proofErr w:type="spellStart"/>
             <w:r>
@@ -4622,7 +3695,7 @@
                 <w:sz w:val="21"/>
                 <w:szCs w:val="21"/>
               </w:rPr>
-              <w:t>backend</w:t>
+              <w:t>Workspace</w:t>
             </w:r>
             <w:proofErr w:type="spellEnd"/>
             <w:r>
@@ -4631,153 +3704,12 @@
                 <w:sz w:val="21"/>
                 <w:szCs w:val="21"/>
               </w:rPr>
-              <w:t xml:space="preserve"> valida que el token recibido haya sido emitido para esta misma aplicación, comparando el campo "</w:t>
-            </w:r>
-            <w:proofErr w:type="spellStart"/>
-            <w:r>
-              <w:rPr>
-                <w:rFonts w:ascii="Calibri" w:eastAsia="Calibri" w:hAnsi="Calibri" w:cs="Calibri"/>
-                <w:sz w:val="21"/>
-                <w:szCs w:val="21"/>
-              </w:rPr>
-              <w:t>aud</w:t>
-            </w:r>
-            <w:proofErr w:type="spellEnd"/>
-            <w:r>
-              <w:rPr>
-                <w:rFonts w:ascii="Calibri" w:eastAsia="Calibri" w:hAnsi="Calibri" w:cs="Calibri"/>
-                <w:sz w:val="21"/>
-                <w:szCs w:val="21"/>
-              </w:rPr>
-              <w:t xml:space="preserve">" del token contra su propia variable GOOGLE_CLIENT_ID (archivo </w:t>
-            </w:r>
-            <w:proofErr w:type="spellStart"/>
-            <w:r>
-              <w:rPr>
-                <w:rFonts w:ascii="Calibri" w:eastAsia="Calibri" w:hAnsi="Calibri" w:cs="Calibri"/>
-                <w:sz w:val="21"/>
-                <w:szCs w:val="21"/>
-              </w:rPr>
-              <w:t>backend</w:t>
-            </w:r>
-            <w:proofErr w:type="spellEnd"/>
-            <w:r>
-              <w:rPr>
-                <w:rFonts w:ascii="Calibri" w:eastAsia="Calibri" w:hAnsi="Calibri" w:cs="Calibri"/>
-                <w:sz w:val="21"/>
-                <w:szCs w:val="21"/>
-              </w:rPr>
-              <w:t>/</w:t>
-            </w:r>
-            <w:proofErr w:type="spellStart"/>
-            <w:r>
-              <w:rPr>
-                <w:rFonts w:ascii="Calibri" w:eastAsia="Calibri" w:hAnsi="Calibri" w:cs="Calibri"/>
-                <w:sz w:val="21"/>
-                <w:szCs w:val="21"/>
-              </w:rPr>
-              <w:t>core</w:t>
-            </w:r>
-            <w:proofErr w:type="spellEnd"/>
-            <w:r>
-              <w:rPr>
-                <w:rFonts w:ascii="Calibri" w:eastAsia="Calibri" w:hAnsi="Calibri" w:cs="Calibri"/>
-                <w:sz w:val="21"/>
-                <w:szCs w:val="21"/>
-              </w:rPr>
-              <w:t>/security.py).</w:t>
-            </w:r>
-          </w:p>
-          <w:p>
-            <w:pPr>
-              <w:spacing w:after="40" w:line="276" w:lineRule="auto"/>
-            </w:pPr>
-            <w:r>
-              <w:rPr>
-                <w:rFonts w:ascii="Calibri" w:eastAsia="Calibri" w:hAnsi="Calibri" w:cs="Calibri"/>
-                <w:sz w:val="21"/>
-                <w:szCs w:val="21"/>
-              </w:rPr>
-              <w:t xml:space="preserve">Si el </w:t>
-            </w:r>
-            <w:proofErr w:type="spellStart"/>
-            <w:r>
-              <w:rPr>
-                <w:rFonts w:ascii="Calibri" w:eastAsia="Calibri" w:hAnsi="Calibri" w:cs="Calibri"/>
-                <w:sz w:val="21"/>
-                <w:szCs w:val="21"/>
-              </w:rPr>
-              <w:t>backend</w:t>
-            </w:r>
-            <w:proofErr w:type="spellEnd"/>
-            <w:r>
-              <w:rPr>
-                <w:rFonts w:ascii="Calibri" w:eastAsia="Calibri" w:hAnsi="Calibri" w:cs="Calibri"/>
-                <w:sz w:val="21"/>
-                <w:szCs w:val="21"/>
-              </w:rPr>
-              <w:t xml:space="preserve"> y el </w:t>
-            </w:r>
-            <w:proofErr w:type="spellStart"/>
-            <w:r>
-              <w:rPr>
-                <w:rFonts w:ascii="Calibri" w:eastAsia="Calibri" w:hAnsi="Calibri" w:cs="Calibri"/>
-                <w:sz w:val="21"/>
-                <w:szCs w:val="21"/>
-              </w:rPr>
-              <w:t>frontend</w:t>
-            </w:r>
-            <w:proofErr w:type="spellEnd"/>
-            <w:r>
-              <w:rPr>
-                <w:rFonts w:ascii="Calibri" w:eastAsia="Calibri" w:hAnsi="Calibri" w:cs="Calibri"/>
-                <w:sz w:val="21"/>
-                <w:szCs w:val="21"/>
-              </w:rPr>
-              <w:t xml:space="preserve"> se configuran con Client ID distintos, el inicio de sesión fallará con el mensaje "Token no corresponde a esta aplicación", aun cuando ambas credenciales sean válidas por separado. Es el error de configuración más frecuente en esta plataforma.</w:t>
+              <w:t>, por lo que no existen cuentas de Google institucionales de forma nativa, y la opción "Interno" de la pantalla de consentimiento OAuth no está disponible.</w:t>
             </w:r>
           </w:p>
         </w:tc>
       </w:tr>
     </w:tbl>
-    <w:p>
-      <w:r>
-        <w:br w:type="page"/>
-      </w:r>
-    </w:p>
-    <w:p>
-      <w:pPr>
-        <w:pStyle w:val="Ttulo1"/>
-        <w:keepNext/>
-        <w:keepLines/>
-        <w:spacing w:before="360" w:after="160"/>
-      </w:pPr>
-      <w:r>
-        <w:rPr>
-          <w:rFonts w:ascii="Calibri" w:eastAsia="Calibri" w:hAnsi="Calibri" w:cs="Calibri"/>
-          <w:b/>
-          <w:bCs/>
-          <w:color w:val="1F4E79"/>
-          <w:sz w:val="30"/>
-          <w:szCs w:val="30"/>
-        </w:rPr>
-        <w:lastRenderedPageBreak/>
-        <w:t>5. Definición del dominio</w:t>
-      </w:r>
-    </w:p>
-    <w:p>
-      <w:pPr>
-        <w:spacing w:after="120" w:line="276" w:lineRule="auto"/>
-      </w:pPr>
-      <w:r>
-        <w:rPr>
-          <w:rFonts w:ascii="Calibri" w:eastAsia="Calibri" w:hAnsi="Calibri" w:cs="Calibri"/>
-          <w:sz w:val="21"/>
-          <w:szCs w:val="21"/>
-        </w:rPr>
-        <w:t>Google impone restricciones estrictas sobre las direcciones que acepta como URI de redirección. Estas restricciones condicionan el despliegue y deben resolverse antes de configurar las credenciales OAuth.</w:t>
-      </w:r>
-    </w:p>
     <w:p>
       <w:pPr>
         <w:pStyle w:val="Ttulo2"/>
@@ -4794,7 +3726,120 @@
           <w:sz w:val="24"/>
           <w:szCs w:val="24"/>
         </w:rPr>
-        <w:t>5.1 Restricciones aplicables</w:t>
+        <w:t>3.1 Procedimiento recomendado</w:t>
+      </w:r>
+    </w:p>
+    <w:p>
+      <w:pPr>
+        <w:spacing w:after="120" w:line="276" w:lineRule="auto"/>
+      </w:pPr>
+      <w:r>
+        <w:rPr>
+          <w:rFonts w:ascii="Calibri" w:eastAsia="Calibri" w:hAnsi="Calibri" w:cs="Calibri"/>
+          <w:sz w:val="21"/>
+          <w:szCs w:val="21"/>
+        </w:rPr>
+        <w:t>Google permite crear una cuenta de Google utilizando una dirección de correo que no sea Gmail. Esto permite que el proyecto quede bajo una identidad institucional en lugar de una cuenta personal.</w:t>
+      </w:r>
+    </w:p>
+    <w:p>
+      <w:pPr>
+        <w:pStyle w:val="Prrafodelista"/>
+        <w:numPr>
+          <w:ilvl w:val="0"/>
+          <w:numId w:val="3"/>
+        </w:numPr>
+        <w:spacing w:after="80" w:line="276" w:lineRule="auto"/>
+      </w:pPr>
+      <w:r>
+        <w:rPr>
+          <w:rFonts w:ascii="Calibri" w:eastAsia="Calibri" w:hAnsi="Calibri" w:cs="Calibri"/>
+          <w:sz w:val="21"/>
+          <w:szCs w:val="21"/>
+        </w:rPr>
+        <w:t xml:space="preserve">Ingresar a </w:t>
+      </w:r>
+      <w:r>
+        <w:rPr>
+          <w:rFonts w:ascii="Consolas" w:eastAsia="Consolas" w:hAnsi="Consolas" w:cs="Consolas"/>
+          <w:sz w:val="19"/>
+          <w:szCs w:val="19"/>
+          <w:shd w:val="clear" w:color="auto" w:fill="F2F2F2"/>
+        </w:rPr>
+        <w:t>accounts.google.com/</w:t>
+      </w:r>
+      <w:proofErr w:type="spellStart"/>
+      <w:r>
+        <w:rPr>
+          <w:rFonts w:ascii="Consolas" w:eastAsia="Consolas" w:hAnsi="Consolas" w:cs="Consolas"/>
+          <w:sz w:val="19"/>
+          <w:szCs w:val="19"/>
+          <w:shd w:val="clear" w:color="auto" w:fill="F2F2F2"/>
+        </w:rPr>
+        <w:t>signup</w:t>
+      </w:r>
+      <w:proofErr w:type="spellEnd"/>
+      <w:r>
+        <w:rPr>
+          <w:rFonts w:ascii="Calibri" w:eastAsia="Calibri" w:hAnsi="Calibri" w:cs="Calibri"/>
+          <w:sz w:val="21"/>
+          <w:szCs w:val="21"/>
+        </w:rPr>
+        <w:t xml:space="preserve"> y seleccionar la opción "Usar mi dirección de correo electrónico actual".</w:t>
+      </w:r>
+    </w:p>
+    <w:p>
+      <w:pPr>
+        <w:pStyle w:val="Prrafodelista"/>
+        <w:numPr>
+          <w:ilvl w:val="0"/>
+          <w:numId w:val="3"/>
+        </w:numPr>
+        <w:spacing w:after="80" w:line="276" w:lineRule="auto"/>
+      </w:pPr>
+      <w:r>
+        <w:rPr>
+          <w:rFonts w:ascii="Calibri" w:eastAsia="Calibri" w:hAnsi="Calibri" w:cs="Calibri"/>
+          <w:sz w:val="21"/>
+          <w:szCs w:val="21"/>
+        </w:rPr>
+        <w:t>Indicar una casilla institucional de carácter permanente y no personal, preferentemente un buzón compartido de la Unidad de Informática (por ejemplo, la casilla del área, no la de un funcionario individual).</w:t>
+      </w:r>
+    </w:p>
+    <w:p>
+      <w:pPr>
+        <w:pStyle w:val="Prrafodelista"/>
+        <w:numPr>
+          <w:ilvl w:val="0"/>
+          <w:numId w:val="3"/>
+        </w:numPr>
+        <w:spacing w:after="80" w:line="276" w:lineRule="auto"/>
+      </w:pPr>
+      <w:r>
+        <w:rPr>
+          <w:rFonts w:ascii="Calibri" w:eastAsia="Calibri" w:hAnsi="Calibri" w:cs="Calibri"/>
+          <w:sz w:val="21"/>
+          <w:szCs w:val="21"/>
+        </w:rPr>
+        <w:t>Completar la verificación por correo.</w:t>
+      </w:r>
+    </w:p>
+    <w:p>
+      <w:pPr>
+        <w:pStyle w:val="Prrafodelista"/>
+        <w:numPr>
+          <w:ilvl w:val="0"/>
+          <w:numId w:val="3"/>
+        </w:numPr>
+        <w:spacing w:after="80" w:line="276" w:lineRule="auto"/>
+      </w:pPr>
+      <w:r>
+        <w:rPr>
+          <w:rFonts w:ascii="Calibri" w:eastAsia="Calibri" w:hAnsi="Calibri" w:cs="Calibri"/>
+          <w:sz w:val="21"/>
+          <w:szCs w:val="21"/>
+        </w:rPr>
+        <w:t>Registrar las credenciales de esta cuenta en el sistema de gestión de contraseñas del hospital, con al menos dos responsables designados.</w:t>
       </w:r>
     </w:p>
     <w:tbl>
@@ -4812,12 +3857,236 @@
           <w:left w:w="10" w:type="dxa"/>
           <w:right w:w="10" w:type="dxa"/>
         </w:tblCellMar>
-        <w:tblLook w:val="0000" w:firstRow="0" w:lastRow="0" w:firstColumn="0" w:lastColumn="0" w:noHBand="0" w:noVBand="0"/>
+        <w:tblLook w:val="04A0" w:firstRow="1" w:lastRow="0" w:firstColumn="1" w:lastColumn="0" w:noHBand="0" w:noVBand="1"/>
       </w:tblPr>
       <w:tblGrid>
-        <w:gridCol w:w="3000"/>
-        <w:gridCol w:w="1900"/>
-        <w:gridCol w:w="4460"/>
+        <w:gridCol w:w="9360"/>
+      </w:tblGrid>
+      <w:tr>
+        <w:tblPrEx>
+          <w:tblCellMar>
+            <w:top w:w="0" w:type="dxa"/>
+            <w:bottom w:w="0" w:type="dxa"/>
+          </w:tblCellMar>
+        </w:tblPrEx>
+        <w:trPr>
+          <w:cantSplit/>
+        </w:trPr>
+        <w:tc>
+          <w:tcPr>
+            <w:tcW w:w="9360" w:type="dxa"/>
+            <w:tcBorders>
+              <w:top w:val="single" w:sz="4" w:space="0" w:color="BFBFBF"/>
+              <w:left w:val="single" w:sz="18" w:space="0" w:color="C00000"/>
+              <w:bottom w:val="single" w:sz="4" w:space="0" w:color="BFBFBF"/>
+              <w:right w:val="single" w:sz="4" w:space="0" w:color="BFBFBF"/>
+            </w:tcBorders>
+            <w:shd w:val="clear" w:color="auto" w:fill="FBE4E4"/>
+            <w:tcMar>
+              <w:top w:w="140" w:type="dxa"/>
+              <w:left w:w="180" w:type="dxa"/>
+              <w:bottom w:w="140" w:type="dxa"/>
+              <w:right w:w="180" w:type="dxa"/>
+            </w:tcMar>
+          </w:tcPr>
+          <w:p>
+            <w:pPr>
+              <w:spacing w:after="60"/>
+            </w:pPr>
+            <w:proofErr w:type="gramStart"/>
+            <w:r>
+              <w:rPr>
+                <w:rFonts w:ascii="Calibri" w:eastAsia="Calibri" w:hAnsi="Calibri" w:cs="Calibri"/>
+                <w:b/>
+                <w:bCs/>
+                <w:color w:val="C00000"/>
+                <w:sz w:val="21"/>
+                <w:szCs w:val="21"/>
+              </w:rPr>
+              <w:t>Riesgo a evitar</w:t>
+            </w:r>
+            <w:proofErr w:type="gramEnd"/>
+          </w:p>
+          <w:p>
+            <w:pPr>
+              <w:spacing w:after="40" w:line="276" w:lineRule="auto"/>
+            </w:pPr>
+            <w:r>
+              <w:rPr>
+                <w:rFonts w:ascii="Calibri" w:eastAsia="Calibri" w:hAnsi="Calibri" w:cs="Calibri"/>
+                <w:sz w:val="21"/>
+                <w:szCs w:val="21"/>
+              </w:rPr>
+              <w:t>Si el proyecto de Google Cloud se crea bajo la cuenta Gmail personal de un funcionario, el hospital reproduce exactamente el problema que este traspaso busca resolver: la plataforma quedaría dependiendo de una persona en lugar de la institución. Ante una desvinculación, el acceso se pierde.</w:t>
+            </w:r>
+          </w:p>
+        </w:tc>
+      </w:tr>
+    </w:tbl>
+    <w:p>
+      <w:pPr>
+        <w:pStyle w:val="Ttulo1"/>
+        <w:keepNext/>
+        <w:keepLines/>
+        <w:spacing w:before="360" w:after="160"/>
+      </w:pPr>
+      <w:r>
+        <w:rPr>
+          <w:rFonts w:ascii="Calibri" w:eastAsia="Calibri" w:hAnsi="Calibri" w:cs="Calibri"/>
+          <w:b/>
+          <w:bCs/>
+          <w:color w:val="1F4E79"/>
+          <w:sz w:val="30"/>
+          <w:szCs w:val="30"/>
+        </w:rPr>
+        <w:t>4. Proyecto en Google Cloud y credenciales OAuth</w:t>
+      </w:r>
+    </w:p>
+    <w:p>
+      <w:pPr>
+        <w:spacing w:after="120" w:line="276" w:lineRule="auto"/>
+      </w:pPr>
+      <w:r>
+        <w:rPr>
+          <w:rFonts w:ascii="Calibri" w:eastAsia="Calibri" w:hAnsi="Calibri" w:cs="Calibri"/>
+          <w:sz w:val="21"/>
+          <w:szCs w:val="21"/>
+        </w:rPr>
+        <w:t>Con la cuenta institucional ya creada, iniciar sesión en console.cloud.google.com y ejecutar los siguientes pasos.</w:t>
+      </w:r>
+    </w:p>
+    <w:p>
+      <w:pPr>
+        <w:pStyle w:val="Ttulo2"/>
+        <w:keepNext/>
+        <w:keepLines/>
+        <w:spacing w:before="260" w:after="120"/>
+      </w:pPr>
+      <w:r>
+        <w:rPr>
+          <w:rFonts w:ascii="Calibri" w:eastAsia="Calibri" w:hAnsi="Calibri" w:cs="Calibri"/>
+          <w:b/>
+          <w:bCs/>
+          <w:color w:val="1F4E79"/>
+          <w:sz w:val="24"/>
+          <w:szCs w:val="24"/>
+        </w:rPr>
+        <w:t>4.1 Crear el proyecto</w:t>
+      </w:r>
+    </w:p>
+    <w:p>
+      <w:pPr>
+        <w:pStyle w:val="Prrafodelista"/>
+        <w:numPr>
+          <w:ilvl w:val="0"/>
+          <w:numId w:val="4"/>
+        </w:numPr>
+        <w:spacing w:after="80" w:line="276" w:lineRule="auto"/>
+      </w:pPr>
+      <w:r>
+        <w:rPr>
+          <w:rFonts w:ascii="Calibri" w:eastAsia="Calibri" w:hAnsi="Calibri" w:cs="Calibri"/>
+          <w:sz w:val="21"/>
+          <w:szCs w:val="21"/>
+        </w:rPr>
+        <w:t>Crear un proyecto nuevo con un nombre identificable, por ejemplo "Guia Digital Adulto Mayor HUAP".</w:t>
+      </w:r>
+    </w:p>
+    <w:p>
+      <w:pPr>
+        <w:pStyle w:val="Prrafodelista"/>
+        <w:numPr>
+          <w:ilvl w:val="0"/>
+          <w:numId w:val="4"/>
+        </w:numPr>
+        <w:spacing w:after="80" w:line="276" w:lineRule="auto"/>
+      </w:pPr>
+      <w:r>
+        <w:rPr>
+          <w:rFonts w:ascii="Calibri" w:eastAsia="Calibri" w:hAnsi="Calibri" w:cs="Calibri"/>
+          <w:sz w:val="21"/>
+          <w:szCs w:val="21"/>
+        </w:rPr>
+        <w:t xml:space="preserve">En el menú lateral, ingresar a </w:t>
+      </w:r>
+      <w:r>
+        <w:rPr>
+          <w:rFonts w:ascii="Calibri" w:eastAsia="Calibri" w:hAnsi="Calibri" w:cs="Calibri"/>
+          <w:b/>
+          <w:bCs/>
+          <w:sz w:val="21"/>
+          <w:szCs w:val="21"/>
+        </w:rPr>
+        <w:t>API y servicios</w:t>
+      </w:r>
+      <w:r>
+        <w:rPr>
+          <w:rFonts w:ascii="Calibri" w:eastAsia="Calibri" w:hAnsi="Calibri" w:cs="Calibri"/>
+          <w:sz w:val="21"/>
+          <w:szCs w:val="21"/>
+        </w:rPr>
+        <w:t xml:space="preserve"> → </w:t>
+      </w:r>
+      <w:r>
+        <w:rPr>
+          <w:rFonts w:ascii="Calibri" w:eastAsia="Calibri" w:hAnsi="Calibri" w:cs="Calibri"/>
+          <w:b/>
+          <w:bCs/>
+          <w:sz w:val="21"/>
+          <w:szCs w:val="21"/>
+        </w:rPr>
+        <w:t>Pantalla de consentimiento de OAuth</w:t>
+      </w:r>
+      <w:r>
+        <w:rPr>
+          <w:rFonts w:ascii="Calibri" w:eastAsia="Calibri" w:hAnsi="Calibri" w:cs="Calibri"/>
+          <w:sz w:val="21"/>
+          <w:szCs w:val="21"/>
+        </w:rPr>
+        <w:t>.</w:t>
+      </w:r>
+    </w:p>
+    <w:p>
+      <w:pPr>
+        <w:pStyle w:val="Ttulo2"/>
+        <w:keepNext/>
+        <w:keepLines/>
+        <w:spacing w:before="260" w:after="120"/>
+      </w:pPr>
+      <w:r>
+        <w:rPr>
+          <w:rFonts w:ascii="Calibri" w:eastAsia="Calibri" w:hAnsi="Calibri" w:cs="Calibri"/>
+          <w:b/>
+          <w:bCs/>
+          <w:color w:val="1F4E79"/>
+          <w:sz w:val="24"/>
+          <w:szCs w:val="24"/>
+        </w:rPr>
+        <w:lastRenderedPageBreak/>
+        <w:t>4.2 Configurar la pantalla de consentimiento</w:t>
+      </w:r>
+    </w:p>
+    <w:tbl>
+      <w:tblPr>
+        <w:tblW w:w="9360" w:type="dxa"/>
+        <w:tblBorders>
+          <w:top w:val="single" w:sz="4" w:space="0" w:color="auto"/>
+          <w:left w:val="single" w:sz="4" w:space="0" w:color="auto"/>
+          <w:bottom w:val="single" w:sz="4" w:space="0" w:color="auto"/>
+          <w:right w:val="single" w:sz="4" w:space="0" w:color="auto"/>
+          <w:insideH w:val="single" w:sz="4" w:space="0" w:color="auto"/>
+          <w:insideV w:val="single" w:sz="4" w:space="0" w:color="auto"/>
+        </w:tblBorders>
+        <w:tblCellMar>
+          <w:left w:w="10" w:type="dxa"/>
+          <w:right w:w="10" w:type="dxa"/>
+        </w:tblCellMar>
+        <w:tblLook w:val="04A0" w:firstRow="1" w:lastRow="0" w:firstColumn="1" w:lastColumn="0" w:noHBand="0" w:noVBand="1"/>
+      </w:tblPr>
+      <w:tblGrid>
+        <w:gridCol w:w="2000"/>
+        <w:gridCol w:w="3200"/>
+        <w:gridCol w:w="4160"/>
       </w:tblGrid>
       <w:tr>
         <w:tblPrEx>
@@ -4831,7 +4100,7 @@
         </w:trPr>
         <w:tc>
           <w:tcPr>
-            <w:tcW w:w="3000" w:type="dxa"/>
+            <w:tcW w:w="2000" w:type="dxa"/>
             <w:shd w:val="clear" w:color="auto" w:fill="1F4E79"/>
             <w:tcMar>
               <w:top w:w="100" w:type="dxa"/>
@@ -4853,13 +4122,13 @@
                 <w:sz w:val="19"/>
                 <w:szCs w:val="19"/>
               </w:rPr>
-              <w:t>Tipo de dirección</w:t>
-            </w:r>
-          </w:p>
-        </w:tc>
-        <w:tc>
-          <w:tcPr>
-            <w:tcW w:w="1900" w:type="dxa"/>
+              <w:t>Campo</w:t>
+            </w:r>
+          </w:p>
+        </w:tc>
+        <w:tc>
+          <w:tcPr>
+            <w:tcW w:w="3200" w:type="dxa"/>
             <w:shd w:val="clear" w:color="auto" w:fill="1F4E79"/>
             <w:tcMar>
               <w:top w:w="100" w:type="dxa"/>
@@ -4872,6 +4141,7 @@
             <w:pPr>
               <w:spacing w:line="252" w:lineRule="auto"/>
             </w:pPr>
+            <w:proofErr w:type="gramStart"/>
             <w:r>
               <w:rPr>
                 <w:rFonts w:ascii="Calibri" w:eastAsia="Calibri" w:hAnsi="Calibri" w:cs="Calibri"/>
@@ -4881,13 +4151,14 @@
                 <w:sz w:val="19"/>
                 <w:szCs w:val="19"/>
               </w:rPr>
-              <w:t>¿Aceptada por Google?</w:t>
-            </w:r>
-          </w:p>
-        </w:tc>
-        <w:tc>
-          <w:tcPr>
-            <w:tcW w:w="4460" w:type="dxa"/>
+              <w:t>Valor a utilizar</w:t>
+            </w:r>
+            <w:proofErr w:type="gramEnd"/>
+          </w:p>
+        </w:tc>
+        <w:tc>
+          <w:tcPr>
+            <w:tcW w:w="4160" w:type="dxa"/>
             <w:shd w:val="clear" w:color="auto" w:fill="1F4E79"/>
             <w:tcMar>
               <w:top w:w="100" w:type="dxa"/>
@@ -4909,7 +4180,7 @@
                 <w:sz w:val="19"/>
                 <w:szCs w:val="19"/>
               </w:rPr>
-              <w:t>Detalle</w:t>
+              <w:t>Observación</w:t>
             </w:r>
           </w:p>
         </w:tc>
@@ -4926,7 +4197,7 @@
         </w:trPr>
         <w:tc>
           <w:tcPr>
-            <w:tcW w:w="3000" w:type="dxa"/>
+            <w:tcW w:w="2000" w:type="dxa"/>
             <w:shd w:val="clear" w:color="auto" w:fill="F7F9FC"/>
             <w:tcMar>
               <w:top w:w="100" w:type="dxa"/>
@@ -4941,17 +4212,17 @@
             </w:pPr>
             <w:r>
               <w:rPr>
-                <w:rFonts w:ascii="Consolas" w:eastAsia="Consolas" w:hAnsi="Consolas" w:cs="Consolas"/>
-                <w:sz w:val="17"/>
-                <w:szCs w:val="17"/>
-              </w:rPr>
-              <w:t>https://sistema.hospital.cl</w:t>
-            </w:r>
-          </w:p>
-        </w:tc>
-        <w:tc>
-          <w:tcPr>
-            <w:tcW w:w="1900" w:type="dxa"/>
+                <w:rFonts w:ascii="Calibri" w:eastAsia="Calibri" w:hAnsi="Calibri" w:cs="Calibri"/>
+                <w:sz w:val="19"/>
+                <w:szCs w:val="19"/>
+              </w:rPr>
+              <w:t>Tipo de usuario</w:t>
+            </w:r>
+          </w:p>
+        </w:tc>
+        <w:tc>
+          <w:tcPr>
+            <w:tcW w:w="3200" w:type="dxa"/>
             <w:shd w:val="clear" w:color="auto" w:fill="F7F9FC"/>
             <w:tcMar>
               <w:top w:w="100" w:type="dxa"/>
@@ -4967,18 +4238,16 @@
             <w:r>
               <w:rPr>
                 <w:rFonts w:ascii="Calibri" w:eastAsia="Calibri" w:hAnsi="Calibri" w:cs="Calibri"/>
-                <w:b/>
-                <w:bCs/>
-                <w:sz w:val="19"/>
-                <w:szCs w:val="19"/>
-              </w:rPr>
-              <w:t>Sí</w:t>
-            </w:r>
-          </w:p>
-        </w:tc>
-        <w:tc>
-          <w:tcPr>
-            <w:tcW w:w="4460" w:type="dxa"/>
+                <w:sz w:val="19"/>
+                <w:szCs w:val="19"/>
+              </w:rPr>
+              <w:t>Externo</w:t>
+            </w:r>
+          </w:p>
+        </w:tc>
+        <w:tc>
+          <w:tcPr>
+            <w:tcW w:w="4160" w:type="dxa"/>
             <w:shd w:val="clear" w:color="auto" w:fill="F7F9FC"/>
             <w:tcMar>
               <w:top w:w="100" w:type="dxa"/>
@@ -4997,7 +4266,25 @@
                 <w:sz w:val="19"/>
                 <w:szCs w:val="19"/>
               </w:rPr>
-              <w:t>Dominio público con certificado TLS válido</w:t>
+              <w:t xml:space="preserve">"Interno" requiere Google </w:t>
+            </w:r>
+            <w:proofErr w:type="spellStart"/>
+            <w:r>
+              <w:rPr>
+                <w:rFonts w:ascii="Calibri" w:eastAsia="Calibri" w:hAnsi="Calibri" w:cs="Calibri"/>
+                <w:sz w:val="19"/>
+                <w:szCs w:val="19"/>
+              </w:rPr>
+              <w:t>Workspace</w:t>
+            </w:r>
+            <w:proofErr w:type="spellEnd"/>
+            <w:r>
+              <w:rPr>
+                <w:rFonts w:ascii="Calibri" w:eastAsia="Calibri" w:hAnsi="Calibri" w:cs="Calibri"/>
+                <w:sz w:val="19"/>
+                <w:szCs w:val="19"/>
+              </w:rPr>
+              <w:t>; no está disponible (ver sección 3)</w:t>
             </w:r>
           </w:p>
         </w:tc>
@@ -5014,7 +4301,7 @@
         </w:trPr>
         <w:tc>
           <w:tcPr>
-            <w:tcW w:w="3000" w:type="dxa"/>
+            <w:tcW w:w="2000" w:type="dxa"/>
             <w:shd w:val="clear" w:color="auto" w:fill="FFFFFF"/>
             <w:tcMar>
               <w:top w:w="100" w:type="dxa"/>
@@ -5029,17 +4316,17 @@
             </w:pPr>
             <w:r>
               <w:rPr>
-                <w:rFonts w:ascii="Consolas" w:eastAsia="Consolas" w:hAnsi="Consolas" w:cs="Consolas"/>
-                <w:sz w:val="17"/>
-                <w:szCs w:val="17"/>
-              </w:rPr>
-              <w:t>http://sistema.hospital.cl</w:t>
-            </w:r>
-          </w:p>
-        </w:tc>
-        <w:tc>
-          <w:tcPr>
-            <w:tcW w:w="1900" w:type="dxa"/>
+                <w:rFonts w:ascii="Calibri" w:eastAsia="Calibri" w:hAnsi="Calibri" w:cs="Calibri"/>
+                <w:sz w:val="19"/>
+                <w:szCs w:val="19"/>
+              </w:rPr>
+              <w:t>Nombre de la aplicación</w:t>
+            </w:r>
+          </w:p>
+        </w:tc>
+        <w:tc>
+          <w:tcPr>
+            <w:tcW w:w="3200" w:type="dxa"/>
             <w:shd w:val="clear" w:color="auto" w:fill="FFFFFF"/>
             <w:tcMar>
               <w:top w:w="100" w:type="dxa"/>
@@ -5055,19 +4342,16 @@
             <w:r>
               <w:rPr>
                 <w:rFonts w:ascii="Calibri" w:eastAsia="Calibri" w:hAnsi="Calibri" w:cs="Calibri"/>
-                <w:b/>
-                <w:bCs/>
-                <w:color w:val="C00000"/>
-                <w:sz w:val="19"/>
-                <w:szCs w:val="19"/>
-              </w:rPr>
-              <w:t>No</w:t>
-            </w:r>
-          </w:p>
-        </w:tc>
-        <w:tc>
-          <w:tcPr>
-            <w:tcW w:w="4460" w:type="dxa"/>
+                <w:sz w:val="19"/>
+                <w:szCs w:val="19"/>
+              </w:rPr>
+              <w:t>Guía Digital Adulto Mayor</w:t>
+            </w:r>
+          </w:p>
+        </w:tc>
+        <w:tc>
+          <w:tcPr>
+            <w:tcW w:w="4160" w:type="dxa"/>
             <w:shd w:val="clear" w:color="auto" w:fill="FFFFFF"/>
             <w:tcMar>
               <w:top w:w="100" w:type="dxa"/>
@@ -5086,7 +4370,7 @@
                 <w:sz w:val="19"/>
                 <w:szCs w:val="19"/>
               </w:rPr>
-              <w:t>HTTP sin cifrar no está permitido</w:t>
+              <w:t>Es el nombre que verá el usuario al iniciar sesión</w:t>
             </w:r>
           </w:p>
         </w:tc>
@@ -5103,7 +4387,7 @@
         </w:trPr>
         <w:tc>
           <w:tcPr>
-            <w:tcW w:w="3000" w:type="dxa"/>
+            <w:tcW w:w="2000" w:type="dxa"/>
             <w:shd w:val="clear" w:color="auto" w:fill="F7F9FC"/>
             <w:tcMar>
               <w:top w:w="100" w:type="dxa"/>
@@ -5118,17 +4402,17 @@
             </w:pPr>
             <w:r>
               <w:rPr>
-                <w:rFonts w:ascii="Consolas" w:eastAsia="Consolas" w:hAnsi="Consolas" w:cs="Consolas"/>
-                <w:sz w:val="17"/>
-                <w:szCs w:val="17"/>
-              </w:rPr>
-              <w:t>http://10.20.30.40:3000</w:t>
-            </w:r>
-          </w:p>
-        </w:tc>
-        <w:tc>
-          <w:tcPr>
-            <w:tcW w:w="1900" w:type="dxa"/>
+                <w:rFonts w:ascii="Calibri" w:eastAsia="Calibri" w:hAnsi="Calibri" w:cs="Calibri"/>
+                <w:sz w:val="19"/>
+                <w:szCs w:val="19"/>
+              </w:rPr>
+              <w:t>Correo de asistencia</w:t>
+            </w:r>
+          </w:p>
+        </w:tc>
+        <w:tc>
+          <w:tcPr>
+            <w:tcW w:w="3200" w:type="dxa"/>
             <w:shd w:val="clear" w:color="auto" w:fill="F7F9FC"/>
             <w:tcMar>
               <w:top w:w="100" w:type="dxa"/>
@@ -5144,19 +4428,16 @@
             <w:r>
               <w:rPr>
                 <w:rFonts w:ascii="Calibri" w:eastAsia="Calibri" w:hAnsi="Calibri" w:cs="Calibri"/>
-                <w:b/>
-                <w:bCs/>
-                <w:color w:val="C00000"/>
-                <w:sz w:val="19"/>
-                <w:szCs w:val="19"/>
-              </w:rPr>
-              <w:t>No</w:t>
-            </w:r>
-          </w:p>
-        </w:tc>
-        <w:tc>
-          <w:tcPr>
-            <w:tcW w:w="4460" w:type="dxa"/>
+                <w:sz w:val="19"/>
+                <w:szCs w:val="19"/>
+              </w:rPr>
+              <w:t>Casilla institucional del hospital</w:t>
+            </w:r>
+          </w:p>
+        </w:tc>
+        <w:tc>
+          <w:tcPr>
+            <w:tcW w:w="4160" w:type="dxa"/>
             <w:shd w:val="clear" w:color="auto" w:fill="F7F9FC"/>
             <w:tcMar>
               <w:top w:w="100" w:type="dxa"/>
@@ -5175,7 +4456,7 @@
                 <w:sz w:val="19"/>
                 <w:szCs w:val="19"/>
               </w:rPr>
-              <w:t>Las direcciones IP no son aceptadas</w:t>
+              <w:t>Visible públicamente</w:t>
             </w:r>
           </w:p>
         </w:tc>
@@ -5192,7 +4473,7 @@
         </w:trPr>
         <w:tc>
           <w:tcPr>
-            <w:tcW w:w="3000" w:type="dxa"/>
+            <w:tcW w:w="2000" w:type="dxa"/>
             <w:shd w:val="clear" w:color="auto" w:fill="FFFFFF"/>
             <w:tcMar>
               <w:top w:w="100" w:type="dxa"/>
@@ -5207,17 +4488,17 @@
             </w:pPr>
             <w:r>
               <w:rPr>
-                <w:rFonts w:ascii="Consolas" w:eastAsia="Consolas" w:hAnsi="Consolas" w:cs="Consolas"/>
-                <w:sz w:val="17"/>
-                <w:szCs w:val="17"/>
-              </w:rPr>
-              <w:t>https://servidor.local</w:t>
-            </w:r>
-          </w:p>
-        </w:tc>
-        <w:tc>
-          <w:tcPr>
-            <w:tcW w:w="1900" w:type="dxa"/>
+                <w:rFonts w:ascii="Calibri" w:eastAsia="Calibri" w:hAnsi="Calibri" w:cs="Calibri"/>
+                <w:sz w:val="19"/>
+                <w:szCs w:val="19"/>
+              </w:rPr>
+              <w:t>Dominios autorizados</w:t>
+            </w:r>
+          </w:p>
+        </w:tc>
+        <w:tc>
+          <w:tcPr>
+            <w:tcW w:w="3200" w:type="dxa"/>
             <w:shd w:val="clear" w:color="auto" w:fill="FFFFFF"/>
             <w:tcMar>
               <w:top w:w="100" w:type="dxa"/>
@@ -5233,19 +4514,16 @@
             <w:r>
               <w:rPr>
                 <w:rFonts w:ascii="Calibri" w:eastAsia="Calibri" w:hAnsi="Calibri" w:cs="Calibri"/>
-                <w:b/>
-                <w:bCs/>
-                <w:color w:val="C00000"/>
-                <w:sz w:val="19"/>
-                <w:szCs w:val="19"/>
-              </w:rPr>
-              <w:t>No</w:t>
-            </w:r>
-          </w:p>
-        </w:tc>
-        <w:tc>
-          <w:tcPr>
-            <w:tcW w:w="4460" w:type="dxa"/>
+                <w:sz w:val="19"/>
+                <w:szCs w:val="19"/>
+              </w:rPr>
+              <w:t>El dominio definido en la sección 5</w:t>
+            </w:r>
+          </w:p>
+        </w:tc>
+        <w:tc>
+          <w:tcPr>
+            <w:tcW w:w="4160" w:type="dxa"/>
             <w:shd w:val="clear" w:color="auto" w:fill="FFFFFF"/>
             <w:tcMar>
               <w:top w:w="100" w:type="dxa"/>
@@ -5264,7 +4542,7 @@
                 <w:sz w:val="19"/>
                 <w:szCs w:val="19"/>
               </w:rPr>
-              <w:t>Los dominios internos no son aceptados</w:t>
+              <w:t>Debe estar verificado en Google Search Console</w:t>
             </w:r>
           </w:p>
         </w:tc>
@@ -5281,7 +4559,7 @@
         </w:trPr>
         <w:tc>
           <w:tcPr>
-            <w:tcW w:w="3000" w:type="dxa"/>
+            <w:tcW w:w="2000" w:type="dxa"/>
             <w:shd w:val="clear" w:color="auto" w:fill="F7F9FC"/>
             <w:tcMar>
               <w:top w:w="100" w:type="dxa"/>
@@ -5296,17 +4574,35 @@
             </w:pPr>
             <w:r>
               <w:rPr>
-                <w:rFonts w:ascii="Consolas" w:eastAsia="Consolas" w:hAnsi="Consolas" w:cs="Consolas"/>
-                <w:sz w:val="17"/>
-                <w:szCs w:val="17"/>
-              </w:rPr>
-              <w:t>http://localhost:3000</w:t>
-            </w:r>
-          </w:p>
-        </w:tc>
-        <w:tc>
-          <w:tcPr>
-            <w:tcW w:w="1900" w:type="dxa"/>
+                <w:rFonts w:ascii="Calibri" w:eastAsia="Calibri" w:hAnsi="Calibri" w:cs="Calibri"/>
+                <w:sz w:val="19"/>
+                <w:szCs w:val="19"/>
+              </w:rPr>
+              <w:t>Permisos (</w:t>
+            </w:r>
+            <w:proofErr w:type="spellStart"/>
+            <w:r>
+              <w:rPr>
+                <w:rFonts w:ascii="Calibri" w:eastAsia="Calibri" w:hAnsi="Calibri" w:cs="Calibri"/>
+                <w:sz w:val="19"/>
+                <w:szCs w:val="19"/>
+              </w:rPr>
+              <w:t>scopes</w:t>
+            </w:r>
+            <w:proofErr w:type="spellEnd"/>
+            <w:r>
+              <w:rPr>
+                <w:rFonts w:ascii="Calibri" w:eastAsia="Calibri" w:hAnsi="Calibri" w:cs="Calibri"/>
+                <w:sz w:val="19"/>
+                <w:szCs w:val="19"/>
+              </w:rPr>
+              <w:t>)</w:t>
+            </w:r>
+          </w:p>
+        </w:tc>
+        <w:tc>
+          <w:tcPr>
+            <w:tcW w:w="3200" w:type="dxa"/>
             <w:shd w:val="clear" w:color="auto" w:fill="F7F9FC"/>
             <w:tcMar>
               <w:top w:w="100" w:type="dxa"/>
@@ -5322,18 +4618,44 @@
             <w:r>
               <w:rPr>
                 <w:rFonts w:ascii="Calibri" w:eastAsia="Calibri" w:hAnsi="Calibri" w:cs="Calibri"/>
-                <w:b/>
-                <w:bCs/>
-                <w:sz w:val="19"/>
-                <w:szCs w:val="19"/>
-              </w:rPr>
-              <w:t>Sí</w:t>
-            </w:r>
-          </w:p>
-        </w:tc>
-        <w:tc>
-          <w:tcPr>
-            <w:tcW w:w="4460" w:type="dxa"/>
+                <w:sz w:val="19"/>
+                <w:szCs w:val="19"/>
+              </w:rPr>
+              <w:t xml:space="preserve">email, </w:t>
+            </w:r>
+            <w:proofErr w:type="spellStart"/>
+            <w:r>
+              <w:rPr>
+                <w:rFonts w:ascii="Calibri" w:eastAsia="Calibri" w:hAnsi="Calibri" w:cs="Calibri"/>
+                <w:sz w:val="19"/>
+                <w:szCs w:val="19"/>
+              </w:rPr>
+              <w:t>profile</w:t>
+            </w:r>
+            <w:proofErr w:type="spellEnd"/>
+            <w:r>
+              <w:rPr>
+                <w:rFonts w:ascii="Calibri" w:eastAsia="Calibri" w:hAnsi="Calibri" w:cs="Calibri"/>
+                <w:sz w:val="19"/>
+                <w:szCs w:val="19"/>
+              </w:rPr>
+              <w:t xml:space="preserve">, </w:t>
+            </w:r>
+            <w:proofErr w:type="spellStart"/>
+            <w:r>
+              <w:rPr>
+                <w:rFonts w:ascii="Calibri" w:eastAsia="Calibri" w:hAnsi="Calibri" w:cs="Calibri"/>
+                <w:sz w:val="19"/>
+                <w:szCs w:val="19"/>
+              </w:rPr>
+              <w:t>openid</w:t>
+            </w:r>
+            <w:proofErr w:type="spellEnd"/>
+          </w:p>
+        </w:tc>
+        <w:tc>
+          <w:tcPr>
+            <w:tcW w:w="4160" w:type="dxa"/>
             <w:shd w:val="clear" w:color="auto" w:fill="F7F9FC"/>
             <w:tcMar>
               <w:top w:w="100" w:type="dxa"/>
@@ -5352,7 +4674,93 @@
                 <w:sz w:val="19"/>
                 <w:szCs w:val="19"/>
               </w:rPr>
-              <w:t>Única excepción, válida solo para desarrollo</w:t>
+              <w:t>Solo datos básicos; no requiere revisión de Google</w:t>
+            </w:r>
+          </w:p>
+        </w:tc>
+      </w:tr>
+      <w:tr>
+        <w:tblPrEx>
+          <w:tblCellMar>
+            <w:top w:w="0" w:type="dxa"/>
+            <w:bottom w:w="0" w:type="dxa"/>
+          </w:tblCellMar>
+        </w:tblPrEx>
+        <w:trPr>
+          <w:cantSplit/>
+        </w:trPr>
+        <w:tc>
+          <w:tcPr>
+            <w:tcW w:w="2000" w:type="dxa"/>
+            <w:shd w:val="clear" w:color="auto" w:fill="FFFFFF"/>
+            <w:tcMar>
+              <w:top w:w="100" w:type="dxa"/>
+              <w:left w:w="120" w:type="dxa"/>
+              <w:bottom w:w="100" w:type="dxa"/>
+              <w:right w:w="120" w:type="dxa"/>
+            </w:tcMar>
+          </w:tcPr>
+          <w:p>
+            <w:pPr>
+              <w:spacing w:line="252" w:lineRule="auto"/>
+            </w:pPr>
+            <w:r>
+              <w:rPr>
+                <w:rFonts w:ascii="Calibri" w:eastAsia="Calibri" w:hAnsi="Calibri" w:cs="Calibri"/>
+                <w:sz w:val="19"/>
+                <w:szCs w:val="19"/>
+              </w:rPr>
+              <w:t>Estado de publicación</w:t>
+            </w:r>
+          </w:p>
+        </w:tc>
+        <w:tc>
+          <w:tcPr>
+            <w:tcW w:w="3200" w:type="dxa"/>
+            <w:shd w:val="clear" w:color="auto" w:fill="FFFFFF"/>
+            <w:tcMar>
+              <w:top w:w="100" w:type="dxa"/>
+              <w:left w:w="120" w:type="dxa"/>
+              <w:bottom w:w="100" w:type="dxa"/>
+              <w:right w:w="120" w:type="dxa"/>
+            </w:tcMar>
+          </w:tcPr>
+          <w:p>
+            <w:pPr>
+              <w:spacing w:line="252" w:lineRule="auto"/>
+            </w:pPr>
+            <w:r>
+              <w:rPr>
+                <w:rFonts w:ascii="Calibri" w:eastAsia="Calibri" w:hAnsi="Calibri" w:cs="Calibri"/>
+                <w:sz w:val="19"/>
+                <w:szCs w:val="19"/>
+              </w:rPr>
+              <w:t>En producción</w:t>
+            </w:r>
+          </w:p>
+        </w:tc>
+        <w:tc>
+          <w:tcPr>
+            <w:tcW w:w="4160" w:type="dxa"/>
+            <w:shd w:val="clear" w:color="auto" w:fill="FFFFFF"/>
+            <w:tcMar>
+              <w:top w:w="100" w:type="dxa"/>
+              <w:left w:w="120" w:type="dxa"/>
+              <w:bottom w:w="100" w:type="dxa"/>
+              <w:right w:w="120" w:type="dxa"/>
+            </w:tcMar>
+          </w:tcPr>
+          <w:p>
+            <w:pPr>
+              <w:spacing w:line="252" w:lineRule="auto"/>
+            </w:pPr>
+            <w:r>
+              <w:rPr>
+                <w:rFonts w:ascii="Calibri" w:eastAsia="Calibri" w:hAnsi="Calibri" w:cs="Calibri"/>
+                <w:sz w:val="19"/>
+                <w:szCs w:val="19"/>
+              </w:rPr>
+              <w:t>Ver advertencia siguiente</w:t>
             </w:r>
           </w:p>
         </w:tc>
@@ -5378,7 +4786,7 @@
           <w:left w:w="10" w:type="dxa"/>
           <w:right w:w="10" w:type="dxa"/>
         </w:tblCellMar>
-        <w:tblLook w:val="0000" w:firstRow="0" w:lastRow="0" w:firstColumn="0" w:lastColumn="0" w:noHBand="0" w:noVBand="0"/>
+        <w:tblLook w:val="04A0" w:firstRow="1" w:lastRow="0" w:firstColumn="1" w:lastColumn="0" w:noHBand="0" w:noVBand="1"/>
       </w:tblPr>
       <w:tblGrid>
         <w:gridCol w:w="9360"/>
@@ -5398,11 +4806,11 @@
             <w:tcW w:w="9360" w:type="dxa"/>
             <w:tcBorders>
               <w:top w:val="single" w:sz="4" w:space="0" w:color="BFBFBF"/>
-              <w:left w:val="single" w:sz="18" w:space="0" w:color="C00000"/>
+              <w:left w:val="single" w:sz="18" w:space="0" w:color="7F6000"/>
               <w:bottom w:val="single" w:sz="4" w:space="0" w:color="BFBFBF"/>
               <w:right w:val="single" w:sz="4" w:space="0" w:color="BFBFBF"/>
             </w:tcBorders>
-            <w:shd w:val="clear" w:color="auto" w:fill="FBE4E4"/>
+            <w:shd w:val="clear" w:color="auto" w:fill="FFF2CC"/>
             <w:tcMar>
               <w:top w:w="140" w:type="dxa"/>
               <w:left w:w="180" w:type="dxa"/>
@@ -5419,11 +4827,11 @@
                 <w:rFonts w:ascii="Calibri" w:eastAsia="Calibri" w:hAnsi="Calibri" w:cs="Calibri"/>
                 <w:b/>
                 <w:bCs/>
-                <w:color w:val="C00000"/>
+                <w:color w:val="7F6000"/>
                 <w:sz w:val="21"/>
                 <w:szCs w:val="21"/>
               </w:rPr>
-              <w:t>Implicancia para un despliegue en intranet</w:t>
+              <w:t>La aplicación debe publicarse</w:t>
             </w:r>
           </w:p>
           <w:p>
@@ -5436,7 +4844,20 @@
                 <w:sz w:val="21"/>
                 <w:szCs w:val="21"/>
               </w:rPr>
-              <w:t>Si la plataforma se instala en un servidor de red interna sin un nombre de dominio público y certificado TLS, el inicio de sesión con Google no funcionará. No es una limitación corregible mediante configuración del sistema: es una restricción del proveedor de identidad.</w:t>
+              <w:t>Si la pantalla de consentimiento queda en estado "Prueba", únicamente podrán iniciar sesión las cuentas agregadas manualmente como usuarios de prueba, con un tope de 100. Los demás usuarios recibirán un error de acceso.</w:t>
+            </w:r>
+          </w:p>
+          <w:p>
+            <w:pPr>
+              <w:spacing w:after="40" w:line="276" w:lineRule="auto"/>
+            </w:pPr>
+            <w:r>
+              <w:rPr>
+                <w:rFonts w:ascii="Calibri" w:eastAsia="Calibri" w:hAnsi="Calibri" w:cs="Calibri"/>
+                <w:sz w:val="21"/>
+                <w:szCs w:val="21"/>
+              </w:rPr>
+              <w:t>Como la aplicación solo solicita datos básicos de perfil, la publicación no requiere el proceso de revisión y verificación de Google, que sí aplica a permisos sensibles.</w:t>
             </w:r>
           </w:p>
         </w:tc>
@@ -5458,74 +4879,7 @@
           <w:sz w:val="24"/>
           <w:szCs w:val="24"/>
         </w:rPr>
-        <w:t>5.2 La plataforma requiere dos subdominios</w:t>
-      </w:r>
-    </w:p>
-    <w:p>
-      <w:pPr>
-        <w:spacing w:after="120" w:line="276" w:lineRule="auto"/>
-      </w:pPr>
-      <w:r>
-        <w:rPr>
-          <w:rFonts w:ascii="Calibri" w:eastAsia="Calibri" w:hAnsi="Calibri" w:cs="Calibri"/>
-          <w:sz w:val="21"/>
-          <w:szCs w:val="21"/>
-        </w:rPr>
-        <w:t xml:space="preserve">El </w:t>
-      </w:r>
-      <w:proofErr w:type="spellStart"/>
-      <w:r>
-        <w:rPr>
-          <w:rFonts w:ascii="Calibri" w:eastAsia="Calibri" w:hAnsi="Calibri" w:cs="Calibri"/>
-          <w:sz w:val="21"/>
-          <w:szCs w:val="21"/>
-        </w:rPr>
-        <w:t>frontend</w:t>
-      </w:r>
-      <w:proofErr w:type="spellEnd"/>
-      <w:r>
-        <w:rPr>
-          <w:rFonts w:ascii="Calibri" w:eastAsia="Calibri" w:hAnsi="Calibri" w:cs="Calibri"/>
-          <w:sz w:val="21"/>
-          <w:szCs w:val="21"/>
-        </w:rPr>
-        <w:t xml:space="preserve"> y el </w:t>
-      </w:r>
-      <w:proofErr w:type="spellStart"/>
-      <w:r>
-        <w:rPr>
-          <w:rFonts w:ascii="Calibri" w:eastAsia="Calibri" w:hAnsi="Calibri" w:cs="Calibri"/>
-          <w:sz w:val="21"/>
-          <w:szCs w:val="21"/>
-        </w:rPr>
-        <w:t>backend</w:t>
-      </w:r>
-      <w:proofErr w:type="spellEnd"/>
-      <w:r>
-        <w:rPr>
-          <w:rFonts w:ascii="Calibri" w:eastAsia="Calibri" w:hAnsi="Calibri" w:cs="Calibri"/>
-          <w:sz w:val="21"/>
-          <w:szCs w:val="21"/>
-        </w:rPr>
-        <w:t xml:space="preserve"> no pueden publicarse bajo el mismo nombre de dominio. Ambos exponen rutas bajo la misma ruta base /api/</w:t>
-      </w:r>
-      <w:proofErr w:type="spellStart"/>
-      <w:r>
-        <w:rPr>
-          <w:rFonts w:ascii="Calibri" w:eastAsia="Calibri" w:hAnsi="Calibri" w:cs="Calibri"/>
-          <w:sz w:val="21"/>
-          <w:szCs w:val="21"/>
-        </w:rPr>
-        <w:t>auth</w:t>
-      </w:r>
-      <w:proofErr w:type="spellEnd"/>
-      <w:r>
-        <w:rPr>
-          <w:rFonts w:ascii="Calibri" w:eastAsia="Calibri" w:hAnsi="Calibri" w:cs="Calibri"/>
-          <w:sz w:val="21"/>
-          <w:szCs w:val="21"/>
-        </w:rPr>
-        <w:t>/:</w:t>
+        <w:t>4.3 Crear las credenciales OAuth</w:t>
       </w:r>
     </w:p>
     <w:p>
@@ -5533,81 +4887,89 @@
         <w:pStyle w:val="Prrafodelista"/>
         <w:numPr>
           <w:ilvl w:val="0"/>
-          <w:numId w:val="2"/>
+          <w:numId w:val="5"/>
         </w:numPr>
         <w:spacing w:after="80" w:line="276" w:lineRule="auto"/>
-        <w:rPr>
-          <w:lang w:val="en-US"/>
-        </w:rPr>
       </w:pPr>
       <w:r>
         <w:rPr>
           <w:rFonts w:ascii="Calibri" w:eastAsia="Calibri" w:hAnsi="Calibri" w:cs="Calibri"/>
           <w:sz w:val="21"/>
           <w:szCs w:val="21"/>
-          <w:lang w:val="en-US"/>
-        </w:rPr>
-        <w:t>Frontend (</w:t>
-      </w:r>
-      <w:proofErr w:type="spellStart"/>
-      <w:r>
-        <w:rPr>
-          <w:rFonts w:ascii="Calibri" w:eastAsia="Calibri" w:hAnsi="Calibri" w:cs="Calibri"/>
-          <w:sz w:val="21"/>
-          <w:szCs w:val="21"/>
-          <w:lang w:val="en-US"/>
-        </w:rPr>
-        <w:t>NextAuth</w:t>
-      </w:r>
-      <w:proofErr w:type="spellEnd"/>
-      <w:r>
-        <w:rPr>
-          <w:rFonts w:ascii="Calibri" w:eastAsia="Calibri" w:hAnsi="Calibri" w:cs="Calibri"/>
-          <w:sz w:val="21"/>
-          <w:szCs w:val="21"/>
-          <w:lang w:val="en-US"/>
-        </w:rPr>
-        <w:t>): /</w:t>
-      </w:r>
-      <w:proofErr w:type="spellStart"/>
-      <w:r>
-        <w:rPr>
-          <w:rFonts w:ascii="Calibri" w:eastAsia="Calibri" w:hAnsi="Calibri" w:cs="Calibri"/>
-          <w:sz w:val="21"/>
-          <w:szCs w:val="21"/>
-          <w:lang w:val="en-US"/>
-        </w:rPr>
-        <w:t>api</w:t>
-      </w:r>
-      <w:proofErr w:type="spellEnd"/>
-      <w:r>
-        <w:rPr>
-          <w:rFonts w:ascii="Calibri" w:eastAsia="Calibri" w:hAnsi="Calibri" w:cs="Calibri"/>
-          <w:sz w:val="21"/>
-          <w:szCs w:val="21"/>
-          <w:lang w:val="en-US"/>
-        </w:rPr>
-        <w:t>/auth/callback/google, /</w:t>
-      </w:r>
-      <w:proofErr w:type="spellStart"/>
-      <w:r>
-        <w:rPr>
-          <w:rFonts w:ascii="Calibri" w:eastAsia="Calibri" w:hAnsi="Calibri" w:cs="Calibri"/>
-          <w:sz w:val="21"/>
-          <w:szCs w:val="21"/>
-          <w:lang w:val="en-US"/>
-        </w:rPr>
-        <w:t>api</w:t>
-      </w:r>
-      <w:proofErr w:type="spellEnd"/>
-      <w:r>
-        <w:rPr>
-          <w:rFonts w:ascii="Calibri" w:eastAsia="Calibri" w:hAnsi="Calibri" w:cs="Calibri"/>
-          <w:sz w:val="21"/>
-          <w:szCs w:val="21"/>
-          <w:lang w:val="en-US"/>
-        </w:rPr>
-        <w:t>/auth/session</w:t>
+        </w:rPr>
+        <w:t xml:space="preserve">Ingresar a </w:t>
+      </w:r>
+      <w:r>
+        <w:rPr>
+          <w:rFonts w:ascii="Calibri" w:eastAsia="Calibri" w:hAnsi="Calibri" w:cs="Calibri"/>
+          <w:b/>
+          <w:bCs/>
+          <w:sz w:val="21"/>
+          <w:szCs w:val="21"/>
+        </w:rPr>
+        <w:t>API y servicios</w:t>
+      </w:r>
+      <w:r>
+        <w:rPr>
+          <w:rFonts w:ascii="Calibri" w:eastAsia="Calibri" w:hAnsi="Calibri" w:cs="Calibri"/>
+          <w:sz w:val="21"/>
+          <w:szCs w:val="21"/>
+        </w:rPr>
+        <w:t xml:space="preserve"> → </w:t>
+      </w:r>
+      <w:r>
+        <w:rPr>
+          <w:rFonts w:ascii="Calibri" w:eastAsia="Calibri" w:hAnsi="Calibri" w:cs="Calibri"/>
+          <w:b/>
+          <w:bCs/>
+          <w:sz w:val="21"/>
+          <w:szCs w:val="21"/>
+        </w:rPr>
+        <w:t>Credenciales</w:t>
+      </w:r>
+      <w:r>
+        <w:rPr>
+          <w:rFonts w:ascii="Calibri" w:eastAsia="Calibri" w:hAnsi="Calibri" w:cs="Calibri"/>
+          <w:sz w:val="21"/>
+          <w:szCs w:val="21"/>
+        </w:rPr>
+        <w:t xml:space="preserve"> → </w:t>
+      </w:r>
+      <w:r>
+        <w:rPr>
+          <w:rFonts w:ascii="Calibri" w:eastAsia="Calibri" w:hAnsi="Calibri" w:cs="Calibri"/>
+          <w:b/>
+          <w:bCs/>
+          <w:sz w:val="21"/>
+          <w:szCs w:val="21"/>
+        </w:rPr>
+        <w:t>Crear credenciales</w:t>
+      </w:r>
+      <w:r>
+        <w:rPr>
+          <w:rFonts w:ascii="Calibri" w:eastAsia="Calibri" w:hAnsi="Calibri" w:cs="Calibri"/>
+          <w:sz w:val="21"/>
+          <w:szCs w:val="21"/>
+        </w:rPr>
+        <w:t xml:space="preserve"> → </w:t>
+      </w:r>
+      <w:r>
+        <w:rPr>
+          <w:rFonts w:ascii="Calibri" w:eastAsia="Calibri" w:hAnsi="Calibri" w:cs="Calibri"/>
+          <w:b/>
+          <w:bCs/>
+          <w:sz w:val="21"/>
+          <w:szCs w:val="21"/>
+        </w:rPr>
+        <w:t>ID de cliente de OAuth</w:t>
+      </w:r>
+      <w:r>
+        <w:rPr>
+          <w:rFonts w:ascii="Calibri" w:eastAsia="Calibri" w:hAnsi="Calibri" w:cs="Calibri"/>
+          <w:sz w:val="21"/>
+          <w:szCs w:val="21"/>
+        </w:rPr>
+        <w:t>.</w:t>
       </w:r>
     </w:p>
     <w:p>
@@ -5615,89 +4977,40 @@
         <w:pStyle w:val="Prrafodelista"/>
         <w:numPr>
           <w:ilvl w:val="0"/>
-          <w:numId w:val="2"/>
+          <w:numId w:val="5"/>
         </w:numPr>
         <w:spacing w:after="80" w:line="276" w:lineRule="auto"/>
-        <w:rPr>
-          <w:lang w:val="en-US"/>
-        </w:rPr>
       </w:pPr>
       <w:r>
         <w:rPr>
           <w:rFonts w:ascii="Calibri" w:eastAsia="Calibri" w:hAnsi="Calibri" w:cs="Calibri"/>
           <w:sz w:val="21"/>
           <w:szCs w:val="21"/>
-          <w:lang w:val="en-US"/>
-        </w:rPr>
-        <w:t>Backend (</w:t>
-      </w:r>
-      <w:proofErr w:type="spellStart"/>
-      <w:r>
-        <w:rPr>
-          <w:rFonts w:ascii="Calibri" w:eastAsia="Calibri" w:hAnsi="Calibri" w:cs="Calibri"/>
-          <w:sz w:val="21"/>
-          <w:szCs w:val="21"/>
-          <w:lang w:val="en-US"/>
-        </w:rPr>
-        <w:t>FastAPI</w:t>
-      </w:r>
-      <w:proofErr w:type="spellEnd"/>
-      <w:r>
-        <w:rPr>
-          <w:rFonts w:ascii="Calibri" w:eastAsia="Calibri" w:hAnsi="Calibri" w:cs="Calibri"/>
-          <w:sz w:val="21"/>
-          <w:szCs w:val="21"/>
-          <w:lang w:val="en-US"/>
-        </w:rPr>
-        <w:t>): /</w:t>
-      </w:r>
-      <w:proofErr w:type="spellStart"/>
-      <w:r>
-        <w:rPr>
-          <w:rFonts w:ascii="Calibri" w:eastAsia="Calibri" w:hAnsi="Calibri" w:cs="Calibri"/>
-          <w:sz w:val="21"/>
-          <w:szCs w:val="21"/>
-          <w:lang w:val="en-US"/>
-        </w:rPr>
-        <w:t>api</w:t>
-      </w:r>
-      <w:proofErr w:type="spellEnd"/>
-      <w:r>
-        <w:rPr>
-          <w:rFonts w:ascii="Calibri" w:eastAsia="Calibri" w:hAnsi="Calibri" w:cs="Calibri"/>
-          <w:sz w:val="21"/>
-          <w:szCs w:val="21"/>
-          <w:lang w:val="en-US"/>
-        </w:rPr>
-        <w:t>/auth/login, /</w:t>
-      </w:r>
-      <w:proofErr w:type="spellStart"/>
-      <w:r>
-        <w:rPr>
-          <w:rFonts w:ascii="Calibri" w:eastAsia="Calibri" w:hAnsi="Calibri" w:cs="Calibri"/>
-          <w:sz w:val="21"/>
-          <w:szCs w:val="21"/>
-          <w:lang w:val="en-US"/>
-        </w:rPr>
-        <w:t>api</w:t>
-      </w:r>
-      <w:proofErr w:type="spellEnd"/>
-      <w:r>
-        <w:rPr>
-          <w:rFonts w:ascii="Calibri" w:eastAsia="Calibri" w:hAnsi="Calibri" w:cs="Calibri"/>
-          <w:sz w:val="21"/>
-          <w:szCs w:val="21"/>
-          <w:lang w:val="en-US"/>
-        </w:rPr>
-        <w:t>/auth/refresh</w:t>
+        </w:rPr>
+        <w:t>Seleccionar el tipo "Aplicación web".</w:t>
+      </w:r>
+    </w:p>
+    <w:p>
+      <w:pPr>
+        <w:pStyle w:val="Prrafodelista"/>
+        <w:numPr>
+          <w:ilvl w:val="0"/>
+          <w:numId w:val="5"/>
+        </w:numPr>
+        <w:spacing w:after="80" w:line="276" w:lineRule="auto"/>
+      </w:pPr>
+      <w:r>
+        <w:rPr>
+          <w:rFonts w:ascii="Calibri" w:eastAsia="Calibri" w:hAnsi="Calibri" w:cs="Calibri"/>
+          <w:sz w:val="21"/>
+          <w:szCs w:val="21"/>
+        </w:rPr>
+        <w:t>Registrar los orígenes y URI de redirección según la tabla siguiente, reemplazando DOMINIO por el nombre definitivo del servidor.</w:t>
       </w:r>
     </w:p>
     <w:p>
       <w:pPr>
         <w:spacing w:after="100"/>
-        <w:rPr>
-          <w:lang w:val="en-US"/>
-        </w:rPr>
       </w:pPr>
     </w:p>
     <w:tbl>
@@ -5715,7 +5028,2255 @@
           <w:left w:w="10" w:type="dxa"/>
           <w:right w:w="10" w:type="dxa"/>
         </w:tblCellMar>
-        <w:tblLook w:val="0000" w:firstRow="0" w:lastRow="0" w:firstColumn="0" w:lastColumn="0" w:noHBand="0" w:noVBand="0"/>
+        <w:tblLook w:val="04A0" w:firstRow="1" w:lastRow="0" w:firstColumn="1" w:lastColumn="0" w:noHBand="0" w:noVBand="1"/>
+      </w:tblPr>
+      <w:tblGrid>
+        <w:gridCol w:w="3600"/>
+        <w:gridCol w:w="5760"/>
+      </w:tblGrid>
+      <w:tr>
+        <w:tblPrEx>
+          <w:tblCellMar>
+            <w:top w:w="0" w:type="dxa"/>
+            <w:bottom w:w="0" w:type="dxa"/>
+          </w:tblCellMar>
+        </w:tblPrEx>
+        <w:trPr>
+          <w:tblHeader/>
+        </w:trPr>
+        <w:tc>
+          <w:tcPr>
+            <w:tcW w:w="3600" w:type="dxa"/>
+            <w:shd w:val="clear" w:color="auto" w:fill="1F4E79"/>
+            <w:tcMar>
+              <w:top w:w="100" w:type="dxa"/>
+              <w:left w:w="120" w:type="dxa"/>
+              <w:bottom w:w="100" w:type="dxa"/>
+              <w:right w:w="120" w:type="dxa"/>
+            </w:tcMar>
+          </w:tcPr>
+          <w:p>
+            <w:pPr>
+              <w:spacing w:line="252" w:lineRule="auto"/>
+            </w:pPr>
+            <w:r>
+              <w:rPr>
+                <w:rFonts w:ascii="Calibri" w:eastAsia="Calibri" w:hAnsi="Calibri" w:cs="Calibri"/>
+                <w:b/>
+                <w:bCs/>
+                <w:color w:val="FFFFFF"/>
+                <w:sz w:val="19"/>
+                <w:szCs w:val="19"/>
+              </w:rPr>
+              <w:t>Campo en Google Cloud</w:t>
+            </w:r>
+          </w:p>
+        </w:tc>
+        <w:tc>
+          <w:tcPr>
+            <w:tcW w:w="5760" w:type="dxa"/>
+            <w:shd w:val="clear" w:color="auto" w:fill="1F4E79"/>
+            <w:tcMar>
+              <w:top w:w="100" w:type="dxa"/>
+              <w:left w:w="120" w:type="dxa"/>
+              <w:bottom w:w="100" w:type="dxa"/>
+              <w:right w:w="120" w:type="dxa"/>
+            </w:tcMar>
+          </w:tcPr>
+          <w:p>
+            <w:pPr>
+              <w:spacing w:line="252" w:lineRule="auto"/>
+            </w:pPr>
+            <w:r>
+              <w:rPr>
+                <w:rFonts w:ascii="Calibri" w:eastAsia="Calibri" w:hAnsi="Calibri" w:cs="Calibri"/>
+                <w:b/>
+                <w:bCs/>
+                <w:color w:val="FFFFFF"/>
+                <w:sz w:val="19"/>
+                <w:szCs w:val="19"/>
+              </w:rPr>
+              <w:t>Valor</w:t>
+            </w:r>
+          </w:p>
+        </w:tc>
+      </w:tr>
+      <w:tr>
+        <w:tblPrEx>
+          <w:tblCellMar>
+            <w:top w:w="0" w:type="dxa"/>
+            <w:bottom w:w="0" w:type="dxa"/>
+          </w:tblCellMar>
+        </w:tblPrEx>
+        <w:trPr>
+          <w:cantSplit/>
+        </w:trPr>
+        <w:tc>
+          <w:tcPr>
+            <w:tcW w:w="3600" w:type="dxa"/>
+            <w:shd w:val="clear" w:color="auto" w:fill="F7F9FC"/>
+            <w:tcMar>
+              <w:top w:w="100" w:type="dxa"/>
+              <w:left w:w="120" w:type="dxa"/>
+              <w:bottom w:w="100" w:type="dxa"/>
+              <w:right w:w="120" w:type="dxa"/>
+            </w:tcMar>
+          </w:tcPr>
+          <w:p>
+            <w:pPr>
+              <w:spacing w:line="252" w:lineRule="auto"/>
+            </w:pPr>
+            <w:r>
+              <w:rPr>
+                <w:rFonts w:ascii="Calibri" w:eastAsia="Calibri" w:hAnsi="Calibri" w:cs="Calibri"/>
+                <w:sz w:val="19"/>
+                <w:szCs w:val="19"/>
+              </w:rPr>
+              <w:t>Orígenes autorizados de JavaScript</w:t>
+            </w:r>
+          </w:p>
+        </w:tc>
+        <w:tc>
+          <w:tcPr>
+            <w:tcW w:w="5760" w:type="dxa"/>
+            <w:shd w:val="clear" w:color="auto" w:fill="F7F9FC"/>
+            <w:tcMar>
+              <w:top w:w="100" w:type="dxa"/>
+              <w:left w:w="120" w:type="dxa"/>
+              <w:bottom w:w="100" w:type="dxa"/>
+              <w:right w:w="120" w:type="dxa"/>
+            </w:tcMar>
+          </w:tcPr>
+          <w:p>
+            <w:pPr>
+              <w:spacing w:line="252" w:lineRule="auto"/>
+            </w:pPr>
+            <w:r>
+              <w:rPr>
+                <w:rFonts w:ascii="Consolas" w:eastAsia="Consolas" w:hAnsi="Consolas" w:cs="Consolas"/>
+                <w:sz w:val="17"/>
+                <w:szCs w:val="17"/>
+              </w:rPr>
+              <w:t>https://DOMINIO_FRONTEND</w:t>
+            </w:r>
+          </w:p>
+        </w:tc>
+      </w:tr>
+      <w:tr>
+        <w:tblPrEx>
+          <w:tblCellMar>
+            <w:top w:w="0" w:type="dxa"/>
+            <w:bottom w:w="0" w:type="dxa"/>
+          </w:tblCellMar>
+        </w:tblPrEx>
+        <w:trPr>
+          <w:cantSplit/>
+        </w:trPr>
+        <w:tc>
+          <w:tcPr>
+            <w:tcW w:w="3600" w:type="dxa"/>
+            <w:shd w:val="clear" w:color="auto" w:fill="FFFFFF"/>
+            <w:tcMar>
+              <w:top w:w="100" w:type="dxa"/>
+              <w:left w:w="120" w:type="dxa"/>
+              <w:bottom w:w="100" w:type="dxa"/>
+              <w:right w:w="120" w:type="dxa"/>
+            </w:tcMar>
+          </w:tcPr>
+          <w:p>
+            <w:pPr>
+              <w:spacing w:line="252" w:lineRule="auto"/>
+            </w:pPr>
+            <w:r>
+              <w:rPr>
+                <w:rFonts w:ascii="Calibri" w:eastAsia="Calibri" w:hAnsi="Calibri" w:cs="Calibri"/>
+                <w:sz w:val="19"/>
+                <w:szCs w:val="19"/>
+              </w:rPr>
+              <w:t>URI de redirección autorizados</w:t>
+            </w:r>
+          </w:p>
+        </w:tc>
+        <w:tc>
+          <w:tcPr>
+            <w:tcW w:w="5760" w:type="dxa"/>
+            <w:shd w:val="clear" w:color="auto" w:fill="FFFFFF"/>
+            <w:tcMar>
+              <w:top w:w="100" w:type="dxa"/>
+              <w:left w:w="120" w:type="dxa"/>
+              <w:bottom w:w="100" w:type="dxa"/>
+              <w:right w:w="120" w:type="dxa"/>
+            </w:tcMar>
+          </w:tcPr>
+          <w:p>
+            <w:pPr>
+              <w:spacing w:line="252" w:lineRule="auto"/>
+            </w:pPr>
+            <w:r>
+              <w:rPr>
+                <w:rFonts w:ascii="Consolas" w:eastAsia="Consolas" w:hAnsi="Consolas" w:cs="Consolas"/>
+                <w:sz w:val="17"/>
+                <w:szCs w:val="17"/>
+              </w:rPr>
+              <w:t>https://DOMINIO_FRONTEND/api/auth/callback/google</w:t>
+            </w:r>
+          </w:p>
+        </w:tc>
+      </w:tr>
+      <w:tr>
+        <w:tblPrEx>
+          <w:tblCellMar>
+            <w:top w:w="0" w:type="dxa"/>
+            <w:bottom w:w="0" w:type="dxa"/>
+          </w:tblCellMar>
+        </w:tblPrEx>
+        <w:trPr>
+          <w:cantSplit/>
+        </w:trPr>
+        <w:tc>
+          <w:tcPr>
+            <w:tcW w:w="3600" w:type="dxa"/>
+            <w:shd w:val="clear" w:color="auto" w:fill="F7F9FC"/>
+            <w:tcMar>
+              <w:top w:w="100" w:type="dxa"/>
+              <w:left w:w="120" w:type="dxa"/>
+              <w:bottom w:w="100" w:type="dxa"/>
+              <w:right w:w="120" w:type="dxa"/>
+            </w:tcMar>
+          </w:tcPr>
+          <w:p>
+            <w:pPr>
+              <w:spacing w:line="252" w:lineRule="auto"/>
+            </w:pPr>
+            <w:r>
+              <w:rPr>
+                <w:rFonts w:ascii="Calibri" w:eastAsia="Calibri" w:hAnsi="Calibri" w:cs="Calibri"/>
+                <w:sz w:val="19"/>
+                <w:szCs w:val="19"/>
+              </w:rPr>
+              <w:t>URI adicional (solo para pruebas locales)</w:t>
+            </w:r>
+          </w:p>
+        </w:tc>
+        <w:tc>
+          <w:tcPr>
+            <w:tcW w:w="5760" w:type="dxa"/>
+            <w:shd w:val="clear" w:color="auto" w:fill="F7F9FC"/>
+            <w:tcMar>
+              <w:top w:w="100" w:type="dxa"/>
+              <w:left w:w="120" w:type="dxa"/>
+              <w:bottom w:w="100" w:type="dxa"/>
+              <w:right w:w="120" w:type="dxa"/>
+            </w:tcMar>
+          </w:tcPr>
+          <w:p>
+            <w:pPr>
+              <w:spacing w:line="252" w:lineRule="auto"/>
+            </w:pPr>
+            <w:r>
+              <w:rPr>
+                <w:rFonts w:ascii="Consolas" w:eastAsia="Consolas" w:hAnsi="Consolas" w:cs="Consolas"/>
+                <w:sz w:val="17"/>
+                <w:szCs w:val="17"/>
+              </w:rPr>
+              <w:t>http://localhost:3000/api/auth/callback/google</w:t>
+            </w:r>
+          </w:p>
+        </w:tc>
+      </w:tr>
+    </w:tbl>
+    <w:p>
+      <w:pPr>
+        <w:spacing w:after="160"/>
+      </w:pPr>
+    </w:p>
+    <w:p>
+      <w:pPr>
+        <w:spacing w:after="120" w:line="276" w:lineRule="auto"/>
+      </w:pPr>
+      <w:r>
+        <w:rPr>
+          <w:rFonts w:ascii="Calibri" w:eastAsia="Calibri" w:hAnsi="Calibri" w:cs="Calibri"/>
+          <w:sz w:val="21"/>
+          <w:szCs w:val="21"/>
+        </w:rPr>
+        <w:t>La ruta /api/</w:t>
+      </w:r>
+      <w:proofErr w:type="spellStart"/>
+      <w:r>
+        <w:rPr>
+          <w:rFonts w:ascii="Calibri" w:eastAsia="Calibri" w:hAnsi="Calibri" w:cs="Calibri"/>
+          <w:sz w:val="21"/>
+          <w:szCs w:val="21"/>
+        </w:rPr>
+        <w:t>auth</w:t>
+      </w:r>
+      <w:proofErr w:type="spellEnd"/>
+      <w:r>
+        <w:rPr>
+          <w:rFonts w:ascii="Calibri" w:eastAsia="Calibri" w:hAnsi="Calibri" w:cs="Calibri"/>
+          <w:sz w:val="21"/>
+          <w:szCs w:val="21"/>
+        </w:rPr>
+        <w:t>/</w:t>
+      </w:r>
+      <w:proofErr w:type="spellStart"/>
+      <w:r>
+        <w:rPr>
+          <w:rFonts w:ascii="Calibri" w:eastAsia="Calibri" w:hAnsi="Calibri" w:cs="Calibri"/>
+          <w:sz w:val="21"/>
+          <w:szCs w:val="21"/>
+        </w:rPr>
+        <w:t>callback</w:t>
+      </w:r>
+      <w:proofErr w:type="spellEnd"/>
+      <w:r>
+        <w:rPr>
+          <w:rFonts w:ascii="Calibri" w:eastAsia="Calibri" w:hAnsi="Calibri" w:cs="Calibri"/>
+          <w:sz w:val="21"/>
+          <w:szCs w:val="21"/>
+        </w:rPr>
+        <w:t>/</w:t>
+      </w:r>
+      <w:proofErr w:type="spellStart"/>
+      <w:r>
+        <w:rPr>
+          <w:rFonts w:ascii="Calibri" w:eastAsia="Calibri" w:hAnsi="Calibri" w:cs="Calibri"/>
+          <w:sz w:val="21"/>
+          <w:szCs w:val="21"/>
+        </w:rPr>
+        <w:t>google</w:t>
+      </w:r>
+      <w:proofErr w:type="spellEnd"/>
+      <w:r>
+        <w:rPr>
+          <w:rFonts w:ascii="Calibri" w:eastAsia="Calibri" w:hAnsi="Calibri" w:cs="Calibri"/>
+          <w:sz w:val="21"/>
+          <w:szCs w:val="21"/>
+        </w:rPr>
+        <w:t xml:space="preserve"> es fija: la define </w:t>
+      </w:r>
+      <w:proofErr w:type="spellStart"/>
+      <w:r>
+        <w:rPr>
+          <w:rFonts w:ascii="Calibri" w:eastAsia="Calibri" w:hAnsi="Calibri" w:cs="Calibri"/>
+          <w:sz w:val="21"/>
+          <w:szCs w:val="21"/>
+        </w:rPr>
+        <w:t>NextAuth</w:t>
+      </w:r>
+      <w:proofErr w:type="spellEnd"/>
+      <w:r>
+        <w:rPr>
+          <w:rFonts w:ascii="Calibri" w:eastAsia="Calibri" w:hAnsi="Calibri" w:cs="Calibri"/>
+          <w:sz w:val="21"/>
+          <w:szCs w:val="21"/>
+        </w:rPr>
+        <w:t xml:space="preserve"> y no debe modificarse. Un error de un solo carácter en esta URI produce el mensaje "</w:t>
+      </w:r>
+      <w:proofErr w:type="spellStart"/>
+      <w:r>
+        <w:rPr>
+          <w:rFonts w:ascii="Calibri" w:eastAsia="Calibri" w:hAnsi="Calibri" w:cs="Calibri"/>
+          <w:sz w:val="21"/>
+          <w:szCs w:val="21"/>
+        </w:rPr>
+        <w:t>redirect_uri_mismatch</w:t>
+      </w:r>
+      <w:proofErr w:type="spellEnd"/>
+      <w:r>
+        <w:rPr>
+          <w:rFonts w:ascii="Calibri" w:eastAsia="Calibri" w:hAnsi="Calibri" w:cs="Calibri"/>
+          <w:sz w:val="21"/>
+          <w:szCs w:val="21"/>
+        </w:rPr>
+        <w:t>" al intentar iniciar sesión.</w:t>
+      </w:r>
+    </w:p>
+    <w:tbl>
+      <w:tblPr>
+        <w:tblW w:w="9360" w:type="dxa"/>
+        <w:tblBorders>
+          <w:top w:val="single" w:sz="4" w:space="0" w:color="auto"/>
+          <w:left w:val="single" w:sz="4" w:space="0" w:color="auto"/>
+          <w:bottom w:val="single" w:sz="4" w:space="0" w:color="auto"/>
+          <w:right w:val="single" w:sz="4" w:space="0" w:color="auto"/>
+          <w:insideH w:val="single" w:sz="4" w:space="0" w:color="auto"/>
+          <w:insideV w:val="single" w:sz="4" w:space="0" w:color="auto"/>
+        </w:tblBorders>
+        <w:tblCellMar>
+          <w:left w:w="10" w:type="dxa"/>
+          <w:right w:w="10" w:type="dxa"/>
+        </w:tblCellMar>
+        <w:tblLook w:val="04A0" w:firstRow="1" w:lastRow="0" w:firstColumn="1" w:lastColumn="0" w:noHBand="0" w:noVBand="1"/>
+      </w:tblPr>
+      <w:tblGrid>
+        <w:gridCol w:w="9360"/>
+      </w:tblGrid>
+      <w:tr>
+        <w:tblPrEx>
+          <w:tblCellMar>
+            <w:top w:w="0" w:type="dxa"/>
+            <w:bottom w:w="0" w:type="dxa"/>
+          </w:tblCellMar>
+        </w:tblPrEx>
+        <w:trPr>
+          <w:cantSplit/>
+        </w:trPr>
+        <w:tc>
+          <w:tcPr>
+            <w:tcW w:w="9360" w:type="dxa"/>
+            <w:tcBorders>
+              <w:top w:val="single" w:sz="4" w:space="0" w:color="BFBFBF"/>
+              <w:left w:val="single" w:sz="18" w:space="0" w:color="7F6000"/>
+              <w:bottom w:val="single" w:sz="4" w:space="0" w:color="BFBFBF"/>
+              <w:right w:val="single" w:sz="4" w:space="0" w:color="BFBFBF"/>
+            </w:tcBorders>
+            <w:shd w:val="clear" w:color="auto" w:fill="FFF2CC"/>
+            <w:tcMar>
+              <w:top w:w="140" w:type="dxa"/>
+              <w:left w:w="180" w:type="dxa"/>
+              <w:bottom w:w="140" w:type="dxa"/>
+              <w:right w:w="180" w:type="dxa"/>
+            </w:tcMar>
+          </w:tcPr>
+          <w:p>
+            <w:pPr>
+              <w:spacing w:after="60"/>
+            </w:pPr>
+            <w:r>
+              <w:rPr>
+                <w:rFonts w:ascii="Calibri" w:eastAsia="Calibri" w:hAnsi="Calibri" w:cs="Calibri"/>
+                <w:b/>
+                <w:bCs/>
+                <w:color w:val="7F6000"/>
+                <w:sz w:val="21"/>
+                <w:szCs w:val="21"/>
+              </w:rPr>
+              <w:lastRenderedPageBreak/>
+              <w:t xml:space="preserve">El Client ID debe ser idéntico en </w:t>
+            </w:r>
+            <w:proofErr w:type="spellStart"/>
+            <w:r>
+              <w:rPr>
+                <w:rFonts w:ascii="Calibri" w:eastAsia="Calibri" w:hAnsi="Calibri" w:cs="Calibri"/>
+                <w:b/>
+                <w:bCs/>
+                <w:color w:val="7F6000"/>
+                <w:sz w:val="21"/>
+                <w:szCs w:val="21"/>
+              </w:rPr>
+              <w:t>backend</w:t>
+            </w:r>
+            <w:proofErr w:type="spellEnd"/>
+            <w:r>
+              <w:rPr>
+                <w:rFonts w:ascii="Calibri" w:eastAsia="Calibri" w:hAnsi="Calibri" w:cs="Calibri"/>
+                <w:b/>
+                <w:bCs/>
+                <w:color w:val="7F6000"/>
+                <w:sz w:val="21"/>
+                <w:szCs w:val="21"/>
+              </w:rPr>
+              <w:t xml:space="preserve"> y </w:t>
+            </w:r>
+            <w:proofErr w:type="spellStart"/>
+            <w:r>
+              <w:rPr>
+                <w:rFonts w:ascii="Calibri" w:eastAsia="Calibri" w:hAnsi="Calibri" w:cs="Calibri"/>
+                <w:b/>
+                <w:bCs/>
+                <w:color w:val="7F6000"/>
+                <w:sz w:val="21"/>
+                <w:szCs w:val="21"/>
+              </w:rPr>
+              <w:t>frontend</w:t>
+            </w:r>
+            <w:proofErr w:type="spellEnd"/>
+          </w:p>
+          <w:p>
+            <w:pPr>
+              <w:spacing w:after="40" w:line="276" w:lineRule="auto"/>
+            </w:pPr>
+            <w:r>
+              <w:rPr>
+                <w:rFonts w:ascii="Calibri" w:eastAsia="Calibri" w:hAnsi="Calibri" w:cs="Calibri"/>
+                <w:sz w:val="21"/>
+                <w:szCs w:val="21"/>
+              </w:rPr>
+              <w:t xml:space="preserve">El </w:t>
+            </w:r>
+            <w:proofErr w:type="spellStart"/>
+            <w:r>
+              <w:rPr>
+                <w:rFonts w:ascii="Calibri" w:eastAsia="Calibri" w:hAnsi="Calibri" w:cs="Calibri"/>
+                <w:sz w:val="21"/>
+                <w:szCs w:val="21"/>
+              </w:rPr>
+              <w:t>backend</w:t>
+            </w:r>
+            <w:proofErr w:type="spellEnd"/>
+            <w:r>
+              <w:rPr>
+                <w:rFonts w:ascii="Calibri" w:eastAsia="Calibri" w:hAnsi="Calibri" w:cs="Calibri"/>
+                <w:sz w:val="21"/>
+                <w:szCs w:val="21"/>
+              </w:rPr>
+              <w:t xml:space="preserve"> valida que el token recibido haya sido emitido para esta misma aplicación, comparando el campo "</w:t>
+            </w:r>
+            <w:proofErr w:type="spellStart"/>
+            <w:r>
+              <w:rPr>
+                <w:rFonts w:ascii="Calibri" w:eastAsia="Calibri" w:hAnsi="Calibri" w:cs="Calibri"/>
+                <w:sz w:val="21"/>
+                <w:szCs w:val="21"/>
+              </w:rPr>
+              <w:t>aud</w:t>
+            </w:r>
+            <w:proofErr w:type="spellEnd"/>
+            <w:r>
+              <w:rPr>
+                <w:rFonts w:ascii="Calibri" w:eastAsia="Calibri" w:hAnsi="Calibri" w:cs="Calibri"/>
+                <w:sz w:val="21"/>
+                <w:szCs w:val="21"/>
+              </w:rPr>
+              <w:t xml:space="preserve">" del token contra su propia variable GOOGLE_CLIENT_ID (archivo </w:t>
+            </w:r>
+            <w:proofErr w:type="spellStart"/>
+            <w:r>
+              <w:rPr>
+                <w:rFonts w:ascii="Calibri" w:eastAsia="Calibri" w:hAnsi="Calibri" w:cs="Calibri"/>
+                <w:sz w:val="21"/>
+                <w:szCs w:val="21"/>
+              </w:rPr>
+              <w:t>backend</w:t>
+            </w:r>
+            <w:proofErr w:type="spellEnd"/>
+            <w:r>
+              <w:rPr>
+                <w:rFonts w:ascii="Calibri" w:eastAsia="Calibri" w:hAnsi="Calibri" w:cs="Calibri"/>
+                <w:sz w:val="21"/>
+                <w:szCs w:val="21"/>
+              </w:rPr>
+              <w:t>/</w:t>
+            </w:r>
+            <w:proofErr w:type="spellStart"/>
+            <w:r>
+              <w:rPr>
+                <w:rFonts w:ascii="Calibri" w:eastAsia="Calibri" w:hAnsi="Calibri" w:cs="Calibri"/>
+                <w:sz w:val="21"/>
+                <w:szCs w:val="21"/>
+              </w:rPr>
+              <w:t>core</w:t>
+            </w:r>
+            <w:proofErr w:type="spellEnd"/>
+            <w:r>
+              <w:rPr>
+                <w:rFonts w:ascii="Calibri" w:eastAsia="Calibri" w:hAnsi="Calibri" w:cs="Calibri"/>
+                <w:sz w:val="21"/>
+                <w:szCs w:val="21"/>
+              </w:rPr>
+              <w:t>/security.py).</w:t>
+            </w:r>
+          </w:p>
+          <w:p>
+            <w:pPr>
+              <w:spacing w:after="40" w:line="276" w:lineRule="auto"/>
+            </w:pPr>
+            <w:r>
+              <w:rPr>
+                <w:rFonts w:ascii="Calibri" w:eastAsia="Calibri" w:hAnsi="Calibri" w:cs="Calibri"/>
+                <w:sz w:val="21"/>
+                <w:szCs w:val="21"/>
+              </w:rPr>
+              <w:t xml:space="preserve">Si el </w:t>
+            </w:r>
+            <w:proofErr w:type="spellStart"/>
+            <w:r>
+              <w:rPr>
+                <w:rFonts w:ascii="Calibri" w:eastAsia="Calibri" w:hAnsi="Calibri" w:cs="Calibri"/>
+                <w:sz w:val="21"/>
+                <w:szCs w:val="21"/>
+              </w:rPr>
+              <w:t>backend</w:t>
+            </w:r>
+            <w:proofErr w:type="spellEnd"/>
+            <w:r>
+              <w:rPr>
+                <w:rFonts w:ascii="Calibri" w:eastAsia="Calibri" w:hAnsi="Calibri" w:cs="Calibri"/>
+                <w:sz w:val="21"/>
+                <w:szCs w:val="21"/>
+              </w:rPr>
+              <w:t xml:space="preserve"> y el </w:t>
+            </w:r>
+            <w:proofErr w:type="spellStart"/>
+            <w:r>
+              <w:rPr>
+                <w:rFonts w:ascii="Calibri" w:eastAsia="Calibri" w:hAnsi="Calibri" w:cs="Calibri"/>
+                <w:sz w:val="21"/>
+                <w:szCs w:val="21"/>
+              </w:rPr>
+              <w:t>frontend</w:t>
+            </w:r>
+            <w:proofErr w:type="spellEnd"/>
+            <w:r>
+              <w:rPr>
+                <w:rFonts w:ascii="Calibri" w:eastAsia="Calibri" w:hAnsi="Calibri" w:cs="Calibri"/>
+                <w:sz w:val="21"/>
+                <w:szCs w:val="21"/>
+              </w:rPr>
+              <w:t xml:space="preserve"> se configuran con Client ID distintos, el inicio de sesión fallará con el mensaje "Token no corresponde a esta aplicación", aun cuando ambas credenciales sean válidas por separado. Es el error de configuración más frecuente en esta plataforma.</w:t>
+            </w:r>
+          </w:p>
+        </w:tc>
+      </w:tr>
+    </w:tbl>
+    <w:p>
+      <w:pPr>
+        <w:pStyle w:val="Ttulo2"/>
+        <w:keepNext/>
+        <w:keepLines/>
+        <w:spacing w:before="260" w:after="120"/>
+      </w:pPr>
+      <w:r>
+        <w:rPr>
+          <w:rFonts w:ascii="Calibri" w:eastAsia="Calibri" w:hAnsi="Calibri" w:cs="Calibri"/>
+          <w:b/>
+          <w:bCs/>
+          <w:color w:val="1F4E79"/>
+          <w:sz w:val="24"/>
+          <w:szCs w:val="24"/>
+        </w:rPr>
+        <w:t>4.4 Dónde registrar las credenciales generadas</w:t>
+      </w:r>
+    </w:p>
+    <w:p>
+      <w:pPr>
+        <w:spacing w:after="120" w:line="276" w:lineRule="auto"/>
+      </w:pPr>
+      <w:r>
+        <w:rPr>
+          <w:rFonts w:ascii="Calibri" w:eastAsia="Calibri" w:hAnsi="Calibri" w:cs="Calibri"/>
+          <w:sz w:val="21"/>
+          <w:szCs w:val="21"/>
+        </w:rPr>
+        <w:t>Al completar el paso anterior, Google muestra el ID de cliente y el secreto de cliente. Ambos deben copiarse en ese momento: el secreto no vuelve a mostrarse completo, aunque puede regenerarse si se pierde.</w:t>
+      </w:r>
+    </w:p>
+    <w:p>
+      <w:pPr>
+        <w:spacing w:after="120" w:line="276" w:lineRule="auto"/>
+      </w:pPr>
+      <w:r>
+        <w:rPr>
+          <w:rFonts w:ascii="Calibri" w:eastAsia="Calibri" w:hAnsi="Calibri" w:cs="Calibri"/>
+          <w:sz w:val="21"/>
+          <w:szCs w:val="21"/>
+        </w:rPr>
+        <w:t>Cada valor se registra dos veces, con nombres distintos según el archivo:</w:t>
+      </w:r>
+    </w:p>
+    <w:p>
+      <w:pPr>
+        <w:spacing w:after="100"/>
+      </w:pPr>
+    </w:p>
+    <w:tbl>
+      <w:tblPr>
+        <w:tblW w:w="9360" w:type="dxa"/>
+        <w:tblBorders>
+          <w:top w:val="single" w:sz="4" w:space="0" w:color="auto"/>
+          <w:left w:val="single" w:sz="4" w:space="0" w:color="auto"/>
+          <w:bottom w:val="single" w:sz="4" w:space="0" w:color="auto"/>
+          <w:right w:val="single" w:sz="4" w:space="0" w:color="auto"/>
+          <w:insideH w:val="single" w:sz="4" w:space="0" w:color="auto"/>
+          <w:insideV w:val="single" w:sz="4" w:space="0" w:color="auto"/>
+        </w:tblBorders>
+        <w:tblCellMar>
+          <w:left w:w="10" w:type="dxa"/>
+          <w:right w:w="10" w:type="dxa"/>
+        </w:tblCellMar>
+        <w:tblLook w:val="04A0" w:firstRow="1" w:lastRow="0" w:firstColumn="1" w:lastColumn="0" w:noHBand="0" w:noVBand="1"/>
+      </w:tblPr>
+      <w:tblGrid>
+        <w:gridCol w:w="3200"/>
+        <w:gridCol w:w="2760"/>
+        <w:gridCol w:w="3400"/>
+      </w:tblGrid>
+      <w:tr>
+        <w:tblPrEx>
+          <w:tblCellMar>
+            <w:top w:w="0" w:type="dxa"/>
+            <w:bottom w:w="0" w:type="dxa"/>
+          </w:tblCellMar>
+        </w:tblPrEx>
+        <w:trPr>
+          <w:tblHeader/>
+        </w:trPr>
+        <w:tc>
+          <w:tcPr>
+            <w:tcW w:w="3200" w:type="dxa"/>
+            <w:shd w:val="clear" w:color="auto" w:fill="1F4E79"/>
+            <w:tcMar>
+              <w:top w:w="100" w:type="dxa"/>
+              <w:left w:w="120" w:type="dxa"/>
+              <w:bottom w:w="100" w:type="dxa"/>
+              <w:right w:w="120" w:type="dxa"/>
+            </w:tcMar>
+          </w:tcPr>
+          <w:p>
+            <w:pPr>
+              <w:spacing w:line="252" w:lineRule="auto"/>
+            </w:pPr>
+            <w:r>
+              <w:rPr>
+                <w:rFonts w:ascii="Calibri" w:eastAsia="Calibri" w:hAnsi="Calibri" w:cs="Calibri"/>
+                <w:b/>
+                <w:bCs/>
+                <w:color w:val="FFFFFF"/>
+                <w:sz w:val="19"/>
+                <w:szCs w:val="19"/>
+              </w:rPr>
+              <w:t>Valor entregado por Google</w:t>
+            </w:r>
+          </w:p>
+        </w:tc>
+        <w:tc>
+          <w:tcPr>
+            <w:tcW w:w="2760" w:type="dxa"/>
+            <w:shd w:val="clear" w:color="auto" w:fill="1F4E79"/>
+            <w:tcMar>
+              <w:top w:w="100" w:type="dxa"/>
+              <w:left w:w="120" w:type="dxa"/>
+              <w:bottom w:w="100" w:type="dxa"/>
+              <w:right w:w="120" w:type="dxa"/>
+            </w:tcMar>
+          </w:tcPr>
+          <w:p>
+            <w:pPr>
+              <w:spacing w:line="252" w:lineRule="auto"/>
+            </w:pPr>
+            <w:r>
+              <w:rPr>
+                <w:rFonts w:ascii="Calibri" w:eastAsia="Calibri" w:hAnsi="Calibri" w:cs="Calibri"/>
+                <w:b/>
+                <w:bCs/>
+                <w:color w:val="FFFFFF"/>
+                <w:sz w:val="19"/>
+                <w:szCs w:val="19"/>
+              </w:rPr>
+              <w:t>Archivo</w:t>
+            </w:r>
+          </w:p>
+        </w:tc>
+        <w:tc>
+          <w:tcPr>
+            <w:tcW w:w="3400" w:type="dxa"/>
+            <w:shd w:val="clear" w:color="auto" w:fill="1F4E79"/>
+            <w:tcMar>
+              <w:top w:w="100" w:type="dxa"/>
+              <w:left w:w="120" w:type="dxa"/>
+              <w:bottom w:w="100" w:type="dxa"/>
+              <w:right w:w="120" w:type="dxa"/>
+            </w:tcMar>
+          </w:tcPr>
+          <w:p>
+            <w:pPr>
+              <w:spacing w:line="252" w:lineRule="auto"/>
+            </w:pPr>
+            <w:r>
+              <w:rPr>
+                <w:rFonts w:ascii="Calibri" w:eastAsia="Calibri" w:hAnsi="Calibri" w:cs="Calibri"/>
+                <w:b/>
+                <w:bCs/>
+                <w:color w:val="FFFFFF"/>
+                <w:sz w:val="19"/>
+                <w:szCs w:val="19"/>
+              </w:rPr>
+              <w:t>Nombre de la variable</w:t>
+            </w:r>
+          </w:p>
+        </w:tc>
+      </w:tr>
+      <w:tr>
+        <w:tblPrEx>
+          <w:tblCellMar>
+            <w:top w:w="0" w:type="dxa"/>
+            <w:bottom w:w="0" w:type="dxa"/>
+          </w:tblCellMar>
+        </w:tblPrEx>
+        <w:trPr>
+          <w:cantSplit/>
+        </w:trPr>
+        <w:tc>
+          <w:tcPr>
+            <w:tcW w:w="3200" w:type="dxa"/>
+            <w:shd w:val="clear" w:color="auto" w:fill="F7F9FC"/>
+            <w:tcMar>
+              <w:top w:w="100" w:type="dxa"/>
+              <w:left w:w="120" w:type="dxa"/>
+              <w:bottom w:w="100" w:type="dxa"/>
+              <w:right w:w="120" w:type="dxa"/>
+            </w:tcMar>
+          </w:tcPr>
+          <w:p>
+            <w:pPr>
+              <w:spacing w:line="252" w:lineRule="auto"/>
+            </w:pPr>
+            <w:r>
+              <w:rPr>
+                <w:rFonts w:ascii="Calibri" w:eastAsia="Calibri" w:hAnsi="Calibri" w:cs="Calibri"/>
+                <w:sz w:val="19"/>
+                <w:szCs w:val="19"/>
+              </w:rPr>
+              <w:t>ID de cliente</w:t>
+            </w:r>
+          </w:p>
+        </w:tc>
+        <w:tc>
+          <w:tcPr>
+            <w:tcW w:w="2760" w:type="dxa"/>
+            <w:shd w:val="clear" w:color="auto" w:fill="F7F9FC"/>
+            <w:tcMar>
+              <w:top w:w="100" w:type="dxa"/>
+              <w:left w:w="120" w:type="dxa"/>
+              <w:bottom w:w="100" w:type="dxa"/>
+              <w:right w:w="120" w:type="dxa"/>
+            </w:tcMar>
+          </w:tcPr>
+          <w:p>
+            <w:pPr>
+              <w:spacing w:line="252" w:lineRule="auto"/>
+            </w:pPr>
+            <w:proofErr w:type="spellStart"/>
+            <w:r>
+              <w:rPr>
+                <w:rFonts w:ascii="Consolas" w:eastAsia="Consolas" w:hAnsi="Consolas" w:cs="Consolas"/>
+                <w:sz w:val="17"/>
+                <w:szCs w:val="17"/>
+              </w:rPr>
+              <w:t>backend</w:t>
+            </w:r>
+            <w:proofErr w:type="spellEnd"/>
+            <w:proofErr w:type="gramStart"/>
+            <w:r>
+              <w:rPr>
+                <w:rFonts w:ascii="Consolas" w:eastAsia="Consolas" w:hAnsi="Consolas" w:cs="Consolas"/>
+                <w:sz w:val="17"/>
+                <w:szCs w:val="17"/>
+              </w:rPr>
+              <w:t>/.</w:t>
+            </w:r>
+            <w:proofErr w:type="spellStart"/>
+            <w:r>
+              <w:rPr>
+                <w:rFonts w:ascii="Consolas" w:eastAsia="Consolas" w:hAnsi="Consolas" w:cs="Consolas"/>
+                <w:sz w:val="17"/>
+                <w:szCs w:val="17"/>
+              </w:rPr>
+              <w:t>env</w:t>
+            </w:r>
+            <w:proofErr w:type="spellEnd"/>
+            <w:proofErr w:type="gramEnd"/>
+          </w:p>
+        </w:tc>
+        <w:tc>
+          <w:tcPr>
+            <w:tcW w:w="3400" w:type="dxa"/>
+            <w:shd w:val="clear" w:color="auto" w:fill="F7F9FC"/>
+            <w:tcMar>
+              <w:top w:w="100" w:type="dxa"/>
+              <w:left w:w="120" w:type="dxa"/>
+              <w:bottom w:w="100" w:type="dxa"/>
+              <w:right w:w="120" w:type="dxa"/>
+            </w:tcMar>
+          </w:tcPr>
+          <w:p>
+            <w:pPr>
+              <w:spacing w:line="252" w:lineRule="auto"/>
+            </w:pPr>
+            <w:r>
+              <w:rPr>
+                <w:rFonts w:ascii="Consolas" w:eastAsia="Consolas" w:hAnsi="Consolas" w:cs="Consolas"/>
+                <w:sz w:val="17"/>
+                <w:szCs w:val="17"/>
+              </w:rPr>
+              <w:t>GOOGLE_CLIENT_ID</w:t>
+            </w:r>
+          </w:p>
+        </w:tc>
+      </w:tr>
+      <w:tr>
+        <w:tblPrEx>
+          <w:tblCellMar>
+            <w:top w:w="0" w:type="dxa"/>
+            <w:bottom w:w="0" w:type="dxa"/>
+          </w:tblCellMar>
+        </w:tblPrEx>
+        <w:trPr>
+          <w:cantSplit/>
+        </w:trPr>
+        <w:tc>
+          <w:tcPr>
+            <w:tcW w:w="3200" w:type="dxa"/>
+            <w:shd w:val="clear" w:color="auto" w:fill="FFFFFF"/>
+            <w:tcMar>
+              <w:top w:w="100" w:type="dxa"/>
+              <w:left w:w="120" w:type="dxa"/>
+              <w:bottom w:w="100" w:type="dxa"/>
+              <w:right w:w="120" w:type="dxa"/>
+            </w:tcMar>
+          </w:tcPr>
+          <w:p>
+            <w:pPr>
+              <w:spacing w:line="252" w:lineRule="auto"/>
+            </w:pPr>
+            <w:r>
+              <w:rPr>
+                <w:rFonts w:ascii="Calibri" w:eastAsia="Calibri" w:hAnsi="Calibri" w:cs="Calibri"/>
+                <w:sz w:val="19"/>
+                <w:szCs w:val="19"/>
+              </w:rPr>
+              <w:t>Secreto de cliente</w:t>
+            </w:r>
+          </w:p>
+        </w:tc>
+        <w:tc>
+          <w:tcPr>
+            <w:tcW w:w="2760" w:type="dxa"/>
+            <w:shd w:val="clear" w:color="auto" w:fill="FFFFFF"/>
+            <w:tcMar>
+              <w:top w:w="100" w:type="dxa"/>
+              <w:left w:w="120" w:type="dxa"/>
+              <w:bottom w:w="100" w:type="dxa"/>
+              <w:right w:w="120" w:type="dxa"/>
+            </w:tcMar>
+          </w:tcPr>
+          <w:p>
+            <w:pPr>
+              <w:spacing w:line="252" w:lineRule="auto"/>
+            </w:pPr>
+            <w:proofErr w:type="spellStart"/>
+            <w:r>
+              <w:rPr>
+                <w:rFonts w:ascii="Consolas" w:eastAsia="Consolas" w:hAnsi="Consolas" w:cs="Consolas"/>
+                <w:sz w:val="17"/>
+                <w:szCs w:val="17"/>
+              </w:rPr>
+              <w:t>backend</w:t>
+            </w:r>
+            <w:proofErr w:type="spellEnd"/>
+            <w:proofErr w:type="gramStart"/>
+            <w:r>
+              <w:rPr>
+                <w:rFonts w:ascii="Consolas" w:eastAsia="Consolas" w:hAnsi="Consolas" w:cs="Consolas"/>
+                <w:sz w:val="17"/>
+                <w:szCs w:val="17"/>
+              </w:rPr>
+              <w:t>/.</w:t>
+            </w:r>
+            <w:proofErr w:type="spellStart"/>
+            <w:r>
+              <w:rPr>
+                <w:rFonts w:ascii="Consolas" w:eastAsia="Consolas" w:hAnsi="Consolas" w:cs="Consolas"/>
+                <w:sz w:val="17"/>
+                <w:szCs w:val="17"/>
+              </w:rPr>
+              <w:t>env</w:t>
+            </w:r>
+            <w:proofErr w:type="spellEnd"/>
+            <w:proofErr w:type="gramEnd"/>
+          </w:p>
+        </w:tc>
+        <w:tc>
+          <w:tcPr>
+            <w:tcW w:w="3400" w:type="dxa"/>
+            <w:shd w:val="clear" w:color="auto" w:fill="FFFFFF"/>
+            <w:tcMar>
+              <w:top w:w="100" w:type="dxa"/>
+              <w:left w:w="120" w:type="dxa"/>
+              <w:bottom w:w="100" w:type="dxa"/>
+              <w:right w:w="120" w:type="dxa"/>
+            </w:tcMar>
+          </w:tcPr>
+          <w:p>
+            <w:pPr>
+              <w:spacing w:line="252" w:lineRule="auto"/>
+            </w:pPr>
+            <w:r>
+              <w:rPr>
+                <w:rFonts w:ascii="Consolas" w:eastAsia="Consolas" w:hAnsi="Consolas" w:cs="Consolas"/>
+                <w:sz w:val="17"/>
+                <w:szCs w:val="17"/>
+              </w:rPr>
+              <w:t>GOOGLE_CLIENT_SECRET</w:t>
+            </w:r>
+          </w:p>
+        </w:tc>
+      </w:tr>
+      <w:tr>
+        <w:tblPrEx>
+          <w:tblCellMar>
+            <w:top w:w="0" w:type="dxa"/>
+            <w:bottom w:w="0" w:type="dxa"/>
+          </w:tblCellMar>
+        </w:tblPrEx>
+        <w:trPr>
+          <w:cantSplit/>
+        </w:trPr>
+        <w:tc>
+          <w:tcPr>
+            <w:tcW w:w="3200" w:type="dxa"/>
+            <w:shd w:val="clear" w:color="auto" w:fill="F7F9FC"/>
+            <w:tcMar>
+              <w:top w:w="100" w:type="dxa"/>
+              <w:left w:w="120" w:type="dxa"/>
+              <w:bottom w:w="100" w:type="dxa"/>
+              <w:right w:w="120" w:type="dxa"/>
+            </w:tcMar>
+          </w:tcPr>
+          <w:p>
+            <w:pPr>
+              <w:spacing w:line="252" w:lineRule="auto"/>
+            </w:pPr>
+            <w:r>
+              <w:rPr>
+                <w:rFonts w:ascii="Calibri" w:eastAsia="Calibri" w:hAnsi="Calibri" w:cs="Calibri"/>
+                <w:sz w:val="19"/>
+                <w:szCs w:val="19"/>
+              </w:rPr>
+              <w:t>ID de cliente</w:t>
+            </w:r>
+          </w:p>
+        </w:tc>
+        <w:tc>
+          <w:tcPr>
+            <w:tcW w:w="2760" w:type="dxa"/>
+            <w:shd w:val="clear" w:color="auto" w:fill="F7F9FC"/>
+            <w:tcMar>
+              <w:top w:w="100" w:type="dxa"/>
+              <w:left w:w="120" w:type="dxa"/>
+              <w:bottom w:w="100" w:type="dxa"/>
+              <w:right w:w="120" w:type="dxa"/>
+            </w:tcMar>
+          </w:tcPr>
+          <w:p>
+            <w:pPr>
+              <w:spacing w:line="252" w:lineRule="auto"/>
+            </w:pPr>
+            <w:proofErr w:type="spellStart"/>
+            <w:r>
+              <w:rPr>
+                <w:rFonts w:ascii="Consolas" w:eastAsia="Consolas" w:hAnsi="Consolas" w:cs="Consolas"/>
+                <w:sz w:val="17"/>
+                <w:szCs w:val="17"/>
+              </w:rPr>
+              <w:t>frontend</w:t>
+            </w:r>
+            <w:proofErr w:type="spellEnd"/>
+            <w:proofErr w:type="gramStart"/>
+            <w:r>
+              <w:rPr>
+                <w:rFonts w:ascii="Consolas" w:eastAsia="Consolas" w:hAnsi="Consolas" w:cs="Consolas"/>
+                <w:sz w:val="17"/>
+                <w:szCs w:val="17"/>
+              </w:rPr>
+              <w:t>/.</w:t>
+            </w:r>
+            <w:proofErr w:type="spellStart"/>
+            <w:r>
+              <w:rPr>
+                <w:rFonts w:ascii="Consolas" w:eastAsia="Consolas" w:hAnsi="Consolas" w:cs="Consolas"/>
+                <w:sz w:val="17"/>
+                <w:szCs w:val="17"/>
+              </w:rPr>
+              <w:t>env</w:t>
+            </w:r>
+            <w:proofErr w:type="gramEnd"/>
+            <w:r>
+              <w:rPr>
+                <w:rFonts w:ascii="Consolas" w:eastAsia="Consolas" w:hAnsi="Consolas" w:cs="Consolas"/>
+                <w:sz w:val="17"/>
+                <w:szCs w:val="17"/>
+              </w:rPr>
+              <w:t>.local</w:t>
+            </w:r>
+            <w:proofErr w:type="spellEnd"/>
+          </w:p>
+        </w:tc>
+        <w:tc>
+          <w:tcPr>
+            <w:tcW w:w="3400" w:type="dxa"/>
+            <w:shd w:val="clear" w:color="auto" w:fill="F7F9FC"/>
+            <w:tcMar>
+              <w:top w:w="100" w:type="dxa"/>
+              <w:left w:w="120" w:type="dxa"/>
+              <w:bottom w:w="100" w:type="dxa"/>
+              <w:right w:w="120" w:type="dxa"/>
+            </w:tcMar>
+          </w:tcPr>
+          <w:p>
+            <w:pPr>
+              <w:spacing w:line="252" w:lineRule="auto"/>
+            </w:pPr>
+            <w:r>
+              <w:rPr>
+                <w:rFonts w:ascii="Consolas" w:eastAsia="Consolas" w:hAnsi="Consolas" w:cs="Consolas"/>
+                <w:sz w:val="17"/>
+                <w:szCs w:val="17"/>
+              </w:rPr>
+              <w:t>AUTH_GOOGLE_ID</w:t>
+            </w:r>
+          </w:p>
+        </w:tc>
+      </w:tr>
+      <w:tr>
+        <w:tblPrEx>
+          <w:tblCellMar>
+            <w:top w:w="0" w:type="dxa"/>
+            <w:bottom w:w="0" w:type="dxa"/>
+          </w:tblCellMar>
+        </w:tblPrEx>
+        <w:trPr>
+          <w:cantSplit/>
+        </w:trPr>
+        <w:tc>
+          <w:tcPr>
+            <w:tcW w:w="3200" w:type="dxa"/>
+            <w:shd w:val="clear" w:color="auto" w:fill="FFFFFF"/>
+            <w:tcMar>
+              <w:top w:w="100" w:type="dxa"/>
+              <w:left w:w="120" w:type="dxa"/>
+              <w:bottom w:w="100" w:type="dxa"/>
+              <w:right w:w="120" w:type="dxa"/>
+            </w:tcMar>
+          </w:tcPr>
+          <w:p>
+            <w:pPr>
+              <w:spacing w:line="252" w:lineRule="auto"/>
+            </w:pPr>
+            <w:r>
+              <w:rPr>
+                <w:rFonts w:ascii="Calibri" w:eastAsia="Calibri" w:hAnsi="Calibri" w:cs="Calibri"/>
+                <w:sz w:val="19"/>
+                <w:szCs w:val="19"/>
+              </w:rPr>
+              <w:t>Secreto de cliente</w:t>
+            </w:r>
+          </w:p>
+        </w:tc>
+        <w:tc>
+          <w:tcPr>
+            <w:tcW w:w="2760" w:type="dxa"/>
+            <w:shd w:val="clear" w:color="auto" w:fill="FFFFFF"/>
+            <w:tcMar>
+              <w:top w:w="100" w:type="dxa"/>
+              <w:left w:w="120" w:type="dxa"/>
+              <w:bottom w:w="100" w:type="dxa"/>
+              <w:right w:w="120" w:type="dxa"/>
+            </w:tcMar>
+          </w:tcPr>
+          <w:p>
+            <w:pPr>
+              <w:spacing w:line="252" w:lineRule="auto"/>
+            </w:pPr>
+            <w:proofErr w:type="spellStart"/>
+            <w:r>
+              <w:rPr>
+                <w:rFonts w:ascii="Consolas" w:eastAsia="Consolas" w:hAnsi="Consolas" w:cs="Consolas"/>
+                <w:sz w:val="17"/>
+                <w:szCs w:val="17"/>
+              </w:rPr>
+              <w:t>frontend</w:t>
+            </w:r>
+            <w:proofErr w:type="spellEnd"/>
+            <w:proofErr w:type="gramStart"/>
+            <w:r>
+              <w:rPr>
+                <w:rFonts w:ascii="Consolas" w:eastAsia="Consolas" w:hAnsi="Consolas" w:cs="Consolas"/>
+                <w:sz w:val="17"/>
+                <w:szCs w:val="17"/>
+              </w:rPr>
+              <w:t>/.</w:t>
+            </w:r>
+            <w:proofErr w:type="spellStart"/>
+            <w:r>
+              <w:rPr>
+                <w:rFonts w:ascii="Consolas" w:eastAsia="Consolas" w:hAnsi="Consolas" w:cs="Consolas"/>
+                <w:sz w:val="17"/>
+                <w:szCs w:val="17"/>
+              </w:rPr>
+              <w:t>env</w:t>
+            </w:r>
+            <w:proofErr w:type="gramEnd"/>
+            <w:r>
+              <w:rPr>
+                <w:rFonts w:ascii="Consolas" w:eastAsia="Consolas" w:hAnsi="Consolas" w:cs="Consolas"/>
+                <w:sz w:val="17"/>
+                <w:szCs w:val="17"/>
+              </w:rPr>
+              <w:t>.local</w:t>
+            </w:r>
+            <w:proofErr w:type="spellEnd"/>
+          </w:p>
+        </w:tc>
+        <w:tc>
+          <w:tcPr>
+            <w:tcW w:w="3400" w:type="dxa"/>
+            <w:shd w:val="clear" w:color="auto" w:fill="FFFFFF"/>
+            <w:tcMar>
+              <w:top w:w="100" w:type="dxa"/>
+              <w:left w:w="120" w:type="dxa"/>
+              <w:bottom w:w="100" w:type="dxa"/>
+              <w:right w:w="120" w:type="dxa"/>
+            </w:tcMar>
+          </w:tcPr>
+          <w:p>
+            <w:pPr>
+              <w:spacing w:line="252" w:lineRule="auto"/>
+            </w:pPr>
+            <w:r>
+              <w:rPr>
+                <w:rFonts w:ascii="Consolas" w:eastAsia="Consolas" w:hAnsi="Consolas" w:cs="Consolas"/>
+                <w:sz w:val="17"/>
+                <w:szCs w:val="17"/>
+              </w:rPr>
+              <w:t>AUTH_GOOGLE_SECRET</w:t>
+            </w:r>
+          </w:p>
+        </w:tc>
+      </w:tr>
+    </w:tbl>
+    <w:p>
+      <w:pPr>
+        <w:spacing w:after="160"/>
+      </w:pPr>
+    </w:p>
+    <w:p>
+      <w:pPr>
+        <w:spacing w:after="120" w:line="276" w:lineRule="auto"/>
+      </w:pPr>
+      <w:r>
+        <w:rPr>
+          <w:rFonts w:ascii="Calibri" w:eastAsia="Calibri" w:hAnsi="Calibri" w:cs="Calibri"/>
+          <w:sz w:val="21"/>
+          <w:szCs w:val="21"/>
+        </w:rPr>
+        <w:t xml:space="preserve">Los nombres difieren porque el </w:t>
+      </w:r>
+      <w:proofErr w:type="spellStart"/>
+      <w:r>
+        <w:rPr>
+          <w:rFonts w:ascii="Calibri" w:eastAsia="Calibri" w:hAnsi="Calibri" w:cs="Calibri"/>
+          <w:sz w:val="21"/>
+          <w:szCs w:val="21"/>
+        </w:rPr>
+        <w:t>backend</w:t>
+      </w:r>
+      <w:proofErr w:type="spellEnd"/>
+      <w:r>
+        <w:rPr>
+          <w:rFonts w:ascii="Calibri" w:eastAsia="Calibri" w:hAnsi="Calibri" w:cs="Calibri"/>
+          <w:sz w:val="21"/>
+          <w:szCs w:val="21"/>
+        </w:rPr>
+        <w:t xml:space="preserve"> y el </w:t>
+      </w:r>
+      <w:proofErr w:type="spellStart"/>
+      <w:r>
+        <w:rPr>
+          <w:rFonts w:ascii="Calibri" w:eastAsia="Calibri" w:hAnsi="Calibri" w:cs="Calibri"/>
+          <w:sz w:val="21"/>
+          <w:szCs w:val="21"/>
+        </w:rPr>
+        <w:t>frontend</w:t>
+      </w:r>
+      <w:proofErr w:type="spellEnd"/>
+      <w:r>
+        <w:rPr>
+          <w:rFonts w:ascii="Calibri" w:eastAsia="Calibri" w:hAnsi="Calibri" w:cs="Calibri"/>
+          <w:sz w:val="21"/>
+          <w:szCs w:val="21"/>
+        </w:rPr>
+        <w:t xml:space="preserve"> utilizan bibliotecas distintas, pero los valores son los mismos. El contenido completo de ambos archivos se detalla en las secciones 7.2 y 7.3.</w:t>
+      </w:r>
+    </w:p>
+    <w:p>
+      <w:r>
+        <w:br w:type="page"/>
+      </w:r>
+    </w:p>
+    <w:p>
+      <w:pPr>
+        <w:pStyle w:val="Ttulo1"/>
+        <w:keepNext/>
+        <w:keepLines/>
+        <w:spacing w:before="360" w:after="160"/>
+      </w:pPr>
+      <w:r>
+        <w:rPr>
+          <w:rFonts w:ascii="Calibri" w:eastAsia="Calibri" w:hAnsi="Calibri" w:cs="Calibri"/>
+          <w:b/>
+          <w:bCs/>
+          <w:color w:val="1F4E79"/>
+          <w:sz w:val="30"/>
+          <w:szCs w:val="30"/>
+        </w:rPr>
+        <w:lastRenderedPageBreak/>
+        <w:t>5. Definición del dominio</w:t>
+      </w:r>
+    </w:p>
+    <w:p>
+      <w:pPr>
+        <w:spacing w:after="120" w:line="276" w:lineRule="auto"/>
+      </w:pPr>
+      <w:r>
+        <w:rPr>
+          <w:rFonts w:ascii="Calibri" w:eastAsia="Calibri" w:hAnsi="Calibri" w:cs="Calibri"/>
+          <w:sz w:val="21"/>
+          <w:szCs w:val="21"/>
+        </w:rPr>
+        <w:t>Google impone restricciones estrictas sobre las direcciones que acepta como URI de redirección. Estas restricciones condicionan el despliegue y deben resolverse antes de configurar las credenciales OAuth.</w:t>
+      </w:r>
+    </w:p>
+    <w:p>
+      <w:pPr>
+        <w:pStyle w:val="Ttulo2"/>
+        <w:keepNext/>
+        <w:keepLines/>
+        <w:spacing w:before="260" w:after="120"/>
+      </w:pPr>
+      <w:r>
+        <w:rPr>
+          <w:rFonts w:ascii="Calibri" w:eastAsia="Calibri" w:hAnsi="Calibri" w:cs="Calibri"/>
+          <w:b/>
+          <w:bCs/>
+          <w:color w:val="1F4E79"/>
+          <w:sz w:val="24"/>
+          <w:szCs w:val="24"/>
+        </w:rPr>
+        <w:t>5.1 Restricciones aplicables</w:t>
+      </w:r>
+    </w:p>
+    <w:tbl>
+      <w:tblPr>
+        <w:tblW w:w="9360" w:type="dxa"/>
+        <w:tblBorders>
+          <w:top w:val="single" w:sz="4" w:space="0" w:color="auto"/>
+          <w:left w:val="single" w:sz="4" w:space="0" w:color="auto"/>
+          <w:bottom w:val="single" w:sz="4" w:space="0" w:color="auto"/>
+          <w:right w:val="single" w:sz="4" w:space="0" w:color="auto"/>
+          <w:insideH w:val="single" w:sz="4" w:space="0" w:color="auto"/>
+          <w:insideV w:val="single" w:sz="4" w:space="0" w:color="auto"/>
+        </w:tblBorders>
+        <w:tblCellMar>
+          <w:left w:w="10" w:type="dxa"/>
+          <w:right w:w="10" w:type="dxa"/>
+        </w:tblCellMar>
+        <w:tblLook w:val="04A0" w:firstRow="1" w:lastRow="0" w:firstColumn="1" w:lastColumn="0" w:noHBand="0" w:noVBand="1"/>
+      </w:tblPr>
+      <w:tblGrid>
+        <w:gridCol w:w="3000"/>
+        <w:gridCol w:w="1900"/>
+        <w:gridCol w:w="4460"/>
+      </w:tblGrid>
+      <w:tr>
+        <w:tblPrEx>
+          <w:tblCellMar>
+            <w:top w:w="0" w:type="dxa"/>
+            <w:bottom w:w="0" w:type="dxa"/>
+          </w:tblCellMar>
+        </w:tblPrEx>
+        <w:trPr>
+          <w:tblHeader/>
+        </w:trPr>
+        <w:tc>
+          <w:tcPr>
+            <w:tcW w:w="3000" w:type="dxa"/>
+            <w:shd w:val="clear" w:color="auto" w:fill="1F4E79"/>
+            <w:tcMar>
+              <w:top w:w="100" w:type="dxa"/>
+              <w:left w:w="120" w:type="dxa"/>
+              <w:bottom w:w="100" w:type="dxa"/>
+              <w:right w:w="120" w:type="dxa"/>
+            </w:tcMar>
+          </w:tcPr>
+          <w:p>
+            <w:pPr>
+              <w:spacing w:line="252" w:lineRule="auto"/>
+            </w:pPr>
+            <w:r>
+              <w:rPr>
+                <w:rFonts w:ascii="Calibri" w:eastAsia="Calibri" w:hAnsi="Calibri" w:cs="Calibri"/>
+                <w:b/>
+                <w:bCs/>
+                <w:color w:val="FFFFFF"/>
+                <w:sz w:val="19"/>
+                <w:szCs w:val="19"/>
+              </w:rPr>
+              <w:t>Tipo de dirección</w:t>
+            </w:r>
+          </w:p>
+        </w:tc>
+        <w:tc>
+          <w:tcPr>
+            <w:tcW w:w="1900" w:type="dxa"/>
+            <w:shd w:val="clear" w:color="auto" w:fill="1F4E79"/>
+            <w:tcMar>
+              <w:top w:w="100" w:type="dxa"/>
+              <w:left w:w="120" w:type="dxa"/>
+              <w:bottom w:w="100" w:type="dxa"/>
+              <w:right w:w="120" w:type="dxa"/>
+            </w:tcMar>
+          </w:tcPr>
+          <w:p>
+            <w:pPr>
+              <w:spacing w:line="252" w:lineRule="auto"/>
+            </w:pPr>
+            <w:r>
+              <w:rPr>
+                <w:rFonts w:ascii="Calibri" w:eastAsia="Calibri" w:hAnsi="Calibri" w:cs="Calibri"/>
+                <w:b/>
+                <w:bCs/>
+                <w:color w:val="FFFFFF"/>
+                <w:sz w:val="19"/>
+                <w:szCs w:val="19"/>
+              </w:rPr>
+              <w:t>¿Aceptada por Google?</w:t>
+            </w:r>
+          </w:p>
+        </w:tc>
+        <w:tc>
+          <w:tcPr>
+            <w:tcW w:w="4460" w:type="dxa"/>
+            <w:shd w:val="clear" w:color="auto" w:fill="1F4E79"/>
+            <w:tcMar>
+              <w:top w:w="100" w:type="dxa"/>
+              <w:left w:w="120" w:type="dxa"/>
+              <w:bottom w:w="100" w:type="dxa"/>
+              <w:right w:w="120" w:type="dxa"/>
+            </w:tcMar>
+          </w:tcPr>
+          <w:p>
+            <w:pPr>
+              <w:spacing w:line="252" w:lineRule="auto"/>
+            </w:pPr>
+            <w:r>
+              <w:rPr>
+                <w:rFonts w:ascii="Calibri" w:eastAsia="Calibri" w:hAnsi="Calibri" w:cs="Calibri"/>
+                <w:b/>
+                <w:bCs/>
+                <w:color w:val="FFFFFF"/>
+                <w:sz w:val="19"/>
+                <w:szCs w:val="19"/>
+              </w:rPr>
+              <w:t>Detalle</w:t>
+            </w:r>
+          </w:p>
+        </w:tc>
+      </w:tr>
+      <w:tr>
+        <w:tblPrEx>
+          <w:tblCellMar>
+            <w:top w:w="0" w:type="dxa"/>
+            <w:bottom w:w="0" w:type="dxa"/>
+          </w:tblCellMar>
+        </w:tblPrEx>
+        <w:trPr>
+          <w:cantSplit/>
+        </w:trPr>
+        <w:tc>
+          <w:tcPr>
+            <w:tcW w:w="3000" w:type="dxa"/>
+            <w:shd w:val="clear" w:color="auto" w:fill="F7F9FC"/>
+            <w:tcMar>
+              <w:top w:w="100" w:type="dxa"/>
+              <w:left w:w="120" w:type="dxa"/>
+              <w:bottom w:w="100" w:type="dxa"/>
+              <w:right w:w="120" w:type="dxa"/>
+            </w:tcMar>
+          </w:tcPr>
+          <w:p>
+            <w:pPr>
+              <w:spacing w:line="252" w:lineRule="auto"/>
+            </w:pPr>
+            <w:r>
+              <w:rPr>
+                <w:rFonts w:ascii="Consolas" w:eastAsia="Consolas" w:hAnsi="Consolas" w:cs="Consolas"/>
+                <w:sz w:val="17"/>
+                <w:szCs w:val="17"/>
+              </w:rPr>
+              <w:t>https://sistema.hospital.cl</w:t>
+            </w:r>
+          </w:p>
+        </w:tc>
+        <w:tc>
+          <w:tcPr>
+            <w:tcW w:w="1900" w:type="dxa"/>
+            <w:shd w:val="clear" w:color="auto" w:fill="F7F9FC"/>
+            <w:tcMar>
+              <w:top w:w="100" w:type="dxa"/>
+              <w:left w:w="120" w:type="dxa"/>
+              <w:bottom w:w="100" w:type="dxa"/>
+              <w:right w:w="120" w:type="dxa"/>
+            </w:tcMar>
+          </w:tcPr>
+          <w:p>
+            <w:pPr>
+              <w:spacing w:line="252" w:lineRule="auto"/>
+            </w:pPr>
+            <w:r>
+              <w:rPr>
+                <w:rFonts w:ascii="Calibri" w:eastAsia="Calibri" w:hAnsi="Calibri" w:cs="Calibri"/>
+                <w:b/>
+                <w:bCs/>
+                <w:sz w:val="19"/>
+                <w:szCs w:val="19"/>
+              </w:rPr>
+              <w:t>Sí</w:t>
+            </w:r>
+          </w:p>
+        </w:tc>
+        <w:tc>
+          <w:tcPr>
+            <w:tcW w:w="4460" w:type="dxa"/>
+            <w:shd w:val="clear" w:color="auto" w:fill="F7F9FC"/>
+            <w:tcMar>
+              <w:top w:w="100" w:type="dxa"/>
+              <w:left w:w="120" w:type="dxa"/>
+              <w:bottom w:w="100" w:type="dxa"/>
+              <w:right w:w="120" w:type="dxa"/>
+            </w:tcMar>
+          </w:tcPr>
+          <w:p>
+            <w:pPr>
+              <w:spacing w:line="252" w:lineRule="auto"/>
+            </w:pPr>
+            <w:r>
+              <w:rPr>
+                <w:rFonts w:ascii="Calibri" w:eastAsia="Calibri" w:hAnsi="Calibri" w:cs="Calibri"/>
+                <w:sz w:val="19"/>
+                <w:szCs w:val="19"/>
+              </w:rPr>
+              <w:t>Dominio público con certificado TLS válido</w:t>
+            </w:r>
+          </w:p>
+        </w:tc>
+      </w:tr>
+      <w:tr>
+        <w:tblPrEx>
+          <w:tblCellMar>
+            <w:top w:w="0" w:type="dxa"/>
+            <w:bottom w:w="0" w:type="dxa"/>
+          </w:tblCellMar>
+        </w:tblPrEx>
+        <w:trPr>
+          <w:cantSplit/>
+        </w:trPr>
+        <w:tc>
+          <w:tcPr>
+            <w:tcW w:w="3000" w:type="dxa"/>
+            <w:shd w:val="clear" w:color="auto" w:fill="FFFFFF"/>
+            <w:tcMar>
+              <w:top w:w="100" w:type="dxa"/>
+              <w:left w:w="120" w:type="dxa"/>
+              <w:bottom w:w="100" w:type="dxa"/>
+              <w:right w:w="120" w:type="dxa"/>
+            </w:tcMar>
+          </w:tcPr>
+          <w:p>
+            <w:pPr>
+              <w:spacing w:line="252" w:lineRule="auto"/>
+            </w:pPr>
+            <w:r>
+              <w:rPr>
+                <w:rFonts w:ascii="Consolas" w:eastAsia="Consolas" w:hAnsi="Consolas" w:cs="Consolas"/>
+                <w:sz w:val="17"/>
+                <w:szCs w:val="17"/>
+              </w:rPr>
+              <w:t>http://sistema.hospital.cl</w:t>
+            </w:r>
+          </w:p>
+        </w:tc>
+        <w:tc>
+          <w:tcPr>
+            <w:tcW w:w="1900" w:type="dxa"/>
+            <w:shd w:val="clear" w:color="auto" w:fill="FFFFFF"/>
+            <w:tcMar>
+              <w:top w:w="100" w:type="dxa"/>
+              <w:left w:w="120" w:type="dxa"/>
+              <w:bottom w:w="100" w:type="dxa"/>
+              <w:right w:w="120" w:type="dxa"/>
+            </w:tcMar>
+          </w:tcPr>
+          <w:p>
+            <w:pPr>
+              <w:spacing w:line="252" w:lineRule="auto"/>
+            </w:pPr>
+            <w:r>
+              <w:rPr>
+                <w:rFonts w:ascii="Calibri" w:eastAsia="Calibri" w:hAnsi="Calibri" w:cs="Calibri"/>
+                <w:b/>
+                <w:bCs/>
+                <w:color w:val="C00000"/>
+                <w:sz w:val="19"/>
+                <w:szCs w:val="19"/>
+              </w:rPr>
+              <w:t>No</w:t>
+            </w:r>
+          </w:p>
+        </w:tc>
+        <w:tc>
+          <w:tcPr>
+            <w:tcW w:w="4460" w:type="dxa"/>
+            <w:shd w:val="clear" w:color="auto" w:fill="FFFFFF"/>
+            <w:tcMar>
+              <w:top w:w="100" w:type="dxa"/>
+              <w:left w:w="120" w:type="dxa"/>
+              <w:bottom w:w="100" w:type="dxa"/>
+              <w:right w:w="120" w:type="dxa"/>
+            </w:tcMar>
+          </w:tcPr>
+          <w:p>
+            <w:pPr>
+              <w:spacing w:line="252" w:lineRule="auto"/>
+            </w:pPr>
+            <w:r>
+              <w:rPr>
+                <w:rFonts w:ascii="Calibri" w:eastAsia="Calibri" w:hAnsi="Calibri" w:cs="Calibri"/>
+                <w:sz w:val="19"/>
+                <w:szCs w:val="19"/>
+              </w:rPr>
+              <w:t>HTTP sin cifrar no está permitido</w:t>
+            </w:r>
+          </w:p>
+        </w:tc>
+      </w:tr>
+      <w:tr>
+        <w:tblPrEx>
+          <w:tblCellMar>
+            <w:top w:w="0" w:type="dxa"/>
+            <w:bottom w:w="0" w:type="dxa"/>
+          </w:tblCellMar>
+        </w:tblPrEx>
+        <w:trPr>
+          <w:cantSplit/>
+        </w:trPr>
+        <w:tc>
+          <w:tcPr>
+            <w:tcW w:w="3000" w:type="dxa"/>
+            <w:shd w:val="clear" w:color="auto" w:fill="F7F9FC"/>
+            <w:tcMar>
+              <w:top w:w="100" w:type="dxa"/>
+              <w:left w:w="120" w:type="dxa"/>
+              <w:bottom w:w="100" w:type="dxa"/>
+              <w:right w:w="120" w:type="dxa"/>
+            </w:tcMar>
+          </w:tcPr>
+          <w:p>
+            <w:pPr>
+              <w:spacing w:line="252" w:lineRule="auto"/>
+            </w:pPr>
+            <w:r>
+              <w:rPr>
+                <w:rFonts w:ascii="Consolas" w:eastAsia="Consolas" w:hAnsi="Consolas" w:cs="Consolas"/>
+                <w:sz w:val="17"/>
+                <w:szCs w:val="17"/>
+              </w:rPr>
+              <w:t>http://10.20.30.40:3000</w:t>
+            </w:r>
+          </w:p>
+        </w:tc>
+        <w:tc>
+          <w:tcPr>
+            <w:tcW w:w="1900" w:type="dxa"/>
+            <w:shd w:val="clear" w:color="auto" w:fill="F7F9FC"/>
+            <w:tcMar>
+              <w:top w:w="100" w:type="dxa"/>
+              <w:left w:w="120" w:type="dxa"/>
+              <w:bottom w:w="100" w:type="dxa"/>
+              <w:right w:w="120" w:type="dxa"/>
+            </w:tcMar>
+          </w:tcPr>
+          <w:p>
+            <w:pPr>
+              <w:spacing w:line="252" w:lineRule="auto"/>
+            </w:pPr>
+            <w:r>
+              <w:rPr>
+                <w:rFonts w:ascii="Calibri" w:eastAsia="Calibri" w:hAnsi="Calibri" w:cs="Calibri"/>
+                <w:b/>
+                <w:bCs/>
+                <w:color w:val="C00000"/>
+                <w:sz w:val="19"/>
+                <w:szCs w:val="19"/>
+              </w:rPr>
+              <w:t>No</w:t>
+            </w:r>
+          </w:p>
+        </w:tc>
+        <w:tc>
+          <w:tcPr>
+            <w:tcW w:w="4460" w:type="dxa"/>
+            <w:shd w:val="clear" w:color="auto" w:fill="F7F9FC"/>
+            <w:tcMar>
+              <w:top w:w="100" w:type="dxa"/>
+              <w:left w:w="120" w:type="dxa"/>
+              <w:bottom w:w="100" w:type="dxa"/>
+              <w:right w:w="120" w:type="dxa"/>
+            </w:tcMar>
+          </w:tcPr>
+          <w:p>
+            <w:pPr>
+              <w:spacing w:line="252" w:lineRule="auto"/>
+            </w:pPr>
+            <w:r>
+              <w:rPr>
+                <w:rFonts w:ascii="Calibri" w:eastAsia="Calibri" w:hAnsi="Calibri" w:cs="Calibri"/>
+                <w:sz w:val="19"/>
+                <w:szCs w:val="19"/>
+              </w:rPr>
+              <w:t>Las direcciones IP no son aceptadas</w:t>
+            </w:r>
+          </w:p>
+        </w:tc>
+      </w:tr>
+      <w:tr>
+        <w:tblPrEx>
+          <w:tblCellMar>
+            <w:top w:w="0" w:type="dxa"/>
+            <w:bottom w:w="0" w:type="dxa"/>
+          </w:tblCellMar>
+        </w:tblPrEx>
+        <w:trPr>
+          <w:cantSplit/>
+        </w:trPr>
+        <w:tc>
+          <w:tcPr>
+            <w:tcW w:w="3000" w:type="dxa"/>
+            <w:shd w:val="clear" w:color="auto" w:fill="FFFFFF"/>
+            <w:tcMar>
+              <w:top w:w="100" w:type="dxa"/>
+              <w:left w:w="120" w:type="dxa"/>
+              <w:bottom w:w="100" w:type="dxa"/>
+              <w:right w:w="120" w:type="dxa"/>
+            </w:tcMar>
+          </w:tcPr>
+          <w:p>
+            <w:pPr>
+              <w:spacing w:line="252" w:lineRule="auto"/>
+            </w:pPr>
+            <w:r>
+              <w:rPr>
+                <w:rFonts w:ascii="Consolas" w:eastAsia="Consolas" w:hAnsi="Consolas" w:cs="Consolas"/>
+                <w:sz w:val="17"/>
+                <w:szCs w:val="17"/>
+              </w:rPr>
+              <w:t>https://servidor.local</w:t>
+            </w:r>
+          </w:p>
+        </w:tc>
+        <w:tc>
+          <w:tcPr>
+            <w:tcW w:w="1900" w:type="dxa"/>
+            <w:shd w:val="clear" w:color="auto" w:fill="FFFFFF"/>
+            <w:tcMar>
+              <w:top w:w="100" w:type="dxa"/>
+              <w:left w:w="120" w:type="dxa"/>
+              <w:bottom w:w="100" w:type="dxa"/>
+              <w:right w:w="120" w:type="dxa"/>
+            </w:tcMar>
+          </w:tcPr>
+          <w:p>
+            <w:pPr>
+              <w:spacing w:line="252" w:lineRule="auto"/>
+            </w:pPr>
+            <w:r>
+              <w:rPr>
+                <w:rFonts w:ascii="Calibri" w:eastAsia="Calibri" w:hAnsi="Calibri" w:cs="Calibri"/>
+                <w:b/>
+                <w:bCs/>
+                <w:color w:val="C00000"/>
+                <w:sz w:val="19"/>
+                <w:szCs w:val="19"/>
+              </w:rPr>
+              <w:t>No</w:t>
+            </w:r>
+          </w:p>
+        </w:tc>
+        <w:tc>
+          <w:tcPr>
+            <w:tcW w:w="4460" w:type="dxa"/>
+            <w:shd w:val="clear" w:color="auto" w:fill="FFFFFF"/>
+            <w:tcMar>
+              <w:top w:w="100" w:type="dxa"/>
+              <w:left w:w="120" w:type="dxa"/>
+              <w:bottom w:w="100" w:type="dxa"/>
+              <w:right w:w="120" w:type="dxa"/>
+            </w:tcMar>
+          </w:tcPr>
+          <w:p>
+            <w:pPr>
+              <w:spacing w:line="252" w:lineRule="auto"/>
+            </w:pPr>
+            <w:r>
+              <w:rPr>
+                <w:rFonts w:ascii="Calibri" w:eastAsia="Calibri" w:hAnsi="Calibri" w:cs="Calibri"/>
+                <w:sz w:val="19"/>
+                <w:szCs w:val="19"/>
+              </w:rPr>
+              <w:t>Los dominios internos no son aceptados</w:t>
+            </w:r>
+          </w:p>
+        </w:tc>
+      </w:tr>
+      <w:tr>
+        <w:tblPrEx>
+          <w:tblCellMar>
+            <w:top w:w="0" w:type="dxa"/>
+            <w:bottom w:w="0" w:type="dxa"/>
+          </w:tblCellMar>
+        </w:tblPrEx>
+        <w:trPr>
+          <w:cantSplit/>
+        </w:trPr>
+        <w:tc>
+          <w:tcPr>
+            <w:tcW w:w="3000" w:type="dxa"/>
+            <w:shd w:val="clear" w:color="auto" w:fill="F7F9FC"/>
+            <w:tcMar>
+              <w:top w:w="100" w:type="dxa"/>
+              <w:left w:w="120" w:type="dxa"/>
+              <w:bottom w:w="100" w:type="dxa"/>
+              <w:right w:w="120" w:type="dxa"/>
+            </w:tcMar>
+          </w:tcPr>
+          <w:p>
+            <w:pPr>
+              <w:spacing w:line="252" w:lineRule="auto"/>
+            </w:pPr>
+            <w:r>
+              <w:rPr>
+                <w:rFonts w:ascii="Consolas" w:eastAsia="Consolas" w:hAnsi="Consolas" w:cs="Consolas"/>
+                <w:sz w:val="17"/>
+                <w:szCs w:val="17"/>
+              </w:rPr>
+              <w:t>http://localhost:3000</w:t>
+            </w:r>
+          </w:p>
+        </w:tc>
+        <w:tc>
+          <w:tcPr>
+            <w:tcW w:w="1900" w:type="dxa"/>
+            <w:shd w:val="clear" w:color="auto" w:fill="F7F9FC"/>
+            <w:tcMar>
+              <w:top w:w="100" w:type="dxa"/>
+              <w:left w:w="120" w:type="dxa"/>
+              <w:bottom w:w="100" w:type="dxa"/>
+              <w:right w:w="120" w:type="dxa"/>
+            </w:tcMar>
+          </w:tcPr>
+          <w:p>
+            <w:pPr>
+              <w:spacing w:line="252" w:lineRule="auto"/>
+            </w:pPr>
+            <w:r>
+              <w:rPr>
+                <w:rFonts w:ascii="Calibri" w:eastAsia="Calibri" w:hAnsi="Calibri" w:cs="Calibri"/>
+                <w:b/>
+                <w:bCs/>
+                <w:sz w:val="19"/>
+                <w:szCs w:val="19"/>
+              </w:rPr>
+              <w:t>Sí</w:t>
+            </w:r>
+          </w:p>
+        </w:tc>
+        <w:tc>
+          <w:tcPr>
+            <w:tcW w:w="4460" w:type="dxa"/>
+            <w:shd w:val="clear" w:color="auto" w:fill="F7F9FC"/>
+            <w:tcMar>
+              <w:top w:w="100" w:type="dxa"/>
+              <w:left w:w="120" w:type="dxa"/>
+              <w:bottom w:w="100" w:type="dxa"/>
+              <w:right w:w="120" w:type="dxa"/>
+            </w:tcMar>
+          </w:tcPr>
+          <w:p>
+            <w:pPr>
+              <w:spacing w:line="252" w:lineRule="auto"/>
+            </w:pPr>
+            <w:r>
+              <w:rPr>
+                <w:rFonts w:ascii="Calibri" w:eastAsia="Calibri" w:hAnsi="Calibri" w:cs="Calibri"/>
+                <w:sz w:val="19"/>
+                <w:szCs w:val="19"/>
+              </w:rPr>
+              <w:t>Única excepción, válida solo para desarrollo</w:t>
+            </w:r>
+          </w:p>
+        </w:tc>
+      </w:tr>
+    </w:tbl>
+    <w:p>
+      <w:pPr>
+        <w:spacing w:after="160"/>
+      </w:pPr>
+    </w:p>
+    <w:tbl>
+      <w:tblPr>
+        <w:tblW w:w="9360" w:type="dxa"/>
+        <w:tblBorders>
+          <w:top w:val="single" w:sz="4" w:space="0" w:color="auto"/>
+          <w:left w:val="single" w:sz="4" w:space="0" w:color="auto"/>
+          <w:bottom w:val="single" w:sz="4" w:space="0" w:color="auto"/>
+          <w:right w:val="single" w:sz="4" w:space="0" w:color="auto"/>
+          <w:insideH w:val="single" w:sz="4" w:space="0" w:color="auto"/>
+          <w:insideV w:val="single" w:sz="4" w:space="0" w:color="auto"/>
+        </w:tblBorders>
+        <w:tblCellMar>
+          <w:left w:w="10" w:type="dxa"/>
+          <w:right w:w="10" w:type="dxa"/>
+        </w:tblCellMar>
+        <w:tblLook w:val="04A0" w:firstRow="1" w:lastRow="0" w:firstColumn="1" w:lastColumn="0" w:noHBand="0" w:noVBand="1"/>
+      </w:tblPr>
+      <w:tblGrid>
+        <w:gridCol w:w="9360"/>
+      </w:tblGrid>
+      <w:tr>
+        <w:tblPrEx>
+          <w:tblCellMar>
+            <w:top w:w="0" w:type="dxa"/>
+            <w:bottom w:w="0" w:type="dxa"/>
+          </w:tblCellMar>
+        </w:tblPrEx>
+        <w:trPr>
+          <w:cantSplit/>
+        </w:trPr>
+        <w:tc>
+          <w:tcPr>
+            <w:tcW w:w="9360" w:type="dxa"/>
+            <w:tcBorders>
+              <w:top w:val="single" w:sz="4" w:space="0" w:color="BFBFBF"/>
+              <w:left w:val="single" w:sz="18" w:space="0" w:color="C00000"/>
+              <w:bottom w:val="single" w:sz="4" w:space="0" w:color="BFBFBF"/>
+              <w:right w:val="single" w:sz="4" w:space="0" w:color="BFBFBF"/>
+            </w:tcBorders>
+            <w:shd w:val="clear" w:color="auto" w:fill="FBE4E4"/>
+            <w:tcMar>
+              <w:top w:w="140" w:type="dxa"/>
+              <w:left w:w="180" w:type="dxa"/>
+              <w:bottom w:w="140" w:type="dxa"/>
+              <w:right w:w="180" w:type="dxa"/>
+            </w:tcMar>
+          </w:tcPr>
+          <w:p>
+            <w:pPr>
+              <w:spacing w:after="60"/>
+            </w:pPr>
+            <w:r>
+              <w:rPr>
+                <w:rFonts w:ascii="Calibri" w:eastAsia="Calibri" w:hAnsi="Calibri" w:cs="Calibri"/>
+                <w:b/>
+                <w:bCs/>
+                <w:color w:val="C00000"/>
+                <w:sz w:val="21"/>
+                <w:szCs w:val="21"/>
+              </w:rPr>
+              <w:t>Implicancia para un despliegue en intranet</w:t>
+            </w:r>
+          </w:p>
+          <w:p>
+            <w:pPr>
+              <w:spacing w:after="40" w:line="276" w:lineRule="auto"/>
+            </w:pPr>
+            <w:r>
+              <w:rPr>
+                <w:rFonts w:ascii="Calibri" w:eastAsia="Calibri" w:hAnsi="Calibri" w:cs="Calibri"/>
+                <w:sz w:val="21"/>
+                <w:szCs w:val="21"/>
+              </w:rPr>
+              <w:t>Si la plataforma se instala en un servidor de red interna sin un nombre de dominio público y certificado TLS, el inicio de sesión con Google no funcionará. No es una limitación corregible mediante configuración del sistema: es una restricción del proveedor de identidad.</w:t>
+            </w:r>
+          </w:p>
+        </w:tc>
+      </w:tr>
+    </w:tbl>
+    <w:p>
+      <w:pPr>
+        <w:pStyle w:val="Ttulo2"/>
+        <w:keepNext/>
+        <w:keepLines/>
+        <w:spacing w:before="260" w:after="120"/>
+      </w:pPr>
+      <w:r>
+        <w:rPr>
+          <w:rFonts w:ascii="Calibri" w:eastAsia="Calibri" w:hAnsi="Calibri" w:cs="Calibri"/>
+          <w:b/>
+          <w:bCs/>
+          <w:color w:val="1F4E79"/>
+          <w:sz w:val="24"/>
+          <w:szCs w:val="24"/>
+        </w:rPr>
+        <w:t>5.2 La plataforma requiere dos subdominios</w:t>
+      </w:r>
+    </w:p>
+    <w:p>
+      <w:pPr>
+        <w:spacing w:after="120" w:line="276" w:lineRule="auto"/>
+      </w:pPr>
+      <w:r>
+        <w:rPr>
+          <w:rFonts w:ascii="Calibri" w:eastAsia="Calibri" w:hAnsi="Calibri" w:cs="Calibri"/>
+          <w:sz w:val="21"/>
+          <w:szCs w:val="21"/>
+        </w:rPr>
+        <w:t xml:space="preserve">El </w:t>
+      </w:r>
+      <w:proofErr w:type="spellStart"/>
+      <w:r>
+        <w:rPr>
+          <w:rFonts w:ascii="Calibri" w:eastAsia="Calibri" w:hAnsi="Calibri" w:cs="Calibri"/>
+          <w:sz w:val="21"/>
+          <w:szCs w:val="21"/>
+        </w:rPr>
+        <w:t>frontend</w:t>
+      </w:r>
+      <w:proofErr w:type="spellEnd"/>
+      <w:r>
+        <w:rPr>
+          <w:rFonts w:ascii="Calibri" w:eastAsia="Calibri" w:hAnsi="Calibri" w:cs="Calibri"/>
+          <w:sz w:val="21"/>
+          <w:szCs w:val="21"/>
+        </w:rPr>
+        <w:t xml:space="preserve"> y el </w:t>
+      </w:r>
+      <w:proofErr w:type="spellStart"/>
+      <w:r>
+        <w:rPr>
+          <w:rFonts w:ascii="Calibri" w:eastAsia="Calibri" w:hAnsi="Calibri" w:cs="Calibri"/>
+          <w:sz w:val="21"/>
+          <w:szCs w:val="21"/>
+        </w:rPr>
+        <w:t>backend</w:t>
+      </w:r>
+      <w:proofErr w:type="spellEnd"/>
+      <w:r>
+        <w:rPr>
+          <w:rFonts w:ascii="Calibri" w:eastAsia="Calibri" w:hAnsi="Calibri" w:cs="Calibri"/>
+          <w:sz w:val="21"/>
+          <w:szCs w:val="21"/>
+        </w:rPr>
+        <w:t xml:space="preserve"> no pueden publicarse bajo el mismo nombre de dominio. Ambos exponen rutas bajo la misma ruta base /api/</w:t>
+      </w:r>
+      <w:proofErr w:type="spellStart"/>
+      <w:r>
+        <w:rPr>
+          <w:rFonts w:ascii="Calibri" w:eastAsia="Calibri" w:hAnsi="Calibri" w:cs="Calibri"/>
+          <w:sz w:val="21"/>
+          <w:szCs w:val="21"/>
+        </w:rPr>
+        <w:t>auth</w:t>
+      </w:r>
+      <w:proofErr w:type="spellEnd"/>
+      <w:r>
+        <w:rPr>
+          <w:rFonts w:ascii="Calibri" w:eastAsia="Calibri" w:hAnsi="Calibri" w:cs="Calibri"/>
+          <w:sz w:val="21"/>
+          <w:szCs w:val="21"/>
+        </w:rPr>
+        <w:t>/:</w:t>
+      </w:r>
+    </w:p>
+    <w:p>
+      <w:pPr>
+        <w:pStyle w:val="Prrafodelista"/>
+        <w:numPr>
+          <w:ilvl w:val="0"/>
+          <w:numId w:val="2"/>
+        </w:numPr>
+        <w:spacing w:after="80" w:line="276" w:lineRule="auto"/>
+        <w:rPr>
+          <w:lang w:val="en-US"/>
+        </w:rPr>
+      </w:pPr>
+      <w:r>
+        <w:rPr>
+          <w:rFonts w:ascii="Calibri" w:eastAsia="Calibri" w:hAnsi="Calibri" w:cs="Calibri"/>
+          <w:sz w:val="21"/>
+          <w:szCs w:val="21"/>
+          <w:lang w:val="en-US"/>
+        </w:rPr>
+        <w:t>Frontend (</w:t>
+      </w:r>
+      <w:proofErr w:type="spellStart"/>
+      <w:r>
+        <w:rPr>
+          <w:rFonts w:ascii="Calibri" w:eastAsia="Calibri" w:hAnsi="Calibri" w:cs="Calibri"/>
+          <w:sz w:val="21"/>
+          <w:szCs w:val="21"/>
+          <w:lang w:val="en-US"/>
+        </w:rPr>
+        <w:t>NextAuth</w:t>
+      </w:r>
+      <w:proofErr w:type="spellEnd"/>
+      <w:r>
+        <w:rPr>
+          <w:rFonts w:ascii="Calibri" w:eastAsia="Calibri" w:hAnsi="Calibri" w:cs="Calibri"/>
+          <w:sz w:val="21"/>
+          <w:szCs w:val="21"/>
+          <w:lang w:val="en-US"/>
+        </w:rPr>
+        <w:t>): /</w:t>
+      </w:r>
+      <w:proofErr w:type="spellStart"/>
+      <w:r>
+        <w:rPr>
+          <w:rFonts w:ascii="Calibri" w:eastAsia="Calibri" w:hAnsi="Calibri" w:cs="Calibri"/>
+          <w:sz w:val="21"/>
+          <w:szCs w:val="21"/>
+          <w:lang w:val="en-US"/>
+        </w:rPr>
+        <w:t>api</w:t>
+      </w:r>
+      <w:proofErr w:type="spellEnd"/>
+      <w:r>
+        <w:rPr>
+          <w:rFonts w:ascii="Calibri" w:eastAsia="Calibri" w:hAnsi="Calibri" w:cs="Calibri"/>
+          <w:sz w:val="21"/>
+          <w:szCs w:val="21"/>
+          <w:lang w:val="en-US"/>
+        </w:rPr>
+        <w:t>/auth/callback/google, /</w:t>
+      </w:r>
+      <w:proofErr w:type="spellStart"/>
+      <w:r>
+        <w:rPr>
+          <w:rFonts w:ascii="Calibri" w:eastAsia="Calibri" w:hAnsi="Calibri" w:cs="Calibri"/>
+          <w:sz w:val="21"/>
+          <w:szCs w:val="21"/>
+          <w:lang w:val="en-US"/>
+        </w:rPr>
+        <w:t>api</w:t>
+      </w:r>
+      <w:proofErr w:type="spellEnd"/>
+      <w:r>
+        <w:rPr>
+          <w:rFonts w:ascii="Calibri" w:eastAsia="Calibri" w:hAnsi="Calibri" w:cs="Calibri"/>
+          <w:sz w:val="21"/>
+          <w:szCs w:val="21"/>
+          <w:lang w:val="en-US"/>
+        </w:rPr>
+        <w:t>/auth/session</w:t>
+      </w:r>
+    </w:p>
+    <w:p>
+      <w:pPr>
+        <w:pStyle w:val="Prrafodelista"/>
+        <w:numPr>
+          <w:ilvl w:val="0"/>
+          <w:numId w:val="2"/>
+        </w:numPr>
+        <w:spacing w:after="80" w:line="276" w:lineRule="auto"/>
+        <w:rPr>
+          <w:lang w:val="en-US"/>
+        </w:rPr>
+      </w:pPr>
+      <w:r>
+        <w:rPr>
+          <w:rFonts w:ascii="Calibri" w:eastAsia="Calibri" w:hAnsi="Calibri" w:cs="Calibri"/>
+          <w:sz w:val="21"/>
+          <w:szCs w:val="21"/>
+          <w:lang w:val="en-US"/>
+        </w:rPr>
+        <w:t>Backend (</w:t>
+      </w:r>
+      <w:proofErr w:type="spellStart"/>
+      <w:r>
+        <w:rPr>
+          <w:rFonts w:ascii="Calibri" w:eastAsia="Calibri" w:hAnsi="Calibri" w:cs="Calibri"/>
+          <w:sz w:val="21"/>
+          <w:szCs w:val="21"/>
+          <w:lang w:val="en-US"/>
+        </w:rPr>
+        <w:t>FastAPI</w:t>
+      </w:r>
+      <w:proofErr w:type="spellEnd"/>
+      <w:r>
+        <w:rPr>
+          <w:rFonts w:ascii="Calibri" w:eastAsia="Calibri" w:hAnsi="Calibri" w:cs="Calibri"/>
+          <w:sz w:val="21"/>
+          <w:szCs w:val="21"/>
+          <w:lang w:val="en-US"/>
+        </w:rPr>
+        <w:t>): /</w:t>
+      </w:r>
+      <w:proofErr w:type="spellStart"/>
+      <w:r>
+        <w:rPr>
+          <w:rFonts w:ascii="Calibri" w:eastAsia="Calibri" w:hAnsi="Calibri" w:cs="Calibri"/>
+          <w:sz w:val="21"/>
+          <w:szCs w:val="21"/>
+          <w:lang w:val="en-US"/>
+        </w:rPr>
+        <w:t>api</w:t>
+      </w:r>
+      <w:proofErr w:type="spellEnd"/>
+      <w:r>
+        <w:rPr>
+          <w:rFonts w:ascii="Calibri" w:eastAsia="Calibri" w:hAnsi="Calibri" w:cs="Calibri"/>
+          <w:sz w:val="21"/>
+          <w:szCs w:val="21"/>
+          <w:lang w:val="en-US"/>
+        </w:rPr>
+        <w:t>/auth/login, /</w:t>
+      </w:r>
+      <w:proofErr w:type="spellStart"/>
+      <w:r>
+        <w:rPr>
+          <w:rFonts w:ascii="Calibri" w:eastAsia="Calibri" w:hAnsi="Calibri" w:cs="Calibri"/>
+          <w:sz w:val="21"/>
+          <w:szCs w:val="21"/>
+          <w:lang w:val="en-US"/>
+        </w:rPr>
+        <w:t>api</w:t>
+      </w:r>
+      <w:proofErr w:type="spellEnd"/>
+      <w:r>
+        <w:rPr>
+          <w:rFonts w:ascii="Calibri" w:eastAsia="Calibri" w:hAnsi="Calibri" w:cs="Calibri"/>
+          <w:sz w:val="21"/>
+          <w:szCs w:val="21"/>
+          <w:lang w:val="en-US"/>
+        </w:rPr>
+        <w:t>/auth/refresh</w:t>
+      </w:r>
+    </w:p>
+    <w:p>
+      <w:pPr>
+        <w:spacing w:after="100"/>
+        <w:rPr>
+          <w:lang w:val="en-US"/>
+        </w:rPr>
+      </w:pPr>
+    </w:p>
+    <w:tbl>
+      <w:tblPr>
+        <w:tblW w:w="9360" w:type="dxa"/>
+        <w:tblBorders>
+          <w:top w:val="single" w:sz="4" w:space="0" w:color="auto"/>
+          <w:left w:val="single" w:sz="4" w:space="0" w:color="auto"/>
+          <w:bottom w:val="single" w:sz="4" w:space="0" w:color="auto"/>
+          <w:right w:val="single" w:sz="4" w:space="0" w:color="auto"/>
+          <w:insideH w:val="single" w:sz="4" w:space="0" w:color="auto"/>
+          <w:insideV w:val="single" w:sz="4" w:space="0" w:color="auto"/>
+        </w:tblBorders>
+        <w:tblCellMar>
+          <w:left w:w="10" w:type="dxa"/>
+          <w:right w:w="10" w:type="dxa"/>
+        </w:tblCellMar>
+        <w:tblLook w:val="04A0" w:firstRow="1" w:lastRow="0" w:firstColumn="1" w:lastColumn="0" w:noHBand="0" w:noVBand="1"/>
       </w:tblPr>
       <w:tblGrid>
         <w:gridCol w:w="9360"/>
@@ -5920,7 +7481,7 @@
           <w:left w:w="10" w:type="dxa"/>
           <w:right w:w="10" w:type="dxa"/>
         </w:tblCellMar>
-        <w:tblLook w:val="0000" w:firstRow="0" w:lastRow="0" w:firstColumn="0" w:lastColumn="0" w:noHBand="0" w:noVBand="0"/>
+        <w:tblLook w:val="04A0" w:firstRow="1" w:lastRow="0" w:firstColumn="1" w:lastColumn="0" w:noHBand="0" w:noVBand="1"/>
       </w:tblPr>
       <w:tblGrid>
         <w:gridCol w:w="2200"/>
@@ -6498,7 +8059,7 @@
           <w:left w:w="10" w:type="dxa"/>
           <w:right w:w="10" w:type="dxa"/>
         </w:tblCellMar>
-        <w:tblLook w:val="0000" w:firstRow="0" w:lastRow="0" w:firstColumn="0" w:lastColumn="0" w:noHBand="0" w:noVBand="0"/>
+        <w:tblLook w:val="04A0" w:firstRow="1" w:lastRow="0" w:firstColumn="1" w:lastColumn="0" w:noHBand="0" w:noVBand="1"/>
       </w:tblPr>
       <w:tblGrid>
         <w:gridCol w:w="600"/>
@@ -7672,7 +9233,7 @@
           <w:left w:w="10" w:type="dxa"/>
           <w:right w:w="10" w:type="dxa"/>
         </w:tblCellMar>
-        <w:tblLook w:val="0000" w:firstRow="0" w:lastRow="0" w:firstColumn="0" w:lastColumn="0" w:noHBand="0" w:noVBand="0"/>
+        <w:tblLook w:val="04A0" w:firstRow="1" w:lastRow="0" w:firstColumn="1" w:lastColumn="0" w:noHBand="0" w:noVBand="1"/>
       </w:tblPr>
       <w:tblGrid>
         <w:gridCol w:w="9360"/>
@@ -7949,7 +9510,7 @@
           <w:left w:w="10" w:type="dxa"/>
           <w:right w:w="10" w:type="dxa"/>
         </w:tblCellMar>
-        <w:tblLook w:val="0000" w:firstRow="0" w:lastRow="0" w:firstColumn="0" w:lastColumn="0" w:noHBand="0" w:noVBand="0"/>
+        <w:tblLook w:val="04A0" w:firstRow="1" w:lastRow="0" w:firstColumn="1" w:lastColumn="0" w:noHBand="0" w:noVBand="1"/>
       </w:tblPr>
       <w:tblGrid>
         <w:gridCol w:w="9360"/>
@@ -8338,7 +9899,7 @@
           <w:left w:w="10" w:type="dxa"/>
           <w:right w:w="10" w:type="dxa"/>
         </w:tblCellMar>
-        <w:tblLook w:val="0000" w:firstRow="0" w:lastRow="0" w:firstColumn="0" w:lastColumn="0" w:noHBand="0" w:noVBand="0"/>
+        <w:tblLook w:val="04A0" w:firstRow="1" w:lastRow="0" w:firstColumn="1" w:lastColumn="0" w:noHBand="0" w:noVBand="1"/>
       </w:tblPr>
       <w:tblGrid>
         <w:gridCol w:w="9360"/>
@@ -8677,7 +10238,7 @@
           <w:left w:w="10" w:type="dxa"/>
           <w:right w:w="10" w:type="dxa"/>
         </w:tblCellMar>
-        <w:tblLook w:val="0000" w:firstRow="0" w:lastRow="0" w:firstColumn="0" w:lastColumn="0" w:noHBand="0" w:noVBand="0"/>
+        <w:tblLook w:val="04A0" w:firstRow="1" w:lastRow="0" w:firstColumn="1" w:lastColumn="0" w:noHBand="0" w:noVBand="1"/>
       </w:tblPr>
       <w:tblGrid>
         <w:gridCol w:w="9360"/>
@@ -9193,7 +10754,7 @@
           <w:left w:w="10" w:type="dxa"/>
           <w:right w:w="10" w:type="dxa"/>
         </w:tblCellMar>
-        <w:tblLook w:val="0000" w:firstRow="0" w:lastRow="0" w:firstColumn="0" w:lastColumn="0" w:noHBand="0" w:noVBand="0"/>
+        <w:tblLook w:val="04A0" w:firstRow="1" w:lastRow="0" w:firstColumn="1" w:lastColumn="0" w:noHBand="0" w:noVBand="1"/>
       </w:tblPr>
       <w:tblGrid>
         <w:gridCol w:w="9360"/>
@@ -9493,7 +11054,7 @@
           <w:left w:w="10" w:type="dxa"/>
           <w:right w:w="10" w:type="dxa"/>
         </w:tblCellMar>
-        <w:tblLook w:val="0000" w:firstRow="0" w:lastRow="0" w:firstColumn="0" w:lastColumn="0" w:noHBand="0" w:noVBand="0"/>
+        <w:tblLook w:val="04A0" w:firstRow="1" w:lastRow="0" w:firstColumn="1" w:lastColumn="0" w:noHBand="0" w:noVBand="1"/>
       </w:tblPr>
       <w:tblGrid>
         <w:gridCol w:w="9360"/>
@@ -9900,7 +11461,7 @@
           <w:left w:w="10" w:type="dxa"/>
           <w:right w:w="10" w:type="dxa"/>
         </w:tblCellMar>
-        <w:tblLook w:val="0000" w:firstRow="0" w:lastRow="0" w:firstColumn="0" w:lastColumn="0" w:noHBand="0" w:noVBand="0"/>
+        <w:tblLook w:val="04A0" w:firstRow="1" w:lastRow="0" w:firstColumn="1" w:lastColumn="0" w:noHBand="0" w:noVBand="1"/>
       </w:tblPr>
       <w:tblGrid>
         <w:gridCol w:w="9360"/>
@@ -10611,7 +12172,7 @@
           <w:left w:w="10" w:type="dxa"/>
           <w:right w:w="10" w:type="dxa"/>
         </w:tblCellMar>
-        <w:tblLook w:val="0000" w:firstRow="0" w:lastRow="0" w:firstColumn="0" w:lastColumn="0" w:noHBand="0" w:noVBand="0"/>
+        <w:tblLook w:val="04A0" w:firstRow="1" w:lastRow="0" w:firstColumn="1" w:lastColumn="0" w:noHBand="0" w:noVBand="1"/>
       </w:tblPr>
       <w:tblGrid>
         <w:gridCol w:w="9360"/>
@@ -11405,7 +12966,7 @@
           <w:left w:w="10" w:type="dxa"/>
           <w:right w:w="10" w:type="dxa"/>
         </w:tblCellMar>
-        <w:tblLook w:val="0000" w:firstRow="0" w:lastRow="0" w:firstColumn="0" w:lastColumn="0" w:noHBand="0" w:noVBand="0"/>
+        <w:tblLook w:val="04A0" w:firstRow="1" w:lastRow="0" w:firstColumn="1" w:lastColumn="0" w:noHBand="0" w:noVBand="1"/>
       </w:tblPr>
       <w:tblGrid>
         <w:gridCol w:w="9360"/>
@@ -11541,7 +13102,7 @@
           <w:left w:w="10" w:type="dxa"/>
           <w:right w:w="10" w:type="dxa"/>
         </w:tblCellMar>
-        <w:tblLook w:val="0000" w:firstRow="0" w:lastRow="0" w:firstColumn="0" w:lastColumn="0" w:noHBand="0" w:noVBand="0"/>
+        <w:tblLook w:val="04A0" w:firstRow="1" w:lastRow="0" w:firstColumn="1" w:lastColumn="0" w:noHBand="0" w:noVBand="1"/>
       </w:tblPr>
       <w:tblGrid>
         <w:gridCol w:w="9360"/>
@@ -11716,7 +13277,7 @@
           <w:left w:w="10" w:type="dxa"/>
           <w:right w:w="10" w:type="dxa"/>
         </w:tblCellMar>
-        <w:tblLook w:val="0000" w:firstRow="0" w:lastRow="0" w:firstColumn="0" w:lastColumn="0" w:noHBand="0" w:noVBand="0"/>
+        <w:tblLook w:val="04A0" w:firstRow="1" w:lastRow="0" w:firstColumn="1" w:lastColumn="0" w:noHBand="0" w:noVBand="1"/>
       </w:tblPr>
       <w:tblGrid>
         <w:gridCol w:w="9360"/>
@@ -11894,7 +13455,7 @@
           <w:left w:w="10" w:type="dxa"/>
           <w:right w:w="10" w:type="dxa"/>
         </w:tblCellMar>
-        <w:tblLook w:val="0000" w:firstRow="0" w:lastRow="0" w:firstColumn="0" w:lastColumn="0" w:noHBand="0" w:noVBand="0"/>
+        <w:tblLook w:val="04A0" w:firstRow="1" w:lastRow="0" w:firstColumn="1" w:lastColumn="0" w:noHBand="0" w:noVBand="1"/>
       </w:tblPr>
       <w:tblGrid>
         <w:gridCol w:w="9360"/>
@@ -12273,7 +13834,7 @@
           <w:left w:w="10" w:type="dxa"/>
           <w:right w:w="10" w:type="dxa"/>
         </w:tblCellMar>
-        <w:tblLook w:val="0000" w:firstRow="0" w:lastRow="0" w:firstColumn="0" w:lastColumn="0" w:noHBand="0" w:noVBand="0"/>
+        <w:tblLook w:val="04A0" w:firstRow="1" w:lastRow="0" w:firstColumn="1" w:lastColumn="0" w:noHBand="0" w:noVBand="1"/>
       </w:tblPr>
       <w:tblGrid>
         <w:gridCol w:w="600"/>
@@ -13791,7 +15352,7 @@
           <w:left w:w="10" w:type="dxa"/>
           <w:right w:w="10" w:type="dxa"/>
         </w:tblCellMar>
-        <w:tblLook w:val="0000" w:firstRow="0" w:lastRow="0" w:firstColumn="0" w:lastColumn="0" w:noHBand="0" w:noVBand="0"/>
+        <w:tblLook w:val="04A0" w:firstRow="1" w:lastRow="0" w:firstColumn="1" w:lastColumn="0" w:noHBand="0" w:noVBand="1"/>
       </w:tblPr>
       <w:tblGrid>
         <w:gridCol w:w="9360"/>
@@ -14115,7 +15676,7 @@
           <w:left w:w="10" w:type="dxa"/>
           <w:right w:w="10" w:type="dxa"/>
         </w:tblCellMar>
-        <w:tblLook w:val="0000" w:firstRow="0" w:lastRow="0" w:firstColumn="0" w:lastColumn="0" w:noHBand="0" w:noVBand="0"/>
+        <w:tblLook w:val="04A0" w:firstRow="1" w:lastRow="0" w:firstColumn="1" w:lastColumn="0" w:noHBand="0" w:noVBand="1"/>
       </w:tblPr>
       <w:tblGrid>
         <w:gridCol w:w="9360"/>
@@ -14385,7 +15946,7 @@
           <w:left w:w="10" w:type="dxa"/>
           <w:right w:w="10" w:type="dxa"/>
         </w:tblCellMar>
-        <w:tblLook w:val="0000" w:firstRow="0" w:lastRow="0" w:firstColumn="0" w:lastColumn="0" w:noHBand="0" w:noVBand="0"/>
+        <w:tblLook w:val="04A0" w:firstRow="1" w:lastRow="0" w:firstColumn="1" w:lastColumn="0" w:noHBand="0" w:noVBand="1"/>
       </w:tblPr>
       <w:tblGrid>
         <w:gridCol w:w="2400"/>
@@ -14683,7 +16244,7 @@
           <w:left w:w="10" w:type="dxa"/>
           <w:right w:w="10" w:type="dxa"/>
         </w:tblCellMar>
-        <w:tblLook w:val="0000" w:firstRow="0" w:lastRow="0" w:firstColumn="0" w:lastColumn="0" w:noHBand="0" w:noVBand="0"/>
+        <w:tblLook w:val="04A0" w:firstRow="1" w:lastRow="0" w:firstColumn="1" w:lastColumn="0" w:noHBand="0" w:noVBand="1"/>
       </w:tblPr>
       <w:tblGrid>
         <w:gridCol w:w="2764"/>
@@ -15913,7 +17474,7 @@
           <w:left w:w="10" w:type="dxa"/>
           <w:right w:w="10" w:type="dxa"/>
         </w:tblCellMar>
-        <w:tblLook w:val="0000" w:firstRow="0" w:lastRow="0" w:firstColumn="0" w:lastColumn="0" w:noHBand="0" w:noVBand="0"/>
+        <w:tblLook w:val="04A0" w:firstRow="1" w:lastRow="0" w:firstColumn="1" w:lastColumn="0" w:noHBand="0" w:noVBand="1"/>
       </w:tblPr>
       <w:tblGrid>
         <w:gridCol w:w="2800"/>
@@ -16504,12 +18065,751 @@
       </w:tr>
     </w:tbl>
     <w:p>
+      <w:r>
+        <w:br w:type="page"/>
+      </w:r>
+    </w:p>
+    <w:p>
       <w:pPr>
-        <w:pBdr>
-          <w:top w:val="single" w:sz="6" w:space="0" w:color="1F4E79"/>
-        </w:pBdr>
-        <w:spacing w:before="400" w:after="120"/>
+        <w:pStyle w:val="Ttulo1"/>
+        <w:keepNext/>
+        <w:keepLines/>
+        <w:spacing w:before="360" w:after="160"/>
       </w:pPr>
+      <w:r>
+        <w:rPr>
+          <w:rFonts w:ascii="Calibri" w:eastAsia="Calibri" w:hAnsi="Calibri" w:cs="Calibri"/>
+          <w:b/>
+          <w:bCs/>
+          <w:color w:val="1F4E79"/>
+          <w:sz w:val="30"/>
+          <w:szCs w:val="30"/>
+        </w:rPr>
+        <w:lastRenderedPageBreak/>
+        <w:t>Anexo C — Cierre del traspaso: baja de credenciales del equipo de desarrollo</w:t>
+      </w:r>
+    </w:p>
+    <w:p>
+      <w:pPr>
+        <w:spacing w:after="120" w:line="276" w:lineRule="auto"/>
+      </w:pPr>
+      <w:r>
+        <w:rPr>
+          <w:rFonts w:ascii="Calibri" w:eastAsia="Calibri" w:hAnsi="Calibri" w:cs="Calibri"/>
+          <w:sz w:val="21"/>
+          <w:szCs w:val="21"/>
+        </w:rPr>
+        <w:t>El traspaso no queda cerrado cuando el hospital genera sus propias credenciales, sino cuando las del equipo de desarrollo dejan de existir. Hasta ese momento persisten credenciales válidas para la plataforma fuera del control de la institución.</w:t>
+      </w:r>
+    </w:p>
+    <w:p>
+      <w:pPr>
+        <w:spacing w:after="120" w:line="276" w:lineRule="auto"/>
+      </w:pPr>
+      <w:r>
+        <w:rPr>
+          <w:rFonts w:ascii="Calibri" w:eastAsia="Calibri" w:hAnsi="Calibri" w:cs="Calibri"/>
+          <w:sz w:val="21"/>
+          <w:szCs w:val="21"/>
+        </w:rPr>
+        <w:t>Las bajas siguientes corresponde ejecutarlas al equipo de desarrollo, no al hospital. Se documentan aquí para que la Unidad de Informática pueda verificar que el traspaso se completó.</w:t>
+      </w:r>
+    </w:p>
+    <w:p>
+      <w:pPr>
+        <w:spacing w:after="100"/>
+      </w:pPr>
+    </w:p>
+    <w:tbl>
+      <w:tblPr>
+        <w:tblW w:w="9360" w:type="dxa"/>
+        <w:tblBorders>
+          <w:top w:val="single" w:sz="4" w:space="0" w:color="auto"/>
+          <w:left w:val="single" w:sz="4" w:space="0" w:color="auto"/>
+          <w:bottom w:val="single" w:sz="4" w:space="0" w:color="auto"/>
+          <w:right w:val="single" w:sz="4" w:space="0" w:color="auto"/>
+          <w:insideH w:val="single" w:sz="4" w:space="0" w:color="auto"/>
+          <w:insideV w:val="single" w:sz="4" w:space="0" w:color="auto"/>
+        </w:tblBorders>
+        <w:tblCellMar>
+          <w:left w:w="10" w:type="dxa"/>
+          <w:right w:w="10" w:type="dxa"/>
+        </w:tblCellMar>
+        <w:tblLook w:val="04A0" w:firstRow="1" w:lastRow="0" w:firstColumn="1" w:lastColumn="0" w:noHBand="0" w:noVBand="1"/>
+      </w:tblPr>
+      <w:tblGrid>
+        <w:gridCol w:w="3000"/>
+        <w:gridCol w:w="3160"/>
+        <w:gridCol w:w="3200"/>
+      </w:tblGrid>
+      <w:tr>
+        <w:tblPrEx>
+          <w:tblCellMar>
+            <w:top w:w="0" w:type="dxa"/>
+            <w:bottom w:w="0" w:type="dxa"/>
+          </w:tblCellMar>
+        </w:tblPrEx>
+        <w:trPr>
+          <w:tblHeader/>
+        </w:trPr>
+        <w:tc>
+          <w:tcPr>
+            <w:tcW w:w="3000" w:type="dxa"/>
+            <w:shd w:val="clear" w:color="auto" w:fill="1F4E79"/>
+            <w:tcMar>
+              <w:top w:w="100" w:type="dxa"/>
+              <w:left w:w="120" w:type="dxa"/>
+              <w:bottom w:w="100" w:type="dxa"/>
+              <w:right w:w="120" w:type="dxa"/>
+            </w:tcMar>
+          </w:tcPr>
+          <w:p>
+            <w:pPr>
+              <w:spacing w:line="252" w:lineRule="auto"/>
+            </w:pPr>
+            <w:r>
+              <w:rPr>
+                <w:rFonts w:ascii="Calibri" w:eastAsia="Calibri" w:hAnsi="Calibri" w:cs="Calibri"/>
+                <w:b/>
+                <w:bCs/>
+                <w:color w:val="FFFFFF"/>
+                <w:sz w:val="19"/>
+                <w:szCs w:val="19"/>
+              </w:rPr>
+              <w:t>Qué dar de baja</w:t>
+            </w:r>
+          </w:p>
+        </w:tc>
+        <w:tc>
+          <w:tcPr>
+            <w:tcW w:w="3160" w:type="dxa"/>
+            <w:shd w:val="clear" w:color="auto" w:fill="1F4E79"/>
+            <w:tcMar>
+              <w:top w:w="100" w:type="dxa"/>
+              <w:left w:w="120" w:type="dxa"/>
+              <w:bottom w:w="100" w:type="dxa"/>
+              <w:right w:w="120" w:type="dxa"/>
+            </w:tcMar>
+          </w:tcPr>
+          <w:p>
+            <w:pPr>
+              <w:spacing w:line="252" w:lineRule="auto"/>
+            </w:pPr>
+            <w:r>
+              <w:rPr>
+                <w:rFonts w:ascii="Calibri" w:eastAsia="Calibri" w:hAnsi="Calibri" w:cs="Calibri"/>
+                <w:b/>
+                <w:bCs/>
+                <w:color w:val="FFFFFF"/>
+                <w:sz w:val="19"/>
+                <w:szCs w:val="19"/>
+              </w:rPr>
+              <w:t>Por qué</w:t>
+            </w:r>
+          </w:p>
+        </w:tc>
+        <w:tc>
+          <w:tcPr>
+            <w:tcW w:w="3200" w:type="dxa"/>
+            <w:shd w:val="clear" w:color="auto" w:fill="1F4E79"/>
+            <w:tcMar>
+              <w:top w:w="100" w:type="dxa"/>
+              <w:left w:w="120" w:type="dxa"/>
+              <w:bottom w:w="100" w:type="dxa"/>
+              <w:right w:w="120" w:type="dxa"/>
+            </w:tcMar>
+          </w:tcPr>
+          <w:p>
+            <w:pPr>
+              <w:spacing w:line="252" w:lineRule="auto"/>
+            </w:pPr>
+            <w:r>
+              <w:rPr>
+                <w:rFonts w:ascii="Calibri" w:eastAsia="Calibri" w:hAnsi="Calibri" w:cs="Calibri"/>
+                <w:b/>
+                <w:bCs/>
+                <w:color w:val="FFFFFF"/>
+                <w:sz w:val="19"/>
+                <w:szCs w:val="19"/>
+              </w:rPr>
+              <w:t>Acción</w:t>
+            </w:r>
+          </w:p>
+        </w:tc>
+      </w:tr>
+      <w:tr>
+        <w:tblPrEx>
+          <w:tblCellMar>
+            <w:top w:w="0" w:type="dxa"/>
+            <w:bottom w:w="0" w:type="dxa"/>
+          </w:tblCellMar>
+        </w:tblPrEx>
+        <w:trPr>
+          <w:cantSplit/>
+        </w:trPr>
+        <w:tc>
+          <w:tcPr>
+            <w:tcW w:w="3000" w:type="dxa"/>
+            <w:shd w:val="clear" w:color="auto" w:fill="F7F9FC"/>
+            <w:tcMar>
+              <w:top w:w="100" w:type="dxa"/>
+              <w:left w:w="120" w:type="dxa"/>
+              <w:bottom w:w="100" w:type="dxa"/>
+              <w:right w:w="120" w:type="dxa"/>
+            </w:tcMar>
+          </w:tcPr>
+          <w:p>
+            <w:pPr>
+              <w:spacing w:line="252" w:lineRule="auto"/>
+            </w:pPr>
+            <w:r>
+              <w:rPr>
+                <w:rFonts w:ascii="Calibri" w:eastAsia="Calibri" w:hAnsi="Calibri" w:cs="Calibri"/>
+                <w:sz w:val="19"/>
+                <w:szCs w:val="19"/>
+              </w:rPr>
+              <w:t>Proyecto de Google Cloud del equipo de desarrollo</w:t>
+            </w:r>
+          </w:p>
+        </w:tc>
+        <w:tc>
+          <w:tcPr>
+            <w:tcW w:w="3160" w:type="dxa"/>
+            <w:shd w:val="clear" w:color="auto" w:fill="F7F9FC"/>
+            <w:tcMar>
+              <w:top w:w="100" w:type="dxa"/>
+              <w:left w:w="120" w:type="dxa"/>
+              <w:bottom w:w="100" w:type="dxa"/>
+              <w:right w:w="120" w:type="dxa"/>
+            </w:tcMar>
+          </w:tcPr>
+          <w:p>
+            <w:pPr>
+              <w:spacing w:line="252" w:lineRule="auto"/>
+            </w:pPr>
+            <w:r>
+              <w:rPr>
+                <w:rFonts w:ascii="Calibri" w:eastAsia="Calibri" w:hAnsi="Calibri" w:cs="Calibri"/>
+                <w:sz w:val="19"/>
+                <w:szCs w:val="19"/>
+              </w:rPr>
+              <w:t xml:space="preserve">Contiene el ID de cliente y el </w:t>
+            </w:r>
+            <w:proofErr w:type="gramStart"/>
+            <w:r>
+              <w:rPr>
+                <w:rFonts w:ascii="Calibri" w:eastAsia="Calibri" w:hAnsi="Calibri" w:cs="Calibri"/>
+                <w:sz w:val="19"/>
+                <w:szCs w:val="19"/>
+              </w:rPr>
+              <w:t>secreto utilizados</w:t>
+            </w:r>
+            <w:proofErr w:type="gramEnd"/>
+            <w:r>
+              <w:rPr>
+                <w:rFonts w:ascii="Calibri" w:eastAsia="Calibri" w:hAnsi="Calibri" w:cs="Calibri"/>
+                <w:sz w:val="19"/>
+                <w:szCs w:val="19"/>
+              </w:rPr>
+              <w:t xml:space="preserve"> durante el desarrollo</w:t>
+            </w:r>
+          </w:p>
+        </w:tc>
+        <w:tc>
+          <w:tcPr>
+            <w:tcW w:w="3200" w:type="dxa"/>
+            <w:shd w:val="clear" w:color="auto" w:fill="F7F9FC"/>
+            <w:tcMar>
+              <w:top w:w="100" w:type="dxa"/>
+              <w:left w:w="120" w:type="dxa"/>
+              <w:bottom w:w="100" w:type="dxa"/>
+              <w:right w:w="120" w:type="dxa"/>
+            </w:tcMar>
+          </w:tcPr>
+          <w:p>
+            <w:pPr>
+              <w:spacing w:line="252" w:lineRule="auto"/>
+            </w:pPr>
+            <w:r>
+              <w:rPr>
+                <w:rFonts w:ascii="Calibri" w:eastAsia="Calibri" w:hAnsi="Calibri" w:cs="Calibri"/>
+                <w:sz w:val="19"/>
+                <w:szCs w:val="19"/>
+              </w:rPr>
+              <w:t>Eliminar el proyecto desde la consola de Google Cloud</w:t>
+            </w:r>
+          </w:p>
+        </w:tc>
+      </w:tr>
+      <w:tr>
+        <w:tblPrEx>
+          <w:tblCellMar>
+            <w:top w:w="0" w:type="dxa"/>
+            <w:bottom w:w="0" w:type="dxa"/>
+          </w:tblCellMar>
+        </w:tblPrEx>
+        <w:trPr>
+          <w:cantSplit/>
+        </w:trPr>
+        <w:tc>
+          <w:tcPr>
+            <w:tcW w:w="3000" w:type="dxa"/>
+            <w:shd w:val="clear" w:color="auto" w:fill="FFFFFF"/>
+            <w:tcMar>
+              <w:top w:w="100" w:type="dxa"/>
+              <w:left w:w="120" w:type="dxa"/>
+              <w:bottom w:w="100" w:type="dxa"/>
+              <w:right w:w="120" w:type="dxa"/>
+            </w:tcMar>
+          </w:tcPr>
+          <w:p>
+            <w:pPr>
+              <w:spacing w:line="252" w:lineRule="auto"/>
+            </w:pPr>
+            <w:r>
+              <w:rPr>
+                <w:rFonts w:ascii="Calibri" w:eastAsia="Calibri" w:hAnsi="Calibri" w:cs="Calibri"/>
+                <w:sz w:val="19"/>
+                <w:szCs w:val="19"/>
+              </w:rPr>
+              <w:t xml:space="preserve">Clave de API de </w:t>
+            </w:r>
+            <w:proofErr w:type="spellStart"/>
+            <w:r>
+              <w:rPr>
+                <w:rFonts w:ascii="Calibri" w:eastAsia="Calibri" w:hAnsi="Calibri" w:cs="Calibri"/>
+                <w:sz w:val="19"/>
+                <w:szCs w:val="19"/>
+              </w:rPr>
+              <w:t>Groq</w:t>
+            </w:r>
+            <w:proofErr w:type="spellEnd"/>
+            <w:r>
+              <w:rPr>
+                <w:rFonts w:ascii="Calibri" w:eastAsia="Calibri" w:hAnsi="Calibri" w:cs="Calibri"/>
+                <w:sz w:val="19"/>
+                <w:szCs w:val="19"/>
+              </w:rPr>
+              <w:t xml:space="preserve"> del equipo de desarrollo</w:t>
+            </w:r>
+          </w:p>
+        </w:tc>
+        <w:tc>
+          <w:tcPr>
+            <w:tcW w:w="3160" w:type="dxa"/>
+            <w:shd w:val="clear" w:color="auto" w:fill="FFFFFF"/>
+            <w:tcMar>
+              <w:top w:w="100" w:type="dxa"/>
+              <w:left w:w="120" w:type="dxa"/>
+              <w:bottom w:w="100" w:type="dxa"/>
+              <w:right w:w="120" w:type="dxa"/>
+            </w:tcMar>
+          </w:tcPr>
+          <w:p>
+            <w:pPr>
+              <w:spacing w:line="252" w:lineRule="auto"/>
+            </w:pPr>
+            <w:r>
+              <w:rPr>
+                <w:rFonts w:ascii="Calibri" w:eastAsia="Calibri" w:hAnsi="Calibri" w:cs="Calibri"/>
+                <w:sz w:val="19"/>
+                <w:szCs w:val="19"/>
+              </w:rPr>
+              <w:t>Permite consumir el modelo de lenguaje con cargo a esa cuenta</w:t>
+            </w:r>
+          </w:p>
+        </w:tc>
+        <w:tc>
+          <w:tcPr>
+            <w:tcW w:w="3200" w:type="dxa"/>
+            <w:shd w:val="clear" w:color="auto" w:fill="FFFFFF"/>
+            <w:tcMar>
+              <w:top w:w="100" w:type="dxa"/>
+              <w:left w:w="120" w:type="dxa"/>
+              <w:bottom w:w="100" w:type="dxa"/>
+              <w:right w:w="120" w:type="dxa"/>
+            </w:tcMar>
+          </w:tcPr>
+          <w:p>
+            <w:pPr>
+              <w:spacing w:line="252" w:lineRule="auto"/>
+            </w:pPr>
+            <w:r>
+              <w:rPr>
+                <w:rFonts w:ascii="Calibri" w:eastAsia="Calibri" w:hAnsi="Calibri" w:cs="Calibri"/>
+                <w:sz w:val="19"/>
+                <w:szCs w:val="19"/>
+              </w:rPr>
+              <w:t>Revocar la clave desde console.groq.com</w:t>
+            </w:r>
+          </w:p>
+        </w:tc>
+      </w:tr>
+      <w:tr>
+        <w:tblPrEx>
+          <w:tblCellMar>
+            <w:top w:w="0" w:type="dxa"/>
+            <w:bottom w:w="0" w:type="dxa"/>
+          </w:tblCellMar>
+        </w:tblPrEx>
+        <w:trPr>
+          <w:cantSplit/>
+        </w:trPr>
+        <w:tc>
+          <w:tcPr>
+            <w:tcW w:w="3000" w:type="dxa"/>
+            <w:shd w:val="clear" w:color="auto" w:fill="F7F9FC"/>
+            <w:tcMar>
+              <w:top w:w="100" w:type="dxa"/>
+              <w:left w:w="120" w:type="dxa"/>
+              <w:bottom w:w="100" w:type="dxa"/>
+              <w:right w:w="120" w:type="dxa"/>
+            </w:tcMar>
+          </w:tcPr>
+          <w:p>
+            <w:pPr>
+              <w:spacing w:line="252" w:lineRule="auto"/>
+            </w:pPr>
+            <w:r>
+              <w:rPr>
+                <w:rFonts w:ascii="Calibri" w:eastAsia="Calibri" w:hAnsi="Calibri" w:cs="Calibri"/>
+                <w:sz w:val="19"/>
+                <w:szCs w:val="19"/>
+              </w:rPr>
+              <w:t>Acceso al repositorio de código</w:t>
+            </w:r>
+          </w:p>
+        </w:tc>
+        <w:tc>
+          <w:tcPr>
+            <w:tcW w:w="3160" w:type="dxa"/>
+            <w:shd w:val="clear" w:color="auto" w:fill="F7F9FC"/>
+            <w:tcMar>
+              <w:top w:w="100" w:type="dxa"/>
+              <w:left w:w="120" w:type="dxa"/>
+              <w:bottom w:w="100" w:type="dxa"/>
+              <w:right w:w="120" w:type="dxa"/>
+            </w:tcMar>
+          </w:tcPr>
+          <w:p>
+            <w:pPr>
+              <w:spacing w:line="252" w:lineRule="auto"/>
+            </w:pPr>
+            <w:r>
+              <w:rPr>
+                <w:rFonts w:ascii="Calibri" w:eastAsia="Calibri" w:hAnsi="Calibri" w:cs="Calibri"/>
+                <w:sz w:val="19"/>
+                <w:szCs w:val="19"/>
+              </w:rPr>
+              <w:t>Permite modificar el sistema una vez entregado</w:t>
+            </w:r>
+          </w:p>
+        </w:tc>
+        <w:tc>
+          <w:tcPr>
+            <w:tcW w:w="3200" w:type="dxa"/>
+            <w:shd w:val="clear" w:color="auto" w:fill="F7F9FC"/>
+            <w:tcMar>
+              <w:top w:w="100" w:type="dxa"/>
+              <w:left w:w="120" w:type="dxa"/>
+              <w:bottom w:w="100" w:type="dxa"/>
+              <w:right w:w="120" w:type="dxa"/>
+            </w:tcMar>
+          </w:tcPr>
+          <w:p>
+            <w:pPr>
+              <w:spacing w:line="252" w:lineRule="auto"/>
+            </w:pPr>
+            <w:r>
+              <w:rPr>
+                <w:rFonts w:ascii="Calibri" w:eastAsia="Calibri" w:hAnsi="Calibri" w:cs="Calibri"/>
+                <w:sz w:val="19"/>
+                <w:szCs w:val="19"/>
+              </w:rPr>
+              <w:t>Retirar al equipo de desarrollo del repositorio, según la modalidad acordada en el Anexo A</w:t>
+            </w:r>
+          </w:p>
+        </w:tc>
+      </w:tr>
+      <w:tr>
+        <w:tblPrEx>
+          <w:tblCellMar>
+            <w:top w:w="0" w:type="dxa"/>
+            <w:bottom w:w="0" w:type="dxa"/>
+          </w:tblCellMar>
+        </w:tblPrEx>
+        <w:trPr>
+          <w:cantSplit/>
+        </w:trPr>
+        <w:tc>
+          <w:tcPr>
+            <w:tcW w:w="3000" w:type="dxa"/>
+            <w:shd w:val="clear" w:color="auto" w:fill="FFFFFF"/>
+            <w:tcMar>
+              <w:top w:w="100" w:type="dxa"/>
+              <w:left w:w="120" w:type="dxa"/>
+              <w:bottom w:w="100" w:type="dxa"/>
+              <w:right w:w="120" w:type="dxa"/>
+            </w:tcMar>
+          </w:tcPr>
+          <w:p>
+            <w:pPr>
+              <w:spacing w:line="252" w:lineRule="auto"/>
+            </w:pPr>
+            <w:r>
+              <w:rPr>
+                <w:rFonts w:ascii="Calibri" w:eastAsia="Calibri" w:hAnsi="Calibri" w:cs="Calibri"/>
+                <w:sz w:val="19"/>
+                <w:szCs w:val="19"/>
+              </w:rPr>
+              <w:t xml:space="preserve">Copias locales de </w:t>
+            </w:r>
+            <w:proofErr w:type="spellStart"/>
+            <w:r>
+              <w:rPr>
+                <w:rFonts w:ascii="Calibri" w:eastAsia="Calibri" w:hAnsi="Calibri" w:cs="Calibri"/>
+                <w:sz w:val="19"/>
+                <w:szCs w:val="19"/>
+              </w:rPr>
+              <w:t>backend</w:t>
+            </w:r>
+            <w:proofErr w:type="spellEnd"/>
+            <w:proofErr w:type="gramStart"/>
+            <w:r>
+              <w:rPr>
+                <w:rFonts w:ascii="Calibri" w:eastAsia="Calibri" w:hAnsi="Calibri" w:cs="Calibri"/>
+                <w:sz w:val="19"/>
+                <w:szCs w:val="19"/>
+              </w:rPr>
+              <w:t>/.</w:t>
+            </w:r>
+            <w:proofErr w:type="spellStart"/>
+            <w:r>
+              <w:rPr>
+                <w:rFonts w:ascii="Calibri" w:eastAsia="Calibri" w:hAnsi="Calibri" w:cs="Calibri"/>
+                <w:sz w:val="19"/>
+                <w:szCs w:val="19"/>
+              </w:rPr>
+              <w:t>env</w:t>
+            </w:r>
+            <w:proofErr w:type="spellEnd"/>
+            <w:proofErr w:type="gramEnd"/>
+            <w:r>
+              <w:rPr>
+                <w:rFonts w:ascii="Calibri" w:eastAsia="Calibri" w:hAnsi="Calibri" w:cs="Calibri"/>
+                <w:sz w:val="19"/>
+                <w:szCs w:val="19"/>
+              </w:rPr>
+              <w:t xml:space="preserve"> y </w:t>
+            </w:r>
+            <w:proofErr w:type="spellStart"/>
+            <w:r>
+              <w:rPr>
+                <w:rFonts w:ascii="Calibri" w:eastAsia="Calibri" w:hAnsi="Calibri" w:cs="Calibri"/>
+                <w:sz w:val="19"/>
+                <w:szCs w:val="19"/>
+              </w:rPr>
+              <w:t>frontend</w:t>
+            </w:r>
+            <w:proofErr w:type="spellEnd"/>
+            <w:proofErr w:type="gramStart"/>
+            <w:r>
+              <w:rPr>
+                <w:rFonts w:ascii="Calibri" w:eastAsia="Calibri" w:hAnsi="Calibri" w:cs="Calibri"/>
+                <w:sz w:val="19"/>
+                <w:szCs w:val="19"/>
+              </w:rPr>
+              <w:t>/.</w:t>
+            </w:r>
+            <w:proofErr w:type="spellStart"/>
+            <w:r>
+              <w:rPr>
+                <w:rFonts w:ascii="Calibri" w:eastAsia="Calibri" w:hAnsi="Calibri" w:cs="Calibri"/>
+                <w:sz w:val="19"/>
+                <w:szCs w:val="19"/>
+              </w:rPr>
+              <w:t>env</w:t>
+            </w:r>
+            <w:proofErr w:type="gramEnd"/>
+            <w:r>
+              <w:rPr>
+                <w:rFonts w:ascii="Calibri" w:eastAsia="Calibri" w:hAnsi="Calibri" w:cs="Calibri"/>
+                <w:sz w:val="19"/>
+                <w:szCs w:val="19"/>
+              </w:rPr>
+              <w:t>.local</w:t>
+            </w:r>
+            <w:proofErr w:type="spellEnd"/>
+          </w:p>
+        </w:tc>
+        <w:tc>
+          <w:tcPr>
+            <w:tcW w:w="3160" w:type="dxa"/>
+            <w:shd w:val="clear" w:color="auto" w:fill="FFFFFF"/>
+            <w:tcMar>
+              <w:top w:w="100" w:type="dxa"/>
+              <w:left w:w="120" w:type="dxa"/>
+              <w:bottom w:w="100" w:type="dxa"/>
+              <w:right w:w="120" w:type="dxa"/>
+            </w:tcMar>
+          </w:tcPr>
+          <w:p>
+            <w:pPr>
+              <w:spacing w:line="252" w:lineRule="auto"/>
+            </w:pPr>
+            <w:r>
+              <w:rPr>
+                <w:rFonts w:ascii="Calibri" w:eastAsia="Calibri" w:hAnsi="Calibri" w:cs="Calibri"/>
+                <w:sz w:val="19"/>
+                <w:szCs w:val="19"/>
+              </w:rPr>
+              <w:t>Contienen los valores anteriores de SECRET_KEY y AUTH_SECRET</w:t>
+            </w:r>
+          </w:p>
+        </w:tc>
+        <w:tc>
+          <w:tcPr>
+            <w:tcW w:w="3200" w:type="dxa"/>
+            <w:shd w:val="clear" w:color="auto" w:fill="FFFFFF"/>
+            <w:tcMar>
+              <w:top w:w="100" w:type="dxa"/>
+              <w:left w:w="120" w:type="dxa"/>
+              <w:bottom w:w="100" w:type="dxa"/>
+              <w:right w:w="120" w:type="dxa"/>
+            </w:tcMar>
+          </w:tcPr>
+          <w:p>
+            <w:pPr>
+              <w:spacing w:line="252" w:lineRule="auto"/>
+            </w:pPr>
+            <w:r>
+              <w:rPr>
+                <w:rFonts w:ascii="Calibri" w:eastAsia="Calibri" w:hAnsi="Calibri" w:cs="Calibri"/>
+                <w:sz w:val="19"/>
+                <w:szCs w:val="19"/>
+              </w:rPr>
+              <w:t>Eliminar. Su reemplazo está cubierto en la sección 2</w:t>
+            </w:r>
+          </w:p>
+        </w:tc>
+      </w:tr>
+    </w:tbl>
+    <w:p>
+      <w:pPr>
+        <w:spacing w:after="160"/>
+      </w:pPr>
+    </w:p>
+    <w:tbl>
+      <w:tblPr>
+        <w:tblW w:w="9360" w:type="dxa"/>
+        <w:tblBorders>
+          <w:top w:val="single" w:sz="4" w:space="0" w:color="auto"/>
+          <w:left w:val="single" w:sz="4" w:space="0" w:color="auto"/>
+          <w:bottom w:val="single" w:sz="4" w:space="0" w:color="auto"/>
+          <w:right w:val="single" w:sz="4" w:space="0" w:color="auto"/>
+          <w:insideH w:val="single" w:sz="4" w:space="0" w:color="auto"/>
+          <w:insideV w:val="single" w:sz="4" w:space="0" w:color="auto"/>
+        </w:tblBorders>
+        <w:tblCellMar>
+          <w:left w:w="10" w:type="dxa"/>
+          <w:right w:w="10" w:type="dxa"/>
+        </w:tblCellMar>
+        <w:tblLook w:val="04A0" w:firstRow="1" w:lastRow="0" w:firstColumn="1" w:lastColumn="0" w:noHBand="0" w:noVBand="1"/>
+      </w:tblPr>
+      <w:tblGrid>
+        <w:gridCol w:w="9360"/>
+      </w:tblGrid>
+      <w:tr>
+        <w:tblPrEx>
+          <w:tblCellMar>
+            <w:top w:w="0" w:type="dxa"/>
+            <w:bottom w:w="0" w:type="dxa"/>
+          </w:tblCellMar>
+        </w:tblPrEx>
+        <w:trPr>
+          <w:cantSplit/>
+        </w:trPr>
+        <w:tc>
+          <w:tcPr>
+            <w:tcW w:w="9360" w:type="dxa"/>
+            <w:tcBorders>
+              <w:top w:val="single" w:sz="4" w:space="0" w:color="BFBFBF"/>
+              <w:left w:val="single" w:sz="18" w:space="0" w:color="7F6000"/>
+              <w:bottom w:val="single" w:sz="4" w:space="0" w:color="BFBFBF"/>
+              <w:right w:val="single" w:sz="4" w:space="0" w:color="BFBFBF"/>
+            </w:tcBorders>
+            <w:shd w:val="clear" w:color="auto" w:fill="FFF2CC"/>
+            <w:tcMar>
+              <w:top w:w="140" w:type="dxa"/>
+              <w:left w:w="180" w:type="dxa"/>
+              <w:bottom w:w="140" w:type="dxa"/>
+              <w:right w:w="180" w:type="dxa"/>
+            </w:tcMar>
+          </w:tcPr>
+          <w:p>
+            <w:pPr>
+              <w:spacing w:after="60"/>
+            </w:pPr>
+            <w:r>
+              <w:rPr>
+                <w:rFonts w:ascii="Calibri" w:eastAsia="Calibri" w:hAnsi="Calibri" w:cs="Calibri"/>
+                <w:b/>
+                <w:bCs/>
+                <w:color w:val="7F6000"/>
+                <w:sz w:val="21"/>
+                <w:szCs w:val="21"/>
+              </w:rPr>
+              <w:t>Orden correcto de las bajas</w:t>
+            </w:r>
+          </w:p>
+          <w:p>
+            <w:pPr>
+              <w:spacing w:after="40" w:line="276" w:lineRule="auto"/>
+            </w:pPr>
+            <w:r>
+              <w:rPr>
+                <w:rFonts w:ascii="Calibri" w:eastAsia="Calibri" w:hAnsi="Calibri" w:cs="Calibri"/>
+                <w:sz w:val="21"/>
+                <w:szCs w:val="21"/>
+              </w:rPr>
+              <w:t>Estas bajas deben ejecutarse DESPUÉS de que el hospital confirme que su propia instalación funciona: inicio de sesión operativo, al menos un administrador designado y la verificación de la sección 9 superada.</w:t>
+            </w:r>
+          </w:p>
+          <w:p>
+            <w:pPr>
+              <w:spacing w:after="40" w:line="276" w:lineRule="auto"/>
+            </w:pPr>
+            <w:r>
+              <w:rPr>
+                <w:rFonts w:ascii="Calibri" w:eastAsia="Calibri" w:hAnsi="Calibri" w:cs="Calibri"/>
+                <w:sz w:val="21"/>
+                <w:szCs w:val="21"/>
+              </w:rPr>
+              <w:t>Darlas de baja antes dejaría a la plataforma sin ningún acceso funcional durante la transición, sin posibilidad de revertir.</w:t>
+            </w:r>
+          </w:p>
+        </w:tc>
+      </w:tr>
+    </w:tbl>
+    <w:p>
+      <w:pPr>
+        <w:spacing w:after="120"/>
+      </w:pPr>
+    </w:p>
+    <w:p>
+      <w:pPr>
+        <w:spacing w:after="120" w:line="276" w:lineRule="auto"/>
+      </w:pPr>
+      <w:r>
+        <w:rPr>
+          <w:rFonts w:ascii="Calibri" w:eastAsia="Calibri" w:hAnsi="Calibri" w:cs="Calibri"/>
+          <w:b/>
+          <w:bCs/>
+          <w:sz w:val="21"/>
+          <w:szCs w:val="21"/>
+        </w:rPr>
+        <w:t>Se recomienda que el hospital solicite confirmación escrita de estas bajas y la incorpore al expediente del proyecto. Mientras alguna de ellas siga vigente, el traspaso está formalmente incompleto.</w:t>
+      </w:r>
     </w:p>
     <w:p>
       <w:pPr>
@@ -16530,10 +18830,64 @@
 <file path=word/numbering.xml><?xml version="1.0" encoding="utf-8"?>
 <w:numbering xmlns:wpc="http://schemas.microsoft.com/office/word/2010/wordprocessingCanvas" xmlns:cx="http://schemas.microsoft.com/office/drawing/2014/chartex" xmlns:cx1="http://schemas.microsoft.com/office/drawing/2015/9/8/chartex" xmlns:cx2="http://schemas.microsoft.com/office/drawing/2015/10/21/chartex" xmlns:cx3="http://schemas.microsoft.com/office/drawing/2016/5/9/chartex" xmlns:cx4="http://schemas.microsoft.com/office/drawing/2016/5/10/chartex" xmlns:cx5="http://schemas.microsoft.com/office/drawing/2016/5/11/chartex" xmlns:cx6="http://schemas.microsoft.com/office/drawing/2016/5/12/chartex" xmlns:cx7="http://schemas.microsoft.com/office/drawing/2016/5/13/chartex" xmlns:cx8="http://schemas.microsoft.com/office/drawing/2016/5/14/chartex" xmlns:mc="http://schemas.openxmlformats.org/markup-compatibility/2006" xmlns:aink="http://schemas.microsoft.com/office/drawing/2016/ink" xmlns:am3d="http://schemas.microsoft.com/office/drawing/2017/model3d" xmlns:o="urn:schemas-microsoft-com:office:office" xmlns:oel="http://schemas.microsoft.com/office/2019/extlst" xmlns:r="http://schemas.openxmlformats.org/officeDocument/2006/relationships" xmlns:m="http://schemas.openxmlformats.org/officeDocument/2006/math" xmlns:v="urn:schemas-microsoft-com:vml" xmlns:wp14="http://schemas.microsoft.com/office/word/2010/wordprocessingDrawing" xmlns:wp="http://schemas.openxmlformats.org/drawingml/2006/wordprocessingDrawing" xmlns:w10="urn:schemas-microsoft-com:office:word" xmlns:w="http://schemas.openxmlformats.org/wordprocessingml/2006/main" xmlns:w14="http://schemas.microsoft.com/office/word/2010/wordml" xmlns:w15="http://schemas.microsoft.com/office/word/2012/wordml" xmlns:w16cei="http://schemas.microsoft.com/office/word/2026/wordml/cei" xmlns:w16cex="http://schemas.microsoft.com/office/word/2018/wordml/cex" xmlns:w16cid="http://schemas.microsoft.com/office/word/2016/wordml/cid" xmlns:w16="http://schemas.microsoft.com/office/word/2018/wordml" xmlns:w16du="http://schemas.microsoft.com/office/word/2023/wordml/word16du" xmlns:w16sdtdh="http://schemas.microsoft.com/office/word/2020/wordml/sdtdatahash" xmlns:w16sdtfl="http://schemas.microsoft.com/office/word/2024/wordml/sdtformatlock" xmlns:w16se="http://schemas.microsoft.com/office/word/2015/wordml/symex" xmlns:wpg="http://schemas.microsoft.com/office/word/2010/wordprocessingGroup" xmlns:wpi="http://schemas.microsoft.com/office/word/2010/wordprocessingInk" xmlns:wne="http://schemas.microsoft.com/office/word/2006/wordml" xmlns:wps="http://schemas.microsoft.com/office/word/2010/wordprocessingShape" mc:Ignorable="w14 w15 w16se w16cid w16 w16cex w16sdtdh w16sdtfl w16du wp14">
   <w:abstractNum w:abstractNumId="0" w15:restartNumberingAfterBreak="0">
-    <w:nsid w:val="0E2E1F45"/>
+    <w:nsid w:val="05030476"/>
     <w:multiLevelType w:val="hybridMultilevel"/>
-    <w:tmpl w:val="BC5CA706"/>
-    <w:lvl w:ilvl="0" w:tplc="1548B484">
+    <w:tmpl w:val="8E107BD2"/>
+    <w:lvl w:ilvl="0" w:tplc="C3E00772">
+      <w:start w:val="1"/>
+      <w:numFmt w:val="decimal"/>
+      <w:lvlText w:val="%1."/>
+      <w:lvlJc w:val="left"/>
+      <w:pPr>
+        <w:ind w:left="504" w:hanging="316"/>
+      </w:pPr>
+    </w:lvl>
+    <w:lvl w:ilvl="1" w:tplc="EB3866B0">
+      <w:numFmt w:val="decimal"/>
+      <w:lvlText w:val=""/>
+      <w:lvlJc w:val="left"/>
+    </w:lvl>
+    <w:lvl w:ilvl="2" w:tplc="D558335A">
+      <w:numFmt w:val="decimal"/>
+      <w:lvlText w:val=""/>
+      <w:lvlJc w:val="left"/>
+    </w:lvl>
+    <w:lvl w:ilvl="3" w:tplc="5A0E5E8E">
+      <w:numFmt w:val="decimal"/>
+      <w:lvlText w:val=""/>
+      <w:lvlJc w:val="left"/>
+    </w:lvl>
+    <w:lvl w:ilvl="4" w:tplc="D3D8B148">
+      <w:numFmt w:val="decimal"/>
+      <w:lvlText w:val=""/>
+      <w:lvlJc w:val="left"/>
+    </w:lvl>
+    <w:lvl w:ilvl="5" w:tplc="BAEEF4EA">
+      <w:numFmt w:val="decimal"/>
+      <w:lvlText w:val=""/>
+      <w:lvlJc w:val="left"/>
+    </w:lvl>
+    <w:lvl w:ilvl="6" w:tplc="57247586">
+      <w:numFmt w:val="decimal"/>
+      <w:lvlText w:val=""/>
+      <w:lvlJc w:val="left"/>
+    </w:lvl>
+    <w:lvl w:ilvl="7" w:tplc="2214CCDA">
+      <w:numFmt w:val="decimal"/>
+      <w:lvlText w:val=""/>
+      <w:lvlJc w:val="left"/>
+    </w:lvl>
+    <w:lvl w:ilvl="8" w:tplc="4AD06CC6">
+      <w:numFmt w:val="decimal"/>
+      <w:lvlText w:val=""/>
+      <w:lvlJc w:val="left"/>
+    </w:lvl>
+  </w:abstractNum>
+  <w:abstractNum w:abstractNumId="1" w15:restartNumberingAfterBreak="0">
+    <w:nsid w:val="63CF473A"/>
+    <w:multiLevelType w:val="hybridMultilevel"/>
+    <w:tmpl w:val="60A41292"/>
+    <w:lvl w:ilvl="0" w:tplc="B2F87D28">
       <w:start w:val="1"/>
       <w:numFmt w:val="bullet"/>
       <w:lvlText w:val="•"/>
@@ -16542,7 +18896,7 @@
         <w:ind w:left="431" w:hanging="259"/>
       </w:pPr>
     </w:lvl>
-    <w:lvl w:ilvl="1" w:tplc="99165430">
+    <w:lvl w:ilvl="1" w:tplc="0B5E67E2">
       <w:start w:val="1"/>
       <w:numFmt w:val="bullet"/>
       <w:lvlText w:val="◦"/>
@@ -16551,101 +18905,47 @@
         <w:ind w:left="863" w:hanging="259"/>
       </w:pPr>
     </w:lvl>
-    <w:lvl w:ilvl="2" w:tplc="349C9C32">
+    <w:lvl w:ilvl="2" w:tplc="A698947E">
       <w:numFmt w:val="decimal"/>
       <w:lvlText w:val=""/>
       <w:lvlJc w:val="left"/>
     </w:lvl>
-    <w:lvl w:ilvl="3" w:tplc="AD1CBA30">
+    <w:lvl w:ilvl="3" w:tplc="320EB2E0">
       <w:numFmt w:val="decimal"/>
       <w:lvlText w:val=""/>
       <w:lvlJc w:val="left"/>
     </w:lvl>
-    <w:lvl w:ilvl="4" w:tplc="5010E09C">
+    <w:lvl w:ilvl="4" w:tplc="D046A1F4">
       <w:numFmt w:val="decimal"/>
       <w:lvlText w:val=""/>
       <w:lvlJc w:val="left"/>
     </w:lvl>
-    <w:lvl w:ilvl="5" w:tplc="3C24C44E">
+    <w:lvl w:ilvl="5" w:tplc="AE1CF1F0">
       <w:numFmt w:val="decimal"/>
       <w:lvlText w:val=""/>
       <w:lvlJc w:val="left"/>
     </w:lvl>
-    <w:lvl w:ilvl="6" w:tplc="698A2D3C">
+    <w:lvl w:ilvl="6" w:tplc="14C66A92">
       <w:numFmt w:val="decimal"/>
       <w:lvlText w:val=""/>
       <w:lvlJc w:val="left"/>
     </w:lvl>
-    <w:lvl w:ilvl="7" w:tplc="9E3020F6">
+    <w:lvl w:ilvl="7" w:tplc="F6A26916">
       <w:numFmt w:val="decimal"/>
       <w:lvlText w:val=""/>
       <w:lvlJc w:val="left"/>
     </w:lvl>
-    <w:lvl w:ilvl="8" w:tplc="FEEA126A">
-      <w:numFmt w:val="decimal"/>
-      <w:lvlText w:val=""/>
-      <w:lvlJc w:val="left"/>
-    </w:lvl>
-  </w:abstractNum>
-  <w:abstractNum w:abstractNumId="1" w15:restartNumberingAfterBreak="0">
-    <w:nsid w:val="199933F1"/>
-    <w:multiLevelType w:val="hybridMultilevel"/>
-    <w:tmpl w:val="DFE00FD2"/>
-    <w:lvl w:ilvl="0" w:tplc="3B3CC71A">
-      <w:start w:val="1"/>
-      <w:numFmt w:val="decimal"/>
-      <w:lvlText w:val="%1."/>
-      <w:lvlJc w:val="left"/>
-      <w:pPr>
-        <w:ind w:left="504" w:hanging="316"/>
-      </w:pPr>
-    </w:lvl>
-    <w:lvl w:ilvl="1" w:tplc="E968E662">
-      <w:numFmt w:val="decimal"/>
-      <w:lvlText w:val=""/>
-      <w:lvlJc w:val="left"/>
-    </w:lvl>
-    <w:lvl w:ilvl="2" w:tplc="FDA2D288">
-      <w:numFmt w:val="decimal"/>
-      <w:lvlText w:val=""/>
-      <w:lvlJc w:val="left"/>
-    </w:lvl>
-    <w:lvl w:ilvl="3" w:tplc="65B440E0">
-      <w:numFmt w:val="decimal"/>
-      <w:lvlText w:val=""/>
-      <w:lvlJc w:val="left"/>
-    </w:lvl>
-    <w:lvl w:ilvl="4" w:tplc="4AD2E634">
-      <w:numFmt w:val="decimal"/>
-      <w:lvlText w:val=""/>
-      <w:lvlJc w:val="left"/>
-    </w:lvl>
-    <w:lvl w:ilvl="5" w:tplc="F6C458A2">
-      <w:numFmt w:val="decimal"/>
-      <w:lvlText w:val=""/>
-      <w:lvlJc w:val="left"/>
-    </w:lvl>
-    <w:lvl w:ilvl="6" w:tplc="968CE484">
-      <w:numFmt w:val="decimal"/>
-      <w:lvlText w:val=""/>
-      <w:lvlJc w:val="left"/>
-    </w:lvl>
-    <w:lvl w:ilvl="7" w:tplc="289A25E6">
-      <w:numFmt w:val="decimal"/>
-      <w:lvlText w:val=""/>
-      <w:lvlJc w:val="left"/>
-    </w:lvl>
-    <w:lvl w:ilvl="8" w:tplc="3D66D362">
+    <w:lvl w:ilvl="8" w:tplc="D1A2ACF4">
       <w:numFmt w:val="decimal"/>
       <w:lvlText w:val=""/>
       <w:lvlJc w:val="left"/>
     </w:lvl>
   </w:abstractNum>
   <w:abstractNum w:abstractNumId="2" w15:restartNumberingAfterBreak="0">
-    <w:nsid w:val="68026C72"/>
+    <w:nsid w:val="7C343830"/>
     <w:multiLevelType w:val="hybridMultilevel"/>
-    <w:tmpl w:val="5A8C22D0"/>
-    <w:lvl w:ilvl="0" w:tplc="F34E7E18">
+    <w:tmpl w:val="94540846"/>
+    <w:lvl w:ilvl="0" w:tplc="DBE6AB8C">
       <w:start w:val="1"/>
       <w:numFmt w:val="bullet"/>
       <w:lvlText w:val="●"/>
@@ -16654,7 +18954,7 @@
         <w:ind w:left="720" w:hanging="360"/>
       </w:pPr>
     </w:lvl>
-    <w:lvl w:ilvl="1" w:tplc="EBDE4B3C">
+    <w:lvl w:ilvl="1" w:tplc="BAD0318C">
       <w:start w:val="1"/>
       <w:numFmt w:val="bullet"/>
       <w:lvlText w:val="○"/>
@@ -16663,7 +18963,7 @@
         <w:ind w:left="1440" w:hanging="360"/>
       </w:pPr>
     </w:lvl>
-    <w:lvl w:ilvl="2" w:tplc="9ACC0974">
+    <w:lvl w:ilvl="2" w:tplc="13A87B4C">
       <w:start w:val="1"/>
       <w:numFmt w:val="bullet"/>
       <w:lvlText w:val="■"/>
@@ -16672,7 +18972,7 @@
         <w:ind w:left="2160" w:hanging="360"/>
       </w:pPr>
     </w:lvl>
-    <w:lvl w:ilvl="3" w:tplc="EA72A74A">
+    <w:lvl w:ilvl="3" w:tplc="7BF25AA2">
       <w:start w:val="1"/>
       <w:numFmt w:val="bullet"/>
       <w:lvlText w:val="●"/>
@@ -16681,7 +18981,7 @@
         <w:ind w:left="2880" w:hanging="360"/>
       </w:pPr>
     </w:lvl>
-    <w:lvl w:ilvl="4" w:tplc="643E2C1A">
+    <w:lvl w:ilvl="4" w:tplc="4F20EBCA">
       <w:start w:val="1"/>
       <w:numFmt w:val="bullet"/>
       <w:lvlText w:val="○"/>
@@ -16690,7 +18990,7 @@
         <w:ind w:left="3600" w:hanging="360"/>
       </w:pPr>
     </w:lvl>
-    <w:lvl w:ilvl="5" w:tplc="6666D970">
+    <w:lvl w:ilvl="5" w:tplc="4BAC6BA8">
       <w:start w:val="1"/>
       <w:numFmt w:val="bullet"/>
       <w:lvlText w:val="■"/>
@@ -16699,7 +18999,7 @@
         <w:ind w:left="4320" w:hanging="360"/>
       </w:pPr>
     </w:lvl>
-    <w:lvl w:ilvl="6" w:tplc="545E1B36">
+    <w:lvl w:ilvl="6" w:tplc="80640BA8">
       <w:start w:val="1"/>
       <w:numFmt w:val="bullet"/>
       <w:lvlText w:val="●"/>
@@ -16708,7 +19008,7 @@
         <w:ind w:left="5040" w:hanging="360"/>
       </w:pPr>
     </w:lvl>
-    <w:lvl w:ilvl="7" w:tplc="42C4A8C2">
+    <w:lvl w:ilvl="7" w:tplc="9D80DBAA">
       <w:start w:val="1"/>
       <w:numFmt w:val="bullet"/>
       <w:lvlText w:val="●"/>
@@ -16717,7 +19017,7 @@
         <w:ind w:left="5760" w:hanging="360"/>
       </w:pPr>
     </w:lvl>
-    <w:lvl w:ilvl="8" w:tplc="C8DE650A">
+    <w:lvl w:ilvl="8" w:tplc="BF3C0286">
       <w:start w:val="1"/>
       <w:numFmt w:val="bullet"/>
       <w:lvlText w:val="●"/>
@@ -16727,44 +19027,44 @@
       </w:pPr>
     </w:lvl>
   </w:abstractNum>
-  <w:num w:numId="1" w16cid:durableId="698043722">
+  <w:num w:numId="1" w16cid:durableId="117572288">
     <w:abstractNumId w:val="2"/>
     <w:lvlOverride w:ilvl="0">
       <w:startOverride w:val="1"/>
     </w:lvlOverride>
   </w:num>
-  <w:num w:numId="2" w16cid:durableId="769928889">
+  <w:num w:numId="2" w16cid:durableId="814689569">
+    <w:abstractNumId w:val="1"/>
+    <w:lvlOverride w:ilvl="0">
+      <w:startOverride w:val="1"/>
+    </w:lvlOverride>
+  </w:num>
+  <w:num w:numId="3" w16cid:durableId="1523975321">
     <w:abstractNumId w:val="0"/>
     <w:lvlOverride w:ilvl="0">
       <w:startOverride w:val="1"/>
     </w:lvlOverride>
   </w:num>
-  <w:num w:numId="3" w16cid:durableId="1441679026">
-    <w:abstractNumId w:val="1"/>
+  <w:num w:numId="4" w16cid:durableId="124127092">
+    <w:abstractNumId w:val="0"/>
     <w:lvlOverride w:ilvl="0">
       <w:startOverride w:val="1"/>
     </w:lvlOverride>
   </w:num>
-  <w:num w:numId="4" w16cid:durableId="1012758702">
-    <w:abstractNumId w:val="1"/>
+  <w:num w:numId="5" w16cid:durableId="1000040444">
+    <w:abstractNumId w:val="0"/>
     <w:lvlOverride w:ilvl="0">
       <w:startOverride w:val="1"/>
     </w:lvlOverride>
   </w:num>
-  <w:num w:numId="5" w16cid:durableId="772944214">
-    <w:abstractNumId w:val="1"/>
+  <w:num w:numId="6" w16cid:durableId="443232313">
+    <w:abstractNumId w:val="0"/>
     <w:lvlOverride w:ilvl="0">
       <w:startOverride w:val="1"/>
     </w:lvlOverride>
   </w:num>
-  <w:num w:numId="6" w16cid:durableId="854151636">
-    <w:abstractNumId w:val="1"/>
-    <w:lvlOverride w:ilvl="0">
-      <w:startOverride w:val="1"/>
-    </w:lvlOverride>
-  </w:num>
-  <w:num w:numId="7" w16cid:durableId="879322025">
-    <w:abstractNumId w:val="1"/>
+  <w:num w:numId="7" w16cid:durableId="980959254">
+    <w:abstractNumId w:val="0"/>
     <w:lvlOverride w:ilvl="0">
       <w:startOverride w:val="1"/>
     </w:lvlOverride>

--- a/docs/Guia_traspaso_tecnico_HUAP.docx
+++ b/docs/Guia_traspaso_tecnico_HUAP.docx
@@ -690,7 +690,7 @@
           <w:sz w:val="21"/>
           <w:szCs w:val="21"/>
         </w:rPr>
-        <w:t xml:space="preserve">Archivos de despliegue: </w:t>
+        <w:t xml:space="preserve">Archivos de despliegue: Dockerfile del backend y del frontend, y los archivos docker-compose de desarrollo y de producción.</w:t>
       </w:r>
       <w:proofErr w:type="spellStart"/>
       <w:r>
@@ -699,7 +699,7 @@
           <w:sz w:val="21"/>
           <w:szCs w:val="21"/>
         </w:rPr>
-        <w:t>Dockerfile</w:t>
+        <w:t xml:space="preserve"/>
       </w:r>
       <w:proofErr w:type="spellEnd"/>
       <w:r>
@@ -708,7 +708,7 @@
           <w:sz w:val="21"/>
           <w:szCs w:val="21"/>
         </w:rPr>
-        <w:t xml:space="preserve"> del </w:t>
+        <w:t xml:space="preserve"/>
       </w:r>
       <w:proofErr w:type="spellStart"/>
       <w:r>
@@ -717,7 +717,7 @@
           <w:sz w:val="21"/>
           <w:szCs w:val="21"/>
         </w:rPr>
-        <w:t>backend</w:t>
+        <w:t xml:space="preserve"/>
       </w:r>
       <w:proofErr w:type="spellEnd"/>
       <w:r>
@@ -726,7 +726,7 @@
           <w:sz w:val="21"/>
           <w:szCs w:val="21"/>
         </w:rPr>
-        <w:t xml:space="preserve"> y </w:t>
+        <w:t xml:space="preserve"/>
       </w:r>
       <w:proofErr w:type="spellStart"/>
       <w:r>
@@ -735,7 +735,7 @@
           <w:sz w:val="21"/>
           <w:szCs w:val="21"/>
         </w:rPr>
-        <w:t>docker-compose.yml</w:t>
+        <w:t xml:space="preserve"/>
       </w:r>
       <w:proofErr w:type="spellEnd"/>
       <w:r>
@@ -744,7 +744,7 @@
           <w:sz w:val="21"/>
           <w:szCs w:val="21"/>
         </w:rPr>
-        <w:t xml:space="preserve"> de referencia.</w:t>
+        <w:t xml:space="preserve"/>
       </w:r>
     </w:p>
     <w:p>
@@ -9021,7 +9021,7 @@
           <w:sz w:val="21"/>
           <w:szCs w:val="21"/>
         </w:rPr>
-        <w:t xml:space="preserve">Node.js 20 o superior para compilar el </w:t>
+        <w:t xml:space="preserve">No se requiere Node.js ni Python instalados en el servidor: el backend y el frontend se ejecutan dentro de contenedores.</w:t>
       </w:r>
       <w:proofErr w:type="spellStart"/>
       <w:r>
@@ -9030,7 +9030,7 @@
           <w:sz w:val="21"/>
           <w:szCs w:val="21"/>
         </w:rPr>
-        <w:t>frontend</w:t>
+        <w:t xml:space="preserve"/>
       </w:r>
       <w:proofErr w:type="spellEnd"/>
       <w:r>
@@ -9039,7 +9039,7 @@
           <w:sz w:val="21"/>
           <w:szCs w:val="21"/>
         </w:rPr>
-        <w:t>.</w:t>
+        <w:t xml:space="preserve"/>
       </w:r>
     </w:p>
     <w:p>
@@ -9093,7 +9093,7 @@
           <w:sz w:val="21"/>
           <w:szCs w:val="21"/>
         </w:rPr>
-        <w:t xml:space="preserve">Aproximadamente 2 GB de espacio en disco: la imagen del </w:t>
+        <w:t xml:space="preserve">Aproximadamente 5 GB de espacio en disco: la imagen del backend incorpora un modelo de embeddings de unos 470 MB descargado durante la construcción, y la del frontend lleva la aplicación ya compilada.</w:t>
       </w:r>
       <w:proofErr w:type="spellStart"/>
       <w:r>
@@ -9102,7 +9102,7 @@
           <w:sz w:val="21"/>
           <w:szCs w:val="21"/>
         </w:rPr>
-        <w:t>backend</w:t>
+        <w:t xml:space="preserve"/>
       </w:r>
       <w:proofErr w:type="spellEnd"/>
       <w:r>
@@ -9111,7 +9111,7 @@
           <w:sz w:val="21"/>
           <w:szCs w:val="21"/>
         </w:rPr>
-        <w:t xml:space="preserve"> incorpora un modelo de </w:t>
+        <w:t xml:space="preserve"/>
       </w:r>
       <w:proofErr w:type="spellStart"/>
       <w:r>
@@ -9120,7 +9120,7 @@
           <w:sz w:val="21"/>
           <w:szCs w:val="21"/>
         </w:rPr>
-        <w:t>embeddings</w:t>
+        <w:t xml:space="preserve"/>
       </w:r>
       <w:proofErr w:type="spellEnd"/>
       <w:r>
@@ -9129,7 +9129,7 @@
           <w:sz w:val="21"/>
           <w:szCs w:val="21"/>
         </w:rPr>
-        <w:t xml:space="preserve"> de unos 470 MB descargado durante la construcción.</w:t>
+        <w:t xml:space="preserve"/>
       </w:r>
     </w:p>
     <w:p>
@@ -9841,7 +9841,7 @@
           <w:szCs w:val="19"/>
           <w:shd w:val="clear" w:color="auto" w:fill="F2F2F2"/>
         </w:rPr>
-        <w:t>frontend</w:t>
+        <w:t xml:space="preserve">frontend/.env</w:t>
       </w:r>
       <w:proofErr w:type="spellEnd"/>
       <w:proofErr w:type="gramStart"/>
@@ -9852,7 +9852,7 @@
           <w:szCs w:val="19"/>
           <w:shd w:val="clear" w:color="auto" w:fill="F2F2F2"/>
         </w:rPr>
-        <w:t>/.</w:t>
+        <w:t xml:space="preserve"/>
       </w:r>
       <w:proofErr w:type="spellStart"/>
       <w:r>
@@ -9862,7 +9862,7 @@
           <w:szCs w:val="19"/>
           <w:shd w:val="clear" w:color="auto" w:fill="F2F2F2"/>
         </w:rPr>
-        <w:t>env</w:t>
+        <w:t xml:space="preserve"/>
       </w:r>
       <w:proofErr w:type="gramEnd"/>
       <w:r>
@@ -9872,7 +9872,7 @@
           <w:szCs w:val="19"/>
           <w:shd w:val="clear" w:color="auto" w:fill="F2F2F2"/>
         </w:rPr>
-        <w:t>.local</w:t>
+        <w:t xml:space="preserve"/>
       </w:r>
       <w:proofErr w:type="spellEnd"/>
       <w:r>
@@ -9881,7 +9881,7 @@
           <w:sz w:val="21"/>
           <w:szCs w:val="21"/>
         </w:rPr>
-        <w:t>:</w:t>
+        <w:t xml:space="preserve"> (valores de tiempo de ejecución):</w:t>
       </w:r>
     </w:p>
     <w:tbl>
@@ -9938,17 +9938,17 @@
                 <w:sz w:val="18"/>
                 <w:szCs w:val="18"/>
               </w:rPr>
-              <w:t># Subdominio del BACKEND, incluyendo el sufijo /api</w:t>
-            </w:r>
-          </w:p>
-          <w:p>
-            <w:r>
-              <w:rPr>
-                <w:rFonts w:ascii="Consolas" w:eastAsia="Consolas" w:hAnsi="Consolas" w:cs="Consolas"/>
-                <w:sz w:val="18"/>
-                <w:szCs w:val="18"/>
-              </w:rPr>
-              <w:t>NEXT_PUBLIC_API_URL=https://api.guiadigital.ejemplo.cl/api</w:t>
+              <w:t xml:space="preserve"># NEXT_PUBLIC_API_URL ya no se define aqui: se incrusta durante</w:t>
+            </w:r>
+          </w:p>
+          <w:p>
+            <w:r>
+              <w:rPr>
+                <w:rFonts w:ascii="Consolas" w:eastAsia="Consolas" w:hAnsi="Consolas" w:cs="Consolas"/>
+                <w:sz w:val="18"/>
+                <w:szCs w:val="18"/>
+              </w:rPr>
+              <w:t xml:space="preserve"># el build. Va en el .env de la raiz del repo (ver 7.4).</w:t>
             </w:r>
           </w:p>
           <w:p/>
@@ -10064,7 +10064,7 @@
           <w:sz w:val="21"/>
           <w:szCs w:val="21"/>
         </w:rPr>
-        <w:t>backend</w:t>
+        <w:t xml:space="preserve">backend</w:t>
       </w:r>
       <w:proofErr w:type="spellEnd"/>
       <w:r>
@@ -10082,7 +10082,7 @@
           <w:sz w:val="21"/>
           <w:szCs w:val="21"/>
         </w:rPr>
-        <w:t>frontend</w:t>
+        <w:t xml:space="preserve">frontend</w:t>
       </w:r>
       <w:proofErr w:type="spellEnd"/>
       <w:r>
@@ -10100,7 +10100,7 @@
           <w:sz w:val="21"/>
           <w:szCs w:val="21"/>
         </w:rPr>
-        <w:t>frontend</w:t>
+        <w:t xml:space="preserve">frontend</w:t>
       </w:r>
       <w:proofErr w:type="spellEnd"/>
       <w:r>
@@ -10118,7 +10118,7 @@
           <w:sz w:val="21"/>
           <w:szCs w:val="21"/>
         </w:rPr>
-        <w:t>backend</w:t>
+        <w:t xml:space="preserve">backend</w:t>
       </w:r>
       <w:proofErr w:type="spellEnd"/>
       <w:r>
@@ -10127,7 +10127,7 @@
           <w:sz w:val="21"/>
           <w:szCs w:val="21"/>
         </w:rPr>
-        <w:t>. Un desajuste entre ellos produce errores de CORS o de redirección tras el inicio de sesión.</w:t>
+        <w:t xml:space="preserve">. Un desajuste entre ellos produce errores de CORS o de redirección tras el inicio de sesión. A diferencia de las demás, NEXT_PUBLIC_API_URL no se lee al arrancar el contenedor: queda incrustada en la aplicación durante la construcción de la imagen, por lo que cambiarla obliga a reconstruir el frontend.</w:t>
       </w:r>
     </w:p>
     <w:p>
@@ -10168,7 +10168,7 @@
           <w:sz w:val="21"/>
           <w:szCs w:val="21"/>
         </w:rPr>
-        <w:t>Compose</w:t>
+        <w:t xml:space="preserve">Compose</w:t>
       </w:r>
       <w:proofErr w:type="spellEnd"/>
       <w:r>
@@ -10187,7 +10187,7 @@
           <w:szCs w:val="19"/>
           <w:shd w:val="clear" w:color="auto" w:fill="F2F2F2"/>
         </w:rPr>
-        <w:t>docker-compose.prod.yml</w:t>
+        <w:t xml:space="preserve">docker-compose.prod.yml</w:t>
       </w:r>
       <w:proofErr w:type="spellEnd"/>
       <w:r>
@@ -10206,7 +10206,7 @@
           <w:szCs w:val="19"/>
           <w:shd w:val="clear" w:color="auto" w:fill="F2F2F2"/>
         </w:rPr>
-        <w:t>docker-compose.yml</w:t>
+        <w:t xml:space="preserve">docker-compose.yml</w:t>
       </w:r>
       <w:proofErr w:type="spellEnd"/>
       <w:r>
@@ -10215,7 +10215,7 @@
           <w:sz w:val="21"/>
           <w:szCs w:val="21"/>
         </w:rPr>
-        <w:t>, que es solo para desarrollo local.</w:t>
+        <w:t xml:space="preserve">, que es solo para desarrollo local. El archivo de producción levanta los tres componentes del sistema —base de datos, backend y frontend— en contenedores, y define por si mismo la variable BACKEND_INTERNAL_URL para que el servidor de Next.js hable con el backend por la red interna de Docker: no requiere configuracion manual.</w:t>
       </w:r>
     </w:p>
     <w:p>
@@ -10278,7 +10278,7 @@
                 <w:szCs w:val="18"/>
               </w:rPr>
               <w:lastRenderedPageBreak/>
-              <w:t xml:space="preserve"># 1. Credenciales de la base de datos, en un </w:t>
+              <w:t xml:space="preserve"># 1. Variables de despliegue, en un archivo .env en la raiz del repo</w:t>
             </w:r>
             <w:proofErr w:type="gramStart"/>
             <w:r>
@@ -10287,7 +10287,7 @@
                 <w:sz w:val="18"/>
                 <w:szCs w:val="18"/>
               </w:rPr>
-              <w:t>archivo .</w:t>
+              <w:t xml:space="preserve"/>
             </w:r>
             <w:proofErr w:type="spellStart"/>
             <w:r>
@@ -10296,7 +10296,7 @@
                 <w:sz w:val="18"/>
                 <w:szCs w:val="18"/>
               </w:rPr>
-              <w:t>env</w:t>
+              <w:t xml:space="preserve"/>
             </w:r>
             <w:proofErr w:type="spellEnd"/>
             <w:proofErr w:type="gramEnd"/>
@@ -10306,7 +10306,7 @@
                 <w:sz w:val="18"/>
                 <w:szCs w:val="18"/>
               </w:rPr>
-              <w:t xml:space="preserve"> en la </w:t>
+              <w:t xml:space="preserve"/>
             </w:r>
             <w:proofErr w:type="spellStart"/>
             <w:r>
@@ -10315,7 +10315,7 @@
                 <w:sz w:val="18"/>
                 <w:szCs w:val="18"/>
               </w:rPr>
-              <w:t>raiz</w:t>
+              <w:t xml:space="preserve"/>
             </w:r>
             <w:proofErr w:type="spellEnd"/>
             <w:r>
@@ -10324,7 +10324,7 @@
                 <w:sz w:val="18"/>
                 <w:szCs w:val="18"/>
               </w:rPr>
-              <w:t xml:space="preserve"> del repo</w:t>
+              <w:t xml:space="preserve"/>
             </w:r>
           </w:p>
           <w:p>
@@ -10340,7 +10340,7 @@
                 <w:szCs w:val="18"/>
                 <w:lang w:val="en-US"/>
               </w:rPr>
-              <w:t xml:space="preserve"># </w:t>
+              <w:t xml:space="preserve">#    (ver .env.example): POSTGRES_*, y NEXT_PUBLIC_API_URL del frontend</w:t>
             </w:r>
             <w:proofErr w:type="gramStart"/>
             <w:r>
@@ -10350,7 +10350,7 @@
                 <w:szCs w:val="18"/>
                 <w:lang w:val="en-US"/>
               </w:rPr>
-              <w:t xml:space="preserve">   (</w:t>
+              <w:t xml:space="preserve"/>
             </w:r>
             <w:proofErr w:type="spellStart"/>
             <w:r>
@@ -10360,7 +10360,7 @@
                 <w:szCs w:val="18"/>
                 <w:lang w:val="en-US"/>
               </w:rPr>
-              <w:t>ver</w:t>
+              <w:t xml:space="preserve"/>
             </w:r>
             <w:proofErr w:type="spellEnd"/>
             <w:r>
@@ -10370,7 +10370,7 @@
                 <w:szCs w:val="18"/>
                 <w:lang w:val="en-US"/>
               </w:rPr>
-              <w:t xml:space="preserve"> .</w:t>
+              <w:t xml:space="preserve"/>
             </w:r>
             <w:proofErr w:type="spellStart"/>
             <w:r>
@@ -10380,7 +10380,7 @@
                 <w:szCs w:val="18"/>
                 <w:lang w:val="en-US"/>
               </w:rPr>
-              <w:t>env</w:t>
+              <w:t xml:space="preserve"/>
             </w:r>
             <w:proofErr w:type="gramEnd"/>
             <w:r>
@@ -10390,7 +10390,7 @@
                 <w:szCs w:val="18"/>
                 <w:lang w:val="en-US"/>
               </w:rPr>
-              <w:t>.example</w:t>
+              <w:t xml:space="preserve"/>
             </w:r>
             <w:proofErr w:type="spellEnd"/>
             <w:r>
@@ -10400,7 +10400,7 @@
                 <w:szCs w:val="18"/>
                 <w:lang w:val="en-US"/>
               </w:rPr>
-              <w:t>): POSTGRES_USER, POSTGRES_PASSWORD, POSTGRES_DB</w:t>
+              <w:t xml:space="preserve"/>
             </w:r>
           </w:p>
           <w:p>
@@ -10423,7 +10423,7 @@
                 <w:szCs w:val="18"/>
                 <w:lang w:val="en-US"/>
               </w:rPr>
-              <w:t xml:space="preserve"># 2. Backend + base de </w:t>
+              <w:t xml:space="preserve"># 2. Base de datos, backend y frontend</w:t>
             </w:r>
             <w:proofErr w:type="spellStart"/>
             <w:r>
@@ -10433,7 +10433,7 @@
                 <w:szCs w:val="18"/>
                 <w:lang w:val="en-US"/>
               </w:rPr>
-              <w:t>datos</w:t>
+              <w:t xml:space="preserve"/>
             </w:r>
             <w:proofErr w:type="spellEnd"/>
           </w:p>
@@ -10628,7 +10628,7 @@
                 <w:szCs w:val="18"/>
                 <w:lang w:val="en-US"/>
               </w:rPr>
-              <w:t># 4. Frontend</w:t>
+              <w:t xml:space="preserve"># 4. Verificar que los tres servicios quedaron en ejecucion</w:t>
             </w:r>
           </w:p>
           <w:p>
@@ -10644,7 +10644,7 @@
                 <w:szCs w:val="18"/>
                 <w:lang w:val="en-US"/>
               </w:rPr>
-              <w:t>cd frontend</w:t>
+              <w:t xml:space="preserve">docker compose -f docker-compose.prod.yml ps</w:t>
             </w:r>
           </w:p>
           <w:p>
@@ -10661,7 +10661,7 @@
                 <w:szCs w:val="18"/>
                 <w:lang w:val="en-US"/>
               </w:rPr>
-              <w:t>npm</w:t>
+              <w:t xml:space="preserve"/>
             </w:r>
             <w:proofErr w:type="spellEnd"/>
             <w:r>
@@ -10671,7 +10671,7 @@
                 <w:szCs w:val="18"/>
                 <w:lang w:val="en-US"/>
               </w:rPr>
-              <w:t xml:space="preserve"> ci</w:t>
+              <w:t xml:space="preserve"/>
             </w:r>
           </w:p>
           <w:p>
@@ -10688,7 +10688,7 @@
                 <w:szCs w:val="18"/>
                 <w:lang w:val="en-US"/>
               </w:rPr>
-              <w:t>npm</w:t>
+              <w:t xml:space="preserve"># El frontend escucha en 127.0.0.1:3000 y el backend en 127.0.0.1:8000;</w:t>
             </w:r>
             <w:proofErr w:type="spellEnd"/>
             <w:r>
@@ -10698,7 +10698,7 @@
                 <w:szCs w:val="18"/>
                 <w:lang w:val="en-US"/>
               </w:rPr>
-              <w:t xml:space="preserve"> run build</w:t>
+              <w:t xml:space="preserve"/>
             </w:r>
           </w:p>
           <w:p>
@@ -10709,7 +10709,7 @@
                 <w:sz w:val="18"/>
                 <w:szCs w:val="18"/>
               </w:rPr>
-              <w:t>npm</w:t>
+              <w:t xml:space="preserve"># nginx es quien los expone hacia afuera (seccion 7.5).</w:t>
             </w:r>
             <w:proofErr w:type="spellEnd"/>
             <w:r>
@@ -10718,7 +10718,7 @@
                 <w:sz w:val="18"/>
                 <w:szCs w:val="18"/>
               </w:rPr>
-              <w:t xml:space="preserve"> run </w:t>
+              <w:t xml:space="preserve"/>
             </w:r>
             <w:proofErr w:type="spellStart"/>
             <w:r>
@@ -10727,7 +10727,7 @@
                 <w:sz w:val="18"/>
                 <w:szCs w:val="18"/>
               </w:rPr>
-              <w:t>start</w:t>
+              <w:t xml:space="preserve"/>
             </w:r>
             <w:proofErr w:type="spellEnd"/>
           </w:p>
@@ -17657,7 +17657,7 @@
                 <w:sz w:val="19"/>
                 <w:szCs w:val="19"/>
               </w:rPr>
-              <w:t xml:space="preserve">URL del </w:t>
+              <w:t xml:space="preserve">URL del backend con el sufijo /api. Se define en el .env de la raíz del repositorio y se incrusta durante la construcción de la imagen</w:t>
             </w:r>
             <w:proofErr w:type="spellStart"/>
             <w:r>
@@ -17666,7 +17666,7 @@
                 <w:sz w:val="19"/>
                 <w:szCs w:val="19"/>
               </w:rPr>
-              <w:t>backend</w:t>
+              <w:t xml:space="preserve"/>
             </w:r>
             <w:proofErr w:type="spellEnd"/>
             <w:r>
@@ -17675,7 +17675,7 @@
                 <w:sz w:val="19"/>
                 <w:szCs w:val="19"/>
               </w:rPr>
-              <w:t>, incluyendo el sufijo /api</w:t>
+              <w:t xml:space="preserve"/>
             </w:r>
           </w:p>
         </w:tc>
